--- a/2ºDAW/DIWEB ,DWEC Y PIDAWE/PIDAWE/1ºTrimestre/Anteproyecto.docx
+++ b/2ºDAW/DIWEB ,DWEC Y PIDAWE/PIDAWE/1ºTrimestre/Anteproyecto.docx
@@ -10,7 +10,7 @@
         <mc:AlternateContent>
           <mc:Choice Requires="wps">
             <w:drawing>
-              <wp:anchor distT="0" distB="0" distL="114300" distR="114300" simplePos="0" relativeHeight="251661312" behindDoc="0" locked="0" layoutInCell="1" allowOverlap="1" wp14:anchorId="75205457" wp14:editId="74507441">
+              <wp:anchor distT="0" distB="0" distL="114300" distR="114300" simplePos="0" relativeHeight="251661312" behindDoc="0" locked="0" layoutInCell="1" allowOverlap="1" wp14:anchorId="75205457" wp14:editId="6D187632">
                 <wp:simplePos x="0" y="0"/>
                 <wp:positionH relativeFrom="page">
                   <wp:posOffset>3578083</wp:posOffset>
@@ -115,7 +115,7 @@
           </mc:Choice>
           <mc:Fallback>
             <w:pict>
-              <v:rect w14:anchorId="75205457" id="Rectángulo 467" o:spid="_x0000_s1026" style="position:absolute;margin-left:281.75pt;margin-top:30.7pt;width:220.25pt;height:246.9pt;z-index:251661312;visibility:visible;mso-wrap-style:square;mso-wrap-distance-left:9pt;mso-wrap-distance-top:0;mso-wrap-distance-right:9pt;mso-wrap-distance-bottom:0;mso-position-horizontal:absolute;mso-position-horizontal-relative:page;mso-position-vertical:absolute;mso-position-vertical-relative:page;v-text-anchor:bottom" o:gfxdata="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" fillcolor="#44546a" stroked="f">
+              <v:rect w14:anchorId="75205457" id="Rectángulo 467" o:spid="_x0000_s1026" style="position:absolute;left:0;text-align:left;margin-left:281.75pt;margin-top:30.7pt;width:220.25pt;height:246.9pt;z-index:251661312;visibility:visible;mso-wrap-style:square;mso-wrap-distance-left:9pt;mso-wrap-distance-top:0;mso-wrap-distance-right:9pt;mso-wrap-distance-bottom:0;mso-position-horizontal:absolute;mso-position-horizontal-relative:page;mso-position-vertical:absolute;mso-position-vertical-relative:page;v-text-anchor:bottom" o:gfxdata="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" fillcolor="#44546a" stroked="f">
                 <v:textbox inset="14.4pt,14.4pt,14.4pt,28.8pt">
                   <w:txbxContent>
                     <w:p>
@@ -233,7 +233,7 @@
               </wp:anchor>
             </w:drawing>
           </mc:Choice>
-          <mc:Fallback xmlns:w16sdtfl="http://schemas.microsoft.com/office/word/2024/wordml/sdtformatlock" xmlns:w16du="http://schemas.microsoft.com/office/word/2023/wordml/word16du" xmlns:oel="http://schemas.microsoft.com/office/2019/extlst">
+          <mc:Fallback xmlns:oel="http://schemas.microsoft.com/office/2019/extlst" xmlns:w16du="http://schemas.microsoft.com/office/word/2023/wordml/word16du" xmlns:w16sdtfl="http://schemas.microsoft.com/office/word/2024/wordml/sdtformatlock">
             <w:pict>
               <v:rect w14:anchorId="1B4A0C17" id="Rectángulo 468" o:spid="_x0000_s1026" style="position:absolute;margin-left:195.6pt;margin-top:20.65pt;width:271.65pt;height:587.7pt;z-index:251660288;visibility:visible;mso-wrap-style:square;mso-wrap-distance-left:9pt;mso-wrap-distance-top:0;mso-wrap-distance-right:9pt;mso-wrap-distance-bottom:0;mso-position-horizontal:absolute;mso-position-horizontal-relative:margin;mso-position-vertical:absolute;mso-position-vertical-relative:page;v-text-anchor:top" o:gfxdata="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" strokecolor="#767171" strokeweight=".44092mm">
                 <v:textbox inset="0,0,0,0"/>
@@ -307,7 +307,7 @@
           </mc:Choice>
           <mc:Fallback>
             <w:pict>
-              <v:rect w14:anchorId="180F9728" id="Rectángulo 466" o:spid="_x0000_s1027" style="position:absolute;margin-left:6.5pt;margin-top:17.5pt;width:581.4pt;height:715.95pt;z-index:-251652096;visibility:visible;mso-wrap-style:square;mso-wrap-distance-left:9pt;mso-wrap-distance-top:0;mso-wrap-distance-right:9pt;mso-wrap-distance-bottom:0;mso-position-horizontal:absolute;mso-position-horizontal-relative:page;mso-position-vertical:absolute;mso-position-vertical-relative:page;v-text-anchor:middle" o:gfxdata="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" fillcolor="#dae3f3" stroked="f">
+              <v:rect w14:anchorId="180F9728" id="Rectángulo 466" o:spid="_x0000_s1027" style="position:absolute;left:0;text-align:left;margin-left:6.5pt;margin-top:17.5pt;width:581.4pt;height:715.95pt;z-index:-251652096;visibility:visible;mso-wrap-style:square;mso-wrap-distance-left:9pt;mso-wrap-distance-top:0;mso-wrap-distance-right:9pt;mso-wrap-distance-bottom:0;mso-position-horizontal:absolute;mso-position-horizontal-relative:page;mso-position-vertical:absolute;mso-position-vertical-relative:page;v-text-anchor:middle" o:gfxdata="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" fillcolor="#dae3f3" stroked="f">
                 <v:fill color2="#8faadc" focus="100%" type="gradient">
                   <o:fill v:ext="view" type="gradientUnscaled"/>
                 </v:fill>
@@ -380,16 +380,16 @@
           <w:szCs w:val="21"/>
         </w:rPr>
         <w:drawing>
-          <wp:anchor distT="0" distB="0" distL="114300" distR="114300" simplePos="0" relativeHeight="251666432" behindDoc="0" locked="0" layoutInCell="1" allowOverlap="1" wp14:anchorId="461C217C" wp14:editId="403D79F9">
+          <wp:anchor distT="0" distB="0" distL="114300" distR="114300" simplePos="0" relativeHeight="251671552" behindDoc="0" locked="0" layoutInCell="1" allowOverlap="1" wp14:anchorId="200FB8A1" wp14:editId="0A71E8F2">
             <wp:simplePos x="0" y="0"/>
             <wp:positionH relativeFrom="margin">
-              <wp:posOffset>2531991</wp:posOffset>
+              <wp:posOffset>2581909</wp:posOffset>
             </wp:positionH>
             <wp:positionV relativeFrom="paragraph">
-              <wp:posOffset>1198494</wp:posOffset>
+              <wp:posOffset>1038013</wp:posOffset>
             </wp:positionV>
-            <wp:extent cx="1765999" cy="1777300"/>
-            <wp:effectExtent l="0" t="0" r="5651" b="0"/>
+            <wp:extent cx="1761067" cy="1634067"/>
+            <wp:effectExtent l="0" t="0" r="0" b="4445"/>
             <wp:wrapNone/>
             <wp:docPr id="4" name="Imagen 11"/>
             <wp:cNvGraphicFramePr/>
@@ -410,7 +410,7 @@
                   <pic:spPr>
                     <a:xfrm>
                       <a:off x="0" y="0"/>
-                      <a:ext cx="1765999" cy="1777300"/>
+                      <a:ext cx="1768489" cy="1640954"/>
                     </a:xfrm>
                     <a:prstGeom prst="rect">
                       <a:avLst/>
@@ -424,6 +424,12 @@
                 </pic:pic>
               </a:graphicData>
             </a:graphic>
+            <wp14:sizeRelH relativeFrom="margin">
+              <wp14:pctWidth>0</wp14:pctWidth>
+            </wp14:sizeRelH>
+            <wp14:sizeRelV relativeFrom="margin">
+              <wp14:pctHeight>0</wp14:pctHeight>
+            </wp14:sizeRelV>
           </wp:anchor>
         </w:drawing>
       </w:r>
@@ -434,13 +440,13 @@
           <w:szCs w:val="21"/>
         </w:rPr>
         <w:drawing>
-          <wp:anchor distT="0" distB="0" distL="114300" distR="114300" simplePos="0" relativeHeight="251667456" behindDoc="0" locked="0" layoutInCell="1" allowOverlap="1" wp14:anchorId="117D1CD4" wp14:editId="07C79C8D">
+          <wp:anchor distT="0" distB="0" distL="114300" distR="114300" simplePos="0" relativeHeight="251673600" behindDoc="0" locked="0" layoutInCell="1" allowOverlap="1" wp14:anchorId="43B9B194" wp14:editId="7E5ABF61">
             <wp:simplePos x="0" y="0"/>
             <wp:positionH relativeFrom="margin">
-              <wp:posOffset>4368408</wp:posOffset>
+              <wp:posOffset>4427855</wp:posOffset>
             </wp:positionH>
             <wp:positionV relativeFrom="paragraph">
-              <wp:posOffset>2335304</wp:posOffset>
+              <wp:posOffset>2135505</wp:posOffset>
             </wp:positionV>
             <wp:extent cx="1383276" cy="1383276"/>
             <wp:effectExtent l="0" t="0" r="7374" b="7374"/>
@@ -488,7 +494,7 @@
         <mc:AlternateContent>
           <mc:Choice Requires="wps">
             <w:drawing>
-              <wp:anchor distT="0" distB="0" distL="114300" distR="114300" simplePos="0" relativeHeight="251665408" behindDoc="0" locked="0" layoutInCell="1" allowOverlap="1" wp14:anchorId="0FCD9528" wp14:editId="5CDFE164">
+              <wp:anchor distT="0" distB="0" distL="114300" distR="114300" simplePos="0" relativeHeight="251665408" behindDoc="0" locked="0" layoutInCell="1" allowOverlap="1" wp14:anchorId="0FCD9528" wp14:editId="364B3E17">
                 <wp:simplePos x="0" y="0"/>
                 <wp:positionH relativeFrom="page">
                   <wp:posOffset>3228142</wp:posOffset>
@@ -552,7 +558,7 @@
                 <v:stroke joinstyle="miter"/>
                 <v:path gradientshapeok="t" o:connecttype="rect"/>
               </v:shapetype>
-              <v:shape id="Cuadro de texto 465" o:spid="_x0000_s1028" type="#_x0000_t202" style="position:absolute;margin-left:254.2pt;margin-top:560.65pt;width:214.3pt;height:21.15pt;z-index:251665408;visibility:visible;mso-wrap-style:square;mso-wrap-distance-left:9pt;mso-wrap-distance-top:0;mso-wrap-distance-right:9pt;mso-wrap-distance-bottom:0;mso-position-horizontal:absolute;mso-position-horizontal-relative:page;mso-position-vertical:absolute;mso-position-vertical-relative:page;v-text-anchor:bottom" o:gfxdata="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" filled="f" stroked="f">
+              <v:shape id="Cuadro de texto 465" o:spid="_x0000_s1028" type="#_x0000_t202" style="position:absolute;left:0;text-align:left;margin-left:254.2pt;margin-top:560.65pt;width:214.3pt;height:21.15pt;z-index:251665408;visibility:visible;mso-wrap-style:square;mso-wrap-distance-left:9pt;mso-wrap-distance-top:0;mso-wrap-distance-right:9pt;mso-wrap-distance-bottom:0;mso-position-horizontal:absolute;mso-position-horizontal-relative:page;mso-position-vertical:absolute;mso-position-vertical-relative:page;v-text-anchor:bottom" o:gfxdata="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" filled="f" stroked="f">
                 <v:textbox style="mso-fit-shape-to-text:t">
                   <w:txbxContent>
                     <w:p>
@@ -624,7 +630,7 @@
               </wp:anchor>
             </w:drawing>
           </mc:Choice>
-          <mc:Fallback xmlns:w16sdtfl="http://schemas.microsoft.com/office/word/2024/wordml/sdtformatlock" xmlns:w16du="http://schemas.microsoft.com/office/word/2023/wordml/word16du" xmlns:oel="http://schemas.microsoft.com/office/2019/extlst">
+          <mc:Fallback xmlns:oel="http://schemas.microsoft.com/office/2019/extlst" xmlns:w16du="http://schemas.microsoft.com/office/word/2023/wordml/word16du" xmlns:w16sdtfl="http://schemas.microsoft.com/office/word/2024/wordml/sdtformatlock">
             <w:pict>
               <v:rect w14:anchorId="7621D849" id="Rectángulo 469" o:spid="_x0000_s1026" style="position:absolute;margin-left:258.6pt;margin-top:580.2pt;width:220.25pt;height:9.3pt;z-index:251663360;visibility:visible;mso-wrap-style:square;mso-wrap-distance-left:9pt;mso-wrap-distance-top:0;mso-wrap-distance-right:9pt;mso-wrap-distance-bottom:0;mso-position-horizontal:absolute;mso-position-horizontal-relative:page;mso-position-vertical:absolute;mso-position-vertical-relative:page;v-text-anchor:top" o:gfxdata="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" fillcolor="#4472c4" stroked="f">
                 <v:textbox inset="0,0,0,0"/>
@@ -715,7 +721,7 @@
           </mc:Choice>
           <mc:Fallback>
             <w:pict>
-              <v:shape w14:anchorId="7F481191" id="Cuadro de texto 470" o:spid="_x0000_s1029" type="#_x0000_t202" style="position:absolute;margin-left:180.8pt;margin-top:294pt;width:304.5pt;height:71.2pt;z-index:251662336;visibility:visible;mso-wrap-style:square;mso-wrap-distance-left:9pt;mso-wrap-distance-top:0;mso-wrap-distance-right:9pt;mso-wrap-distance-bottom:0;mso-position-horizontal:absolute;mso-position-horizontal-relative:margin;mso-position-vertical:absolute;mso-position-vertical-relative:page;v-text-anchor:top" o:gfxdata="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" filled="f" stroked="f">
+              <v:shape w14:anchorId="7F481191" id="Cuadro de texto 470" o:spid="_x0000_s1029" type="#_x0000_t202" style="position:absolute;left:0;text-align:left;margin-left:180.8pt;margin-top:294pt;width:304.5pt;height:71.2pt;z-index:251662336;visibility:visible;mso-wrap-style:square;mso-wrap-distance-left:9pt;mso-wrap-distance-top:0;mso-wrap-distance-right:9pt;mso-wrap-distance-bottom:0;mso-position-horizontal:absolute;mso-position-horizontal-relative:margin;mso-position-vertical:absolute;mso-position-vertical-relative:page;v-text-anchor:top" o:gfxdata="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" filled="f" stroked="f">
                 <v:textbox style="mso-fit-shape-to-text:t">
                   <w:txbxContent>
                     <w:p>
@@ -809,7 +815,7 @@
         </w:rPr>
         <w:fldChar w:fldCharType="separate"/>
       </w:r>
-      <w:hyperlink w:anchor="_Toc211594643" w:history="1">
+      <w:hyperlink w:anchor="_Toc211763900" w:history="1">
         <w:r>
           <w:rPr>
             <w:rStyle w:val="Hipervnculo"/>
@@ -833,7 +839,7 @@
           <w:rPr>
             <w:noProof/>
           </w:rPr>
-          <w:instrText xml:space="preserve"> PAGEREF _Toc211594643 \h </w:instrText>
+          <w:instrText xml:space="preserve"> PAGEREF _Toc211763900 \h </w:instrText>
         </w:r>
         <w:r>
           <w:rPr>
@@ -875,7 +881,7 @@
           <w:lang w:eastAsia="es-ES" w:bidi="ar-SA"/>
         </w:rPr>
       </w:pPr>
-      <w:hyperlink w:anchor="_Toc211594644" w:history="1">
+      <w:hyperlink w:anchor="_Toc211763901" w:history="1">
         <w:r>
           <w:rPr>
             <w:rStyle w:val="Hipervnculo"/>
@@ -899,7 +905,7 @@
           <w:rPr>
             <w:noProof/>
           </w:rPr>
-          <w:instrText xml:space="preserve"> PAGEREF _Toc211594644 \h </w:instrText>
+          <w:instrText xml:space="preserve"> PAGEREF _Toc211763901 \h </w:instrText>
         </w:r>
         <w:r>
           <w:rPr>
@@ -928,7 +934,7 @@
     </w:p>
     <w:p>
       <w:pPr>
-        <w:pStyle w:val="TDC1"/>
+        <w:pStyle w:val="TDC3"/>
         <w:tabs>
           <w:tab w:val="right" w:leader="dot" w:pos="9628"/>
         </w:tabs>
@@ -941,13 +947,13 @@
           <w:lang w:eastAsia="es-ES" w:bidi="ar-SA"/>
         </w:rPr>
       </w:pPr>
-      <w:hyperlink w:anchor="_Toc211594645" w:history="1">
+      <w:hyperlink w:anchor="_Toc211763902" w:history="1">
         <w:r>
           <w:rPr>
             <w:rStyle w:val="Hipervnculo"/>
             <w:noProof/>
           </w:rPr>
-          <w:t>3.Objetivos a cumplir del proyecto planteado (CE: 2.d, 2.e)</w:t>
+          <w:t>2.a) Clasificación del sector y empresas relacionadas</w:t>
         </w:r>
         <w:r>
           <w:rPr>
@@ -965,7 +971,7 @@
           <w:rPr>
             <w:noProof/>
           </w:rPr>
-          <w:instrText xml:space="preserve"> PAGEREF _Toc211594645 \h </w:instrText>
+          <w:instrText xml:space="preserve"> PAGEREF _Toc211763902 \h </w:instrText>
         </w:r>
         <w:r>
           <w:rPr>
@@ -994,7 +1000,7 @@
     </w:p>
     <w:p>
       <w:pPr>
-        <w:pStyle w:val="TDC2"/>
+        <w:pStyle w:val="TDC3"/>
         <w:tabs>
           <w:tab w:val="right" w:leader="dot" w:pos="9628"/>
         </w:tabs>
@@ -1007,13 +1013,13 @@
           <w:lang w:eastAsia="es-ES" w:bidi="ar-SA"/>
         </w:rPr>
       </w:pPr>
-      <w:hyperlink w:anchor="_Toc211594646" w:history="1">
+      <w:hyperlink w:anchor="_Toc211763903" w:history="1">
         <w:r>
           <w:rPr>
             <w:rStyle w:val="Hipervnculo"/>
             <w:noProof/>
           </w:rPr>
-          <w:t>A. Objetivos del Proyecto</w:t>
+          <w:t>2.c) Necesidades actuales del sector</w:t>
         </w:r>
         <w:r>
           <w:rPr>
@@ -1031,7 +1037,7 @@
           <w:rPr>
             <w:noProof/>
           </w:rPr>
-          <w:instrText xml:space="preserve"> PAGEREF _Toc211594646 \h </w:instrText>
+          <w:instrText xml:space="preserve"> PAGEREF _Toc211763903 \h </w:instrText>
         </w:r>
         <w:r>
           <w:rPr>
@@ -1060,7 +1066,7 @@
     </w:p>
     <w:p>
       <w:pPr>
-        <w:pStyle w:val="TDC2"/>
+        <w:pStyle w:val="TDC3"/>
         <w:tabs>
           <w:tab w:val="right" w:leader="dot" w:pos="9628"/>
         </w:tabs>
@@ -1073,13 +1079,13 @@
           <w:lang w:eastAsia="es-ES" w:bidi="ar-SA"/>
         </w:rPr>
       </w:pPr>
-      <w:hyperlink w:anchor="_Toc211594647" w:history="1">
+      <w:hyperlink w:anchor="_Toc211763904" w:history="1">
         <w:r>
           <w:rPr>
             <w:rStyle w:val="Hipervnculo"/>
             <w:noProof/>
           </w:rPr>
-          <w:t>B. Requisitos Funcionales</w:t>
+          <w:t>2.e) Tipo de proyecto necesario</w:t>
         </w:r>
         <w:r>
           <w:rPr>
@@ -1097,7 +1103,7 @@
           <w:rPr>
             <w:noProof/>
           </w:rPr>
-          <w:instrText xml:space="preserve"> PAGEREF _Toc211594647 \h </w:instrText>
+          <w:instrText xml:space="preserve"> PAGEREF _Toc211763904 \h </w:instrText>
         </w:r>
         <w:r>
           <w:rPr>
@@ -1114,7 +1120,7 @@
           <w:rPr>
             <w:noProof/>
           </w:rPr>
-          <w:t>5</w:t>
+          <w:t>4</w:t>
         </w:r>
         <w:r>
           <w:rPr>
@@ -1139,13 +1145,13 @@
           <w:lang w:eastAsia="es-ES" w:bidi="ar-SA"/>
         </w:rPr>
       </w:pPr>
-      <w:hyperlink w:anchor="_Toc211594648" w:history="1">
+      <w:hyperlink w:anchor="_Toc211763905" w:history="1">
         <w:r>
           <w:rPr>
             <w:rStyle w:val="Hipervnculo"/>
             <w:noProof/>
           </w:rPr>
-          <w:t>B.1 Tipo de Usuarios y Actores</w:t>
+          <w:t>Conclusión de la Justificación:</w:t>
         </w:r>
         <w:r>
           <w:rPr>
@@ -1163,7 +1169,7 @@
           <w:rPr>
             <w:noProof/>
           </w:rPr>
-          <w:instrText xml:space="preserve"> PAGEREF _Toc211594648 \h </w:instrText>
+          <w:instrText xml:space="preserve"> PAGEREF _Toc211763905 \h </w:instrText>
         </w:r>
         <w:r>
           <w:rPr>
@@ -1180,7 +1186,7 @@
           <w:rPr>
             <w:noProof/>
           </w:rPr>
-          <w:t>5</w:t>
+          <w:t>4</w:t>
         </w:r>
         <w:r>
           <w:rPr>
@@ -1192,7 +1198,7 @@
     </w:p>
     <w:p>
       <w:pPr>
-        <w:pStyle w:val="TDC3"/>
+        <w:pStyle w:val="TDC1"/>
         <w:tabs>
           <w:tab w:val="right" w:leader="dot" w:pos="9628"/>
         </w:tabs>
@@ -1205,15 +1211,13 @@
           <w:lang w:eastAsia="es-ES" w:bidi="ar-SA"/>
         </w:rPr>
       </w:pPr>
-      <w:hyperlink w:anchor="_Toc211594649" w:history="1">
+      <w:hyperlink w:anchor="_Toc211763906" w:history="1">
         <w:r>
           <w:rPr>
             <w:rStyle w:val="Hipervnculo"/>
-            <w:i/>
-            <w:iCs/>
-            <w:noProof/>
-          </w:rPr>
-          <w:t>B.2 Funcionalidades por sección</w:t>
+            <w:noProof/>
+          </w:rPr>
+          <w:t>3.Objetivos a cumplir del proyecto planteado (CE: 2.d, 2.e)</w:t>
         </w:r>
         <w:r>
           <w:rPr>
@@ -1231,7 +1235,7 @@
           <w:rPr>
             <w:noProof/>
           </w:rPr>
-          <w:instrText xml:space="preserve"> PAGEREF _Toc211594649 \h </w:instrText>
+          <w:instrText xml:space="preserve"> PAGEREF _Toc211763906 \h </w:instrText>
         </w:r>
         <w:r>
           <w:rPr>
@@ -1248,7 +1252,7 @@
           <w:rPr>
             <w:noProof/>
           </w:rPr>
-          <w:t>5</w:t>
+          <w:t>4</w:t>
         </w:r>
         <w:r>
           <w:rPr>
@@ -1273,13 +1277,13 @@
           <w:lang w:eastAsia="es-ES" w:bidi="ar-SA"/>
         </w:rPr>
       </w:pPr>
-      <w:hyperlink w:anchor="_Toc211594650" w:history="1">
+      <w:hyperlink w:anchor="_Toc211763907" w:history="1">
         <w:r>
           <w:rPr>
             <w:rStyle w:val="Hipervnculo"/>
             <w:noProof/>
           </w:rPr>
-          <w:t>C. Requisitos No Funcionales</w:t>
+          <w:t>A. Objetivos del Proyecto</w:t>
         </w:r>
         <w:r>
           <w:rPr>
@@ -1297,7 +1301,7 @@
           <w:rPr>
             <w:noProof/>
           </w:rPr>
-          <w:instrText xml:space="preserve"> PAGEREF _Toc211594650 \h </w:instrText>
+          <w:instrText xml:space="preserve"> PAGEREF _Toc211763907 \h </w:instrText>
         </w:r>
         <w:r>
           <w:rPr>
@@ -1314,7 +1318,7 @@
           <w:rPr>
             <w:noProof/>
           </w:rPr>
-          <w:t>6</w:t>
+          <w:t>5</w:t>
         </w:r>
         <w:r>
           <w:rPr>
@@ -1326,7 +1330,7 @@
     </w:p>
     <w:p>
       <w:pPr>
-        <w:pStyle w:val="TDC1"/>
+        <w:pStyle w:val="TDC2"/>
         <w:tabs>
           <w:tab w:val="right" w:leader="dot" w:pos="9628"/>
         </w:tabs>
@@ -1339,13 +1343,13 @@
           <w:lang w:eastAsia="es-ES" w:bidi="ar-SA"/>
         </w:rPr>
       </w:pPr>
-      <w:hyperlink w:anchor="_Toc211594651" w:history="1">
+      <w:hyperlink w:anchor="_Toc211763908" w:history="1">
         <w:r>
           <w:rPr>
             <w:rStyle w:val="Hipervnculo"/>
             <w:noProof/>
           </w:rPr>
-          <w:t>4.Lenguajes de programación a utilizar (Tecnologías)</w:t>
+          <w:t>B. Requisitos Funcionales</w:t>
         </w:r>
         <w:r>
           <w:rPr>
@@ -1363,7 +1367,7 @@
           <w:rPr>
             <w:noProof/>
           </w:rPr>
-          <w:instrText xml:space="preserve"> PAGEREF _Toc211594651 \h </w:instrText>
+          <w:instrText xml:space="preserve"> PAGEREF _Toc211763908 \h </w:instrText>
         </w:r>
         <w:r>
           <w:rPr>
@@ -1392,7 +1396,7 @@
     </w:p>
     <w:p>
       <w:pPr>
-        <w:pStyle w:val="TDC1"/>
+        <w:pStyle w:val="TDC3"/>
         <w:tabs>
           <w:tab w:val="right" w:leader="dot" w:pos="9628"/>
         </w:tabs>
@@ -1405,13 +1409,13 @@
           <w:lang w:eastAsia="es-ES" w:bidi="ar-SA"/>
         </w:rPr>
       </w:pPr>
-      <w:hyperlink w:anchor="_Toc211594652" w:history="1">
+      <w:hyperlink w:anchor="_Toc211763909" w:history="1">
         <w:r>
           <w:rPr>
             <w:rStyle w:val="Hipervnculo"/>
             <w:noProof/>
           </w:rPr>
-          <w:t>5.BBDD a utilizar (ya sea Relacional o No Relacional) (CE: 2.b, 2.e)</w:t>
+          <w:t>B.1 Tipo de Usuarios y Actores</w:t>
         </w:r>
         <w:r>
           <w:rPr>
@@ -1429,7 +1433,7 @@
           <w:rPr>
             <w:noProof/>
           </w:rPr>
-          <w:instrText xml:space="preserve"> PAGEREF _Toc211594652 \h </w:instrText>
+          <w:instrText xml:space="preserve"> PAGEREF _Toc211763909 \h </w:instrText>
         </w:r>
         <w:r>
           <w:rPr>
@@ -1458,7 +1462,7 @@
     </w:p>
     <w:p>
       <w:pPr>
-        <w:pStyle w:val="TDC1"/>
+        <w:pStyle w:val="TDC3"/>
         <w:tabs>
           <w:tab w:val="right" w:leader="dot" w:pos="9628"/>
         </w:tabs>
@@ -1471,13 +1475,15 @@
           <w:lang w:eastAsia="es-ES" w:bidi="ar-SA"/>
         </w:rPr>
       </w:pPr>
-      <w:hyperlink w:anchor="_Toc211594653" w:history="1">
+      <w:hyperlink w:anchor="_Toc211763910" w:history="1">
         <w:r>
           <w:rPr>
             <w:rStyle w:val="Hipervnculo"/>
-            <w:noProof/>
-          </w:rPr>
-          <w:t>6.Diagrama UML (CE: 1.i, 2.a)</w:t>
+            <w:i/>
+            <w:iCs/>
+            <w:noProof/>
+          </w:rPr>
+          <w:t>B.2 Funcionalidades por sección</w:t>
         </w:r>
         <w:r>
           <w:rPr>
@@ -1495,7 +1501,7 @@
           <w:rPr>
             <w:noProof/>
           </w:rPr>
-          <w:instrText xml:space="preserve"> PAGEREF _Toc211594653 \h </w:instrText>
+          <w:instrText xml:space="preserve"> PAGEREF _Toc211763910 \h </w:instrText>
         </w:r>
         <w:r>
           <w:rPr>
@@ -1524,7 +1530,7 @@
     </w:p>
     <w:p>
       <w:pPr>
-        <w:pStyle w:val="TDC1"/>
+        <w:pStyle w:val="TDC2"/>
         <w:tabs>
           <w:tab w:val="right" w:leader="dot" w:pos="9628"/>
         </w:tabs>
@@ -1537,13 +1543,13 @@
           <w:lang w:eastAsia="es-ES" w:bidi="ar-SA"/>
         </w:rPr>
       </w:pPr>
-      <w:hyperlink w:anchor="_Toc211594654" w:history="1">
+      <w:hyperlink w:anchor="_Toc211763911" w:history="1">
         <w:r>
           <w:rPr>
             <w:rStyle w:val="Hipervnculo"/>
             <w:noProof/>
           </w:rPr>
-          <w:t>7.Entornos de aplicación del proyecto:</w:t>
+          <w:t>C. Requisitos No Funcionales</w:t>
         </w:r>
         <w:r>
           <w:rPr>
@@ -1561,7 +1567,7 @@
           <w:rPr>
             <w:noProof/>
           </w:rPr>
-          <w:instrText xml:space="preserve"> PAGEREF _Toc211594654 \h </w:instrText>
+          <w:instrText xml:space="preserve"> PAGEREF _Toc211763911 \h </w:instrText>
         </w:r>
         <w:r>
           <w:rPr>
@@ -1590,7 +1596,7 @@
     </w:p>
     <w:p>
       <w:pPr>
-        <w:pStyle w:val="TDC2"/>
+        <w:pStyle w:val="TDC1"/>
         <w:tabs>
           <w:tab w:val="right" w:leader="dot" w:pos="9628"/>
         </w:tabs>
@@ -1603,13 +1609,13 @@
           <w:lang w:eastAsia="es-ES" w:bidi="ar-SA"/>
         </w:rPr>
       </w:pPr>
-      <w:hyperlink w:anchor="_Toc211594655" w:history="1">
+      <w:hyperlink w:anchor="_Toc211763912" w:history="1">
         <w:r>
           <w:rPr>
             <w:rStyle w:val="Hipervnculo"/>
             <w:noProof/>
           </w:rPr>
-          <w:t>Hardware Necesario</w:t>
+          <w:t>4.Lenguajes de programación a utilizar (Tecnologías)</w:t>
         </w:r>
         <w:r>
           <w:rPr>
@@ -1627,7 +1633,7 @@
           <w:rPr>
             <w:noProof/>
           </w:rPr>
-          <w:instrText xml:space="preserve"> PAGEREF _Toc211594655 \h </w:instrText>
+          <w:instrText xml:space="preserve"> PAGEREF _Toc211763912 \h </w:instrText>
         </w:r>
         <w:r>
           <w:rPr>
@@ -1644,7 +1650,7 @@
           <w:rPr>
             <w:noProof/>
           </w:rPr>
-          <w:t>7</w:t>
+          <w:t>8</w:t>
         </w:r>
         <w:r>
           <w:rPr>
@@ -1656,7 +1662,7 @@
     </w:p>
     <w:p>
       <w:pPr>
-        <w:pStyle w:val="TDC2"/>
+        <w:pStyle w:val="TDC1"/>
         <w:tabs>
           <w:tab w:val="right" w:leader="dot" w:pos="9628"/>
         </w:tabs>
@@ -1669,13 +1675,13 @@
           <w:lang w:eastAsia="es-ES" w:bidi="ar-SA"/>
         </w:rPr>
       </w:pPr>
-      <w:hyperlink w:anchor="_Toc211594656" w:history="1">
+      <w:hyperlink w:anchor="_Toc211763913" w:history="1">
         <w:r>
           <w:rPr>
             <w:rStyle w:val="Hipervnculo"/>
             <w:noProof/>
           </w:rPr>
-          <w:t>Software Necesario</w:t>
+          <w:t>5.BBDD a utilizar (ya sea Relacional o No Relacional) (CE: 2.b, 2.e)</w:t>
         </w:r>
         <w:r>
           <w:rPr>
@@ -1693,7 +1699,7 @@
           <w:rPr>
             <w:noProof/>
           </w:rPr>
-          <w:instrText xml:space="preserve"> PAGEREF _Toc211594656 \h </w:instrText>
+          <w:instrText xml:space="preserve"> PAGEREF _Toc211763913 \h </w:instrText>
         </w:r>
         <w:r>
           <w:rPr>
@@ -1710,7 +1716,7 @@
           <w:rPr>
             <w:noProof/>
           </w:rPr>
-          <w:t>7</w:t>
+          <w:t>8</w:t>
         </w:r>
         <w:r>
           <w:rPr>
@@ -1735,13 +1741,13 @@
           <w:lang w:eastAsia="es-ES" w:bidi="ar-SA"/>
         </w:rPr>
       </w:pPr>
-      <w:hyperlink w:anchor="_Toc211594657" w:history="1">
+      <w:hyperlink w:anchor="_Toc211763914" w:history="1">
         <w:r>
           <w:rPr>
             <w:rStyle w:val="Hipervnculo"/>
             <w:noProof/>
           </w:rPr>
-          <w:t>8.Fases de desarrollo del proyecto (CE: 2.c)</w:t>
+          <w:t>6.Diagrama UML (CE: 1.i, 2.a)</w:t>
         </w:r>
         <w:r>
           <w:rPr>
@@ -1759,7 +1765,7 @@
           <w:rPr>
             <w:noProof/>
           </w:rPr>
-          <w:instrText xml:space="preserve"> PAGEREF _Toc211594657 \h </w:instrText>
+          <w:instrText xml:space="preserve"> PAGEREF _Toc211763914 \h </w:instrText>
         </w:r>
         <w:r>
           <w:rPr>
@@ -1776,7 +1782,7 @@
           <w:rPr>
             <w:noProof/>
           </w:rPr>
-          <w:t>7</w:t>
+          <w:t>8</w:t>
         </w:r>
         <w:r>
           <w:rPr>
@@ -1801,13 +1807,13 @@
           <w:lang w:eastAsia="es-ES" w:bidi="ar-SA"/>
         </w:rPr>
       </w:pPr>
-      <w:hyperlink w:anchor="_Toc211594658" w:history="1">
+      <w:hyperlink w:anchor="_Toc211763915" w:history="1">
         <w:r>
           <w:rPr>
             <w:rStyle w:val="Hipervnculo"/>
             <w:noProof/>
           </w:rPr>
-          <w:t>9.Prototipo de Interfaz de usuario (al menos las principales)</w:t>
+          <w:t>7.Entornos de aplicación del proyecto:</w:t>
         </w:r>
         <w:r>
           <w:rPr>
@@ -1825,7 +1831,7 @@
           <w:rPr>
             <w:noProof/>
           </w:rPr>
-          <w:instrText xml:space="preserve"> PAGEREF _Toc211594658 \h </w:instrText>
+          <w:instrText xml:space="preserve"> PAGEREF _Toc211763915 \h </w:instrText>
         </w:r>
         <w:r>
           <w:rPr>
@@ -1842,7 +1848,7 @@
           <w:rPr>
             <w:noProof/>
           </w:rPr>
-          <w:t>8</w:t>
+          <w:t>9</w:t>
         </w:r>
         <w:r>
           <w:rPr>
@@ -1854,7 +1860,7 @@
     </w:p>
     <w:p>
       <w:pPr>
-        <w:pStyle w:val="TDC1"/>
+        <w:pStyle w:val="TDC2"/>
         <w:tabs>
           <w:tab w:val="right" w:leader="dot" w:pos="9628"/>
         </w:tabs>
@@ -1867,13 +1873,13 @@
           <w:lang w:eastAsia="es-ES" w:bidi="ar-SA"/>
         </w:rPr>
       </w:pPr>
-      <w:hyperlink w:anchor="_Toc211594659" w:history="1">
+      <w:hyperlink w:anchor="_Toc211763916" w:history="1">
         <w:r>
           <w:rPr>
             <w:rStyle w:val="Hipervnculo"/>
             <w:noProof/>
           </w:rPr>
-          <w:t>10.Relación del Proyecto con los Módulos del Ciclo Formativo realizando una breve justificación en cada uno de ellos</w:t>
+          <w:t>Hardware Necesario</w:t>
         </w:r>
         <w:r>
           <w:rPr>
@@ -1891,7 +1897,7 @@
           <w:rPr>
             <w:noProof/>
           </w:rPr>
-          <w:instrText xml:space="preserve"> PAGEREF _Toc211594659 \h </w:instrText>
+          <w:instrText xml:space="preserve"> PAGEREF _Toc211763916 \h </w:instrText>
         </w:r>
         <w:r>
           <w:rPr>
@@ -1908,7 +1914,7 @@
           <w:rPr>
             <w:noProof/>
           </w:rPr>
-          <w:t>8</w:t>
+          <w:t>9</w:t>
         </w:r>
         <w:r>
           <w:rPr>
@@ -1920,7 +1926,7 @@
     </w:p>
     <w:p>
       <w:pPr>
-        <w:pStyle w:val="TDC1"/>
+        <w:pStyle w:val="TDC2"/>
         <w:tabs>
           <w:tab w:val="right" w:leader="dot" w:pos="9628"/>
         </w:tabs>
@@ -1933,12 +1939,276 @@
           <w:lang w:eastAsia="es-ES" w:bidi="ar-SA"/>
         </w:rPr>
       </w:pPr>
-      <w:hyperlink w:anchor="_Toc211594660" w:history="1">
+      <w:hyperlink w:anchor="_Toc211763917" w:history="1">
         <w:r>
           <w:rPr>
             <w:rStyle w:val="Hipervnculo"/>
             <w:noProof/>
           </w:rPr>
+          <w:t>Software Necesario</w:t>
+        </w:r>
+        <w:r>
+          <w:rPr>
+            <w:noProof/>
+          </w:rPr>
+          <w:tab/>
+        </w:r>
+        <w:r>
+          <w:rPr>
+            <w:noProof/>
+          </w:rPr>
+          <w:fldChar w:fldCharType="begin"/>
+        </w:r>
+        <w:r>
+          <w:rPr>
+            <w:noProof/>
+          </w:rPr>
+          <w:instrText xml:space="preserve"> PAGEREF _Toc211763917 \h </w:instrText>
+        </w:r>
+        <w:r>
+          <w:rPr>
+            <w:noProof/>
+          </w:rPr>
+        </w:r>
+        <w:r>
+          <w:rPr>
+            <w:noProof/>
+          </w:rPr>
+          <w:fldChar w:fldCharType="separate"/>
+        </w:r>
+        <w:r>
+          <w:rPr>
+            <w:noProof/>
+          </w:rPr>
+          <w:t>9</w:t>
+        </w:r>
+        <w:r>
+          <w:rPr>
+            <w:noProof/>
+          </w:rPr>
+          <w:fldChar w:fldCharType="end"/>
+        </w:r>
+      </w:hyperlink>
+    </w:p>
+    <w:p>
+      <w:pPr>
+        <w:pStyle w:val="TDC1"/>
+        <w:tabs>
+          <w:tab w:val="right" w:leader="dot" w:pos="9628"/>
+        </w:tabs>
+        <w:rPr>
+          <w:rFonts w:asciiTheme="minorHAnsi" w:eastAsiaTheme="minorEastAsia" w:hAnsiTheme="minorHAnsi" w:cstheme="minorBidi"/>
+          <w:noProof/>
+          <w:kern w:val="0"/>
+          <w:sz w:val="22"/>
+          <w:szCs w:val="22"/>
+          <w:lang w:eastAsia="es-ES" w:bidi="ar-SA"/>
+        </w:rPr>
+      </w:pPr>
+      <w:hyperlink w:anchor="_Toc211763918" w:history="1">
+        <w:r>
+          <w:rPr>
+            <w:rStyle w:val="Hipervnculo"/>
+            <w:noProof/>
+          </w:rPr>
+          <w:t>8.Fases de desarrollo del proyecto (CE: 2.c)</w:t>
+        </w:r>
+        <w:r>
+          <w:rPr>
+            <w:noProof/>
+          </w:rPr>
+          <w:tab/>
+        </w:r>
+        <w:r>
+          <w:rPr>
+            <w:noProof/>
+          </w:rPr>
+          <w:fldChar w:fldCharType="begin"/>
+        </w:r>
+        <w:r>
+          <w:rPr>
+            <w:noProof/>
+          </w:rPr>
+          <w:instrText xml:space="preserve"> PAGEREF _Toc211763918 \h </w:instrText>
+        </w:r>
+        <w:r>
+          <w:rPr>
+            <w:noProof/>
+          </w:rPr>
+        </w:r>
+        <w:r>
+          <w:rPr>
+            <w:noProof/>
+          </w:rPr>
+          <w:fldChar w:fldCharType="separate"/>
+        </w:r>
+        <w:r>
+          <w:rPr>
+            <w:noProof/>
+          </w:rPr>
+          <w:t>10</w:t>
+        </w:r>
+        <w:r>
+          <w:rPr>
+            <w:noProof/>
+          </w:rPr>
+          <w:fldChar w:fldCharType="end"/>
+        </w:r>
+      </w:hyperlink>
+    </w:p>
+    <w:p>
+      <w:pPr>
+        <w:pStyle w:val="TDC1"/>
+        <w:tabs>
+          <w:tab w:val="right" w:leader="dot" w:pos="9628"/>
+        </w:tabs>
+        <w:rPr>
+          <w:rFonts w:asciiTheme="minorHAnsi" w:eastAsiaTheme="minorEastAsia" w:hAnsiTheme="minorHAnsi" w:cstheme="minorBidi"/>
+          <w:noProof/>
+          <w:kern w:val="0"/>
+          <w:sz w:val="22"/>
+          <w:szCs w:val="22"/>
+          <w:lang w:eastAsia="es-ES" w:bidi="ar-SA"/>
+        </w:rPr>
+      </w:pPr>
+      <w:hyperlink w:anchor="_Toc211763919" w:history="1">
+        <w:r>
+          <w:rPr>
+            <w:rStyle w:val="Hipervnculo"/>
+            <w:noProof/>
+          </w:rPr>
+          <w:t>9.Prototipo de Interfaz de usuario (al menos las principales)</w:t>
+        </w:r>
+        <w:r>
+          <w:rPr>
+            <w:noProof/>
+          </w:rPr>
+          <w:tab/>
+        </w:r>
+        <w:r>
+          <w:rPr>
+            <w:noProof/>
+          </w:rPr>
+          <w:fldChar w:fldCharType="begin"/>
+        </w:r>
+        <w:r>
+          <w:rPr>
+            <w:noProof/>
+          </w:rPr>
+          <w:instrText xml:space="preserve"> PAGEREF _Toc211763919 \h </w:instrText>
+        </w:r>
+        <w:r>
+          <w:rPr>
+            <w:noProof/>
+          </w:rPr>
+        </w:r>
+        <w:r>
+          <w:rPr>
+            <w:noProof/>
+          </w:rPr>
+          <w:fldChar w:fldCharType="separate"/>
+        </w:r>
+        <w:r>
+          <w:rPr>
+            <w:noProof/>
+          </w:rPr>
+          <w:t>10</w:t>
+        </w:r>
+        <w:r>
+          <w:rPr>
+            <w:noProof/>
+          </w:rPr>
+          <w:fldChar w:fldCharType="end"/>
+        </w:r>
+      </w:hyperlink>
+    </w:p>
+    <w:p>
+      <w:pPr>
+        <w:pStyle w:val="TDC1"/>
+        <w:tabs>
+          <w:tab w:val="right" w:leader="dot" w:pos="9628"/>
+        </w:tabs>
+        <w:rPr>
+          <w:rFonts w:asciiTheme="minorHAnsi" w:eastAsiaTheme="minorEastAsia" w:hAnsiTheme="minorHAnsi" w:cstheme="minorBidi"/>
+          <w:noProof/>
+          <w:kern w:val="0"/>
+          <w:sz w:val="22"/>
+          <w:szCs w:val="22"/>
+          <w:lang w:eastAsia="es-ES" w:bidi="ar-SA"/>
+        </w:rPr>
+      </w:pPr>
+      <w:hyperlink w:anchor="_Toc211763920" w:history="1">
+        <w:r>
+          <w:rPr>
+            <w:rStyle w:val="Hipervnculo"/>
+            <w:noProof/>
+          </w:rPr>
+          <w:t>10.Relación del Proyecto con los Módulos del Ciclo Formativo realizando una breve justificación en cada uno de ellos</w:t>
+        </w:r>
+        <w:r>
+          <w:rPr>
+            <w:noProof/>
+          </w:rPr>
+          <w:tab/>
+        </w:r>
+        <w:r>
+          <w:rPr>
+            <w:noProof/>
+          </w:rPr>
+          <w:fldChar w:fldCharType="begin"/>
+        </w:r>
+        <w:r>
+          <w:rPr>
+            <w:noProof/>
+          </w:rPr>
+          <w:instrText xml:space="preserve"> PAGEREF _Toc211763920 \h </w:instrText>
+        </w:r>
+        <w:r>
+          <w:rPr>
+            <w:noProof/>
+          </w:rPr>
+        </w:r>
+        <w:r>
+          <w:rPr>
+            <w:noProof/>
+          </w:rPr>
+          <w:fldChar w:fldCharType="separate"/>
+        </w:r>
+        <w:r>
+          <w:rPr>
+            <w:noProof/>
+          </w:rPr>
+          <w:t>11</w:t>
+        </w:r>
+        <w:r>
+          <w:rPr>
+            <w:noProof/>
+          </w:rPr>
+          <w:fldChar w:fldCharType="end"/>
+        </w:r>
+      </w:hyperlink>
+    </w:p>
+    <w:p>
+      <w:pPr>
+        <w:pStyle w:val="TDC1"/>
+        <w:tabs>
+          <w:tab w:val="right" w:leader="dot" w:pos="9628"/>
+        </w:tabs>
+        <w:rPr>
+          <w:rFonts w:asciiTheme="minorHAnsi" w:eastAsiaTheme="minorEastAsia" w:hAnsiTheme="minorHAnsi" w:cstheme="minorBidi"/>
+          <w:noProof/>
+          <w:kern w:val="0"/>
+          <w:sz w:val="22"/>
+          <w:szCs w:val="22"/>
+          <w:lang w:eastAsia="es-ES" w:bidi="ar-SA"/>
+        </w:rPr>
+      </w:pPr>
+      <w:hyperlink w:anchor="_Toc211763921" w:history="1">
+        <w:r>
+          <w:rPr>
+            <w:rStyle w:val="Hipervnculo"/>
+            <w:noProof/>
+          </w:rPr>
           <w:t>11.Bibliografía y fuentes</w:t>
         </w:r>
         <w:r>
@@ -1957,7 +2227,7 @@
           <w:rPr>
             <w:noProof/>
           </w:rPr>
-          <w:instrText xml:space="preserve"> PAGEREF _Toc211594660 \h </w:instrText>
+          <w:instrText xml:space="preserve"> PAGEREF _Toc211763921 \h </w:instrText>
         </w:r>
         <w:r>
           <w:rPr>
@@ -1974,7 +2244,7 @@
           <w:rPr>
             <w:noProof/>
           </w:rPr>
-          <w:t>8</w:t>
+          <w:t>11</w:t>
         </w:r>
         <w:r>
           <w:rPr>
@@ -2117,12 +2387,12 @@
       <w:pPr>
         <w:pStyle w:val="Ttulo1"/>
       </w:pPr>
-      <w:bookmarkStart w:id="9" w:name="_Toc211594643"/>
+      <w:bookmarkStart w:id="9" w:name="_Toc211763900"/>
+      <w:commentRangeStart w:id="10"/>
       <w:r>
         <w:lastRenderedPageBreak/>
         <w:t>1</w:t>
       </w:r>
-      <w:commentRangeStart w:id="10"/>
       <w:r>
         <w:t>.Título y Descripción BREVE del Proyecto</w:t>
       </w:r>
@@ -2131,57 +2401,81 @@
       <w:bookmarkEnd w:id="7"/>
       <w:bookmarkEnd w:id="8"/>
       <w:bookmarkEnd w:id="9"/>
-    </w:p>
-    <w:p>
-      <w:r>
-        <w:rPr>
-          <w:b/>
-          <w:bCs/>
-        </w:rPr>
-        <w:t xml:space="preserve">Título: </w:t>
-      </w:r>
-      <w:proofErr w:type="spellStart"/>
-      <w:r>
-        <w:t>Originals</w:t>
-      </w:r>
-      <w:proofErr w:type="spellEnd"/>
-      <w:r>
-        <w:t xml:space="preserve"> 3D y Chicota 3D</w:t>
-      </w:r>
-    </w:p>
-    <w:p>
-      <w:r>
-        <w:rPr>
-          <w:b/>
-          <w:bCs/>
-        </w:rPr>
-        <w:t xml:space="preserve">Descripción: </w:t>
-      </w:r>
-      <w:r>
-        <w:t>Desarrollo de una plataforma web que permitirá a los usuarios visualizar productos artesanales por categorías, consultar una galería de trabajos anteriores, obtener información general de la tienda y contactar mediante un formulario digital.</w:t>
-      </w:r>
       <w:commentRangeEnd w:id="10"/>
       <w:r>
         <w:rPr>
           <w:rStyle w:val="Refdecomentario"/>
-          <w:rFonts w:cs="Mangal"/>
+          <w:rFonts w:eastAsia="NSimSun" w:cs="Mangal"/>
+          <w:b w:val="0"/>
+          <w:bCs w:val="0"/>
         </w:rPr>
         <w:commentReference w:id="10"/>
       </w:r>
     </w:p>
     <w:p>
-      <w:pPr>
-        <w:pStyle w:val="Ttulo1"/>
-      </w:pPr>
       <w:bookmarkStart w:id="11" w:name="__RefHeading___Toc2320_1209921303"/>
       <w:bookmarkStart w:id="12" w:name="_Toc210721448"/>
       <w:bookmarkStart w:id="13" w:name="_Toc210722544"/>
       <w:bookmarkStart w:id="14" w:name="_Toc210895764"/>
-      <w:bookmarkStart w:id="15" w:name="_Toc211594644"/>
+      <w:r>
+        <w:t xml:space="preserve">El presente proyecto consiste en el desarrollo de una aplicación web denominada </w:t>
+      </w:r>
+      <w:r>
+        <w:rPr>
+          <w:b/>
+          <w:bCs/>
+        </w:rPr>
+        <w:t>“</w:t>
+      </w:r>
+      <w:proofErr w:type="spellStart"/>
+      <w:r>
+        <w:rPr>
+          <w:b/>
+          <w:bCs/>
+        </w:rPr>
+        <w:t>Originals</w:t>
+      </w:r>
+      <w:proofErr w:type="spellEnd"/>
+      <w:r>
+        <w:rPr>
+          <w:b/>
+          <w:bCs/>
+        </w:rPr>
+        <w:t xml:space="preserve"> y </w:t>
+      </w:r>
+      <w:r>
+        <w:rPr>
+          <w:b/>
+          <w:bCs/>
+        </w:rPr>
+        <w:t xml:space="preserve">Chicota 3D”, </w:t>
+      </w:r>
+      <w:r>
+        <w:t>una</w:t>
+      </w:r>
+      <w:r>
+        <w:t xml:space="preserve"> tienda online dedicada a la</w:t>
+      </w:r>
+      <w:r>
+        <w:t xml:space="preserve"> </w:t>
+      </w:r>
+      <w:r>
+        <w:t xml:space="preserve">venta de productos personalizados como siluetas, llaveros, cuadros 3D, figuras 3D, artículos cofrades y productos personalizados bajo demanda. </w:t>
+      </w:r>
+    </w:p>
+    <w:p>
+      <w:r>
+        <w:t>La plataforma permitirá a los usuarios navegar por el catálogo, consultar detalles de cada artículo y realizar pedidos, mientras que el administrador dispondrá de un panel privado para gestionar categorías, productos e imágenes.</w:t>
+      </w:r>
+    </w:p>
+    <w:p>
+      <w:pPr>
+        <w:pStyle w:val="Ttulo1"/>
+      </w:pPr>
+      <w:bookmarkStart w:id="15" w:name="_Toc211763901"/>
       <w:r>
         <w:t>2</w:t>
       </w:r>
-      <w:commentRangeStart w:id="16"/>
       <w:r>
         <w:t>.Justificación inicial del proyecto (CE: 1.a, 1.c, 1.e)</w:t>
       </w:r>
@@ -2192,79 +2486,447 @@
       <w:bookmarkEnd w:id="15"/>
     </w:p>
     <w:p>
-      <w:bookmarkStart w:id="17" w:name="__RefHeading___Toc2322_1209921303"/>
-      <w:bookmarkStart w:id="18" w:name="_Toc210721449"/>
-      <w:bookmarkStart w:id="19" w:name="_Toc210722545"/>
-      <w:r>
-        <w:t>La tienda "</w:t>
+      <w:pPr>
+        <w:pStyle w:val="Ttulo3"/>
+      </w:pPr>
+      <w:bookmarkStart w:id="16" w:name="_Toc211763902"/>
+      <w:bookmarkStart w:id="17" w:name="_Hlk211763941"/>
+      <w:bookmarkStart w:id="18" w:name="__RefHeading___Toc2322_1209921303"/>
+      <w:bookmarkStart w:id="19" w:name="_Toc210721449"/>
+      <w:bookmarkStart w:id="20" w:name="_Toc210722545"/>
+      <w:r>
+        <w:t>2</w:t>
+      </w:r>
+      <w:r>
+        <w:t>.a) Clasificación del sector y empresas relacionadas</w:t>
+      </w:r>
+      <w:bookmarkEnd w:id="16"/>
+    </w:p>
+    <w:p>
+      <w:pPr>
+        <w:rPr>
+          <w:sz w:val="22"/>
+          <w:szCs w:val="22"/>
+        </w:rPr>
+      </w:pPr>
+      <w:r>
+        <w:rPr>
+          <w:sz w:val="22"/>
+          <w:szCs w:val="22"/>
+        </w:rPr>
+        <w:t>El sector del comercio electrónico ha experimentado un crecimiento continuo en los últimos años, destacando especialmente los negocios basados en productos personalizados, artesanales y fabricados mediante tecnologías como la impresión 3D. Existen empresas orientadas a la artesanía personalizada, a productos cofrades y a la personalización bajo demanda, cuyo objetivo principal es ofrecer artículos adaptados a los gustos del cliente. Estas empresas suelen operar mediante plataformas online con catálogos visuales, pasarelas de pago, sistemas de contacto y personalización del producto.</w:t>
+      </w:r>
+    </w:p>
+    <w:bookmarkEnd w:id="17"/>
+    <w:p>
+      <w:pPr>
+        <w:pStyle w:val="Prrafodelista"/>
+        <w:rPr>
+          <w:rFonts w:cs="Arial"/>
+        </w:rPr>
+      </w:pPr>
+    </w:p>
+    <w:p>
+      <w:pPr>
+        <w:pStyle w:val="Ttulo3"/>
+      </w:pPr>
+      <w:bookmarkStart w:id="21" w:name="_Toc211763903"/>
+      <w:r>
+        <w:t>2</w:t>
+      </w:r>
+      <w:r>
+        <w:t>.</w:t>
+      </w:r>
+      <w:r>
+        <w:t>b</w:t>
+      </w:r>
+      <w:r>
+        <w:t>) Necesidades actuales del sector</w:t>
+      </w:r>
+      <w:bookmarkEnd w:id="21"/>
+    </w:p>
+    <w:p>
+      <w:pPr>
+        <w:rPr>
+          <w:sz w:val="22"/>
+          <w:szCs w:val="22"/>
+        </w:rPr>
+      </w:pPr>
+      <w:r>
+        <w:rPr>
+          <w:sz w:val="22"/>
+          <w:szCs w:val="22"/>
+        </w:rPr>
+        <w:t>Tras analizar diversas tiendas y negocios similares, se identifica una necesidad creciente de plataformas que integren en un único espacio: catálogo organizado, personalización del producto, buena experiencia de usuario y autogestión del catálogo por parte del administrador. Muchos negocios del sector carecen de una plataforma propia o dependen de redes sociales, lo que limita su gestión, alcance y profesionalidad.</w:t>
+      </w:r>
+    </w:p>
+    <w:p>
+      <w:pPr>
+        <w:pStyle w:val="Prrafodelista"/>
+        <w:rPr>
+          <w:rFonts w:cs="Arial"/>
+        </w:rPr>
+      </w:pPr>
+    </w:p>
+    <w:p>
+      <w:pPr>
+        <w:pStyle w:val="Ttulo3"/>
+      </w:pPr>
+      <w:bookmarkStart w:id="22" w:name="_Toc211763904"/>
+      <w:r>
+        <w:t>2</w:t>
+      </w:r>
+      <w:r>
+        <w:t>.</w:t>
+      </w:r>
+      <w:r>
+        <w:t>c</w:t>
+      </w:r>
+      <w:r>
+        <w:t>) Tipo de proyecto necesario</w:t>
+      </w:r>
+      <w:bookmarkEnd w:id="22"/>
+    </w:p>
+    <w:p>
+      <w:pPr>
+        <w:rPr>
+          <w:sz w:val="22"/>
+          <w:szCs w:val="22"/>
+        </w:rPr>
+      </w:pPr>
+      <w:r>
+        <w:rPr>
+          <w:sz w:val="22"/>
+          <w:szCs w:val="22"/>
+        </w:rPr>
+        <w:t>Para dar respuesta a estas necesidades, se propone una tienda web autogestionable, centrada en productos 3D y cofrades, que permita ampliar ventas, mejorar la presencia digital y ofrecer un catálogo ordenado con una navegación sencilla. El proyecto aporta valor porque mejora el modelo actual, facilita la compra al usuario y profesionaliza el trabajo del artesano, generando oportunidades reales de crecimiento económico.</w:t>
+      </w:r>
+    </w:p>
+    <w:p>
+      <w:pPr>
+        <w:pStyle w:val="Prrafodelista"/>
+        <w:rPr>
+          <w:rFonts w:cs="Arial"/>
+        </w:rPr>
+      </w:pPr>
+    </w:p>
+    <w:p>
+      <w:pPr>
+        <w:pStyle w:val="Ttulo3"/>
+      </w:pPr>
+      <w:bookmarkStart w:id="23" w:name="_Toc211763905"/>
+      <w:r>
+        <w:t>2.d)</w:t>
+      </w:r>
+      <w:r>
+        <w:t xml:space="preserve"> Conclusión</w:t>
+      </w:r>
+      <w:r>
+        <w:t xml:space="preserve"> de la Justificación:</w:t>
+      </w:r>
+      <w:bookmarkEnd w:id="23"/>
+    </w:p>
+    <w:p>
+      <w:pPr>
+        <w:rPr>
+          <w:sz w:val="22"/>
+          <w:szCs w:val="22"/>
+        </w:rPr>
+      </w:pPr>
+      <w:r>
+        <w:rPr>
+          <w:sz w:val="22"/>
+          <w:szCs w:val="22"/>
+        </w:rPr>
+        <w:t xml:space="preserve">El proyecto resuelve una necesidad real del mercado: disponer de una plataforma moderna, visual, escalable y autogestionable para la venta de artículos personalizados, aprovechando la tendencia creciente del e-commerce y la popularidad del </w:t>
       </w:r>
       <w:proofErr w:type="spellStart"/>
       <w:r>
-        <w:t>Originals</w:t>
+        <w:rPr>
+          <w:sz w:val="22"/>
+          <w:szCs w:val="22"/>
+        </w:rPr>
+        <w:t>merchandising</w:t>
       </w:r>
       <w:proofErr w:type="spellEnd"/>
       <w:r>
-        <w:t xml:space="preserve"> y Chicota 3D", dedicada a productos cofrades, necesita una plataforma online para mostrar su catálogo, trabajos realizados y facilitar el contacto con los clientes. Actualmente, no dispone de presencia digital, lo que limita su alcance y crecimiento.</w:t>
-      </w:r>
-    </w:p>
-    <w:p>
-      <w:r>
-        <w:t>Este proyecto permitirá desarrollar una web responsive e interactiva, adaptada a sus necesidades reales. A nivel formativo, es una oportunidad para aplicar conocimientos del ciclo en tecnologías web (</w:t>
-      </w:r>
-      <w:proofErr w:type="spellStart"/>
-      <w:r>
-        <w:t>frontend</w:t>
-      </w:r>
-      <w:proofErr w:type="spellEnd"/>
-      <w:r>
-        <w:t xml:space="preserve">, </w:t>
-      </w:r>
-      <w:proofErr w:type="spellStart"/>
-      <w:r>
-        <w:t>backend</w:t>
-      </w:r>
-      <w:proofErr w:type="spellEnd"/>
-      <w:r>
-        <w:t xml:space="preserve"> y bases de datos), desarrollando un proyecto escalable y profesional.</w:t>
-      </w:r>
-      <w:commentRangeEnd w:id="16"/>
-      <w:r>
-        <w:rPr>
-          <w:rStyle w:val="Refdecomentario"/>
-          <w:rFonts w:cs="Mangal"/>
-        </w:rPr>
-        <w:commentReference w:id="16"/>
-      </w:r>
-    </w:p>
-    <w:p/>
+        <w:rPr>
+          <w:sz w:val="22"/>
+          <w:szCs w:val="22"/>
+        </w:rPr>
+        <w:t xml:space="preserve"> 3D y cofrade.</w:t>
+      </w:r>
+    </w:p>
+    <w:p>
+      <w:bookmarkStart w:id="24" w:name="_Toc210895765"/>
+      <w:bookmarkStart w:id="25" w:name="_Toc211763906"/>
+    </w:p>
+    <w:p>
+      <w:pPr>
+        <w:pStyle w:val="Ttulo2"/>
+      </w:pPr>
+      <w:r>
+        <w:t xml:space="preserve">2.Estudio del </w:t>
+      </w:r>
+      <w:proofErr w:type="gramStart"/>
+      <w:r>
+        <w:t>Arte(</w:t>
+      </w:r>
+      <w:proofErr w:type="gramEnd"/>
+      <w:r>
+        <w:t>Análisis del mercado)</w:t>
+      </w:r>
+    </w:p>
+    <w:tbl>
+      <w:tblPr>
+        <w:tblStyle w:val="Tablaconcuadrcula"/>
+        <w:tblW w:w="10060" w:type="dxa"/>
+        <w:tblLook w:val="04A0" w:firstRow="1" w:lastRow="0" w:firstColumn="1" w:lastColumn="0" w:noHBand="0" w:noVBand="1"/>
+      </w:tblPr>
+      <w:tblGrid>
+        <w:gridCol w:w="1980"/>
+        <w:gridCol w:w="3260"/>
+        <w:gridCol w:w="1843"/>
+        <w:gridCol w:w="2977"/>
+      </w:tblGrid>
+      <w:tr>
+        <w:tc>
+          <w:tcPr>
+            <w:tcW w:w="1980" w:type="dxa"/>
+          </w:tcPr>
+          <w:p>
+            <w:pPr>
+              <w:pStyle w:val="Textbody"/>
+              <w:jc w:val="center"/>
+              <w:rPr>
+                <w:b/>
+                <w:bCs/>
+                <w:sz w:val="24"/>
+              </w:rPr>
+            </w:pPr>
+            <w:r>
+              <w:rPr>
+                <w:b/>
+                <w:bCs/>
+                <w:sz w:val="24"/>
+              </w:rPr>
+              <w:t>Aplicación</w:t>
+            </w:r>
+          </w:p>
+        </w:tc>
+        <w:tc>
+          <w:tcPr>
+            <w:tcW w:w="3260" w:type="dxa"/>
+          </w:tcPr>
+          <w:p>
+            <w:pPr>
+              <w:pStyle w:val="Textbody"/>
+              <w:jc w:val="center"/>
+              <w:rPr>
+                <w:b/>
+                <w:bCs/>
+                <w:sz w:val="24"/>
+              </w:rPr>
+            </w:pPr>
+            <w:r>
+              <w:rPr>
+                <w:b/>
+                <w:bCs/>
+                <w:sz w:val="24"/>
+              </w:rPr>
+              <w:t>Descripción del servicio</w:t>
+            </w:r>
+          </w:p>
+        </w:tc>
+        <w:tc>
+          <w:tcPr>
+            <w:tcW w:w="1843" w:type="dxa"/>
+          </w:tcPr>
+          <w:p>
+            <w:pPr>
+              <w:pStyle w:val="Textbody"/>
+              <w:jc w:val="center"/>
+              <w:rPr>
+                <w:b/>
+                <w:bCs/>
+                <w:sz w:val="24"/>
+              </w:rPr>
+            </w:pPr>
+            <w:r>
+              <w:rPr>
+                <w:b/>
+                <w:bCs/>
+                <w:sz w:val="24"/>
+              </w:rPr>
+              <w:t>Puntos fuertes</w:t>
+            </w:r>
+          </w:p>
+        </w:tc>
+        <w:tc>
+          <w:tcPr>
+            <w:tcW w:w="2977" w:type="dxa"/>
+          </w:tcPr>
+          <w:p>
+            <w:pPr>
+              <w:pStyle w:val="Textbody"/>
+              <w:jc w:val="center"/>
+              <w:rPr>
+                <w:b/>
+                <w:bCs/>
+                <w:sz w:val="24"/>
+              </w:rPr>
+            </w:pPr>
+            <w:r>
+              <w:rPr>
+                <w:b/>
+                <w:bCs/>
+                <w:sz w:val="24"/>
+              </w:rPr>
+              <w:t>Carencias detectadas</w:t>
+            </w:r>
+          </w:p>
+        </w:tc>
+      </w:tr>
+      <w:tr>
+        <w:tc>
+          <w:tcPr>
+            <w:tcW w:w="1980" w:type="dxa"/>
+          </w:tcPr>
+          <w:p>
+            <w:pPr>
+              <w:pStyle w:val="Textbody"/>
+            </w:pPr>
+            <w:r>
+              <w:t>Pasión Cofrade 3D</w:t>
+            </w:r>
+          </w:p>
+        </w:tc>
+        <w:tc>
+          <w:tcPr>
+            <w:tcW w:w="3260" w:type="dxa"/>
+          </w:tcPr>
+          <w:p>
+            <w:pPr>
+              <w:pStyle w:val="Textbody"/>
+            </w:pPr>
+            <w:r>
+              <w:t>Figuras religiosas impresas en 3D</w:t>
+            </w:r>
+          </w:p>
+        </w:tc>
+        <w:tc>
+          <w:tcPr>
+            <w:tcW w:w="1843" w:type="dxa"/>
+          </w:tcPr>
+          <w:p>
+            <w:pPr>
+              <w:pStyle w:val="Textbody"/>
+            </w:pPr>
+            <w:r>
+              <w:t>Catalogo extenso</w:t>
+            </w:r>
+          </w:p>
+        </w:tc>
+        <w:tc>
+          <w:tcPr>
+            <w:tcW w:w="2977" w:type="dxa"/>
+          </w:tcPr>
+          <w:p>
+            <w:pPr>
+              <w:pStyle w:val="Textbody"/>
+            </w:pPr>
+            <w:r>
+              <w:t xml:space="preserve">No está separado por ciudades </w:t>
+            </w:r>
+          </w:p>
+        </w:tc>
+      </w:tr>
+      <w:tr>
+        <w:tc>
+          <w:tcPr>
+            <w:tcW w:w="1980" w:type="dxa"/>
+          </w:tcPr>
+          <w:p>
+            <w:pPr>
+              <w:pStyle w:val="Textbody"/>
+            </w:pPr>
+            <w:r>
+              <w:t>Tienda cofrade.es</w:t>
+            </w:r>
+          </w:p>
+        </w:tc>
+        <w:tc>
+          <w:tcPr>
+            <w:tcW w:w="3260" w:type="dxa"/>
+          </w:tcPr>
+          <w:p>
+            <w:pPr>
+              <w:pStyle w:val="Textbody"/>
+            </w:pPr>
+            <w:r>
+              <w:t>Figuras religiosas impresas en 3D</w:t>
+            </w:r>
+          </w:p>
+        </w:tc>
+        <w:tc>
+          <w:tcPr>
+            <w:tcW w:w="1843" w:type="dxa"/>
+          </w:tcPr>
+          <w:p>
+            <w:pPr>
+              <w:pStyle w:val="Textbody"/>
+            </w:pPr>
+            <w:r>
+              <w:t>Catalogo amplio</w:t>
+            </w:r>
+          </w:p>
+        </w:tc>
+        <w:tc>
+          <w:tcPr>
+            <w:tcW w:w="2977" w:type="dxa"/>
+          </w:tcPr>
+          <w:p>
+            <w:pPr>
+              <w:pStyle w:val="Textbody"/>
+            </w:pPr>
+            <w:r>
+              <w:t>No tienen cristos o vírgenes de diferentes zonas</w:t>
+            </w:r>
+          </w:p>
+        </w:tc>
+      </w:tr>
+    </w:tbl>
+    <w:p>
+      <w:pPr>
+        <w:pStyle w:val="Textbody"/>
+      </w:pPr>
+    </w:p>
     <w:p>
       <w:pPr>
         <w:pStyle w:val="Ttulo1"/>
       </w:pPr>
-      <w:bookmarkStart w:id="20" w:name="_Toc210895765"/>
-      <w:bookmarkStart w:id="21" w:name="_Toc211594645"/>
-      <w:r>
+      <w:r>
+        <w:lastRenderedPageBreak/>
         <w:t>3</w:t>
       </w:r>
       <w:r>
         <w:t>.Objetivos a cumplir del proyecto planteado (CE: 2.d, 2.e)</w:t>
       </w:r>
-      <w:bookmarkEnd w:id="17"/>
       <w:bookmarkEnd w:id="18"/>
       <w:bookmarkEnd w:id="19"/>
       <w:bookmarkEnd w:id="20"/>
-      <w:bookmarkEnd w:id="21"/>
+      <w:bookmarkEnd w:id="24"/>
+      <w:bookmarkEnd w:id="25"/>
     </w:p>
     <w:p>
       <w:pPr>
         <w:pStyle w:val="Ttulo2"/>
       </w:pPr>
-      <w:bookmarkStart w:id="22" w:name="__RefHeading___Toc2324_1209921303"/>
-      <w:bookmarkStart w:id="23" w:name="_Toc210721450"/>
-      <w:bookmarkStart w:id="24" w:name="_Toc210722546"/>
-      <w:bookmarkStart w:id="25" w:name="_Toc210895766"/>
-      <w:bookmarkStart w:id="26" w:name="_Toc211594646"/>
-      <w:commentRangeStart w:id="27"/>
+      <w:bookmarkStart w:id="26" w:name="_Toc211763907"/>
+      <w:bookmarkStart w:id="27" w:name="__RefHeading___Toc2324_1209921303"/>
+      <w:bookmarkStart w:id="28" w:name="_Toc210721450"/>
+      <w:bookmarkStart w:id="29" w:name="_Toc210722546"/>
+      <w:bookmarkStart w:id="30" w:name="_Toc210895766"/>
       <w:r>
         <w:t>A. Objetivos del Proyecto</w:t>
       </w:r>
@@ -2272,45 +2934,29 @@
     </w:p>
     <w:p>
       <w:pPr>
-        <w:rPr>
-          <w:b/>
-          <w:bCs/>
-        </w:rPr>
-      </w:pPr>
-      <w:r>
-        <w:rPr>
-          <w:b/>
-          <w:bCs/>
-        </w:rPr>
+        <w:pStyle w:val="Ttulo3"/>
+      </w:pPr>
+      <w:r>
         <w:t>Objetivo General</w:t>
       </w:r>
     </w:p>
     <w:p>
       <w:r>
-        <w:t>Desarrollar una aplicación web interactiva y responsive para la tienda "</w:t>
-      </w:r>
-      <w:proofErr w:type="spellStart"/>
-      <w:r>
-        <w:t>Originals</w:t>
-      </w:r>
-      <w:proofErr w:type="spellEnd"/>
-      <w:r>
-        <w:t xml:space="preserve"> 3D y Chicota 3D", que permita a los usuarios visualizar productos clasificados por categorías, contactar mediante un formulario y ver trabajos anteriores en una galería, integrando un panel de administración para la gestión de contenidos.</w:t>
-      </w:r>
-    </w:p>
-    <w:p>
-      <w:pPr>
-        <w:rPr>
-          <w:b/>
-          <w:bCs/>
-        </w:rPr>
-      </w:pPr>
-      <w:r>
-        <w:rPr>
-          <w:b/>
-          <w:bCs/>
-        </w:rPr>
-        <w:t>Objetivos principales</w:t>
+        <w:t xml:space="preserve">Desarrollar una aplicación web </w:t>
+      </w:r>
+      <w:r>
+        <w:t>que permita mostrar productos personalizados organizados por categorías, disponer de una galería de trabajos realizados, facilitar el contacto con los clientes y gestionar el catálogo desde un panel privado de administración. Este proyecto garantiza una plataforma moderna, usable y escalable, adaptada a las necesidades reales de la tienda.</w:t>
+      </w:r>
+    </w:p>
+    <w:p>
+      <w:pPr>
+        <w:pStyle w:val="Ttulo3"/>
+      </w:pPr>
+      <w:r>
+        <w:t xml:space="preserve">Objetivos </w:t>
+      </w:r>
+      <w:r>
+        <w:t>específicos</w:t>
       </w:r>
     </w:p>
     <w:p>
@@ -2318,11 +2964,19 @@
         <w:pStyle w:val="Prrafodelista"/>
         <w:numPr>
           <w:ilvl w:val="0"/>
-          <w:numId w:val="2"/>
+          <w:numId w:val="33"/>
         </w:numPr>
       </w:pPr>
       <w:r>
-        <w:t>Diseñar una interfaz web clara, atractiva y adaptable a diferentes dispositivos.</w:t>
+        <w:t xml:space="preserve">Diseñar una interfaz web clara, visual y adaptable a móviles, </w:t>
+      </w:r>
+      <w:proofErr w:type="spellStart"/>
+      <w:r>
+        <w:t>tablets</w:t>
+      </w:r>
+      <w:proofErr w:type="spellEnd"/>
+      <w:r>
+        <w:t xml:space="preserve"> y ordenadores.</w:t>
       </w:r>
     </w:p>
     <w:p>
@@ -2330,11 +2984,11 @@
         <w:pStyle w:val="Prrafodelista"/>
         <w:numPr>
           <w:ilvl w:val="0"/>
-          <w:numId w:val="2"/>
+          <w:numId w:val="33"/>
         </w:numPr>
       </w:pPr>
       <w:r>
-        <w:t>Implementar una tienda online que muestre productos organizados por categorías (siluetas, llaveros, imágenes 3D).</w:t>
+        <w:t>Implementar una tienda que muestre los productos organizados en categorías (siluetas, llaveros, figuras 3D, cuadros 3D, personalizados y cofradías).</w:t>
       </w:r>
     </w:p>
     <w:p>
@@ -2342,11 +2996,11 @@
         <w:pStyle w:val="Prrafodelista"/>
         <w:numPr>
           <w:ilvl w:val="0"/>
-          <w:numId w:val="2"/>
+          <w:numId w:val="33"/>
         </w:numPr>
       </w:pPr>
       <w:r>
-        <w:t>Añadir un formulario de contacto funcional y seguro que permita la comunicación con la tienda.</w:t>
+        <w:t>Incluir una galería de trabajos realizados, con imágenes ampliables.</w:t>
       </w:r>
     </w:p>
     <w:p>
@@ -2354,11 +3008,11 @@
         <w:pStyle w:val="Prrafodelista"/>
         <w:numPr>
           <w:ilvl w:val="0"/>
-          <w:numId w:val="2"/>
+          <w:numId w:val="33"/>
         </w:numPr>
       </w:pPr>
       <w:r>
-        <w:t>Incluir una galería de imágenes de trabajos realizados.</w:t>
+        <w:t>Añadir un formulario de contacto con validación, que permita a los clientes enviar consultas.</w:t>
       </w:r>
     </w:p>
     <w:p>
@@ -2366,11 +3020,11 @@
         <w:pStyle w:val="Prrafodelista"/>
         <w:numPr>
           <w:ilvl w:val="0"/>
-          <w:numId w:val="2"/>
+          <w:numId w:val="33"/>
         </w:numPr>
       </w:pPr>
       <w:r>
-        <w:t>Desarrollar un panel de administración privado con funcionalidades CRUD para productos, mensajes y galería.</w:t>
+        <w:t>Desarrollar un panel de administración privado para gestionar productos, categorías y galería mediante CRUD.</w:t>
       </w:r>
     </w:p>
     <w:p>
@@ -2378,26 +3032,11 @@
         <w:pStyle w:val="Prrafodelista"/>
         <w:numPr>
           <w:ilvl w:val="0"/>
-          <w:numId w:val="2"/>
+          <w:numId w:val="33"/>
         </w:numPr>
       </w:pPr>
       <w:r>
-        <w:t>Conectar e integrar todos los datos mediante una base de datos relacional MySQL.</w:t>
-      </w:r>
-    </w:p>
-    <w:p>
-      <w:pPr>
-        <w:rPr>
-          <w:b/>
-          <w:bCs/>
-        </w:rPr>
-      </w:pPr>
-      <w:r>
-        <w:rPr>
-          <w:b/>
-          <w:bCs/>
-        </w:rPr>
-        <w:t>Objetivos secundarios</w:t>
+        <w:t>Integrar la aplicación con una base de datos relacional en MySQL.</w:t>
       </w:r>
     </w:p>
     <w:p>
@@ -2405,11 +3044,22 @@
         <w:pStyle w:val="Prrafodelista"/>
         <w:numPr>
           <w:ilvl w:val="0"/>
-          <w:numId w:val="3"/>
+          <w:numId w:val="33"/>
         </w:numPr>
       </w:pPr>
       <w:r>
-        <w:t>Validación de formularios en cliente y servidor.</w:t>
+        <w:t>Mantener una estructura escalable que permita incorporar nuevas funcionalidades en el futuro.</w:t>
+      </w:r>
+    </w:p>
+    <w:p>
+      <w:pPr>
+        <w:pStyle w:val="Ttulo3"/>
+      </w:pPr>
+      <w:r>
+        <w:t xml:space="preserve">Objetivos </w:t>
+      </w:r>
+      <w:r>
+        <w:t>principales</w:t>
       </w:r>
     </w:p>
     <w:p>
@@ -2417,11 +3067,17 @@
         <w:pStyle w:val="Prrafodelista"/>
         <w:numPr>
           <w:ilvl w:val="0"/>
-          <w:numId w:val="3"/>
+          <w:numId w:val="34"/>
         </w:numPr>
       </w:pPr>
       <w:r>
-        <w:t>Incorporación de filtros de búsqueda en la tienda.</w:t>
+        <w:t xml:space="preserve">Cesta de productos del usuario. Se </w:t>
+      </w:r>
+      <w:r>
+        <w:t>almacenarán</w:t>
+      </w:r>
+      <w:r>
+        <w:t xml:space="preserve"> los productos que el usuario meta en su cesta entre sesiones, es decir, cuando cierre sesión se guardará su cesta para el próximo inicio de sesión.</w:t>
       </w:r>
     </w:p>
     <w:p>
@@ -2429,27 +3085,11 @@
         <w:pStyle w:val="Prrafodelista"/>
         <w:numPr>
           <w:ilvl w:val="0"/>
-          <w:numId w:val="3"/>
+          <w:numId w:val="34"/>
         </w:numPr>
       </w:pPr>
       <w:r>
-        <w:t xml:space="preserve">Mejorar la carga de imágenes en la galería con técnicas como </w:t>
-      </w:r>
-      <w:proofErr w:type="spellStart"/>
-      <w:r>
-        <w:t>lazy</w:t>
-      </w:r>
-      <w:proofErr w:type="spellEnd"/>
-      <w:r>
-        <w:t xml:space="preserve"> </w:t>
-      </w:r>
-      <w:proofErr w:type="spellStart"/>
-      <w:r>
-        <w:t>loading</w:t>
-      </w:r>
-      <w:proofErr w:type="spellEnd"/>
-      <w:r>
-        <w:t>.</w:t>
+        <w:t>Mostrar catálogo con filtro por categorías.</w:t>
       </w:r>
     </w:p>
     <w:p>
@@ -2457,11 +3097,28 @@
         <w:pStyle w:val="Prrafodelista"/>
         <w:numPr>
           <w:ilvl w:val="0"/>
-          <w:numId w:val="3"/>
+          <w:numId w:val="34"/>
         </w:numPr>
       </w:pPr>
       <w:r>
-        <w:t>Añadir confirmaciones visuales al enviar formularios o realizar acciones en el panel de administración.</w:t>
+        <w:t>El administrador va a poder g</w:t>
+      </w:r>
+      <w:r>
+        <w:t>estionar el contenido</w:t>
+      </w:r>
+      <w:r>
+        <w:t xml:space="preserve"> de la web desde un panel de control que podrá visualizar para no tener que realizar los cambios directamente desde el </w:t>
+      </w:r>
+      <w:proofErr w:type="spellStart"/>
+      <w:r>
+        <w:t>backend</w:t>
+      </w:r>
+      <w:proofErr w:type="spellEnd"/>
+      <w:r>
+        <w:t>, si no que tenga su interfaz para administrarlo todo</w:t>
+      </w:r>
+      <w:r>
+        <w:t>.</w:t>
       </w:r>
     </w:p>
     <w:p>
@@ -2469,11 +3126,23 @@
         <w:pStyle w:val="Prrafodelista"/>
         <w:numPr>
           <w:ilvl w:val="0"/>
-          <w:numId w:val="3"/>
+          <w:numId w:val="34"/>
         </w:numPr>
       </w:pPr>
       <w:r>
-        <w:t>Optimización básica del rendimiento y SEO técnico.</w:t>
+        <w:t xml:space="preserve">Visualizar imágenes en </w:t>
+      </w:r>
+      <w:r>
+        <w:t xml:space="preserve">formato </w:t>
+      </w:r>
+      <w:r>
+        <w:t>galería</w:t>
+      </w:r>
+      <w:r>
+        <w:t xml:space="preserve"> para visualizar los productos que vende la tienda</w:t>
+      </w:r>
+      <w:r>
+        <w:t>.</w:t>
       </w:r>
     </w:p>
     <w:p>
@@ -2481,47 +3150,302 @@
         <w:pStyle w:val="Prrafodelista"/>
         <w:numPr>
           <w:ilvl w:val="0"/>
-          <w:numId w:val="3"/>
+          <w:numId w:val="34"/>
         </w:numPr>
       </w:pPr>
       <w:r>
-        <w:t>Aplicar principios básicos de accesibilidad web.</w:t>
-      </w:r>
-      <w:commentRangeEnd w:id="27"/>
-      <w:r>
-        <w:rPr>
-          <w:rStyle w:val="Refdecomentario"/>
-        </w:rPr>
-        <w:commentReference w:id="27"/>
+        <w:t>El cliente podrá realizar la compra de productos mediante pasarela de pago, es decir, podrá pagar mediante distintos métodos de transferencia (</w:t>
+      </w:r>
+      <w:proofErr w:type="spellStart"/>
+      <w:r>
+        <w:t>ej</w:t>
+      </w:r>
+      <w:proofErr w:type="spellEnd"/>
+      <w:r>
+        <w:t xml:space="preserve">: </w:t>
+      </w:r>
+      <w:proofErr w:type="spellStart"/>
+      <w:r>
+        <w:t>paypal</w:t>
+      </w:r>
+      <w:proofErr w:type="spellEnd"/>
+      <w:r>
+        <w:t xml:space="preserve">, </w:t>
+      </w:r>
+      <w:proofErr w:type="spellStart"/>
+      <w:r>
+        <w:t>bizum</w:t>
+      </w:r>
+      <w:proofErr w:type="spellEnd"/>
+      <w:r>
+        <w:t>. Se investigará los métodos que hay para ver cual elijo).</w:t>
+      </w:r>
+    </w:p>
+    <w:p>
+      <w:pPr>
+        <w:pStyle w:val="Prrafodelista"/>
+        <w:numPr>
+          <w:ilvl w:val="0"/>
+          <w:numId w:val="34"/>
+        </w:numPr>
+      </w:pPr>
+      <w:r>
+        <w:t>Sistema de valoración de productos:</w:t>
+      </w:r>
+    </w:p>
+    <w:p>
+      <w:pPr>
+        <w:pStyle w:val="Prrafodelista"/>
+        <w:numPr>
+          <w:ilvl w:val="1"/>
+          <w:numId w:val="34"/>
+        </w:numPr>
+      </w:pPr>
+      <w:r>
+        <w:t>Reseña/Comentarios en el producto.</w:t>
+      </w:r>
+    </w:p>
+    <w:p>
+      <w:pPr>
+        <w:pStyle w:val="Prrafodelista"/>
+        <w:numPr>
+          <w:ilvl w:val="1"/>
+          <w:numId w:val="34"/>
+        </w:numPr>
+      </w:pPr>
+      <w:r>
+        <w:t>Calificación por puntos del producto</w:t>
+      </w:r>
+      <w:r>
+        <w:t xml:space="preserve">: </w:t>
+      </w:r>
+      <w:r>
+        <w:t>podrían ser estrellas o inventarnos uno diferente</w:t>
+      </w:r>
+      <w:r>
+        <w:t xml:space="preserve"> adaptado al tipo de tienda.</w:t>
+      </w:r>
+    </w:p>
+    <w:p>
+      <w:pPr>
+        <w:pStyle w:val="Prrafodelista"/>
+        <w:numPr>
+          <w:ilvl w:val="0"/>
+          <w:numId w:val="34"/>
+        </w:numPr>
+      </w:pPr>
+      <w:r>
+        <w:t>Sistema de valoración de la tienda:</w:t>
+      </w:r>
+    </w:p>
+    <w:p>
+      <w:pPr>
+        <w:pStyle w:val="Prrafodelista"/>
+        <w:numPr>
+          <w:ilvl w:val="1"/>
+          <w:numId w:val="34"/>
+        </w:numPr>
+      </w:pPr>
+      <w:r>
+        <w:t>Reseñas a la tienda.</w:t>
+      </w:r>
+    </w:p>
+    <w:p>
+      <w:pPr>
+        <w:pStyle w:val="Prrafodelista"/>
+        <w:numPr>
+          <w:ilvl w:val="1"/>
+          <w:numId w:val="34"/>
+        </w:numPr>
+      </w:pPr>
+      <w:r>
+        <w:t>Puntuación a la tienda.</w:t>
+      </w:r>
+    </w:p>
+    <w:p>
+      <w:pPr>
+        <w:pStyle w:val="Prrafodelista"/>
+        <w:numPr>
+          <w:ilvl w:val="0"/>
+          <w:numId w:val="34"/>
+        </w:numPr>
+      </w:pPr>
+      <w:r>
+        <w:lastRenderedPageBreak/>
+        <w:t>Sistema de c</w:t>
+      </w:r>
+      <w:r>
+        <w:t>á</w:t>
+      </w:r>
+      <w:r>
+        <w:t>lculo de envío de productos:</w:t>
+      </w:r>
+    </w:p>
+    <w:p>
+      <w:pPr>
+        <w:pStyle w:val="Prrafodelista"/>
+        <w:numPr>
+          <w:ilvl w:val="1"/>
+          <w:numId w:val="34"/>
+        </w:numPr>
+      </w:pPr>
+      <w:r>
+        <w:t>Medidas del producto.</w:t>
+      </w:r>
+    </w:p>
+    <w:p>
+      <w:pPr>
+        <w:pStyle w:val="Prrafodelista"/>
+        <w:numPr>
+          <w:ilvl w:val="1"/>
+          <w:numId w:val="34"/>
+        </w:numPr>
+      </w:pPr>
+      <w:r>
+        <w:t>Agencias que envían el producto.</w:t>
+      </w:r>
+    </w:p>
+    <w:p>
+      <w:pPr>
+        <w:pStyle w:val="Prrafodelista"/>
+        <w:numPr>
+          <w:ilvl w:val="1"/>
+          <w:numId w:val="34"/>
+        </w:numPr>
+      </w:pPr>
+      <w:proofErr w:type="spellStart"/>
+      <w:r>
+        <w:t>Etc</w:t>
+      </w:r>
+      <w:proofErr w:type="spellEnd"/>
+      <w:r>
+        <w:t xml:space="preserve"> (hay que investigarlo)</w:t>
+      </w:r>
+    </w:p>
+    <w:p>
+      <w:pPr>
+        <w:pStyle w:val="Prrafodelista"/>
+        <w:numPr>
+          <w:ilvl w:val="0"/>
+          <w:numId w:val="34"/>
+        </w:numPr>
+      </w:pPr>
+      <w:r>
+        <w:t>Contacto con la tienda (típico formulario)</w:t>
+      </w:r>
+    </w:p>
+    <w:p>
+      <w:pPr>
+        <w:pStyle w:val="Prrafodelista"/>
+        <w:numPr>
+          <w:ilvl w:val="0"/>
+          <w:numId w:val="34"/>
+        </w:numPr>
+      </w:pPr>
+      <w:r>
+        <w:t>Mensajería con la tienda:</w:t>
+      </w:r>
+    </w:p>
+    <w:p>
+      <w:pPr>
+        <w:pStyle w:val="Prrafodelista"/>
+        <w:numPr>
+          <w:ilvl w:val="1"/>
+          <w:numId w:val="34"/>
+        </w:numPr>
+      </w:pPr>
+      <w:r>
+        <w:t>Podríamos poner que los productos tuvieran un botón para enviar un mensaje a la tienda en relación a dicho producto.</w:t>
+      </w:r>
+    </w:p>
+    <w:p>
+      <w:pPr>
+        <w:pStyle w:val="Prrafodelista"/>
+        <w:numPr>
+          <w:ilvl w:val="1"/>
+          <w:numId w:val="34"/>
+        </w:numPr>
+      </w:pPr>
+      <w:r>
+        <w:t>Mensajes como usuario registrado directo a tienda.</w:t>
+      </w:r>
+    </w:p>
+    <w:p>
+      <w:pPr>
+        <w:rPr>
+          <w:color w:val="FF0000"/>
+        </w:rPr>
+      </w:pPr>
+      <w:r>
+        <w:rPr>
+          <w:color w:val="FF0000"/>
+        </w:rPr>
+        <w:t>(Debo investigar más funcionalidades interesantes principales en función de mi estudio de mercado)</w:t>
       </w:r>
     </w:p>
     <w:p/>
     <w:p>
       <w:pPr>
+        <w:pStyle w:val="Ttulo3"/>
+      </w:pPr>
+      <w:r>
+        <w:t>SECUNDARIO</w:t>
+      </w:r>
+    </w:p>
+    <w:p>
+      <w:pPr>
+        <w:pStyle w:val="Prrafodelista"/>
+        <w:numPr>
+          <w:ilvl w:val="0"/>
+          <w:numId w:val="40"/>
+        </w:numPr>
+      </w:pPr>
+      <w:r>
+        <w:t xml:space="preserve">Un </w:t>
+      </w:r>
+      <w:proofErr w:type="spellStart"/>
+      <w:r>
+        <w:t>chatbot</w:t>
+      </w:r>
+      <w:proofErr w:type="spellEnd"/>
+      <w:r>
+        <w:t xml:space="preserve"> (</w:t>
+      </w:r>
+      <w:proofErr w:type="spellStart"/>
+      <w:r>
+        <w:t>ia</w:t>
+      </w:r>
+      <w:proofErr w:type="spellEnd"/>
+      <w:r>
+        <w:t>) para facilitar la búsqueda y preguntas sobre productos a los usuarios registrados.</w:t>
+      </w:r>
+    </w:p>
+    <w:p/>
+    <w:p/>
+    <w:p>
+      <w:pPr>
         <w:pStyle w:val="Ttulo2"/>
       </w:pPr>
-      <w:bookmarkStart w:id="28" w:name="_Toc211594647"/>
-      <w:commentRangeStart w:id="29"/>
+      <w:bookmarkStart w:id="31" w:name="_Toc211763908"/>
       <w:r>
         <w:t>B. Requisitos Funcionales</w:t>
       </w:r>
-      <w:bookmarkEnd w:id="28"/>
-    </w:p>
-    <w:p>
-      <w:r>
-        <w:t>Los requisitos funcionales describen las acciones que la aplicación debe permitir a los diferentes tipos de usuarios.</w:t>
-      </w:r>
-    </w:p>
-    <w:p/>
+      <w:bookmarkEnd w:id="31"/>
+    </w:p>
+    <w:p>
+      <w:r>
+        <w:t>Los requisitos funcionales describen lo que permitirá hacer la aplicación y cómo interactuarán los distintos usuarios. Estas funciones están alineadas con los objetivos anteriores.</w:t>
+      </w:r>
+    </w:p>
     <w:p>
       <w:pPr>
         <w:pStyle w:val="Ttulo3"/>
       </w:pPr>
-      <w:bookmarkStart w:id="30" w:name="_Toc211594648"/>
+      <w:bookmarkStart w:id="32" w:name="_Toc211763909"/>
       <w:r>
         <w:t>B.1 Tipo de Usuarios y Actores</w:t>
       </w:r>
-      <w:bookmarkEnd w:id="30"/>
+      <w:bookmarkEnd w:id="32"/>
     </w:p>
     <w:tbl>
       <w:tblPr>
@@ -2682,10 +3606,128 @@
           </w:tcPr>
           <w:p>
             <w:r>
+              <w:t>Usuario registrado</w:t>
+            </w:r>
+            <w:r>
+              <w:t xml:space="preserve"> (</w:t>
+            </w:r>
+            <w:r>
+              <w:t xml:space="preserve">rol: </w:t>
+            </w:r>
+            <w:r>
+              <w:t>cliente)</w:t>
+            </w:r>
+          </w:p>
+        </w:tc>
+        <w:tc>
+          <w:tcPr>
+            <w:tcW w:w="5097" w:type="dxa"/>
+            <w:tcBorders>
+              <w:top w:val="single" w:sz="4" w:space="0" w:color="000000"/>
+              <w:left w:val="single" w:sz="4" w:space="0" w:color="000000"/>
+              <w:bottom w:val="single" w:sz="4" w:space="0" w:color="000000"/>
+              <w:right w:val="single" w:sz="4" w:space="0" w:color="000000"/>
+            </w:tcBorders>
+            <w:tcMar>
+              <w:top w:w="0" w:type="dxa"/>
+              <w:left w:w="108" w:type="dxa"/>
+              <w:bottom w:w="0" w:type="dxa"/>
+              <w:right w:w="108" w:type="dxa"/>
+            </w:tcMar>
+          </w:tcPr>
+          <w:p>
+            <w:r>
+              <w:t>-</w:t>
+            </w:r>
+            <w:r>
+              <w:t>Puede comprar productos</w:t>
+            </w:r>
+          </w:p>
+        </w:tc>
+      </w:tr>
+      <w:tr>
+        <w:tc>
+          <w:tcPr>
+            <w:tcW w:w="4531" w:type="dxa"/>
+            <w:tcBorders>
+              <w:top w:val="single" w:sz="4" w:space="0" w:color="000000"/>
+              <w:left w:val="single" w:sz="4" w:space="0" w:color="000000"/>
+              <w:bottom w:val="single" w:sz="4" w:space="0" w:color="000000"/>
+              <w:right w:val="single" w:sz="4" w:space="0" w:color="000000"/>
+            </w:tcBorders>
+            <w:tcMar>
+              <w:top w:w="0" w:type="dxa"/>
+              <w:left w:w="108" w:type="dxa"/>
+              <w:bottom w:w="0" w:type="dxa"/>
+              <w:right w:w="108" w:type="dxa"/>
+            </w:tcMar>
+          </w:tcPr>
+          <w:p>
+            <w:r>
+              <w:t>Usuario Tienda</w:t>
+            </w:r>
+            <w:r>
+              <w:t xml:space="preserve"> (rol: tienda)</w:t>
+            </w:r>
+          </w:p>
+        </w:tc>
+        <w:tc>
+          <w:tcPr>
+            <w:tcW w:w="5097" w:type="dxa"/>
+            <w:tcBorders>
+              <w:top w:val="single" w:sz="4" w:space="0" w:color="000000"/>
+              <w:left w:val="single" w:sz="4" w:space="0" w:color="000000"/>
+              <w:bottom w:val="single" w:sz="4" w:space="0" w:color="000000"/>
+              <w:right w:val="single" w:sz="4" w:space="0" w:color="000000"/>
+            </w:tcBorders>
+            <w:tcMar>
+              <w:top w:w="0" w:type="dxa"/>
+              <w:left w:w="108" w:type="dxa"/>
+              <w:bottom w:w="0" w:type="dxa"/>
+              <w:right w:w="108" w:type="dxa"/>
+            </w:tcMar>
+          </w:tcPr>
+          <w:p>
+            <w:r>
+              <w:t>-Este usuario puede acceder a un apartado restringido de la base de datos</w:t>
+            </w:r>
+          </w:p>
+        </w:tc>
+      </w:tr>
+      <w:tr>
+        <w:tc>
+          <w:tcPr>
+            <w:tcW w:w="4531" w:type="dxa"/>
+            <w:tcBorders>
+              <w:top w:val="single" w:sz="4" w:space="0" w:color="000000"/>
+              <w:left w:val="single" w:sz="4" w:space="0" w:color="000000"/>
+              <w:bottom w:val="single" w:sz="4" w:space="0" w:color="000000"/>
+              <w:right w:val="single" w:sz="4" w:space="0" w:color="000000"/>
+            </w:tcBorders>
+            <w:tcMar>
+              <w:top w:w="0" w:type="dxa"/>
+              <w:left w:w="108" w:type="dxa"/>
+              <w:bottom w:w="0" w:type="dxa"/>
+              <w:right w:w="108" w:type="dxa"/>
+            </w:tcMar>
+          </w:tcPr>
+          <w:p>
+            <w:r>
               <w:t>Administrador</w:t>
             </w:r>
             <w:r>
               <w:tab/>
+            </w:r>
+            <w:r>
+              <w:t xml:space="preserve"> (rol: </w:t>
+            </w:r>
+            <w:proofErr w:type="spellStart"/>
+            <w:r>
+              <w:t>admin</w:t>
+            </w:r>
+            <w:proofErr w:type="spellEnd"/>
+            <w:r>
+              <w:t>)</w:t>
             </w:r>
           </w:p>
         </w:tc>
@@ -2732,14 +3774,14 @@
       <w:pPr>
         <w:pStyle w:val="Ttulo3"/>
       </w:pPr>
-      <w:bookmarkStart w:id="31" w:name="_Toc211594649"/>
+      <w:bookmarkStart w:id="33" w:name="_Toc211763910"/>
       <w:r>
         <w:rPr>
           <w:rStyle w:val="nfasis"/>
         </w:rPr>
         <w:t>B.2 Funcionalidades por sección</w:t>
       </w:r>
-      <w:bookmarkEnd w:id="31"/>
+      <w:bookmarkEnd w:id="33"/>
     </w:p>
     <w:p>
       <w:pPr>
@@ -2761,11 +3803,11 @@
         <w:pStyle w:val="Prrafodelista"/>
         <w:numPr>
           <w:ilvl w:val="0"/>
-          <w:numId w:val="4"/>
+          <w:numId w:val="35"/>
         </w:numPr>
       </w:pPr>
       <w:r>
-        <w:t>Mostrar información general de la tienda.</w:t>
+        <w:t>Mostrar presentación e información general de la tienda.</w:t>
       </w:r>
     </w:p>
     <w:p>
@@ -2773,11 +3815,12 @@
         <w:pStyle w:val="Prrafodelista"/>
         <w:numPr>
           <w:ilvl w:val="0"/>
-          <w:numId w:val="4"/>
+          <w:numId w:val="35"/>
         </w:numPr>
       </w:pPr>
       <w:r>
-        <w:t>Mostrar productos destacados.</w:t>
+        <w:lastRenderedPageBreak/>
+        <w:t>Mostrar productos destacados o novedades.</w:t>
       </w:r>
     </w:p>
     <w:p>
@@ -2800,11 +3843,11 @@
         <w:pStyle w:val="Prrafodelista"/>
         <w:numPr>
           <w:ilvl w:val="0"/>
-          <w:numId w:val="5"/>
+          <w:numId w:val="35"/>
         </w:numPr>
       </w:pPr>
       <w:r>
-        <w:t>Listado de productos con filtros por categoría.</w:t>
+        <w:t>Listar productos por categoría.</w:t>
       </w:r>
     </w:p>
     <w:p>
@@ -2812,26 +3855,11 @@
         <w:pStyle w:val="Prrafodelista"/>
         <w:numPr>
           <w:ilvl w:val="0"/>
-          <w:numId w:val="5"/>
+          <w:numId w:val="35"/>
         </w:numPr>
       </w:pPr>
       <w:r>
-        <w:t>Vista de detalles de producto.</w:t>
-      </w:r>
-    </w:p>
-    <w:p>
-      <w:pPr>
-        <w:rPr>
-          <w:b/>
-          <w:bCs/>
-        </w:rPr>
-      </w:pPr>
-      <w:r>
-        <w:rPr>
-          <w:b/>
-          <w:bCs/>
-        </w:rPr>
-        <w:t>Galería</w:t>
+        <w:t>Ver ficha de producto con imagen, descripción y precio.</w:t>
       </w:r>
     </w:p>
     <w:p>
@@ -2839,11 +3867,26 @@
         <w:pStyle w:val="Prrafodelista"/>
         <w:numPr>
           <w:ilvl w:val="0"/>
-          <w:numId w:val="6"/>
+          <w:numId w:val="35"/>
         </w:numPr>
       </w:pPr>
       <w:r>
-        <w:t>Visualización de imágenes anteriores.</w:t>
+        <w:t>Filtrar y buscar artículos.</w:t>
+      </w:r>
+    </w:p>
+    <w:p>
+      <w:pPr>
+        <w:rPr>
+          <w:b/>
+          <w:bCs/>
+        </w:rPr>
+      </w:pPr>
+      <w:r>
+        <w:rPr>
+          <w:b/>
+          <w:bCs/>
+        </w:rPr>
+        <w:t>Galería</w:t>
       </w:r>
     </w:p>
     <w:p>
@@ -2851,11 +3894,11 @@
         <w:pStyle w:val="Prrafodelista"/>
         <w:numPr>
           <w:ilvl w:val="0"/>
-          <w:numId w:val="6"/>
+          <w:numId w:val="35"/>
         </w:numPr>
       </w:pPr>
       <w:r>
-        <w:t xml:space="preserve">Visualización en formato </w:t>
+        <w:t xml:space="preserve">Visualizar trabajos realizados en formato </w:t>
       </w:r>
       <w:proofErr w:type="spellStart"/>
       <w:r>
@@ -2863,22 +3906,7 @@
       </w:r>
       <w:proofErr w:type="spellEnd"/>
       <w:r>
-        <w:t xml:space="preserve"> o modal.</w:t>
-      </w:r>
-    </w:p>
-    <w:p>
-      <w:pPr>
-        <w:rPr>
-          <w:b/>
-          <w:bCs/>
-        </w:rPr>
-      </w:pPr>
-      <w:r>
-        <w:rPr>
-          <w:b/>
-          <w:bCs/>
-        </w:rPr>
-        <w:t>Contacto</w:t>
+        <w:t>.</w:t>
       </w:r>
     </w:p>
     <w:p>
@@ -2886,11 +3914,26 @@
         <w:pStyle w:val="Prrafodelista"/>
         <w:numPr>
           <w:ilvl w:val="0"/>
-          <w:numId w:val="7"/>
+          <w:numId w:val="35"/>
         </w:numPr>
       </w:pPr>
       <w:r>
-        <w:t>Formulario con validación: nombre, email, mensaje.</w:t>
+        <w:t>Ampliar imágenes mediante modal.</w:t>
+      </w:r>
+    </w:p>
+    <w:p>
+      <w:pPr>
+        <w:rPr>
+          <w:b/>
+          <w:bCs/>
+        </w:rPr>
+      </w:pPr>
+      <w:r>
+        <w:rPr>
+          <w:b/>
+          <w:bCs/>
+        </w:rPr>
+        <w:t>Contacto</w:t>
       </w:r>
     </w:p>
     <w:p>
@@ -2898,26 +3941,11 @@
         <w:pStyle w:val="Prrafodelista"/>
         <w:numPr>
           <w:ilvl w:val="0"/>
-          <w:numId w:val="7"/>
+          <w:numId w:val="35"/>
         </w:numPr>
       </w:pPr>
       <w:r>
-        <w:t>Almacenamiento de mensajes en base de datos.</w:t>
-      </w:r>
-    </w:p>
-    <w:p>
-      <w:pPr>
-        <w:rPr>
-          <w:b/>
-          <w:bCs/>
-        </w:rPr>
-      </w:pPr>
-      <w:r>
-        <w:rPr>
-          <w:b/>
-          <w:bCs/>
-        </w:rPr>
-        <w:t>Panel de Administración (privado)</w:t>
+        <w:t>Enviar formulario con nombre, email y mensaje.</w:t>
       </w:r>
     </w:p>
     <w:p>
@@ -2925,16 +3953,11 @@
         <w:pStyle w:val="Prrafodelista"/>
         <w:numPr>
           <w:ilvl w:val="0"/>
-          <w:numId w:val="8"/>
+          <w:numId w:val="35"/>
         </w:numPr>
       </w:pPr>
-      <w:proofErr w:type="spellStart"/>
-      <w:r>
-        <w:t>Login</w:t>
-      </w:r>
-      <w:proofErr w:type="spellEnd"/>
-      <w:r>
-        <w:t xml:space="preserve"> seguro.</w:t>
+      <w:r>
+        <w:t>Validación de campos obligatorios.</w:t>
       </w:r>
     </w:p>
     <w:p>
@@ -2942,67 +3965,180 @@
         <w:pStyle w:val="Prrafodelista"/>
         <w:numPr>
           <w:ilvl w:val="0"/>
-          <w:numId w:val="8"/>
+          <w:numId w:val="35"/>
         </w:numPr>
       </w:pPr>
       <w:r>
-        <w:t>Añadir, editar y eliminar productos.</w:t>
-      </w:r>
-    </w:p>
-    <w:p>
-      <w:pPr>
-        <w:pStyle w:val="Prrafodelista"/>
+        <w:t>Almacenamiento del mensaje en la base de datos.</w:t>
+      </w:r>
+    </w:p>
+    <w:p>
+      <w:pPr>
+        <w:rPr>
+          <w:b/>
+          <w:bCs/>
+        </w:rPr>
+      </w:pPr>
+      <w:r>
+        <w:rPr>
+          <w:b/>
+          <w:bCs/>
+        </w:rPr>
+        <w:t>Panel de Administración (privado)</w:t>
+      </w:r>
+    </w:p>
+    <w:p>
+      <w:pPr>
+        <w:pStyle w:val="Ttulo2"/>
         <w:numPr>
           <w:ilvl w:val="0"/>
-          <w:numId w:val="8"/>
+          <w:numId w:val="35"/>
         </w:numPr>
-      </w:pPr>
-      <w:r>
-        <w:t>Gestionar categorías.</w:t>
-      </w:r>
-    </w:p>
-    <w:p>
-      <w:pPr>
-        <w:pStyle w:val="Prrafodelista"/>
+        <w:rPr>
+          <w:rFonts w:eastAsia="NSimSun" w:cs="Mangal"/>
+          <w:b w:val="0"/>
+          <w:bCs w:val="0"/>
+          <w:sz w:val="24"/>
+          <w:szCs w:val="24"/>
+        </w:rPr>
+      </w:pPr>
+      <w:bookmarkStart w:id="34" w:name="_Toc211763911"/>
+      <w:proofErr w:type="spellStart"/>
+      <w:r>
+        <w:rPr>
+          <w:rFonts w:eastAsia="NSimSun" w:cs="Mangal"/>
+          <w:b w:val="0"/>
+          <w:bCs w:val="0"/>
+          <w:sz w:val="24"/>
+          <w:szCs w:val="24"/>
+        </w:rPr>
+        <w:t>Login</w:t>
+      </w:r>
+      <w:proofErr w:type="spellEnd"/>
+      <w:r>
+        <w:rPr>
+          <w:rFonts w:eastAsia="NSimSun" w:cs="Mangal"/>
+          <w:b w:val="0"/>
+          <w:bCs w:val="0"/>
+          <w:sz w:val="24"/>
+          <w:szCs w:val="24"/>
+        </w:rPr>
+        <w:t xml:space="preserve"> protegido con usuario y contraseña.</w:t>
+      </w:r>
+    </w:p>
+    <w:p>
+      <w:pPr>
+        <w:pStyle w:val="Ttulo2"/>
         <w:numPr>
           <w:ilvl w:val="0"/>
-          <w:numId w:val="8"/>
+          <w:numId w:val="35"/>
         </w:numPr>
-      </w:pPr>
-      <w:r>
-        <w:t>Ver y borrar mensajes recibidos.</w:t>
-      </w:r>
-    </w:p>
-    <w:p>
-      <w:pPr>
-        <w:pStyle w:val="Prrafodelista"/>
+        <w:rPr>
+          <w:rFonts w:eastAsia="NSimSun" w:cs="Mangal"/>
+          <w:b w:val="0"/>
+          <w:bCs w:val="0"/>
+          <w:sz w:val="24"/>
+          <w:szCs w:val="24"/>
+        </w:rPr>
+      </w:pPr>
+      <w:r>
+        <w:rPr>
+          <w:rFonts w:eastAsia="NSimSun" w:cs="Mangal"/>
+          <w:b w:val="0"/>
+          <w:bCs w:val="0"/>
+          <w:sz w:val="24"/>
+          <w:szCs w:val="24"/>
+        </w:rPr>
+        <w:t>Crear, editar y eliminar productos.</w:t>
+      </w:r>
+    </w:p>
+    <w:p>
+      <w:pPr>
+        <w:pStyle w:val="Ttulo2"/>
         <w:numPr>
           <w:ilvl w:val="0"/>
-          <w:numId w:val="8"/>
+          <w:numId w:val="35"/>
         </w:numPr>
-      </w:pPr>
-      <w:r>
-        <w:t>Subida y eliminación de imágenes en la galería.</w:t>
-      </w:r>
-      <w:commentRangeEnd w:id="29"/>
-      <w:r>
-        <w:rPr>
-          <w:rStyle w:val="Refdecomentario"/>
-        </w:rPr>
-        <w:commentReference w:id="29"/>
+        <w:rPr>
+          <w:rFonts w:eastAsia="NSimSun" w:cs="Mangal"/>
+          <w:b w:val="0"/>
+          <w:bCs w:val="0"/>
+          <w:sz w:val="24"/>
+          <w:szCs w:val="24"/>
+        </w:rPr>
+      </w:pPr>
+      <w:r>
+        <w:rPr>
+          <w:rFonts w:eastAsia="NSimSun" w:cs="Mangal"/>
+          <w:b w:val="0"/>
+          <w:bCs w:val="0"/>
+          <w:sz w:val="24"/>
+          <w:szCs w:val="24"/>
+        </w:rPr>
+        <w:t>Gestionar categorías.</w:t>
       </w:r>
     </w:p>
     <w:p>
       <w:pPr>
         <w:pStyle w:val="Ttulo2"/>
-      </w:pPr>
-      <w:bookmarkStart w:id="32" w:name="_Toc211594650"/>
-      <w:commentRangeStart w:id="33"/>
-      <w:r>
-        <w:lastRenderedPageBreak/>
+        <w:numPr>
+          <w:ilvl w:val="0"/>
+          <w:numId w:val="35"/>
+        </w:numPr>
+        <w:rPr>
+          <w:rFonts w:eastAsia="NSimSun" w:cs="Mangal"/>
+          <w:b w:val="0"/>
+          <w:bCs w:val="0"/>
+          <w:sz w:val="24"/>
+          <w:szCs w:val="24"/>
+        </w:rPr>
+      </w:pPr>
+      <w:r>
+        <w:rPr>
+          <w:rFonts w:eastAsia="NSimSun" w:cs="Mangal"/>
+          <w:b w:val="0"/>
+          <w:bCs w:val="0"/>
+          <w:sz w:val="24"/>
+          <w:szCs w:val="24"/>
+        </w:rPr>
+        <w:t>Gestionar galería (subida y eliminación de imágenes).</w:t>
+      </w:r>
+    </w:p>
+    <w:p>
+      <w:pPr>
+        <w:pStyle w:val="Ttulo2"/>
+        <w:numPr>
+          <w:ilvl w:val="0"/>
+          <w:numId w:val="35"/>
+        </w:numPr>
+        <w:rPr>
+          <w:rFonts w:eastAsia="NSimSun" w:cs="Mangal"/>
+          <w:b w:val="0"/>
+          <w:bCs w:val="0"/>
+          <w:sz w:val="24"/>
+          <w:szCs w:val="24"/>
+        </w:rPr>
+      </w:pPr>
+      <w:r>
+        <w:rPr>
+          <w:rFonts w:eastAsia="NSimSun" w:cs="Mangal"/>
+          <w:b w:val="0"/>
+          <w:bCs w:val="0"/>
+          <w:sz w:val="24"/>
+          <w:szCs w:val="24"/>
+        </w:rPr>
+        <w:t>Leer y eliminar mensajes de contacto.</w:t>
+      </w:r>
+    </w:p>
+    <w:p>
+      <w:pPr>
+        <w:pStyle w:val="Ttulo2"/>
+      </w:pPr>
+      <w:commentRangeStart w:id="35"/>
+      <w:r>
         <w:t>C. Requisitos No Funcionales</w:t>
       </w:r>
-      <w:commentRangeEnd w:id="33"/>
+      <w:commentRangeEnd w:id="35"/>
       <w:r>
         <w:rPr>
           <w:rStyle w:val="Refdecomentario"/>
@@ -3010,9 +4146,9 @@
           <w:b w:val="0"/>
           <w:bCs w:val="0"/>
         </w:rPr>
-        <w:commentReference w:id="33"/>
-      </w:r>
-      <w:bookmarkEnd w:id="32"/>
+        <w:commentReference w:id="35"/>
+      </w:r>
+      <w:bookmarkEnd w:id="34"/>
     </w:p>
     <w:p>
       <w:r>
@@ -3227,15 +4363,7 @@
           </w:tcPr>
           <w:p>
             <w:r>
-              <w:t xml:space="preserve">Protección del panel con </w:t>
-            </w:r>
-            <w:proofErr w:type="spellStart"/>
-            <w:r>
-              <w:t>login</w:t>
-            </w:r>
-            <w:proofErr w:type="spellEnd"/>
-            <w:r>
-              <w:t>.  Validación de formularios (cliente/servidor).</w:t>
+              <w:t>Validación de formularios, cifrado de contraseña del administrador</w:t>
             </w:r>
           </w:p>
         </w:tc>
@@ -3297,7 +4425,7 @@
           </w:tcPr>
           <w:p>
             <w:r>
-              <w:t>Carga de páginas en menos de 3 segundos. Consultas a BD optimizadas.</w:t>
+              <w:t>Tiempo de carga &lt; 3 segundos por página y consultas a BD optimizadas</w:t>
             </w:r>
           </w:p>
         </w:tc>
@@ -3493,19 +4621,20 @@
       <w:pPr>
         <w:pStyle w:val="Ttulo1"/>
       </w:pPr>
-      <w:bookmarkStart w:id="34" w:name="_Toc211594651"/>
-      <w:r>
+      <w:bookmarkStart w:id="36" w:name="_Toc211763912"/>
+      <w:r>
+        <w:lastRenderedPageBreak/>
         <w:t>4</w:t>
       </w:r>
-      <w:commentRangeStart w:id="35"/>
+      <w:commentRangeStart w:id="37"/>
       <w:r>
         <w:t>.Lenguajes de programación a utilizar (Tecnologías)</w:t>
       </w:r>
-      <w:bookmarkEnd w:id="22"/>
-      <w:bookmarkEnd w:id="23"/>
-      <w:bookmarkEnd w:id="24"/>
-      <w:bookmarkEnd w:id="25"/>
-      <w:commentRangeEnd w:id="35"/>
+      <w:bookmarkEnd w:id="27"/>
+      <w:bookmarkEnd w:id="28"/>
+      <w:bookmarkEnd w:id="29"/>
+      <w:bookmarkEnd w:id="30"/>
+      <w:commentRangeEnd w:id="37"/>
       <w:r>
         <w:rPr>
           <w:rStyle w:val="Refdecomentario"/>
@@ -3513,36 +4642,31 @@
           <w:b w:val="0"/>
           <w:bCs w:val="0"/>
         </w:rPr>
-        <w:commentReference w:id="35"/>
-      </w:r>
-      <w:bookmarkEnd w:id="34"/>
+        <w:commentReference w:id="37"/>
+      </w:r>
+      <w:bookmarkEnd w:id="36"/>
+    </w:p>
+    <w:p>
+      <w:bookmarkStart w:id="38" w:name="_Toc211763913"/>
+      <w:bookmarkStart w:id="39" w:name="_Toc210895768"/>
+      <w:bookmarkStart w:id="40" w:name="__RefHeading___Toc2338_1209921303"/>
+      <w:bookmarkStart w:id="41" w:name="_Toc210721457"/>
+      <w:bookmarkStart w:id="42" w:name="_Toc210722553"/>
+      <w:bookmarkStart w:id="43" w:name="_Toc210895773"/>
+      <w:r>
+        <w:t>Para el desarrollo del proyecto trabajaré con tecnologías estándar del desarrollo web, ya que son compatibles entre sí y permiten construir una aplicación completa, desde la parte visual hasta la gestión de datos. Las tecnologías que usaré son:</w:t>
+      </w:r>
     </w:p>
     <w:p>
       <w:pPr>
         <w:pStyle w:val="Prrafodelista"/>
         <w:numPr>
           <w:ilvl w:val="0"/>
-          <w:numId w:val="9"/>
+          <w:numId w:val="36"/>
         </w:numPr>
       </w:pPr>
-      <w:proofErr w:type="spellStart"/>
-      <w:r>
-        <w:rPr>
-          <w:b/>
-          <w:bCs/>
-        </w:rPr>
-        <w:t>Frontend</w:t>
-      </w:r>
-      <w:proofErr w:type="spellEnd"/>
-      <w:r>
-        <w:rPr>
-          <w:b/>
-          <w:bCs/>
-        </w:rPr>
-        <w:t xml:space="preserve"> (cliente): </w:t>
-      </w:r>
-      <w:r>
-        <w:t>HTML, CSS, JavaScript</w:t>
+      <w:r>
+        <w:t>HTML5: para estructurar el contenido y las páginas de la aplicación.</w:t>
       </w:r>
     </w:p>
     <w:p>
@@ -3550,43 +4674,11 @@
         <w:pStyle w:val="Prrafodelista"/>
         <w:numPr>
           <w:ilvl w:val="0"/>
-          <w:numId w:val="9"/>
+          <w:numId w:val="36"/>
         </w:numPr>
-        <w:rPr>
-          <w:lang w:val="en-US"/>
-        </w:rPr>
-      </w:pPr>
-      <w:r>
-        <w:rPr>
-          <w:b/>
-          <w:bCs/>
-          <w:lang w:val="en-US"/>
-        </w:rPr>
-        <w:t>Backend (</w:t>
-      </w:r>
-      <w:proofErr w:type="spellStart"/>
-      <w:r>
-        <w:rPr>
-          <w:b/>
-          <w:bCs/>
-          <w:lang w:val="en-US"/>
-        </w:rPr>
-        <w:t>servidor</w:t>
-      </w:r>
-      <w:proofErr w:type="spellEnd"/>
-      <w:r>
-        <w:rPr>
-          <w:b/>
-          <w:bCs/>
-          <w:lang w:val="en-US"/>
-        </w:rPr>
-        <w:t xml:space="preserve">): </w:t>
-      </w:r>
-      <w:r>
-        <w:rPr>
-          <w:lang w:val="en-US"/>
-        </w:rPr>
-        <w:t>PHP 8.x, Apache (XAMPP)</w:t>
+      </w:pPr>
+      <w:r>
+        <w:t>CSS3: para dar estilo y crear una interfaz visual agradable y responsive.</w:t>
       </w:r>
     </w:p>
     <w:p>
@@ -3594,49 +4686,140 @@
         <w:pStyle w:val="Prrafodelista"/>
         <w:numPr>
           <w:ilvl w:val="0"/>
-          <w:numId w:val="9"/>
+          <w:numId w:val="36"/>
         </w:numPr>
       </w:pPr>
       <w:r>
-        <w:rPr>
-          <w:b/>
-          <w:bCs/>
-        </w:rPr>
-        <w:t xml:space="preserve">Base de </w:t>
+        <w:t>JavaScript (ES6): para añadir interactividad en el navegador e implementar validaciones en el cliente.</w:t>
+      </w:r>
+    </w:p>
+    <w:p>
+      <w:pPr>
+        <w:pStyle w:val="Prrafodelista"/>
+        <w:numPr>
+          <w:ilvl w:val="0"/>
+          <w:numId w:val="36"/>
+        </w:numPr>
+      </w:pPr>
+      <w:r>
+        <w:t>PHP 8.x: para desarrollar la lógica del servidor y la conexión con la base de datos.</w:t>
+      </w:r>
+    </w:p>
+    <w:p>
+      <w:pPr>
+        <w:pStyle w:val="Prrafodelista"/>
+        <w:numPr>
+          <w:ilvl w:val="0"/>
+          <w:numId w:val="36"/>
+        </w:numPr>
+      </w:pPr>
+      <w:r>
+        <w:t>MySQL: como sistema gestor de bases de datos para almacenar productos, mensajes, imágenes y usuarios.</w:t>
+      </w:r>
+    </w:p>
+    <w:p>
+      <w:pPr>
+        <w:pStyle w:val="Prrafodelista"/>
+        <w:numPr>
+          <w:ilvl w:val="0"/>
+          <w:numId w:val="36"/>
+        </w:numPr>
+      </w:pPr>
+      <w:r>
+        <w:t>Apache (XAMPP): como servidor local para ejecutar PHP y MySQL durante el desarrollo.</w:t>
+      </w:r>
+    </w:p>
+    <w:p>
+      <w:r>
+        <w:t>He elegido estas tecnologías porque son compatibles entre sí, funcionan bien juntas y son habituales en el entorno profesional del desarrollo web. Además, permiten cumplir todos los requisitos del proyecto: mostrar información en la web, almacenar datos, gestionar contenido desde un panel privado y validar formularios.</w:t>
+      </w:r>
+    </w:p>
+    <w:p>
+      <w:r>
+        <w:t>También utilizaré algunas herramientas de apoyo durante el desarrollo:</w:t>
+      </w:r>
+    </w:p>
+    <w:p>
+      <w:pPr>
+        <w:pStyle w:val="Prrafodelista"/>
+        <w:numPr>
+          <w:ilvl w:val="0"/>
+          <w:numId w:val="37"/>
+        </w:numPr>
+      </w:pPr>
+      <w:r>
+        <w:t xml:space="preserve">Visual Studio </w:t>
       </w:r>
       <w:proofErr w:type="spellStart"/>
-      <w:proofErr w:type="gramStart"/>
-      <w:r>
-        <w:rPr>
-          <w:b/>
-          <w:bCs/>
-        </w:rPr>
-        <w:t>Datos:</w:t>
-      </w:r>
-      <w:r>
-        <w:t>MySQL</w:t>
+      <w:r>
+        <w:t>Code</w:t>
       </w:r>
       <w:proofErr w:type="spellEnd"/>
-      <w:proofErr w:type="gramEnd"/>
+      <w:r>
+        <w:t>: editor de código principal.</w:t>
+      </w:r>
+    </w:p>
+    <w:p>
+      <w:pPr>
+        <w:pStyle w:val="Prrafodelista"/>
+        <w:numPr>
+          <w:ilvl w:val="0"/>
+          <w:numId w:val="37"/>
+        </w:numPr>
+      </w:pPr>
+      <w:r>
+        <w:t xml:space="preserve">MySQL </w:t>
+      </w:r>
+      <w:proofErr w:type="spellStart"/>
+      <w:r>
+        <w:t>Workbench</w:t>
+      </w:r>
+      <w:proofErr w:type="spellEnd"/>
+      <w:r>
+        <w:t>: para diseñar y revisar la base de datos.</w:t>
+      </w:r>
+    </w:p>
+    <w:p>
+      <w:pPr>
+        <w:pStyle w:val="Prrafodelista"/>
+        <w:numPr>
+          <w:ilvl w:val="0"/>
+          <w:numId w:val="37"/>
+        </w:numPr>
+      </w:pPr>
+      <w:r>
+        <w:t>Git y GitHub: para el control de versiones.</w:t>
+      </w:r>
+    </w:p>
+    <w:p>
+      <w:pPr>
+        <w:pStyle w:val="Prrafodelista"/>
+        <w:numPr>
+          <w:ilvl w:val="0"/>
+          <w:numId w:val="37"/>
+        </w:numPr>
+      </w:pPr>
+      <w:proofErr w:type="spellStart"/>
+      <w:r>
+        <w:t>Figma</w:t>
+      </w:r>
+      <w:proofErr w:type="spellEnd"/>
+      <w:r>
+        <w:t>: para diseñar el prototipo visual antes de maquetar la web.</w:t>
+      </w:r>
     </w:p>
     <w:p>
       <w:pPr>
         <w:pStyle w:val="Ttulo1"/>
       </w:pPr>
-      <w:bookmarkStart w:id="36" w:name="_Toc210895768"/>
-      <w:bookmarkStart w:id="37" w:name="__RefHeading___Toc2338_1209921303"/>
-      <w:bookmarkStart w:id="38" w:name="_Toc210721457"/>
-      <w:bookmarkStart w:id="39" w:name="_Toc210722553"/>
-      <w:bookmarkStart w:id="40" w:name="_Toc210895773"/>
-      <w:bookmarkStart w:id="41" w:name="_Toc211594652"/>
       <w:r>
         <w:t>5</w:t>
       </w:r>
-      <w:commentRangeStart w:id="42"/>
+      <w:commentRangeStart w:id="44"/>
       <w:r>
         <w:t>.BBDD a utilizar (ya sea Relacional o No Relacional) (CE: 2.b, 2.e)</w:t>
       </w:r>
-      <w:commentRangeEnd w:id="42"/>
+      <w:commentRangeEnd w:id="44"/>
       <w:r>
         <w:rPr>
           <w:rStyle w:val="Refdecomentario"/>
@@ -3644,9 +4827,9 @@
           <w:b w:val="0"/>
           <w:bCs w:val="0"/>
         </w:rPr>
-        <w:commentReference w:id="42"/>
-      </w:r>
-      <w:bookmarkEnd w:id="41"/>
+        <w:commentReference w:id="44"/>
+      </w:r>
+      <w:bookmarkEnd w:id="38"/>
     </w:p>
     <w:p>
       <w:pPr>
@@ -3758,21 +4941,43 @@
         <w:t>)</w:t>
       </w:r>
     </w:p>
+    <w:p>
+      <w:pPr>
+        <w:pStyle w:val="Prrafodelista"/>
+        <w:numPr>
+          <w:ilvl w:val="0"/>
+          <w:numId w:val="10"/>
+        </w:numPr>
+      </w:pPr>
+      <w:r>
+        <w:t>usuarios (</w:t>
+      </w:r>
+      <w:proofErr w:type="spellStart"/>
+      <w:proofErr w:type="gramStart"/>
+      <w:r>
+        <w:t>id,rol</w:t>
+      </w:r>
+      <w:proofErr w:type="spellEnd"/>
+      <w:proofErr w:type="gramEnd"/>
+      <w:r>
+        <w:t xml:space="preserve"> ,…)</w:t>
+      </w:r>
+    </w:p>
     <w:p/>
     <w:p>
       <w:pPr>
         <w:pStyle w:val="Ttulo1"/>
       </w:pPr>
-      <w:bookmarkStart w:id="43" w:name="_Toc211594653"/>
+      <w:bookmarkStart w:id="45" w:name="_Toc211763914"/>
       <w:r>
         <w:t>6</w:t>
       </w:r>
-      <w:commentRangeStart w:id="44"/>
+      <w:commentRangeStart w:id="46"/>
       <w:r>
         <w:t>.Diagrama UML (CE: 1.i, 2.a)</w:t>
       </w:r>
-      <w:bookmarkEnd w:id="36"/>
-      <w:commentRangeEnd w:id="44"/>
+      <w:bookmarkEnd w:id="39"/>
+      <w:commentRangeEnd w:id="46"/>
       <w:r>
         <w:rPr>
           <w:rStyle w:val="Refdecomentario"/>
@@ -3780,9 +4985,9 @@
           <w:b w:val="0"/>
           <w:bCs w:val="0"/>
         </w:rPr>
-        <w:commentReference w:id="44"/>
-      </w:r>
-      <w:bookmarkEnd w:id="43"/>
+        <w:commentReference w:id="46"/>
+      </w:r>
+      <w:bookmarkEnd w:id="45"/>
     </w:p>
     <w:p>
       <w:pPr>
@@ -3838,6 +5043,7 @@
       </w:pPr>
       <w:proofErr w:type="spellStart"/>
       <w:r>
+        <w:lastRenderedPageBreak/>
         <w:t>MensajeContacto</w:t>
       </w:r>
       <w:proofErr w:type="spellEnd"/>
@@ -3851,6 +5057,35 @@
           <w:ilvl w:val="0"/>
           <w:numId w:val="11"/>
         </w:numPr>
+      </w:pPr>
+      <w:proofErr w:type="spellStart"/>
+      <w:r>
+        <w:t>ImagenGalería</w:t>
+      </w:r>
+      <w:proofErr w:type="spellEnd"/>
+      <w:r>
+        <w:t xml:space="preserve"> (</w:t>
+      </w:r>
+      <w:proofErr w:type="spellStart"/>
+      <w:r>
+        <w:t>url</w:t>
+      </w:r>
+      <w:proofErr w:type="spellEnd"/>
+      <w:r>
+        <w:t>, descripción)</w:t>
+      </w:r>
+    </w:p>
+    <w:p>
+      <w:pPr>
+        <w:ind w:left="720"/>
+      </w:pPr>
+    </w:p>
+    <w:p>
+      <w:pPr>
+        <w:ind w:left="720"/>
+        <w:rPr>
+          <w:color w:val="EE0000"/>
+        </w:rPr>
       </w:pPr>
       <w:r>
         <w:rPr>
@@ -3861,15 +5096,14 @@
           <w:sz w:val="36"/>
           <w:szCs w:val="36"/>
         </w:rPr>
-        <w:lastRenderedPageBreak/>
         <w:drawing>
-          <wp:anchor distT="0" distB="0" distL="114300" distR="114300" simplePos="0" relativeHeight="251669504" behindDoc="0" locked="0" layoutInCell="1" allowOverlap="1" wp14:anchorId="7195F3F7" wp14:editId="496C15A2">
+          <wp:anchor distT="0" distB="0" distL="114300" distR="114300" simplePos="0" relativeHeight="251669504" behindDoc="0" locked="0" layoutInCell="1" allowOverlap="1" wp14:anchorId="7195F3F7" wp14:editId="76421D04">
             <wp:simplePos x="0" y="0"/>
             <wp:positionH relativeFrom="column">
-              <wp:posOffset>262890</wp:posOffset>
+              <wp:posOffset>672465</wp:posOffset>
             </wp:positionH>
             <wp:positionV relativeFrom="paragraph">
-              <wp:posOffset>292100</wp:posOffset>
+              <wp:posOffset>168275</wp:posOffset>
             </wp:positionV>
             <wp:extent cx="4213860" cy="2506980"/>
             <wp:effectExtent l="0" t="0" r="0" b="7620"/>
@@ -3919,61 +5153,37 @@
           </wp:anchor>
         </w:drawing>
       </w:r>
-      <w:proofErr w:type="spellStart"/>
-      <w:r>
-        <w:t>ImagenGalería</w:t>
-      </w:r>
-      <w:proofErr w:type="spellEnd"/>
-      <w:r>
-        <w:t xml:space="preserve"> (</w:t>
-      </w:r>
-      <w:proofErr w:type="spellStart"/>
-      <w:r>
-        <w:t>url</w:t>
-      </w:r>
-      <w:proofErr w:type="spellEnd"/>
-      <w:r>
-        <w:t>, descripción)</w:t>
-      </w:r>
-    </w:p>
-    <w:p>
-      <w:pPr>
-        <w:ind w:left="720"/>
+      <w:commentRangeStart w:id="47"/>
+      <w:r>
         <w:rPr>
           <w:color w:val="EE0000"/>
         </w:rPr>
-      </w:pPr>
-      <w:commentRangeStart w:id="45"/>
-      <w:r>
-        <w:rPr>
-          <w:color w:val="EE0000"/>
-        </w:rPr>
         <w:t>Todas las imágenes y tablas deben llevar título (pregúntame como si no sabes).</w:t>
       </w:r>
-      <w:commentRangeEnd w:id="45"/>
+      <w:commentRangeEnd w:id="47"/>
       <w:r>
         <w:rPr>
           <w:rStyle w:val="Refdecomentario"/>
           <w:rFonts w:cs="Mangal"/>
         </w:rPr>
-        <w:commentReference w:id="45"/>
+        <w:commentReference w:id="47"/>
       </w:r>
     </w:p>
     <w:p>
       <w:pPr>
         <w:pStyle w:val="Ttulo1"/>
       </w:pPr>
-      <w:bookmarkStart w:id="46" w:name="_Toc210895769"/>
-      <w:bookmarkStart w:id="47" w:name="_Toc211594654"/>
+      <w:bookmarkStart w:id="48" w:name="_Toc210895769"/>
+      <w:bookmarkStart w:id="49" w:name="_Toc211763915"/>
       <w:r>
         <w:t>7</w:t>
       </w:r>
-      <w:commentRangeStart w:id="48"/>
+      <w:commentRangeStart w:id="50"/>
       <w:r>
         <w:t>.Entornos de aplicación del proyecto:</w:t>
       </w:r>
-      <w:bookmarkEnd w:id="46"/>
-      <w:commentRangeEnd w:id="48"/>
+      <w:bookmarkEnd w:id="48"/>
+      <w:commentRangeEnd w:id="50"/>
       <w:r>
         <w:rPr>
           <w:rStyle w:val="Refdecomentario"/>
@@ -3981,11 +5191,23 @@
           <w:b w:val="0"/>
           <w:bCs w:val="0"/>
         </w:rPr>
-        <w:commentReference w:id="48"/>
-      </w:r>
-      <w:bookmarkEnd w:id="47"/>
-    </w:p>
-    <w:p>
+        <w:commentReference w:id="50"/>
+      </w:r>
+      <w:bookmarkEnd w:id="49"/>
+    </w:p>
+    <w:p>
+      <w:r>
+        <w:t>El proyecto contará con dos entornos principales: la web pública y el panel privado de administración. Además, se trabajará con distintos entornos de trabajo (desarrollo, pruebas y producción).</w:t>
+      </w:r>
+    </w:p>
+    <w:p>
+      <w:pPr>
+        <w:pStyle w:val="Prrafodelista"/>
+        <w:numPr>
+          <w:ilvl w:val="0"/>
+          <w:numId w:val="38"/>
+        </w:numPr>
+      </w:pPr>
       <w:r>
         <w:rPr>
           <w:b/>
@@ -3994,10 +5216,20 @@
         <w:t>Web pública:</w:t>
       </w:r>
       <w:r>
-        <w:t xml:space="preserve"> Usuarios consultan productos, galería e información.</w:t>
-      </w:r>
-    </w:p>
-    <w:p>
+        <w:t xml:space="preserve"> </w:t>
+      </w:r>
+      <w:r>
+        <w:t>Página accesible desde cualquier navegador para consultar el catálogo, ver la galería y enviar mensajes</w:t>
+      </w:r>
+    </w:p>
+    <w:p>
+      <w:pPr>
+        <w:pStyle w:val="Prrafodelista"/>
+        <w:numPr>
+          <w:ilvl w:val="0"/>
+          <w:numId w:val="38"/>
+        </w:numPr>
+      </w:pPr>
       <w:r>
         <w:rPr>
           <w:b/>
@@ -4009,19 +5241,33 @@
         <w:t xml:space="preserve"> Panel privado para añadir/modificar productos y gestionar mensajes de contacto.</w:t>
       </w:r>
     </w:p>
+    <w:p/>
+    <w:p>
+      <w:r>
+        <w:t xml:space="preserve">Cuando el proyecto esté terminado, la aplicación podrá alojarse en un hosting web con soporte PHP y MySQL, o en un servidor como </w:t>
+      </w:r>
+      <w:proofErr w:type="spellStart"/>
+      <w:r>
+        <w:t>Railway</w:t>
+      </w:r>
+      <w:proofErr w:type="spellEnd"/>
+      <w:r>
+        <w:t xml:space="preserve"> o Hostinger.</w:t>
+      </w:r>
+    </w:p>
     <w:p>
       <w:pPr>
         <w:pStyle w:val="Ttulo2"/>
       </w:pPr>
-      <w:bookmarkStart w:id="49" w:name="__RefHeading___Toc2336_1209921303"/>
-      <w:bookmarkStart w:id="50" w:name="_Toc210721456"/>
-      <w:bookmarkStart w:id="51" w:name="_Toc210722552"/>
-      <w:bookmarkStart w:id="52" w:name="_Toc210895772"/>
-      <w:bookmarkStart w:id="53" w:name="_Toc211594655"/>
+      <w:bookmarkStart w:id="51" w:name="_Toc211763916"/>
+      <w:bookmarkStart w:id="52" w:name="__RefHeading___Toc2336_1209921303"/>
+      <w:bookmarkStart w:id="53" w:name="_Toc210721456"/>
+      <w:bookmarkStart w:id="54" w:name="_Toc210722552"/>
+      <w:bookmarkStart w:id="55" w:name="_Toc210895772"/>
       <w:r>
         <w:t>Hardware Necesario</w:t>
       </w:r>
-      <w:bookmarkEnd w:id="53"/>
+      <w:bookmarkEnd w:id="51"/>
     </w:p>
     <w:p>
       <w:pPr>
@@ -4078,11 +5324,11 @@
       <w:pPr>
         <w:pStyle w:val="Ttulo2"/>
       </w:pPr>
-      <w:bookmarkStart w:id="54" w:name="_Toc211594656"/>
+      <w:bookmarkStart w:id="56" w:name="_Toc211763917"/>
       <w:r>
         <w:t>Software Necesario</w:t>
       </w:r>
-      <w:bookmarkEnd w:id="54"/>
+      <w:bookmarkEnd w:id="56"/>
     </w:p>
     <w:p>
       <w:pPr>
@@ -4219,6 +5465,7 @@
         <w:rPr>
           <w:rFonts w:cs="Mangal"/>
         </w:rPr>
+        <w:lastRenderedPageBreak/>
         <w:t>Navegadores: Chrome, Firefox (para pruebas y depuración).</w:t>
       </w:r>
     </w:p>
@@ -4226,19 +5473,19 @@
       <w:pPr>
         <w:pStyle w:val="Ttulo1"/>
       </w:pPr>
-      <w:bookmarkStart w:id="55" w:name="_Toc211594657"/>
+      <w:bookmarkStart w:id="57" w:name="_Toc211763918"/>
       <w:r>
         <w:t>8</w:t>
       </w:r>
-      <w:commentRangeStart w:id="56"/>
+      <w:commentRangeStart w:id="58"/>
       <w:r>
         <w:t>.Fases de desarrollo del proyecto (CE: 2.c)</w:t>
       </w:r>
-      <w:bookmarkEnd w:id="49"/>
-      <w:bookmarkEnd w:id="50"/>
-      <w:bookmarkEnd w:id="51"/>
       <w:bookmarkEnd w:id="52"/>
-      <w:commentRangeEnd w:id="56"/>
+      <w:bookmarkEnd w:id="53"/>
+      <w:bookmarkEnd w:id="54"/>
+      <w:bookmarkEnd w:id="55"/>
+      <w:commentRangeEnd w:id="58"/>
       <w:r>
         <w:rPr>
           <w:rStyle w:val="Refdecomentario"/>
@@ -4246,184 +5493,423 @@
           <w:b w:val="0"/>
           <w:bCs w:val="0"/>
         </w:rPr>
-        <w:commentReference w:id="56"/>
-      </w:r>
-      <w:bookmarkEnd w:id="55"/>
-    </w:p>
-    <w:p>
-      <w:pPr>
-        <w:keepNext/>
-        <w:numPr>
-          <w:ilvl w:val="0"/>
-          <w:numId w:val="14"/>
-        </w:numPr>
-        <w:ind w:left="714" w:hanging="357"/>
-      </w:pPr>
-      <w:r>
-        <w:rPr>
-          <w:rFonts w:cs="Mangal"/>
-          <w:b/>
-          <w:bCs/>
-        </w:rPr>
-        <w:t>Análisis:</w:t>
-      </w:r>
-      <w:r>
-        <w:rPr>
-          <w:rFonts w:cs="Mangal"/>
-        </w:rPr>
-        <w:t xml:space="preserve"> Definición de requisitos</w:t>
-      </w:r>
-    </w:p>
-    <w:p>
-      <w:pPr>
-        <w:numPr>
-          <w:ilvl w:val="0"/>
-          <w:numId w:val="14"/>
-        </w:numPr>
-      </w:pPr>
-      <w:r>
-        <w:rPr>
-          <w:rFonts w:cs="Mangal"/>
-          <w:b/>
-          <w:bCs/>
-        </w:rPr>
-        <w:t>Diseño:</w:t>
-      </w:r>
-      <w:r>
-        <w:rPr>
-          <w:rFonts w:cs="Mangal"/>
-        </w:rPr>
-        <w:t xml:space="preserve"> UML, prototipos de interfaz</w:t>
-      </w:r>
-    </w:p>
-    <w:p>
-      <w:pPr>
-        <w:numPr>
-          <w:ilvl w:val="0"/>
-          <w:numId w:val="14"/>
-        </w:numPr>
-      </w:pPr>
-      <w:r>
-        <w:rPr>
-          <w:rFonts w:cs="Mangal"/>
-          <w:b/>
-          <w:bCs/>
-        </w:rPr>
-        <w:t>Implementación:</w:t>
-      </w:r>
-      <w:r>
-        <w:rPr>
-          <w:rFonts w:cs="Mangal"/>
-        </w:rPr>
-        <w:t xml:space="preserve"> Desarrollo </w:t>
-      </w:r>
-      <w:proofErr w:type="spellStart"/>
-      <w:r>
-        <w:rPr>
-          <w:rFonts w:cs="Mangal"/>
-        </w:rPr>
-        <w:t>frontend</w:t>
-      </w:r>
-      <w:proofErr w:type="spellEnd"/>
-      <w:r>
-        <w:rPr>
-          <w:rFonts w:cs="Mangal"/>
-        </w:rPr>
-        <w:t xml:space="preserve"> y </w:t>
-      </w:r>
-      <w:proofErr w:type="spellStart"/>
-      <w:r>
-        <w:rPr>
-          <w:rFonts w:cs="Mangal"/>
-        </w:rPr>
-        <w:t>backend</w:t>
-      </w:r>
-      <w:proofErr w:type="spellEnd"/>
-    </w:p>
-    <w:p>
-      <w:pPr>
-        <w:numPr>
-          <w:ilvl w:val="0"/>
-          <w:numId w:val="14"/>
-        </w:numPr>
-      </w:pPr>
-      <w:r>
-        <w:rPr>
-          <w:rFonts w:cs="Mangal"/>
-          <w:b/>
-          <w:bCs/>
-        </w:rPr>
-        <w:t>Integración:</w:t>
-      </w:r>
-      <w:r>
-        <w:rPr>
-          <w:rFonts w:cs="Mangal"/>
-        </w:rPr>
-        <w:t xml:space="preserve"> Conexión con base de datos</w:t>
-      </w:r>
-    </w:p>
-    <w:p>
-      <w:pPr>
-        <w:numPr>
-          <w:ilvl w:val="0"/>
-          <w:numId w:val="14"/>
-        </w:numPr>
-      </w:pPr>
-      <w:r>
-        <w:rPr>
-          <w:rFonts w:cs="Mangal"/>
-          <w:b/>
-          <w:bCs/>
-        </w:rPr>
-        <w:t xml:space="preserve">Pruebas: </w:t>
-      </w:r>
-      <w:r>
-        <w:rPr>
-          <w:rFonts w:cs="Mangal"/>
-        </w:rPr>
-        <w:t>Validación de funcionalidades</w:t>
-      </w:r>
-    </w:p>
-    <w:p>
-      <w:pPr>
-        <w:numPr>
-          <w:ilvl w:val="0"/>
-          <w:numId w:val="14"/>
-        </w:numPr>
-      </w:pPr>
-      <w:r>
-        <w:rPr>
-          <w:rFonts w:cs="Mangal"/>
-          <w:b/>
-          <w:bCs/>
-        </w:rPr>
-        <w:t>Documentación y Presentación:</w:t>
-      </w:r>
-      <w:r>
-        <w:rPr>
-          <w:rFonts w:cs="Mangal"/>
-        </w:rPr>
-        <w:t xml:space="preserve"> Entrega final del proyecto y exposición</w:t>
-      </w:r>
-    </w:p>
+        <w:commentReference w:id="58"/>
+      </w:r>
+      <w:bookmarkEnd w:id="57"/>
+    </w:p>
+    <w:p>
+      <w:bookmarkStart w:id="59" w:name="_Toc211763919"/>
+      <w:r>
+        <w:t>El proyecto seguirá una planificación dividida en fases:</w:t>
+      </w:r>
+    </w:p>
+    <w:tbl>
+      <w:tblPr>
+        <w:tblStyle w:val="Tablaconcuadrcula"/>
+        <w:tblW w:w="10349" w:type="dxa"/>
+        <w:tblInd w:w="-289" w:type="dxa"/>
+        <w:tblLook w:val="04A0" w:firstRow="1" w:lastRow="0" w:firstColumn="1" w:lastColumn="0" w:noHBand="0" w:noVBand="1"/>
+      </w:tblPr>
+      <w:tblGrid>
+        <w:gridCol w:w="2552"/>
+        <w:gridCol w:w="4395"/>
+        <w:gridCol w:w="3402"/>
+      </w:tblGrid>
+      <w:tr>
+        <w:tc>
+          <w:tcPr>
+            <w:tcW w:w="2552" w:type="dxa"/>
+          </w:tcPr>
+          <w:p>
+            <w:pPr>
+              <w:jc w:val="center"/>
+              <w:rPr>
+                <w:b/>
+                <w:bCs/>
+              </w:rPr>
+            </w:pPr>
+            <w:r>
+              <w:rPr>
+                <w:b/>
+                <w:bCs/>
+              </w:rPr>
+              <w:t>Fase</w:t>
+            </w:r>
+          </w:p>
+        </w:tc>
+        <w:tc>
+          <w:tcPr>
+            <w:tcW w:w="4395" w:type="dxa"/>
+          </w:tcPr>
+          <w:p>
+            <w:pPr>
+              <w:jc w:val="center"/>
+              <w:rPr>
+                <w:b/>
+                <w:bCs/>
+              </w:rPr>
+            </w:pPr>
+            <w:r>
+              <w:rPr>
+                <w:b/>
+                <w:bCs/>
+              </w:rPr>
+              <w:t>Descripción</w:t>
+            </w:r>
+          </w:p>
+        </w:tc>
+        <w:tc>
+          <w:tcPr>
+            <w:tcW w:w="3402" w:type="dxa"/>
+          </w:tcPr>
+          <w:p>
+            <w:pPr>
+              <w:jc w:val="center"/>
+              <w:rPr>
+                <w:b/>
+                <w:bCs/>
+              </w:rPr>
+            </w:pPr>
+            <w:r>
+              <w:rPr>
+                <w:b/>
+                <w:bCs/>
+              </w:rPr>
+              <w:t>Resultado Esperado</w:t>
+            </w:r>
+          </w:p>
+        </w:tc>
+      </w:tr>
+      <w:tr>
+        <w:tc>
+          <w:tcPr>
+            <w:tcW w:w="2552" w:type="dxa"/>
+          </w:tcPr>
+          <w:p>
+            <w:pPr>
+              <w:rPr>
+                <w:b/>
+                <w:bCs/>
+              </w:rPr>
+            </w:pPr>
+            <w:r>
+              <w:rPr>
+                <w:b/>
+                <w:bCs/>
+              </w:rPr>
+              <w:t>1.Planificación inicial</w:t>
+            </w:r>
+          </w:p>
+        </w:tc>
+        <w:tc>
+          <w:tcPr>
+            <w:tcW w:w="4395" w:type="dxa"/>
+          </w:tcPr>
+          <w:p>
+            <w:r>
+              <w:t>Definir objetivos, recursos, tiempos y metodología</w:t>
+            </w:r>
+          </w:p>
+        </w:tc>
+        <w:tc>
+          <w:tcPr>
+            <w:tcW w:w="3402" w:type="dxa"/>
+          </w:tcPr>
+          <w:p>
+            <w:r>
+              <w:t>Hoja de ruta del proyecto</w:t>
+            </w:r>
+          </w:p>
+        </w:tc>
+      </w:tr>
+      <w:tr>
+        <w:tc>
+          <w:tcPr>
+            <w:tcW w:w="2552" w:type="dxa"/>
+          </w:tcPr>
+          <w:p>
+            <w:pPr>
+              <w:rPr>
+                <w:b/>
+                <w:bCs/>
+              </w:rPr>
+            </w:pPr>
+            <w:r>
+              <w:rPr>
+                <w:b/>
+                <w:bCs/>
+              </w:rPr>
+              <w:t>2. Análisis</w:t>
+            </w:r>
+          </w:p>
+        </w:tc>
+        <w:tc>
+          <w:tcPr>
+            <w:tcW w:w="4395" w:type="dxa"/>
+          </w:tcPr>
+          <w:p>
+            <w:r>
+              <w:t>Identificar requisitos funcionales y no funcionales</w:t>
+            </w:r>
+          </w:p>
+        </w:tc>
+        <w:tc>
+          <w:tcPr>
+            <w:tcW w:w="3402" w:type="dxa"/>
+          </w:tcPr>
+          <w:p>
+            <w:r>
+              <w:t>Documento de requisitos</w:t>
+            </w:r>
+          </w:p>
+        </w:tc>
+      </w:tr>
+      <w:tr>
+        <w:tc>
+          <w:tcPr>
+            <w:tcW w:w="2552" w:type="dxa"/>
+          </w:tcPr>
+          <w:p>
+            <w:pPr>
+              <w:rPr>
+                <w:b/>
+                <w:bCs/>
+              </w:rPr>
+            </w:pPr>
+            <w:r>
+              <w:rPr>
+                <w:b/>
+                <w:bCs/>
+              </w:rPr>
+              <w:t>3. Diseño</w:t>
+            </w:r>
+          </w:p>
+        </w:tc>
+        <w:tc>
+          <w:tcPr>
+            <w:tcW w:w="4395" w:type="dxa"/>
+          </w:tcPr>
+          <w:p>
+            <w:r>
+              <w:t>Diseño de BBDD, UML y prototipo visual</w:t>
+            </w:r>
+          </w:p>
+        </w:tc>
+        <w:tc>
+          <w:tcPr>
+            <w:tcW w:w="3402" w:type="dxa"/>
+          </w:tcPr>
+          <w:p>
+            <w:r>
+              <w:t xml:space="preserve">Diagramas y prototipo en </w:t>
+            </w:r>
+            <w:proofErr w:type="spellStart"/>
+            <w:r>
+              <w:t>Figma</w:t>
+            </w:r>
+            <w:proofErr w:type="spellEnd"/>
+          </w:p>
+        </w:tc>
+      </w:tr>
+      <w:tr>
+        <w:tc>
+          <w:tcPr>
+            <w:tcW w:w="2552" w:type="dxa"/>
+          </w:tcPr>
+          <w:p>
+            <w:pPr>
+              <w:rPr>
+                <w:b/>
+                <w:bCs/>
+              </w:rPr>
+            </w:pPr>
+            <w:r>
+              <w:rPr>
+                <w:b/>
+                <w:bCs/>
+              </w:rPr>
+              <w:t>4. Implementación</w:t>
+            </w:r>
+          </w:p>
+        </w:tc>
+        <w:tc>
+          <w:tcPr>
+            <w:tcW w:w="4395" w:type="dxa"/>
+          </w:tcPr>
+          <w:p>
+            <w:r>
+              <w:t xml:space="preserve">Programación del </w:t>
+            </w:r>
+            <w:proofErr w:type="spellStart"/>
+            <w:r>
+              <w:t>frontend</w:t>
+            </w:r>
+            <w:proofErr w:type="spellEnd"/>
+            <w:r>
+              <w:t xml:space="preserve"> y </w:t>
+            </w:r>
+            <w:proofErr w:type="spellStart"/>
+            <w:r>
+              <w:t>backend</w:t>
+            </w:r>
+            <w:proofErr w:type="spellEnd"/>
+          </w:p>
+        </w:tc>
+        <w:tc>
+          <w:tcPr>
+            <w:tcW w:w="3402" w:type="dxa"/>
+          </w:tcPr>
+          <w:p>
+            <w:r>
+              <w:t>Proyecto funcional en local</w:t>
+            </w:r>
+          </w:p>
+        </w:tc>
+      </w:tr>
+      <w:tr>
+        <w:tc>
+          <w:tcPr>
+            <w:tcW w:w="2552" w:type="dxa"/>
+          </w:tcPr>
+          <w:p>
+            <w:pPr>
+              <w:rPr>
+                <w:b/>
+                <w:bCs/>
+              </w:rPr>
+            </w:pPr>
+            <w:r>
+              <w:rPr>
+                <w:b/>
+                <w:bCs/>
+              </w:rPr>
+              <w:t>5. Integración</w:t>
+            </w:r>
+          </w:p>
+        </w:tc>
+        <w:tc>
+          <w:tcPr>
+            <w:tcW w:w="4395" w:type="dxa"/>
+          </w:tcPr>
+          <w:p>
+            <w:r>
+              <w:t>Conectar PHP con MySQL y vistas</w:t>
+            </w:r>
+          </w:p>
+        </w:tc>
+        <w:tc>
+          <w:tcPr>
+            <w:tcW w:w="3402" w:type="dxa"/>
+          </w:tcPr>
+          <w:p>
+            <w:r>
+              <w:t>Web dinámica funcionando</w:t>
+            </w:r>
+          </w:p>
+        </w:tc>
+      </w:tr>
+      <w:tr>
+        <w:tc>
+          <w:tcPr>
+            <w:tcW w:w="2552" w:type="dxa"/>
+          </w:tcPr>
+          <w:p>
+            <w:pPr>
+              <w:rPr>
+                <w:b/>
+                <w:bCs/>
+              </w:rPr>
+            </w:pPr>
+            <w:r>
+              <w:rPr>
+                <w:b/>
+                <w:bCs/>
+              </w:rPr>
+              <w:t>6. Pruebas</w:t>
+            </w:r>
+          </w:p>
+        </w:tc>
+        <w:tc>
+          <w:tcPr>
+            <w:tcW w:w="4395" w:type="dxa"/>
+          </w:tcPr>
+          <w:p>
+            <w:r>
+              <w:t>Test de usabilidad, responsive y errores</w:t>
+            </w:r>
+          </w:p>
+        </w:tc>
+        <w:tc>
+          <w:tcPr>
+            <w:tcW w:w="3402" w:type="dxa"/>
+          </w:tcPr>
+          <w:p>
+            <w:r>
+              <w:t>Versión validada</w:t>
+            </w:r>
+          </w:p>
+        </w:tc>
+      </w:tr>
+      <w:tr>
+        <w:tc>
+          <w:tcPr>
+            <w:tcW w:w="2552" w:type="dxa"/>
+          </w:tcPr>
+          <w:p>
+            <w:pPr>
+              <w:rPr>
+                <w:b/>
+                <w:bCs/>
+              </w:rPr>
+            </w:pPr>
+            <w:r>
+              <w:rPr>
+                <w:b/>
+                <w:bCs/>
+              </w:rPr>
+              <w:t>7. Documentación y presentación</w:t>
+            </w:r>
+          </w:p>
+        </w:tc>
+        <w:tc>
+          <w:tcPr>
+            <w:tcW w:w="4395" w:type="dxa"/>
+          </w:tcPr>
+          <w:p>
+            <w:r>
+              <w:t>Redacción final y defensa</w:t>
+            </w:r>
+          </w:p>
+        </w:tc>
+        <w:tc>
+          <w:tcPr>
+            <w:tcW w:w="3402" w:type="dxa"/>
+          </w:tcPr>
+          <w:p>
+            <w:r>
+              <w:t>Proyecto listo para entrega</w:t>
+            </w:r>
+          </w:p>
+        </w:tc>
+      </w:tr>
+    </w:tbl>
+    <w:p/>
     <w:p>
       <w:pPr>
         <w:pStyle w:val="Ttulo1"/>
       </w:pPr>
-      <w:bookmarkStart w:id="57" w:name="_Toc211594658"/>
-      <w:r>
-        <w:lastRenderedPageBreak/>
+      <w:r>
         <w:t>9</w:t>
       </w:r>
-      <w:commentRangeStart w:id="58"/>
+      <w:commentRangeStart w:id="60"/>
       <w:r>
         <w:t>.Prototipo de Interfaz de usuario (al menos las principales)</w:t>
       </w:r>
-      <w:bookmarkEnd w:id="37"/>
-      <w:bookmarkEnd w:id="38"/>
-      <w:bookmarkEnd w:id="39"/>
       <w:bookmarkEnd w:id="40"/>
-      <w:commentRangeEnd w:id="58"/>
+      <w:bookmarkEnd w:id="41"/>
+      <w:bookmarkEnd w:id="42"/>
+      <w:bookmarkEnd w:id="43"/>
+      <w:commentRangeEnd w:id="60"/>
       <w:r>
         <w:rPr>
           <w:rStyle w:val="Refdecomentario"/>
@@ -4431,27 +5917,365 @@
           <w:b w:val="0"/>
           <w:bCs w:val="0"/>
         </w:rPr>
-        <w:commentReference w:id="58"/>
-      </w:r>
-      <w:bookmarkEnd w:id="57"/>
+        <w:commentReference w:id="60"/>
+      </w:r>
+      <w:bookmarkEnd w:id="59"/>
+    </w:p>
+    <w:p>
+      <w:r>
+        <w:t xml:space="preserve">El prototipo se </w:t>
+      </w:r>
+      <w:r>
+        <w:t xml:space="preserve">diseñará </w:t>
+      </w:r>
+      <w:r>
+        <w:t xml:space="preserve">en </w:t>
+      </w:r>
+      <w:proofErr w:type="spellStart"/>
+      <w:r>
+        <w:t>Figma</w:t>
+      </w:r>
+      <w:proofErr w:type="spellEnd"/>
+      <w:r>
+        <w:t>, con una estructura simple e intuitiva. Las vistas principales de la web serán:</w:t>
+      </w:r>
+    </w:p>
+    <w:tbl>
+      <w:tblPr>
+        <w:tblStyle w:val="Tablaconcuadrcula"/>
+        <w:tblW w:w="10207" w:type="dxa"/>
+        <w:tblInd w:w="-289" w:type="dxa"/>
+        <w:tblLook w:val="04A0" w:firstRow="1" w:lastRow="0" w:firstColumn="1" w:lastColumn="0" w:noHBand="0" w:noVBand="1"/>
+      </w:tblPr>
+      <w:tblGrid>
+        <w:gridCol w:w="1725"/>
+        <w:gridCol w:w="8482"/>
+      </w:tblGrid>
+      <w:tr>
+        <w:tc>
+          <w:tcPr>
+            <w:tcW w:w="1560" w:type="dxa"/>
+          </w:tcPr>
+          <w:p>
+            <w:pPr>
+              <w:jc w:val="center"/>
+              <w:rPr>
+                <w:b/>
+                <w:bCs/>
+              </w:rPr>
+            </w:pPr>
+            <w:r>
+              <w:rPr>
+                <w:b/>
+                <w:bCs/>
+              </w:rPr>
+              <w:t>Pantalla</w:t>
+            </w:r>
+          </w:p>
+        </w:tc>
+        <w:tc>
+          <w:tcPr>
+            <w:tcW w:w="8647" w:type="dxa"/>
+          </w:tcPr>
+          <w:p>
+            <w:pPr>
+              <w:jc w:val="center"/>
+              <w:rPr>
+                <w:b/>
+                <w:bCs/>
+              </w:rPr>
+            </w:pPr>
+            <w:r>
+              <w:rPr>
+                <w:b/>
+                <w:bCs/>
+              </w:rPr>
+              <w:t>Descripción y elementos</w:t>
+            </w:r>
+          </w:p>
+        </w:tc>
+      </w:tr>
+      <w:tr>
+        <w:tc>
+          <w:tcPr>
+            <w:tcW w:w="1560" w:type="dxa"/>
+          </w:tcPr>
+          <w:p>
+            <w:pPr>
+              <w:rPr>
+                <w:b/>
+                <w:bCs/>
+              </w:rPr>
+            </w:pPr>
+            <w:r>
+              <w:rPr>
+                <w:b/>
+                <w:bCs/>
+              </w:rPr>
+              <w:t>Inicio</w:t>
+            </w:r>
+          </w:p>
+        </w:tc>
+        <w:tc>
+          <w:tcPr>
+            <w:tcW w:w="8647" w:type="dxa"/>
+          </w:tcPr>
+          <w:p>
+            <w:r>
+              <w:t>Incluye el logo, el menú principal, un banner visual y una sección con productos destacados. Desde esta pantalla el usuario puede acceder a todas las secciones.</w:t>
+            </w:r>
+          </w:p>
+        </w:tc>
+      </w:tr>
+      <w:tr>
+        <w:tc>
+          <w:tcPr>
+            <w:tcW w:w="1560" w:type="dxa"/>
+          </w:tcPr>
+          <w:p>
+            <w:pPr>
+              <w:rPr>
+                <w:b/>
+                <w:bCs/>
+              </w:rPr>
+            </w:pPr>
+            <w:r>
+              <w:rPr>
+                <w:b/>
+                <w:bCs/>
+              </w:rPr>
+              <w:t>Tienda</w:t>
+            </w:r>
+          </w:p>
+        </w:tc>
+        <w:tc>
+          <w:tcPr>
+            <w:tcW w:w="8647" w:type="dxa"/>
+          </w:tcPr>
+          <w:p>
+            <w:r>
+              <w:t>Muestra el listado de productos organizados por categorías. Incluye filtros, imagen del producto, nombre, breve descripción y un botón para “Ver más”.</w:t>
+            </w:r>
+          </w:p>
+        </w:tc>
+      </w:tr>
+      <w:tr>
+        <w:tc>
+          <w:tcPr>
+            <w:tcW w:w="1560" w:type="dxa"/>
+          </w:tcPr>
+          <w:p>
+            <w:pPr>
+              <w:rPr>
+                <w:b/>
+                <w:bCs/>
+              </w:rPr>
+            </w:pPr>
+            <w:r>
+              <w:rPr>
+                <w:b/>
+                <w:bCs/>
+              </w:rPr>
+              <w:t>Ficha de Producto</w:t>
+            </w:r>
+          </w:p>
+        </w:tc>
+        <w:tc>
+          <w:tcPr>
+            <w:tcW w:w="8647" w:type="dxa"/>
+          </w:tcPr>
+          <w:p>
+            <w:r>
+              <w:t>Muestra la imagen ampliada, el nombre, la descripción detallada y el precio. Desde aquí el usuario puede volver a la tienda.</w:t>
+            </w:r>
+          </w:p>
+        </w:tc>
+      </w:tr>
+      <w:tr>
+        <w:tc>
+          <w:tcPr>
+            <w:tcW w:w="1560" w:type="dxa"/>
+          </w:tcPr>
+          <w:p>
+            <w:pPr>
+              <w:rPr>
+                <w:b/>
+                <w:bCs/>
+              </w:rPr>
+            </w:pPr>
+            <w:r>
+              <w:rPr>
+                <w:b/>
+                <w:bCs/>
+              </w:rPr>
+              <w:t>Galería</w:t>
+            </w:r>
+          </w:p>
+        </w:tc>
+        <w:tc>
+          <w:tcPr>
+            <w:tcW w:w="8647" w:type="dxa"/>
+          </w:tcPr>
+          <w:p>
+            <w:r>
+              <w:t>Presenta los trabajos realizados en formato “</w:t>
+            </w:r>
+            <w:proofErr w:type="spellStart"/>
+            <w:r>
+              <w:t>grid</w:t>
+            </w:r>
+            <w:proofErr w:type="spellEnd"/>
+            <w:r>
+              <w:t>”, permitiendo hacer clic en cada imagen para verla ampliada mediante un modal.</w:t>
+            </w:r>
+          </w:p>
+        </w:tc>
+      </w:tr>
+      <w:tr>
+        <w:tc>
+          <w:tcPr>
+            <w:tcW w:w="1560" w:type="dxa"/>
+          </w:tcPr>
+          <w:p>
+            <w:pPr>
+              <w:rPr>
+                <w:b/>
+                <w:bCs/>
+              </w:rPr>
+            </w:pPr>
+            <w:r>
+              <w:rPr>
+                <w:b/>
+                <w:bCs/>
+              </w:rPr>
+              <w:t>Contacto</w:t>
+            </w:r>
+          </w:p>
+        </w:tc>
+        <w:tc>
+          <w:tcPr>
+            <w:tcW w:w="8647" w:type="dxa"/>
+          </w:tcPr>
+          <w:p>
+            <w:r>
+              <w:t>Contiene el formulario con los campos: nombre, correo electrónico y mensaje. Incluye validación básica antes del envío.</w:t>
+            </w:r>
+          </w:p>
+        </w:tc>
+      </w:tr>
+      <w:tr>
+        <w:tc>
+          <w:tcPr>
+            <w:tcW w:w="1560" w:type="dxa"/>
+          </w:tcPr>
+          <w:p>
+            <w:pPr>
+              <w:rPr>
+                <w:b/>
+                <w:bCs/>
+              </w:rPr>
+            </w:pPr>
+            <w:r>
+              <w:rPr>
+                <w:b/>
+                <w:bCs/>
+              </w:rPr>
+              <w:t>Panel de Administración</w:t>
+            </w:r>
+          </w:p>
+        </w:tc>
+        <w:tc>
+          <w:tcPr>
+            <w:tcW w:w="8647" w:type="dxa"/>
+          </w:tcPr>
+          <w:p>
+            <w:r>
+              <w:t>Menú lateral y tablas con listados de productos, mensajes y galería. Cada elemento cuenta con botones para crear, editar o eliminar (CRUD).</w:t>
+            </w:r>
+          </w:p>
+        </w:tc>
+      </w:tr>
+    </w:tbl>
+    <w:p>
+      <w:pPr>
+        <w:rPr>
+          <w:b/>
+          <w:bCs/>
+        </w:rPr>
+      </w:pPr>
+    </w:p>
+    <w:p>
+      <w:pPr>
+        <w:rPr>
+          <w:b/>
+          <w:bCs/>
+        </w:rPr>
+      </w:pPr>
+    </w:p>
+    <w:p>
+      <w:pPr>
+        <w:rPr>
+          <w:b/>
+          <w:bCs/>
+        </w:rPr>
+      </w:pPr>
+    </w:p>
+    <w:p>
+      <w:pPr>
+        <w:rPr>
+          <w:b/>
+          <w:bCs/>
+        </w:rPr>
+      </w:pPr>
+      <w:r>
+        <w:rPr>
+          <w:b/>
+          <w:bCs/>
+        </w:rPr>
+        <w:t>Navegación prevista:</w:t>
+      </w:r>
     </w:p>
     <w:p>
       <w:pPr>
         <w:pStyle w:val="Prrafodelista"/>
         <w:numPr>
           <w:ilvl w:val="0"/>
-          <w:numId w:val="15"/>
+          <w:numId w:val="39"/>
         </w:numPr>
       </w:pPr>
-      <w:r>
-        <w:rPr>
+      <w:proofErr w:type="spellStart"/>
+      <w:r>
+        <w:rPr>
+          <w:rFonts w:hint="eastAsia"/>
           <w:b/>
           <w:bCs/>
         </w:rPr>
-        <w:t xml:space="preserve">Inicio: </w:t>
-      </w:r>
-      <w:r>
-        <w:t>Presentación de la tienda y productos destacados</w:t>
+        <w:t>Menu</w:t>
+      </w:r>
+      <w:proofErr w:type="spellEnd"/>
+      <w:r>
+        <w:rPr>
+          <w:rFonts w:hint="eastAsia"/>
+          <w:b/>
+          <w:bCs/>
+        </w:rPr>
+        <w:t xml:space="preserve"> superior</w:t>
+      </w:r>
+      <w:r>
+        <w:rPr>
+          <w:b/>
+          <w:bCs/>
+        </w:rPr>
+        <w:t>:</w:t>
+      </w:r>
+      <w:r>
+        <w:t xml:space="preserve"> </w:t>
+      </w:r>
+      <w:r>
+        <w:rPr>
+          <w:rFonts w:hint="eastAsia"/>
+        </w:rPr>
+        <w:t>acceso a todas las secciones</w:t>
       </w:r>
     </w:p>
     <w:p>
@@ -4459,7 +6283,7 @@
         <w:pStyle w:val="Prrafodelista"/>
         <w:numPr>
           <w:ilvl w:val="0"/>
-          <w:numId w:val="15"/>
+          <w:numId w:val="39"/>
         </w:numPr>
       </w:pPr>
       <w:r>
@@ -4467,65 +6291,53 @@
           <w:b/>
           <w:bCs/>
         </w:rPr>
-        <w:t>Tienda:</w:t>
-      </w:r>
-      <w:r>
-        <w:t xml:space="preserve"> Exploración del catálogo, con filtros por categorías (siluetas, llaveros, imágenes 3D)</w:t>
-      </w:r>
-    </w:p>
-    <w:p>
-      <w:pPr>
-        <w:pStyle w:val="Prrafodelista"/>
-        <w:numPr>
-          <w:ilvl w:val="0"/>
-          <w:numId w:val="15"/>
-        </w:numPr>
-      </w:pPr>
-      <w:r>
-        <w:rPr>
-          <w:b/>
-          <w:bCs/>
-        </w:rPr>
-        <w:t>Contacto:</w:t>
-      </w:r>
-      <w:r>
-        <w:t xml:space="preserve"> Formulario con campos de nombre, correo electrónico y mensaje</w:t>
-      </w:r>
-    </w:p>
-    <w:p>
-      <w:pPr>
-        <w:pStyle w:val="Prrafodelista"/>
-        <w:numPr>
-          <w:ilvl w:val="0"/>
-          <w:numId w:val="15"/>
-        </w:numPr>
-      </w:pPr>
-      <w:r>
-        <w:rPr>
-          <w:b/>
-          <w:bCs/>
-        </w:rPr>
-        <w:t>Galería:</w:t>
-      </w:r>
-      <w:r>
-        <w:t xml:space="preserve"> Muestra visual de trabajos realizados, con opción de visualización en modal o </w:t>
-      </w:r>
-      <w:proofErr w:type="spellStart"/>
-      <w:r>
-        <w:t>grid</w:t>
-      </w:r>
-      <w:proofErr w:type="spellEnd"/>
-    </w:p>
+        <w:t xml:space="preserve">Modo Administrador: </w:t>
+      </w:r>
+      <w:r>
+        <w:rPr>
+          <w:rFonts w:hint="eastAsia"/>
+        </w:rPr>
+        <w:t>Botones en CRUD</w:t>
+      </w:r>
+      <w:r>
+        <w:t xml:space="preserve">: </w:t>
+      </w:r>
+      <w:r>
+        <w:rPr>
+          <w:rFonts w:hint="eastAsia"/>
+        </w:rPr>
+        <w:t>edic</w:t>
+      </w:r>
+      <w:r>
+        <w:t>ió</w:t>
+      </w:r>
+      <w:r>
+        <w:rPr>
+          <w:rFonts w:hint="eastAsia"/>
+        </w:rPr>
+        <w:t xml:space="preserve">n y borrado </w:t>
+      </w:r>
+      <w:r>
+        <w:t>rá</w:t>
+      </w:r>
+      <w:r>
+        <w:rPr>
+          <w:rFonts w:hint="eastAsia"/>
+        </w:rPr>
+        <w:t>pido</w:t>
+      </w:r>
+    </w:p>
+    <w:p/>
     <w:p>
       <w:pPr>
         <w:pStyle w:val="Ttulo1"/>
       </w:pPr>
-      <w:bookmarkStart w:id="59" w:name="__RefHeading___Toc2340_1209921303"/>
-      <w:bookmarkStart w:id="60" w:name="_Toc210721458"/>
-      <w:bookmarkStart w:id="61" w:name="_Toc210722554"/>
-      <w:bookmarkStart w:id="62" w:name="_Toc210895774"/>
-      <w:bookmarkStart w:id="63" w:name="_Toc211594659"/>
-      <w:commentRangeStart w:id="64"/>
+      <w:bookmarkStart w:id="61" w:name="__RefHeading___Toc2340_1209921303"/>
+      <w:bookmarkStart w:id="62" w:name="_Toc210721458"/>
+      <w:bookmarkStart w:id="63" w:name="_Toc210722554"/>
+      <w:bookmarkStart w:id="64" w:name="_Toc210895774"/>
+      <w:bookmarkStart w:id="65" w:name="_Toc211763920"/>
+      <w:commentRangeStart w:id="66"/>
       <w:r>
         <w:t>1</w:t>
       </w:r>
@@ -4535,11 +6347,11 @@
       <w:r>
         <w:t xml:space="preserve">.Relación del Proyecto con los </w:t>
       </w:r>
-      <w:commentRangeStart w:id="65"/>
+      <w:commentRangeStart w:id="67"/>
       <w:r>
         <w:t xml:space="preserve">Módulos del Ciclo Formativo </w:t>
       </w:r>
-      <w:commentRangeEnd w:id="65"/>
+      <w:commentRangeEnd w:id="67"/>
       <w:r>
         <w:rPr>
           <w:rStyle w:val="Refdecomentario"/>
@@ -4547,16 +6359,16 @@
           <w:b w:val="0"/>
           <w:bCs w:val="0"/>
         </w:rPr>
-        <w:commentReference w:id="65"/>
+        <w:commentReference w:id="67"/>
       </w:r>
       <w:r>
         <w:t>realizando una breve justificación en cada uno de ellos</w:t>
       </w:r>
-      <w:bookmarkEnd w:id="59"/>
-      <w:bookmarkEnd w:id="60"/>
       <w:bookmarkEnd w:id="61"/>
       <w:bookmarkEnd w:id="62"/>
-      <w:commentRangeEnd w:id="64"/>
+      <w:bookmarkEnd w:id="63"/>
+      <w:bookmarkEnd w:id="64"/>
+      <w:commentRangeEnd w:id="66"/>
       <w:r>
         <w:rPr>
           <w:rStyle w:val="Refdecomentario"/>
@@ -4564,153 +6376,403 @@
           <w:b w:val="0"/>
           <w:bCs w:val="0"/>
         </w:rPr>
-        <w:commentReference w:id="64"/>
-      </w:r>
-      <w:bookmarkEnd w:id="63"/>
-    </w:p>
-    <w:p>
-      <w:pPr>
-        <w:pStyle w:val="Prrafodelista"/>
-        <w:numPr>
-          <w:ilvl w:val="0"/>
-          <w:numId w:val="16"/>
-        </w:numPr>
-      </w:pPr>
-      <w:r>
-        <w:rPr>
-          <w:b/>
-          <w:bCs/>
-        </w:rPr>
-        <w:t xml:space="preserve">DWEC (Desarrollo Web en Entorno Cliente): </w:t>
-      </w:r>
-      <w:r>
-        <w:t>Implementación de HTML, CSS y JavaScript</w:t>
-      </w:r>
-    </w:p>
-    <w:p>
-      <w:pPr>
-        <w:pStyle w:val="Prrafodelista"/>
-        <w:numPr>
-          <w:ilvl w:val="0"/>
-          <w:numId w:val="16"/>
-        </w:numPr>
-      </w:pPr>
-      <w:r>
-        <w:rPr>
-          <w:b/>
-          <w:bCs/>
-        </w:rPr>
-        <w:t xml:space="preserve">DWES (Desarrollo Web en Entorno Servidor): </w:t>
-      </w:r>
-      <w:r>
-        <w:t>Desarrollo de la lógica de servidor y gestión de peticiones con PHP</w:t>
-      </w:r>
-    </w:p>
-    <w:p>
-      <w:pPr>
-        <w:pStyle w:val="Prrafodelista"/>
-        <w:numPr>
-          <w:ilvl w:val="0"/>
-          <w:numId w:val="16"/>
-        </w:numPr>
-      </w:pPr>
-      <w:r>
-        <w:rPr>
-          <w:b/>
-          <w:bCs/>
-        </w:rPr>
-        <w:t xml:space="preserve">DAW (Despliegue de Aplicaciones Web): </w:t>
-      </w:r>
-      <w:r>
-        <w:t>Configuración del entorno de producción y publicación de la aplicación</w:t>
-      </w:r>
-    </w:p>
-    <w:p>
-      <w:pPr>
-        <w:pStyle w:val="Prrafodelista"/>
-        <w:numPr>
-          <w:ilvl w:val="0"/>
-          <w:numId w:val="16"/>
-        </w:numPr>
-      </w:pPr>
-      <w:r>
-        <w:rPr>
-          <w:b/>
-          <w:bCs/>
-        </w:rPr>
-        <w:t xml:space="preserve">DIW (Diseño de Interfaces Web): </w:t>
-      </w:r>
-      <w:r>
-        <w:t>Maquetación responsive y diseño centrado en el usuario</w:t>
-      </w:r>
-    </w:p>
-    <w:p>
-      <w:pPr>
-        <w:pStyle w:val="Prrafodelista"/>
-        <w:numPr>
-          <w:ilvl w:val="0"/>
-          <w:numId w:val="16"/>
-        </w:numPr>
-      </w:pPr>
-      <w:r>
-        <w:rPr>
-          <w:b/>
-          <w:bCs/>
-        </w:rPr>
-        <w:t xml:space="preserve">BD (Bases de Datos): </w:t>
-      </w:r>
-      <w:r>
-        <w:t>Modelado e implementación de la base de datos relacional</w:t>
-      </w:r>
-    </w:p>
-    <w:p>
-      <w:pPr>
-        <w:pStyle w:val="Prrafodelista"/>
-        <w:numPr>
-          <w:ilvl w:val="0"/>
-          <w:numId w:val="16"/>
-        </w:numPr>
-      </w:pPr>
-      <w:r>
-        <w:rPr>
-          <w:b/>
-          <w:bCs/>
-        </w:rPr>
-        <w:t>FOL (Formación y Orientación Laboral):</w:t>
-      </w:r>
-      <w:r>
-        <w:t xml:space="preserve"> Organización, planificación y trabajo colaborativo</w:t>
-      </w:r>
-    </w:p>
-    <w:p>
-      <w:pPr>
-        <w:pStyle w:val="Prrafodelista"/>
-        <w:numPr>
-          <w:ilvl w:val="0"/>
-          <w:numId w:val="16"/>
-        </w:numPr>
-      </w:pPr>
-      <w:r>
-        <w:rPr>
-          <w:b/>
-          <w:bCs/>
-        </w:rPr>
-        <w:t>EIE (Empresa e Iniciativa Emprendedora):</w:t>
-      </w:r>
-      <w:r>
-        <w:t xml:space="preserve"> Viabilidad del proyecto como iniciativa comercial</w:t>
-      </w:r>
-    </w:p>
+        <w:commentReference w:id="66"/>
+      </w:r>
+      <w:bookmarkEnd w:id="65"/>
+    </w:p>
+    <w:tbl>
+      <w:tblPr>
+        <w:tblStyle w:val="Tablaconcuadrcula"/>
+        <w:tblW w:w="9918" w:type="dxa"/>
+        <w:tblLook w:val="04A0" w:firstRow="1" w:lastRow="0" w:firstColumn="1" w:lastColumn="0" w:noHBand="0" w:noVBand="1"/>
+      </w:tblPr>
+      <w:tblGrid>
+        <w:gridCol w:w="4106"/>
+        <w:gridCol w:w="5812"/>
+      </w:tblGrid>
+      <w:tr>
+        <w:tc>
+          <w:tcPr>
+            <w:tcW w:w="4106" w:type="dxa"/>
+          </w:tcPr>
+          <w:p>
+            <w:pPr>
+              <w:jc w:val="center"/>
+              <w:rPr>
+                <w:b/>
+                <w:bCs/>
+              </w:rPr>
+            </w:pPr>
+            <w:bookmarkStart w:id="68" w:name="__RefHeading___Toc2340_1209921303_Copia_"/>
+            <w:bookmarkStart w:id="69" w:name="_Toc210721459"/>
+            <w:bookmarkStart w:id="70" w:name="_Toc210722555"/>
+            <w:bookmarkStart w:id="71" w:name="_Toc210895775"/>
+            <w:bookmarkStart w:id="72" w:name="_Toc211763921"/>
+            <w:r>
+              <w:rPr>
+                <w:b/>
+                <w:bCs/>
+              </w:rPr>
+              <w:t>Módulo</w:t>
+            </w:r>
+          </w:p>
+        </w:tc>
+        <w:tc>
+          <w:tcPr>
+            <w:tcW w:w="5812" w:type="dxa"/>
+          </w:tcPr>
+          <w:p>
+            <w:pPr>
+              <w:jc w:val="center"/>
+              <w:rPr>
+                <w:b/>
+                <w:bCs/>
+              </w:rPr>
+            </w:pPr>
+            <w:r>
+              <w:rPr>
+                <w:b/>
+                <w:bCs/>
+              </w:rPr>
+              <w:t>Aplicación en el proyecto</w:t>
+            </w:r>
+          </w:p>
+        </w:tc>
+      </w:tr>
+      <w:tr>
+        <w:tc>
+          <w:tcPr>
+            <w:tcW w:w="4106" w:type="dxa"/>
+          </w:tcPr>
+          <w:p>
+            <w:pPr>
+              <w:rPr>
+                <w:b/>
+                <w:bCs/>
+              </w:rPr>
+            </w:pPr>
+            <w:r>
+              <w:rPr>
+                <w:b/>
+                <w:bCs/>
+              </w:rPr>
+              <w:t>Desarrollo Web en Entorno Cliente</w:t>
+            </w:r>
+          </w:p>
+        </w:tc>
+        <w:tc>
+          <w:tcPr>
+            <w:tcW w:w="5812" w:type="dxa"/>
+          </w:tcPr>
+          <w:p>
+            <w:r>
+              <w:t>Uso de JavaScript para validaciones y dinamismo</w:t>
+            </w:r>
+          </w:p>
+        </w:tc>
+      </w:tr>
+      <w:tr>
+        <w:tc>
+          <w:tcPr>
+            <w:tcW w:w="4106" w:type="dxa"/>
+          </w:tcPr>
+          <w:p>
+            <w:pPr>
+              <w:rPr>
+                <w:b/>
+                <w:bCs/>
+              </w:rPr>
+            </w:pPr>
+            <w:r>
+              <w:rPr>
+                <w:b/>
+                <w:bCs/>
+              </w:rPr>
+              <w:t>Desarrollo Web en Entorno Servidor</w:t>
+            </w:r>
+          </w:p>
+        </w:tc>
+        <w:tc>
+          <w:tcPr>
+            <w:tcW w:w="5812" w:type="dxa"/>
+          </w:tcPr>
+          <w:p>
+            <w:r>
+              <w:t>Programación en PHP del CRUD y conexión con MySQL</w:t>
+            </w:r>
+          </w:p>
+        </w:tc>
+      </w:tr>
+      <w:tr>
+        <w:tc>
+          <w:tcPr>
+            <w:tcW w:w="4106" w:type="dxa"/>
+          </w:tcPr>
+          <w:p>
+            <w:pPr>
+              <w:rPr>
+                <w:b/>
+                <w:bCs/>
+              </w:rPr>
+            </w:pPr>
+            <w:r>
+              <w:rPr>
+                <w:b/>
+                <w:bCs/>
+              </w:rPr>
+              <w:t>Diseño de Interfaces Web</w:t>
+            </w:r>
+          </w:p>
+        </w:tc>
+        <w:tc>
+          <w:tcPr>
+            <w:tcW w:w="5812" w:type="dxa"/>
+          </w:tcPr>
+          <w:p>
+            <w:r>
+              <w:t>Maquetación CSS y diseño responsive</w:t>
+            </w:r>
+          </w:p>
+        </w:tc>
+      </w:tr>
+      <w:tr>
+        <w:tc>
+          <w:tcPr>
+            <w:tcW w:w="4106" w:type="dxa"/>
+          </w:tcPr>
+          <w:p>
+            <w:pPr>
+              <w:rPr>
+                <w:b/>
+                <w:bCs/>
+              </w:rPr>
+            </w:pPr>
+            <w:r>
+              <w:rPr>
+                <w:b/>
+                <w:bCs/>
+              </w:rPr>
+              <w:t>Despliegue de Aplicaciones Web</w:t>
+            </w:r>
+          </w:p>
+        </w:tc>
+        <w:tc>
+          <w:tcPr>
+            <w:tcW w:w="5812" w:type="dxa"/>
+          </w:tcPr>
+          <w:p>
+            <w:r>
+              <w:t>Configuración del servidor y despliegue final</w:t>
+            </w:r>
+          </w:p>
+        </w:tc>
+      </w:tr>
+      <w:tr>
+        <w:tc>
+          <w:tcPr>
+            <w:tcW w:w="4106" w:type="dxa"/>
+          </w:tcPr>
+          <w:p>
+            <w:pPr>
+              <w:rPr>
+                <w:b/>
+                <w:bCs/>
+              </w:rPr>
+            </w:pPr>
+            <w:r>
+              <w:rPr>
+                <w:b/>
+                <w:bCs/>
+              </w:rPr>
+              <w:t>Bases de Datos</w:t>
+            </w:r>
+          </w:p>
+        </w:tc>
+        <w:tc>
+          <w:tcPr>
+            <w:tcW w:w="5812" w:type="dxa"/>
+          </w:tcPr>
+          <w:p>
+            <w:r>
+              <w:t>Diseño, creación y consultas SQL</w:t>
+            </w:r>
+          </w:p>
+        </w:tc>
+      </w:tr>
+      <w:tr>
+        <w:tc>
+          <w:tcPr>
+            <w:tcW w:w="4106" w:type="dxa"/>
+          </w:tcPr>
+          <w:p>
+            <w:pPr>
+              <w:rPr>
+                <w:b/>
+                <w:bCs/>
+              </w:rPr>
+            </w:pPr>
+            <w:r>
+              <w:rPr>
+                <w:b/>
+                <w:bCs/>
+              </w:rPr>
+              <w:t>Programación</w:t>
+            </w:r>
+          </w:p>
+        </w:tc>
+        <w:tc>
+          <w:tcPr>
+            <w:tcW w:w="5812" w:type="dxa"/>
+          </w:tcPr>
+          <w:p>
+            <w:r>
+              <w:t xml:space="preserve">Lógica aplicada al </w:t>
+            </w:r>
+            <w:proofErr w:type="spellStart"/>
+            <w:r>
+              <w:t>backend</w:t>
+            </w:r>
+            <w:proofErr w:type="spellEnd"/>
+            <w:r>
+              <w:t xml:space="preserve"> y manipulación de datos</w:t>
+            </w:r>
+          </w:p>
+        </w:tc>
+      </w:tr>
+      <w:tr>
+        <w:tc>
+          <w:tcPr>
+            <w:tcW w:w="4106" w:type="dxa"/>
+          </w:tcPr>
+          <w:p>
+            <w:pPr>
+              <w:rPr>
+                <w:b/>
+                <w:bCs/>
+              </w:rPr>
+            </w:pPr>
+            <w:r>
+              <w:rPr>
+                <w:b/>
+                <w:bCs/>
+              </w:rPr>
+              <w:t>Lenguajes de Marcas</w:t>
+            </w:r>
+          </w:p>
+        </w:tc>
+        <w:tc>
+          <w:tcPr>
+            <w:tcW w:w="5812" w:type="dxa"/>
+          </w:tcPr>
+          <w:p>
+            <w:r>
+              <w:t>Estructuración con HTML y rutas</w:t>
+            </w:r>
+          </w:p>
+        </w:tc>
+      </w:tr>
+      <w:tr>
+        <w:tc>
+          <w:tcPr>
+            <w:tcW w:w="4106" w:type="dxa"/>
+          </w:tcPr>
+          <w:p>
+            <w:pPr>
+              <w:rPr>
+                <w:b/>
+                <w:bCs/>
+              </w:rPr>
+            </w:pPr>
+            <w:r>
+              <w:rPr>
+                <w:b/>
+                <w:bCs/>
+              </w:rPr>
+              <w:t>Sistemas Informáticos</w:t>
+            </w:r>
+          </w:p>
+        </w:tc>
+        <w:tc>
+          <w:tcPr>
+            <w:tcW w:w="5812" w:type="dxa"/>
+          </w:tcPr>
+          <w:p>
+            <w:r>
+              <w:t>Gestión del entorno local de desarrollo</w:t>
+            </w:r>
+          </w:p>
+        </w:tc>
+      </w:tr>
+      <w:tr>
+        <w:tc>
+          <w:tcPr>
+            <w:tcW w:w="4106" w:type="dxa"/>
+          </w:tcPr>
+          <w:p>
+            <w:pPr>
+              <w:rPr>
+                <w:b/>
+                <w:bCs/>
+              </w:rPr>
+            </w:pPr>
+            <w:r>
+              <w:rPr>
+                <w:b/>
+                <w:bCs/>
+              </w:rPr>
+              <w:t>Formación y Orientación Laboral</w:t>
+            </w:r>
+          </w:p>
+        </w:tc>
+        <w:tc>
+          <w:tcPr>
+            <w:tcW w:w="5812" w:type="dxa"/>
+          </w:tcPr>
+          <w:p>
+            <w:r>
+              <w:t>Planificación, organización y tiempos</w:t>
+            </w:r>
+          </w:p>
+        </w:tc>
+      </w:tr>
+      <w:tr>
+        <w:tc>
+          <w:tcPr>
+            <w:tcW w:w="4106" w:type="dxa"/>
+          </w:tcPr>
+          <w:p>
+            <w:pPr>
+              <w:rPr>
+                <w:b/>
+                <w:bCs/>
+              </w:rPr>
+            </w:pPr>
+            <w:r>
+              <w:rPr>
+                <w:b/>
+                <w:bCs/>
+              </w:rPr>
+              <w:t>Empresa e Iniciativa Emprendedora</w:t>
+            </w:r>
+          </w:p>
+        </w:tc>
+        <w:tc>
+          <w:tcPr>
+            <w:tcW w:w="5812" w:type="dxa"/>
+          </w:tcPr>
+          <w:p>
+            <w:r>
+              <w:t>Viabilidad del proyecto y enfoque de negocio</w:t>
+            </w:r>
+          </w:p>
+        </w:tc>
+      </w:tr>
+    </w:tbl>
+    <w:p/>
     <w:p>
       <w:pPr>
         <w:pStyle w:val="Ttulo1"/>
       </w:pPr>
-      <w:bookmarkStart w:id="66" w:name="__RefHeading___Toc2340_1209921303_Copia_"/>
-      <w:bookmarkStart w:id="67" w:name="_Toc210721459"/>
-      <w:bookmarkStart w:id="68" w:name="_Toc210722555"/>
-      <w:bookmarkStart w:id="69" w:name="_Toc210895775"/>
-      <w:bookmarkStart w:id="70" w:name="_Toc211594660"/>
-      <w:commentRangeStart w:id="71"/>
       <w:r>
         <w:t>1</w:t>
       </w:r>
@@ -4720,11 +6782,11 @@
       <w:r>
         <w:t>.Bibliografía y fuentes</w:t>
       </w:r>
-      <w:bookmarkEnd w:id="66"/>
-      <w:bookmarkEnd w:id="67"/>
       <w:bookmarkEnd w:id="68"/>
       <w:bookmarkEnd w:id="69"/>
       <w:bookmarkEnd w:id="70"/>
+      <w:bookmarkEnd w:id="71"/>
+      <w:bookmarkEnd w:id="72"/>
     </w:p>
     <w:p>
       <w:pPr>
@@ -4733,18 +6795,24 @@
           <w:ilvl w:val="0"/>
           <w:numId w:val="17"/>
         </w:numPr>
-      </w:pPr>
-      <w:r>
-        <w:t xml:space="preserve">Documentación oficial de PHP: </w:t>
-      </w:r>
-      <w:hyperlink r:id="rId14" w:history="1">
-        <w:r>
-          <w:rPr>
-            <w:color w:val="156082"/>
-          </w:rPr>
-          <w:t>https://www.php.net</w:t>
-        </w:r>
-      </w:hyperlink>
+        <w:rPr>
+          <w:lang w:val="en-US"/>
+        </w:rPr>
+      </w:pPr>
+      <w:r>
+        <w:rPr>
+          <w:b/>
+          <w:bCs/>
+          <w:lang w:val="en-US"/>
+        </w:rPr>
+        <w:t xml:space="preserve">PHP Group. (2024): </w:t>
+      </w:r>
+      <w:r>
+        <w:rPr>
+          <w:lang w:val="en-US"/>
+        </w:rPr>
+        <w:t>PHP Manual. https://www.php.net</w:t>
+      </w:r>
     </w:p>
     <w:p>
       <w:pPr>
@@ -4759,19 +6827,18 @@
       </w:pPr>
       <w:r>
         <w:rPr>
+          <w:b/>
+          <w:bCs/>
           <w:lang w:val="en-US"/>
         </w:rPr>
-        <w:t xml:space="preserve">MySQL Reference: </w:t>
-      </w:r>
-      <w:hyperlink r:id="rId15" w:history="1">
-        <w:r>
-          <w:rPr>
-            <w:color w:val="156082"/>
-            <w:lang w:val="en-US"/>
-          </w:rPr>
-          <w:t>https://dev.mysql.com/doc</w:t>
-        </w:r>
-      </w:hyperlink>
+        <w:t xml:space="preserve">Oracle Corporation. (2024): </w:t>
+      </w:r>
+      <w:r>
+        <w:rPr>
+          <w:lang w:val="en-US"/>
+        </w:rPr>
+        <w:t>MySQL Documentation. https://dev.mysql.com/doc/</w:t>
+      </w:r>
     </w:p>
     <w:p>
       <w:pPr>
@@ -4786,30 +6853,121 @@
       </w:pPr>
       <w:r>
         <w:rPr>
+          <w:b/>
+          <w:bCs/>
           <w:lang w:val="en-US"/>
         </w:rPr>
-        <w:t xml:space="preserve">W3Schools (HTML, CSS, JS): </w:t>
-      </w:r>
-      <w:hyperlink r:id="rId16" w:history="1">
-        <w:r>
-          <w:rPr>
-            <w:color w:val="156082"/>
-            <w:lang w:val="en-US"/>
-          </w:rPr>
-          <w:t>https://www.w3schools.com</w:t>
-        </w:r>
-      </w:hyperlink>
-      <w:commentRangeEnd w:id="71"/>
-      <w:r>
-        <w:rPr>
-          <w:rStyle w:val="Refdecomentario"/>
-        </w:rPr>
-        <w:commentReference w:id="71"/>
+        <w:t xml:space="preserve">W3Schools. (2024): </w:t>
+      </w:r>
+      <w:r>
+        <w:rPr>
+          <w:lang w:val="en-US"/>
+        </w:rPr>
+        <w:t>HTML, CSS and JavaScript Tutorials. https://www.w3schools.com</w:t>
+      </w:r>
+    </w:p>
+    <w:p>
+      <w:pPr>
+        <w:pStyle w:val="Prrafodelista"/>
+        <w:numPr>
+          <w:ilvl w:val="0"/>
+          <w:numId w:val="17"/>
+        </w:numPr>
+        <w:rPr>
+          <w:lang w:val="en-US"/>
+        </w:rPr>
+      </w:pPr>
+      <w:r>
+        <w:rPr>
+          <w:b/>
+          <w:bCs/>
+          <w:lang w:val="en-US"/>
+        </w:rPr>
+        <w:t>Mozilla Foundation. (2024):</w:t>
+      </w:r>
+      <w:r>
+        <w:rPr>
+          <w:lang w:val="en-US"/>
+        </w:rPr>
+        <w:t xml:space="preserve"> MDN Web Docs. https://developer.mozilla.org/</w:t>
+      </w:r>
+    </w:p>
+    <w:p>
+      <w:pPr>
+        <w:pStyle w:val="Prrafodelista"/>
+        <w:numPr>
+          <w:ilvl w:val="0"/>
+          <w:numId w:val="17"/>
+        </w:numPr>
+        <w:rPr>
+          <w:lang w:val="en-US"/>
+        </w:rPr>
+      </w:pPr>
+      <w:r>
+        <w:rPr>
+          <w:b/>
+          <w:bCs/>
+          <w:lang w:val="en-US"/>
+        </w:rPr>
+        <w:t xml:space="preserve">Bootstrap Team. (2024): </w:t>
+      </w:r>
+      <w:r>
+        <w:rPr>
+          <w:lang w:val="en-US"/>
+        </w:rPr>
+        <w:t>Bootstrap Documentation. https://getbootstrap.com</w:t>
+      </w:r>
+    </w:p>
+    <w:p>
+      <w:pPr>
+        <w:pStyle w:val="Prrafodelista"/>
+        <w:numPr>
+          <w:ilvl w:val="0"/>
+          <w:numId w:val="17"/>
+        </w:numPr>
+        <w:rPr>
+          <w:lang w:val="en-US"/>
+        </w:rPr>
+      </w:pPr>
+      <w:proofErr w:type="spellStart"/>
+      <w:r>
+        <w:rPr>
+          <w:b/>
+          <w:bCs/>
+        </w:rPr>
+        <w:t>Figma</w:t>
+      </w:r>
+      <w:proofErr w:type="spellEnd"/>
+      <w:r>
+        <w:rPr>
+          <w:b/>
+          <w:bCs/>
+        </w:rPr>
+        <w:t>. (2024):</w:t>
+      </w:r>
+      <w:r>
+        <w:t xml:space="preserve"> </w:t>
+      </w:r>
+      <w:proofErr w:type="spellStart"/>
+      <w:r>
+        <w:t>Figma</w:t>
+      </w:r>
+      <w:proofErr w:type="spellEnd"/>
+      <w:r>
+        <w:t xml:space="preserve"> Interface </w:t>
+      </w:r>
+      <w:proofErr w:type="spellStart"/>
+      <w:r>
+        <w:t>Design</w:t>
+      </w:r>
+      <w:proofErr w:type="spellEnd"/>
+      <w:r>
+        <w:t xml:space="preserve"> Tool. https://www.figma.com</w:t>
       </w:r>
     </w:p>
     <w:sectPr>
-      <w:headerReference w:type="default" r:id="rId17"/>
-      <w:footerReference w:type="default" r:id="rId18"/>
+      <w:headerReference w:type="default" r:id="rId14"/>
+      <w:footerReference w:type="default" r:id="rId15"/>
       <w:pgSz w:w="11906" w:h="16838"/>
       <w:pgMar w:top="1134" w:right="1134" w:bottom="1134" w:left="1134" w:header="720" w:footer="720" w:gutter="0"/>
       <w:cols w:space="720"/>
@@ -4836,17 +6994,25 @@
       </w:r>
     </w:p>
   </w:comment>
-  <w:comment w:id="10" w:author="Javier Atoche Ortega" w:date="2025-10-13T14:42:00Z" w:initials="JA">
+  <w:comment w:id="10" w:author="PabloSG" w:date="2025-10-20T09:14:00Z" w:initials="P">
+    <w:p>
+      <w:pPr>
+        <w:pStyle w:val="Textocomentario"/>
+      </w:pPr>
+      <w:r>
+        <w:rPr>
+          <w:rStyle w:val="Refdecomentario"/>
+        </w:rPr>
+        <w:annotationRef/>
+      </w:r>
+      <w:r>
+        <w:t>Profesor:</w:t>
+      </w:r>
+    </w:p>
     <w:p>
       <w:pPr>
         <w:spacing w:before="0" w:after="160" w:line="278" w:lineRule="auto"/>
       </w:pPr>
-      <w:r>
-        <w:rPr>
-          <w:rStyle w:val="Refdecomentario"/>
-        </w:rPr>
-        <w:annotationRef/>
-      </w:r>
       <w:r>
         <w:t>El apartado cumple la estructura solicitada y el texto es claro, pero puede mejorarse para ajustarse mejor a lo que se pide en el enunciado.</w:t>
       </w:r>
@@ -4880,841 +7046,15 @@
       </w:r>
     </w:p>
     <w:p>
+      <w:pPr>
+        <w:pStyle w:val="Textocomentario"/>
+      </w:pPr>
       <w:r>
         <w:t>Por ejemplo, mencionar que busca ofrecer presencia digital a un negocio artesanal o facilitar la comunicación con clientes.</w:t>
       </w:r>
     </w:p>
-    <w:p>
-      <w:pPr>
-        <w:spacing w:before="0" w:after="160" w:line="278" w:lineRule="auto"/>
-      </w:pPr>
-    </w:p>
-    <w:p>
-      <w:pPr>
-        <w:rPr>
-          <w:b/>
-          <w:bCs/>
-        </w:rPr>
-      </w:pPr>
-      <w:r>
-        <w:rPr>
-          <w:b/>
-          <w:bCs/>
-        </w:rPr>
-        <w:t>Tono y extensión:</w:t>
-      </w:r>
-    </w:p>
-    <w:p>
-      <w:pPr>
-        <w:spacing w:before="0" w:after="160" w:line="278" w:lineRule="auto"/>
-      </w:pPr>
-      <w:r>
-        <w:t>La extensión es adecuada, pero se puede mejorar la fluidez enlazando las ideas en una sola frase introductoria y evitando el exceso de verbos seguidos (“visualizar”, “consultar”, “obtener”, “contactar”).</w:t>
-      </w:r>
-    </w:p>
-    <w:p>
-      <w:pPr>
-        <w:rPr>
-          <w:b/>
-          <w:bCs/>
-        </w:rPr>
-      </w:pPr>
-    </w:p>
-    <w:p>
-      <w:pPr>
-        <w:rPr>
-          <w:b/>
-          <w:bCs/>
-        </w:rPr>
-      </w:pPr>
-      <w:r>
-        <w:rPr>
-          <w:b/>
-          <w:bCs/>
-        </w:rPr>
-        <w:t>Originalidad y enfoque del proyecto:</w:t>
-      </w:r>
-    </w:p>
-    <w:p>
-      <w:r>
-        <w:t>La idea, aunque válida, es muy genérica. Desarrollar una tienda online es algo ampliamente trabajado y no aporta por sí solo un valor diferencial.</w:t>
-      </w:r>
-    </w:p>
-    <w:p>
-      <w:r>
-        <w:t>Deberíais pensar cómo hacer que vuestro proyecto destaque: incluir alguna funcionalidad innovadora, un enfoque diferente o una mejora respecto a lo que ya existe en el mercado.</w:t>
-      </w:r>
-    </w:p>
-    <w:p>
-      <w:pPr>
-        <w:spacing w:before="0" w:after="160" w:line="278" w:lineRule="auto"/>
-      </w:pPr>
-      <w:r>
-        <w:t>Aunque sea un proyecto basado en un caso real, es importante que tenga un punto de originalidad o valor añadido que justifique su desarrollo dentro del ciclo de DAW.</w:t>
-      </w:r>
-    </w:p>
-    <w:p>
-      <w:pPr>
-        <w:pStyle w:val="Textocomentario"/>
-      </w:pPr>
-    </w:p>
   </w:comment>
-  <w:comment w:id="16" w:author="Javier Atoche Ortega" w:date="2025-10-13T14:59:00Z" w:initials="JA">
-    <w:p>
-      <w:pPr>
-        <w:spacing w:before="0" w:after="160" w:line="278" w:lineRule="auto"/>
-      </w:pPr>
-      <w:r>
-        <w:rPr>
-          <w:rStyle w:val="Refdecomentario"/>
-        </w:rPr>
-        <w:annotationRef/>
-      </w:r>
-      <w:r>
-        <w:t>El apartado está correctamente redactado y se entiende con claridad, pero es demasiado breve y no llega a cumplir con todo lo que se pide en el enunciado del anteproyecto.</w:t>
-      </w:r>
-    </w:p>
-    <w:p>
-      <w:pPr>
-        <w:spacing w:before="0" w:after="160" w:line="278" w:lineRule="auto"/>
-      </w:pPr>
-      <w:r>
-        <w:t>Deberíais ampliarlo incluyendo:</w:t>
-      </w:r>
-    </w:p>
-    <w:p>
-      <w:pPr>
-        <w:numPr>
-          <w:ilvl w:val="0"/>
-          <w:numId w:val="18"/>
-        </w:numPr>
-        <w:suppressAutoHyphens w:val="0"/>
-        <w:autoSpaceDN/>
-        <w:spacing w:before="0" w:after="160" w:line="278" w:lineRule="auto"/>
-        <w:textAlignment w:val="auto"/>
-      </w:pPr>
-      <w:r>
-        <w:rPr>
-          <w:b/>
-          <w:bCs/>
-        </w:rPr>
-        <w:t>Un pequeño estudio del mercado o “estado del arte”</w:t>
-      </w:r>
-      <w:r>
-        <w:t>, tal y como se indica en el enunciado.</w:t>
-      </w:r>
-    </w:p>
-    <w:p>
-      <w:pPr>
-        <w:ind w:left="720"/>
-      </w:pPr>
-      <w:r>
-        <w:t>Buscad y analizad brevemente 4 o 5 páginas web similares (por ejemplo, tiendas cofrades o de artesanía personalizada).</w:t>
-      </w:r>
-    </w:p>
-    <w:p>
-      <w:pPr>
-        <w:ind w:left="720"/>
-      </w:pPr>
-      <w:r>
-        <w:t>Explicad qué ofrece cada una, qué limitaciones tienen y qué haría diferente vuestra propuesta. Si es posible, añadid alguna captura o enlace como referencia.</w:t>
-      </w:r>
-    </w:p>
-    <w:p>
-      <w:pPr>
-        <w:spacing w:before="0" w:after="160" w:line="278" w:lineRule="auto"/>
-        <w:ind w:left="720"/>
-      </w:pPr>
-    </w:p>
-    <w:p>
-      <w:pPr>
-        <w:numPr>
-          <w:ilvl w:val="0"/>
-          <w:numId w:val="18"/>
-        </w:numPr>
-        <w:suppressAutoHyphens w:val="0"/>
-        <w:autoSpaceDN/>
-        <w:spacing w:before="0" w:after="160" w:line="278" w:lineRule="auto"/>
-        <w:textAlignment w:val="auto"/>
-      </w:pPr>
-      <w:r>
-        <w:rPr>
-          <w:b/>
-          <w:bCs/>
-        </w:rPr>
-        <w:t>La necesidad concreta que queréis resolver.</w:t>
-      </w:r>
-    </w:p>
-    <w:p>
-      <w:pPr>
-        <w:ind w:left="720"/>
-      </w:pPr>
-      <w:r>
-        <w:t>Está bien decir que la tienda “no tiene presencia digital”, pero concretad un poco más: ¿qué problema genera eso en la práctica? (por ejemplo, dificultad para mostrar sus trabajos, pérdida de clientes, falta de canal de contacto, etc.).</w:t>
-      </w:r>
-    </w:p>
-    <w:p>
-      <w:pPr>
-        <w:spacing w:before="0" w:after="160" w:line="278" w:lineRule="auto"/>
-        <w:ind w:left="720"/>
-      </w:pPr>
-    </w:p>
-    <w:p>
-      <w:pPr>
-        <w:numPr>
-          <w:ilvl w:val="0"/>
-          <w:numId w:val="18"/>
-        </w:numPr>
-        <w:suppressAutoHyphens w:val="0"/>
-        <w:autoSpaceDN/>
-        <w:spacing w:before="0" w:after="160" w:line="278" w:lineRule="auto"/>
-        <w:textAlignment w:val="auto"/>
-      </w:pPr>
-      <w:r>
-        <w:rPr>
-          <w:b/>
-          <w:bCs/>
-        </w:rPr>
-        <w:t>El valor añadido o diferenciación de vuestra web.</w:t>
-      </w:r>
-    </w:p>
-    <w:p>
-      <w:pPr>
-        <w:ind w:left="720"/>
-      </w:pPr>
-      <w:r>
-        <w:t>Indicad por qué esta plataforma destacará frente a las existentes. Puede ser por ofrecer un enfoque más visual, permitir encargos personalizados o integrar una galería interactiva.</w:t>
-      </w:r>
-    </w:p>
-    <w:p>
-      <w:pPr>
-        <w:ind w:left="720"/>
-      </w:pPr>
-      <w:r>
-        <w:t>Esto es clave para demostrar que el proyecto tiene sentido y aporta algo nuevo.</w:t>
-      </w:r>
-    </w:p>
-    <w:p>
-      <w:pPr>
-        <w:spacing w:before="0" w:after="160" w:line="278" w:lineRule="auto"/>
-        <w:ind w:left="720"/>
-      </w:pPr>
-    </w:p>
-    <w:p>
-      <w:pPr>
-        <w:numPr>
-          <w:ilvl w:val="0"/>
-          <w:numId w:val="18"/>
-        </w:numPr>
-        <w:suppressAutoHyphens w:val="0"/>
-        <w:autoSpaceDN/>
-        <w:spacing w:before="0" w:after="160" w:line="278" w:lineRule="auto"/>
-        <w:textAlignment w:val="auto"/>
-      </w:pPr>
-      <w:r>
-        <w:rPr>
-          <w:b/>
-          <w:bCs/>
-        </w:rPr>
-        <w:t>Evitar frases genéricas.</w:t>
-      </w:r>
-    </w:p>
-    <w:p>
-      <w:pPr>
-        <w:ind w:left="720"/>
-      </w:pPr>
-      <w:r>
-        <w:t>El párrafo final (“A nivel formativo…”) puede mantenerse, pero debería ir al cierre del documento o en la introducción, no dentro de la justificación. Aquí interesa más justificar la necesidad del proyecto para la tienda y su aportación al mercado.</w:t>
-      </w:r>
-    </w:p>
-    <w:p>
-      <w:pPr>
-        <w:spacing w:before="0" w:after="160" w:line="278" w:lineRule="auto"/>
-        <w:ind w:left="720"/>
-      </w:pPr>
-    </w:p>
-    <w:p>
-      <w:pPr>
-        <w:spacing w:before="0" w:after="160" w:line="278" w:lineRule="auto"/>
-      </w:pPr>
-      <w:r>
-        <w:t>Con estos ajustes, el apartado cumplirá plenamente los criterios del enunciado y mostrará una justificación más sólida, contextualizada y convincente.</w:t>
-      </w:r>
-    </w:p>
-    <w:p>
-      <w:pPr>
-        <w:pStyle w:val="Textocomentario"/>
-      </w:pPr>
-    </w:p>
-  </w:comment>
-  <w:comment w:id="27" w:author="Javier Atoche Ortega" w:date="2025-10-13T16:25:00Z" w:initials="JA">
-    <w:p>
-      <w:r>
-        <w:rPr>
-          <w:rStyle w:val="Refdecomentario"/>
-        </w:rPr>
-        <w:annotationRef/>
-      </w:r>
-      <w:r>
-        <w:t>La estructura está bien organizada y se entiende con claridad, pero el contenido puede mejorarse para ajustarse mejor a lo que pide el enunciado y ganar coherencia con el resto del anteproyecto:</w:t>
-      </w:r>
-    </w:p>
-    <w:p>
-      <w:pPr>
-        <w:spacing w:before="0" w:after="160" w:line="278" w:lineRule="auto"/>
-      </w:pPr>
-    </w:p>
-    <w:p>
-      <w:pPr>
-        <w:numPr>
-          <w:ilvl w:val="0"/>
-          <w:numId w:val="19"/>
-        </w:numPr>
-        <w:suppressAutoHyphens w:val="0"/>
-        <w:autoSpaceDN/>
-        <w:spacing w:before="0" w:after="160" w:line="278" w:lineRule="auto"/>
-        <w:textAlignment w:val="auto"/>
-      </w:pPr>
-      <w:r>
-        <w:rPr>
-          <w:b/>
-          <w:bCs/>
-        </w:rPr>
-        <w:t>Falta de conexión con la justificación:</w:t>
-      </w:r>
-    </w:p>
-    <w:p>
-      <w:pPr>
-        <w:ind w:left="720"/>
-      </w:pPr>
-      <w:r>
-        <w:t xml:space="preserve">El objetivo general describe bien lo que hará la aplicación, pero no explica </w:t>
-      </w:r>
-      <w:r>
-        <w:rPr>
-          <w:b/>
-          <w:bCs/>
-        </w:rPr>
-        <w:t>para qué</w:t>
-      </w:r>
-      <w:r>
-        <w:t xml:space="preserve"> o </w:t>
-      </w:r>
-      <w:r>
-        <w:rPr>
-          <w:b/>
-          <w:bCs/>
-        </w:rPr>
-        <w:t>por qué</w:t>
-      </w:r>
-      <w:r>
-        <w:t xml:space="preserve"> es importante.</w:t>
-      </w:r>
-    </w:p>
-    <w:p>
-      <w:pPr>
-        <w:ind w:left="720"/>
-      </w:pPr>
-      <w:r>
-        <w:t>Te recomiendo vincularlo con el problema que planteaste antes: la falta de presencia digital de la tienda. Por ejemplo, podrías comenzar el objetivo general con algo como “Con el fin de ofrecer presencia digital y mejorar la visibilidad de la tienda...”.</w:t>
-      </w:r>
-    </w:p>
-    <w:p>
-      <w:pPr>
-        <w:ind w:left="720"/>
-      </w:pPr>
-      <w:r>
-        <w:t>Así el texto muestra continuidad y da sentido al proyecto.</w:t>
-      </w:r>
-    </w:p>
-    <w:p>
-      <w:pPr>
-        <w:spacing w:before="0" w:after="160" w:line="278" w:lineRule="auto"/>
-        <w:ind w:left="720"/>
-      </w:pPr>
-    </w:p>
-    <w:p>
-      <w:pPr>
-        <w:numPr>
-          <w:ilvl w:val="0"/>
-          <w:numId w:val="19"/>
-        </w:numPr>
-        <w:suppressAutoHyphens w:val="0"/>
-        <w:autoSpaceDN/>
-        <w:spacing w:before="0" w:after="160" w:line="278" w:lineRule="auto"/>
-        <w:textAlignment w:val="auto"/>
-      </w:pPr>
-      <w:r>
-        <w:rPr>
-          <w:b/>
-          <w:bCs/>
-        </w:rPr>
-        <w:t>Redundancia entre objetivos principales y secundarios:</w:t>
-      </w:r>
-    </w:p>
-    <w:p>
-      <w:pPr>
-        <w:ind w:left="720"/>
-      </w:pPr>
-      <w:r>
-        <w:t>Algunos puntos de los objetivos secundarios no aportan una mejora real respecto a los principales (por ejemplo, la validación de formularios o la carga de imágenes podrían formar parte del desarrollo base).</w:t>
-      </w:r>
-    </w:p>
-    <w:p>
-      <w:pPr>
-        <w:ind w:left="720"/>
-      </w:pPr>
-      <w:r>
-        <w:t>Revisa cuáles son realmente complementarios o de mejora —como el SEO o la accesibilidad— y deja los demás integrados en los principales.</w:t>
-      </w:r>
-    </w:p>
-    <w:p>
-      <w:pPr>
-        <w:ind w:left="720"/>
-      </w:pPr>
-      <w:r>
-        <w:t>Esto hará que el listado sea más coherente y fácil de leer.</w:t>
-      </w:r>
-    </w:p>
-    <w:p>
-      <w:pPr>
-        <w:spacing w:before="0" w:after="160" w:line="278" w:lineRule="auto"/>
-        <w:ind w:left="720"/>
-      </w:pPr>
-    </w:p>
-    <w:p>
-      <w:pPr>
-        <w:numPr>
-          <w:ilvl w:val="0"/>
-          <w:numId w:val="19"/>
-        </w:numPr>
-        <w:suppressAutoHyphens w:val="0"/>
-        <w:autoSpaceDN/>
-        <w:spacing w:before="0" w:after="160" w:line="278" w:lineRule="auto"/>
-        <w:textAlignment w:val="auto"/>
-      </w:pPr>
-      <w:r>
-        <w:rPr>
-          <w:b/>
-          <w:bCs/>
-        </w:rPr>
-        <w:t>Claridad en el alcance:</w:t>
-      </w:r>
-    </w:p>
-    <w:p>
-      <w:pPr>
-        <w:ind w:left="720"/>
-      </w:pPr>
-      <w:r>
-        <w:t xml:space="preserve">Está bien que definas objetivos concretos, pero podrías especificar </w:t>
-      </w:r>
-      <w:r>
-        <w:rPr>
-          <w:b/>
-          <w:bCs/>
-        </w:rPr>
-        <w:t>qué se considerará “hecho”</w:t>
-      </w:r>
-      <w:r>
-        <w:t xml:space="preserve"> en cada uno (por ejemplo: “Diseñar una interfaz web clara y responsive que se adapte correctamente en móvil, </w:t>
-      </w:r>
-      <w:proofErr w:type="spellStart"/>
-      <w:r>
-        <w:t>tablet</w:t>
-      </w:r>
-      <w:proofErr w:type="spellEnd"/>
-      <w:r>
-        <w:t xml:space="preserve"> y PC”).</w:t>
-      </w:r>
-    </w:p>
-    <w:p>
-      <w:pPr>
-        <w:ind w:left="720"/>
-      </w:pPr>
-      <w:r>
-        <w:t>Esto da más solidez al apartado y facilita medir si los objetivos se cumplen o no.</w:t>
-      </w:r>
-    </w:p>
-    <w:p>
-      <w:pPr>
-        <w:spacing w:before="0" w:after="160" w:line="278" w:lineRule="auto"/>
-        <w:ind w:left="720"/>
-      </w:pPr>
-    </w:p>
-    <w:p>
-      <w:pPr>
-        <w:numPr>
-          <w:ilvl w:val="0"/>
-          <w:numId w:val="19"/>
-        </w:numPr>
-        <w:suppressAutoHyphens w:val="0"/>
-        <w:autoSpaceDN/>
-        <w:spacing w:before="0" w:after="160" w:line="278" w:lineRule="auto"/>
-        <w:textAlignment w:val="auto"/>
-      </w:pPr>
-      <w:r>
-        <w:rPr>
-          <w:b/>
-          <w:bCs/>
-        </w:rPr>
-        <w:t>Estilo y redacción:</w:t>
-      </w:r>
-    </w:p>
-    <w:p>
-      <w:pPr>
-        <w:ind w:left="720"/>
-      </w:pPr>
-      <w:r>
-        <w:t>El apartado usa un tono correcto, pero algo impersonal.</w:t>
-      </w:r>
-    </w:p>
-    <w:p>
-      <w:pPr>
-        <w:ind w:left="720"/>
-      </w:pPr>
-      <w:r>
-        <w:t>Puedes hacerlo más cercano y activo reformulando frases en primera persona del plural (“Diseñaremos”, “Implementaremos”), como si explicaras lo que tú harás durante el desarrollo.</w:t>
-      </w:r>
-    </w:p>
-    <w:p>
-      <w:pPr>
-        <w:spacing w:before="0" w:after="160" w:line="278" w:lineRule="auto"/>
-        <w:ind w:left="720"/>
-      </w:pPr>
-      <w:r>
-        <w:t>Ese cambio da más coherencia al tono general del anteproyecto.</w:t>
-      </w:r>
-    </w:p>
-    <w:p>
-      <w:pPr>
-        <w:pStyle w:val="Textocomentario"/>
-      </w:pPr>
-    </w:p>
-  </w:comment>
-  <w:comment w:id="29" w:author="Javier Atoche Ortega" w:date="2025-10-13T16:45:00Z" w:initials="JA">
-    <w:p>
-      <w:r>
-        <w:rPr>
-          <w:rStyle w:val="Refdecomentario"/>
-        </w:rPr>
-        <w:annotationRef/>
-      </w:r>
-      <w:r>
-        <w:t>El apartado está bien estructurado y cumple con lo que se pide en el enunciado, pero hay varios aspectos que podrías mejorar para hacerlo más claro y completo:</w:t>
-      </w:r>
-    </w:p>
-    <w:p>
-      <w:pPr>
-        <w:spacing w:before="0" w:after="160" w:line="278" w:lineRule="auto"/>
-      </w:pPr>
-    </w:p>
-    <w:p>
-      <w:pPr>
-        <w:numPr>
-          <w:ilvl w:val="0"/>
-          <w:numId w:val="20"/>
-        </w:numPr>
-        <w:suppressAutoHyphens w:val="0"/>
-        <w:autoSpaceDN/>
-        <w:spacing w:before="0" w:after="160" w:line="278" w:lineRule="auto"/>
-        <w:textAlignment w:val="auto"/>
-      </w:pPr>
-      <w:r>
-        <w:rPr>
-          <w:b/>
-          <w:bCs/>
-        </w:rPr>
-        <w:t>Introducción insuficiente:</w:t>
-      </w:r>
-    </w:p>
-    <w:p>
-      <w:pPr>
-        <w:ind w:left="720"/>
-      </w:pPr>
-      <w:r>
-        <w:t>Empiezas correctamente explicando qué son los requisitos funcionales, pero podrías añadir una breve frase que conecte esta parte con los objetivos anteriores, indicando que aquí defines cómo se llevará a la práctica lo que planteaste antes.</w:t>
-      </w:r>
-    </w:p>
-    <w:p>
-      <w:pPr>
-        <w:ind w:left="720"/>
-      </w:pPr>
-      <w:r>
-        <w:t>Por ejemplo: “A continuación se detallan las acciones que permitirá la aplicación para cumplir con los objetivos planteados en el punto anterior”.</w:t>
-      </w:r>
-    </w:p>
-    <w:p>
-      <w:pPr>
-        <w:spacing w:before="0" w:after="160" w:line="278" w:lineRule="auto"/>
-        <w:ind w:left="720"/>
-      </w:pPr>
-    </w:p>
-    <w:p>
-      <w:pPr>
-        <w:numPr>
-          <w:ilvl w:val="0"/>
-          <w:numId w:val="20"/>
-        </w:numPr>
-        <w:suppressAutoHyphens w:val="0"/>
-        <w:autoSpaceDN/>
-        <w:spacing w:before="0" w:after="160" w:line="278" w:lineRule="auto"/>
-        <w:textAlignment w:val="auto"/>
-      </w:pPr>
-      <w:r>
-        <w:rPr>
-          <w:b/>
-          <w:bCs/>
-        </w:rPr>
-        <w:t>Falta de relación entre usuarios y secciones:</w:t>
-      </w:r>
-    </w:p>
-    <w:p>
-      <w:pPr>
-        <w:ind w:left="720"/>
-      </w:pPr>
-      <w:r>
-        <w:t>Aunque la tabla inicial y las secciones están bien planteadas, falta dejar claro qué usuarios pueden realizar qué acciones en cada parte de la aplicación.</w:t>
-      </w:r>
-    </w:p>
-    <w:p>
-      <w:pPr>
-        <w:ind w:left="720"/>
-      </w:pPr>
-      <w:r>
-        <w:t>Por ejemplo, indicar que el visitante puede ver productos y enviar mensajes, mientras que el administrador puede además gestionarlos o crear nuevos.</w:t>
-      </w:r>
-    </w:p>
-    <w:p>
-      <w:pPr>
-        <w:ind w:left="720"/>
-      </w:pPr>
-      <w:r>
-        <w:t>Esa conexión ayudaría a visualizar mejor el flujo de interacción entre usuario y sistema.</w:t>
-      </w:r>
-    </w:p>
-    <w:p>
-      <w:pPr>
-        <w:spacing w:before="0" w:after="160" w:line="278" w:lineRule="auto"/>
-        <w:ind w:left="720"/>
-      </w:pPr>
-    </w:p>
-    <w:p>
-      <w:pPr>
-        <w:numPr>
-          <w:ilvl w:val="0"/>
-          <w:numId w:val="20"/>
-        </w:numPr>
-        <w:suppressAutoHyphens w:val="0"/>
-        <w:autoSpaceDN/>
-        <w:spacing w:before="0" w:after="160" w:line="278" w:lineRule="auto"/>
-        <w:textAlignment w:val="auto"/>
-      </w:pPr>
-      <w:r>
-        <w:rPr>
-          <w:b/>
-          <w:bCs/>
-        </w:rPr>
-        <w:t>Repetición de información:</w:t>
-      </w:r>
-    </w:p>
-    <w:p>
-      <w:pPr>
-        <w:ind w:left="720"/>
-      </w:pPr>
-      <w:r>
-        <w:t>Hay bastante solapamiento entre la tabla de usuarios y el listado de secciones, ya que ambas enumeran las mismas funcionalidades desde distintos enfoques.</w:t>
-      </w:r>
-    </w:p>
-    <w:p>
-      <w:pPr>
-        <w:ind w:left="720"/>
-      </w:pPr>
-      <w:r>
-        <w:t>Te recomiendo simplificarlo: mantén la tabla como resumen general de roles y usa el listado por secciones solo para detallar funciones más específicas.</w:t>
-      </w:r>
-    </w:p>
-    <w:p>
-      <w:pPr>
-        <w:ind w:left="720"/>
-      </w:pPr>
-      <w:r>
-        <w:t>Así evitarás redundancias y ganarás claridad.</w:t>
-      </w:r>
-    </w:p>
-    <w:p>
-      <w:pPr>
-        <w:spacing w:before="0" w:after="160" w:line="278" w:lineRule="auto"/>
-        <w:ind w:left="720"/>
-      </w:pPr>
-    </w:p>
-    <w:p>
-      <w:pPr>
-        <w:numPr>
-          <w:ilvl w:val="0"/>
-          <w:numId w:val="20"/>
-        </w:numPr>
-        <w:suppressAutoHyphens w:val="0"/>
-        <w:autoSpaceDN/>
-        <w:spacing w:before="0" w:after="160" w:line="278" w:lineRule="auto"/>
-        <w:textAlignment w:val="auto"/>
-      </w:pPr>
-      <w:r>
-        <w:rPr>
-          <w:b/>
-          <w:bCs/>
-        </w:rPr>
-        <w:t>Nivel de detalle:</w:t>
-      </w:r>
-    </w:p>
-    <w:p>
-      <w:pPr>
-        <w:ind w:left="720"/>
-      </w:pPr>
-      <w:r>
-        <w:t>En general, las acciones son muy básicas (“ver productos”, “mostrar información”, “añadir productos”).</w:t>
-      </w:r>
-    </w:p>
-    <w:p>
-      <w:pPr>
-        <w:ind w:left="720"/>
-      </w:pPr>
-      <w:r>
-        <w:t>Podrías ampliar ligeramente algunas para mostrar un poco más de lógica funcional.</w:t>
-      </w:r>
-    </w:p>
-    <w:p>
-      <w:pPr>
-        <w:ind w:left="720"/>
-      </w:pPr>
-      <w:r>
-        <w:t>Por ejemplo: “El administrador podrá editar los productos existentes, modificando su nombre, descripción, precio e imagen”.</w:t>
-      </w:r>
-    </w:p>
-    <w:p>
-      <w:pPr>
-        <w:ind w:left="720"/>
-      </w:pPr>
-      <w:r>
-        <w:t>Esto da una idea más precisa de cómo funcionará el sistema, sin entrar todavía en código.</w:t>
-      </w:r>
-    </w:p>
-    <w:p>
-      <w:pPr>
-        <w:spacing w:before="0" w:after="160" w:line="278" w:lineRule="auto"/>
-        <w:ind w:left="720"/>
-      </w:pPr>
-    </w:p>
-    <w:p>
-      <w:pPr>
-        <w:numPr>
-          <w:ilvl w:val="0"/>
-          <w:numId w:val="20"/>
-        </w:numPr>
-        <w:suppressAutoHyphens w:val="0"/>
-        <w:autoSpaceDN/>
-        <w:spacing w:before="0" w:after="160" w:line="278" w:lineRule="auto"/>
-        <w:textAlignment w:val="auto"/>
-      </w:pPr>
-      <w:r>
-        <w:rPr>
-          <w:b/>
-          <w:bCs/>
-        </w:rPr>
-        <w:t>Formato visual:</w:t>
-      </w:r>
-    </w:p>
-    <w:p>
-      <w:pPr>
-        <w:ind w:left="720"/>
-      </w:pPr>
-      <w:r>
-        <w:t>La tabla y los listados se entienden, pero podrías unificarlos en un formato más homogéneo (todo en tabla o todo en listas estructuradas).</w:t>
-      </w:r>
-    </w:p>
-    <w:p>
-      <w:pPr>
-        <w:ind w:left="720"/>
-      </w:pPr>
-      <w:r>
-        <w:t>Además, cuida el espaciado entre secciones y usa subtítulos coherentes (“Inicio”, “Tienda”, “</w:t>
-      </w:r>
-      <w:proofErr w:type="gramStart"/>
-      <w:r>
-        <w:t>Galería”…</w:t>
-      </w:r>
-      <w:proofErr w:type="gramEnd"/>
-      <w:r>
-        <w:t>), manteniendo siempre la misma sangría y estilo de viñetas.</w:t>
-      </w:r>
-    </w:p>
-    <w:p>
-      <w:pPr>
-        <w:pStyle w:val="Prrafodelista"/>
-      </w:pPr>
-    </w:p>
-    <w:p>
-      <w:pPr>
-        <w:numPr>
-          <w:ilvl w:val="0"/>
-          <w:numId w:val="20"/>
-        </w:numPr>
-        <w:suppressAutoHyphens w:val="0"/>
-        <w:autoSpaceDN/>
-        <w:spacing w:before="0" w:after="160" w:line="278" w:lineRule="auto"/>
-        <w:textAlignment w:val="auto"/>
-      </w:pPr>
-      <w:r>
-        <w:rPr>
-          <w:b/>
-          <w:bCs/>
-        </w:rPr>
-        <w:t>Ampliación de funcionalidades:</w:t>
-      </w:r>
-    </w:p>
-    <w:p>
-      <w:pPr>
-        <w:ind w:left="720"/>
-      </w:pPr>
-      <w:r>
-        <w:t>Aunque el apartado cumple con lo básico, sería recomendable añadir algunas funcionalidades más avanzadas que den valor al proyecto y lo hagan más completo.</w:t>
-      </w:r>
-    </w:p>
-    <w:p>
-      <w:pPr>
-        <w:ind w:left="720"/>
-      </w:pPr>
-      <w:r>
-        <w:t>Por ejemplo, podrías incluir funciones como el registro de usuarios (aunque la tienda sea sencilla), un sistema de favoritos o deseos, un historial de productos vistos, o un pequeño módulo de estadísticas en el panel de administración.</w:t>
-      </w:r>
-    </w:p>
-    <w:p>
-      <w:pPr>
-        <w:ind w:left="720"/>
-      </w:pPr>
-      <w:r>
-        <w:t>No es necesario desarrollarlas todas, pero mencionarlas reflejaría una visión más ambiciosa y realista del proyecto.</w:t>
-      </w:r>
-    </w:p>
-    <w:p>
-      <w:pPr>
-        <w:spacing w:before="0" w:after="160" w:line="278" w:lineRule="auto"/>
-      </w:pPr>
-    </w:p>
-    <w:p>
-      <w:pPr>
-        <w:spacing w:before="0" w:after="160" w:line="278" w:lineRule="auto"/>
-      </w:pPr>
-      <w:r>
-        <w:t>Con estos ajustes, el apartado ganará en claridad, coherencia interna y conexión con los apartados previos, reflejando mejor cómo se estructura la lógica funcional del proyecto.</w:t>
-      </w:r>
-    </w:p>
-    <w:p>
-      <w:pPr>
-        <w:pStyle w:val="Textocomentario"/>
-      </w:pPr>
-    </w:p>
-  </w:comment>
-  <w:comment w:id="33" w:author="Javier Atoche Ortega" w:date="2025-10-13T16:54:00Z" w:initials="JA">
+  <w:comment w:id="35" w:author="Javier Atoche Ortega" w:date="2025-10-13T16:54:00Z" w:initials="JA">
     <w:p>
       <w:r>
         <w:rPr>
@@ -5786,15 +7126,7 @@
         <w:ind w:left="720"/>
       </w:pPr>
       <w:r>
-        <w:t xml:space="preserve">Por ejemplo: “La interfaz se diseñará siguiendo los principios de diseño responsive </w:t>
-      </w:r>
-      <w:proofErr w:type="spellStart"/>
-      <w:r>
-        <w:t>mobile-first</w:t>
-      </w:r>
-      <w:proofErr w:type="spellEnd"/>
-      <w:r>
-        <w:t>, garantizando legibilidad y accesibilidad en pantallas pequeñas”.</w:t>
+        <w:t>Por ejemplo: “La interfaz se diseñará siguiendo los principios de diseño responsive mobile-first, garantizando legibilidad y accesibilidad en pantallas pequeñas”.</w:t>
       </w:r>
     </w:p>
     <w:p>
@@ -6066,7 +7398,7 @@
       </w:pPr>
     </w:p>
   </w:comment>
-  <w:comment w:id="35" w:author="Javier Atoche Ortega" w:date="2025-10-13T17:00:00Z" w:initials="JA">
+  <w:comment w:id="37" w:author="Javier Atoche Ortega" w:date="2025-10-13T17:00:00Z" w:initials="JA">
     <w:p>
       <w:r>
         <w:rPr>
@@ -6173,58 +7505,25 @@
           <w:b/>
           <w:bCs/>
         </w:rPr>
-        <w:t xml:space="preserve">Ausencia de </w:t>
-      </w:r>
-      <w:proofErr w:type="spellStart"/>
+        <w:t>Ausencia de frameworks o herramientas complementarias:</w:t>
+      </w:r>
+    </w:p>
+    <w:p>
+      <w:pPr>
+        <w:ind w:left="720"/>
+      </w:pPr>
+      <w:r>
+        <w:t xml:space="preserve">Para un proyecto web completo, sería recomendable que menciones si usarás algún </w:t>
+      </w:r>
       <w:r>
         <w:rPr>
           <w:b/>
           <w:bCs/>
         </w:rPr>
-        <w:t>frameworks</w:t>
-      </w:r>
-      <w:proofErr w:type="spellEnd"/>
-      <w:r>
-        <w:rPr>
-          <w:b/>
-          <w:bCs/>
-        </w:rPr>
-        <w:t xml:space="preserve"> o herramientas complementarias:</w:t>
-      </w:r>
-    </w:p>
-    <w:p>
-      <w:pPr>
-        <w:ind w:left="720"/>
-      </w:pPr>
-      <w:r>
-        <w:t xml:space="preserve">Para un proyecto web completo, sería recomendable que menciones si usarás algún </w:t>
-      </w:r>
-      <w:proofErr w:type="spellStart"/>
-      <w:r>
-        <w:rPr>
-          <w:b/>
-          <w:bCs/>
-        </w:rPr>
-        <w:t>framework</w:t>
-      </w:r>
-      <w:proofErr w:type="spellEnd"/>
-      <w:r>
-        <w:rPr>
-          <w:b/>
-          <w:bCs/>
-        </w:rPr>
-        <w:t xml:space="preserve"> o librería</w:t>
-      </w:r>
-      <w:r>
-        <w:t xml:space="preserve"> (Bootstrap, </w:t>
-      </w:r>
-      <w:proofErr w:type="spellStart"/>
-      <w:r>
-        <w:t>Tailwind</w:t>
-      </w:r>
-      <w:proofErr w:type="spellEnd"/>
-      <w:r>
-        <w:t>, Laravel, etc.) o al menos que lo estás valorando.</w:t>
+        <w:t>framework o librería</w:t>
+      </w:r>
+      <w:r>
+        <w:t xml:space="preserve"> (Bootstrap, Tailwind, Laravel, etc.) o al menos que lo estás valorando.</w:t>
       </w:r>
     </w:p>
     <w:p>
@@ -6314,23 +7613,7 @@
         <w:ind w:left="720"/>
       </w:pPr>
       <w:r>
-        <w:t xml:space="preserve">Por ejemplo, indicar que el </w:t>
-      </w:r>
-      <w:proofErr w:type="spellStart"/>
-      <w:r>
-        <w:t>frontend</w:t>
-      </w:r>
-      <w:proofErr w:type="spellEnd"/>
-      <w:r>
-        <w:t xml:space="preserve"> se encargará de mostrar los productos y formularios, mientras que el </w:t>
-      </w:r>
-      <w:proofErr w:type="spellStart"/>
-      <w:r>
-        <w:t>backend</w:t>
-      </w:r>
-      <w:proofErr w:type="spellEnd"/>
-      <w:r>
-        <w:t xml:space="preserve"> gestionará la base de datos y las operaciones del panel de administración.</w:t>
+        <w:t>Por ejemplo, indicar que el frontend se encargará de mostrar los productos y formularios, mientras que el backend gestionará la base de datos y las operaciones del panel de administración.</w:t>
       </w:r>
     </w:p>
     <w:p>
@@ -6418,7 +7701,7 @@
       </w:pPr>
     </w:p>
   </w:comment>
-  <w:comment w:id="42" w:author="Javier Atoche Ortega" w:date="2025-10-13T17:07:00Z" w:initials="JA">
+  <w:comment w:id="44" w:author="Javier Atoche Ortega" w:date="2025-10-13T17:07:00Z" w:initials="JA">
     <w:p>
       <w:r>
         <w:rPr>
@@ -6620,15 +7903,7 @@
         <w:ind w:left="720"/>
       </w:pPr>
       <w:r>
-        <w:t>Deberías indicar los tipos de relación (</w:t>
-      </w:r>
-      <w:proofErr w:type="gramStart"/>
-      <w:r>
-        <w:t>1:N</w:t>
-      </w:r>
-      <w:proofErr w:type="gramEnd"/>
-      <w:r>
-        <w:t>, N:M, etc.) y las claves foráneas que usarás.</w:t>
+        <w:t>Deberías indicar los tipos de relación (1:N, N:M, etc.) y las claves foráneas que usarás.</w:t>
       </w:r>
     </w:p>
     <w:p>
@@ -6759,7 +8034,7 @@
       </w:pPr>
     </w:p>
   </w:comment>
-  <w:comment w:id="44" w:author="Javier Atoche Ortega" w:date="2025-10-13T17:15:00Z" w:initials="JA">
+  <w:comment w:id="46" w:author="Javier Atoche Ortega" w:date="2025-10-13T17:15:00Z" w:initials="JA">
     <w:p>
       <w:r>
         <w:rPr>
@@ -7021,23 +8296,7 @@
           <w:b/>
           <w:bCs/>
         </w:rPr>
-        <w:t>atributos principales, las relaciones (</w:t>
-      </w:r>
-      <w:proofErr w:type="gramStart"/>
-      <w:r>
-        <w:rPr>
-          <w:b/>
-          <w:bCs/>
-        </w:rPr>
-        <w:t>1:N</w:t>
-      </w:r>
-      <w:proofErr w:type="gramEnd"/>
-      <w:r>
-        <w:rPr>
-          <w:b/>
-          <w:bCs/>
-        </w:rPr>
-        <w:t>, N:M)</w:t>
+        <w:t>atributos principales, las relaciones (1:N, N:M)</w:t>
       </w:r>
       <w:r>
         <w:t xml:space="preserve"> y, si es posible, añadir los métodos más relevantes de cada clase.</w:t>
@@ -7106,17 +8365,8 @@
           <w:b/>
           <w:bCs/>
         </w:rPr>
-        <w:t>.</w:t>
-      </w:r>
-      <w:proofErr w:type="spellStart"/>
-      <w:r>
-        <w:rPr>
-          <w:b/>
-          <w:bCs/>
-        </w:rPr>
-        <w:t>svg</w:t>
-      </w:r>
-      <w:proofErr w:type="spellEnd"/>
+        <w:t>.svg</w:t>
+      </w:r>
       <w:r>
         <w:t>, y distribuyendo mejor los elementos dentro del recuadro del sistema.</w:t>
       </w:r>
@@ -7159,15 +8409,7 @@
         <w:ind w:left="720"/>
       </w:pPr>
       <w:r>
-        <w:t xml:space="preserve">Tu diagrama de clases debería estar vinculado con las tablas de la base de datos (por ejemplo, Producto ↔ Categoría, </w:t>
-      </w:r>
-      <w:proofErr w:type="spellStart"/>
-      <w:r>
-        <w:t>MensajeContacto</w:t>
-      </w:r>
-      <w:proofErr w:type="spellEnd"/>
-      <w:r>
-        <w:t xml:space="preserve"> ↔ Usuario o Administrador).</w:t>
+        <w:t>Tu diagrama de clases debería estar vinculado con las tablas de la base de datos (por ejemplo, Producto ↔ Categoría, MensajeContacto ↔ Usuario o Administrador).</w:t>
       </w:r>
     </w:p>
     <w:p>
@@ -7285,7 +8527,7 @@
       </w:pPr>
     </w:p>
   </w:comment>
-  <w:comment w:id="45" w:author="Javier Atoche Ortega" w:date="2025-10-13T16:55:00Z" w:initials="JA">
+  <w:comment w:id="47" w:author="Javier Atoche Ortega" w:date="2025-10-13T16:55:00Z" w:initials="JA">
     <w:p>
       <w:pPr>
         <w:ind w:left="720"/>
@@ -7312,7 +8554,7 @@
       </w:pPr>
     </w:p>
   </w:comment>
-  <w:comment w:id="48" w:author="Javier Atoche Ortega" w:date="2025-10-13T17:23:00Z" w:initials="JA">
+  <w:comment w:id="50" w:author="Javier Atoche Ortega" w:date="2025-10-13T17:23:00Z" w:initials="JA">
     <w:p>
       <w:r>
         <w:rPr>
@@ -7386,15 +8628,7 @@
         <w:ind w:left="720"/>
       </w:pPr>
       <w:r>
-        <w:t>Según el enunciado, deberías especificar si el proyecto se ejecutará inicialmente en XAMPP, si se contempla un despliegue remoto (</w:t>
-      </w:r>
-      <w:proofErr w:type="spellStart"/>
-      <w:r>
-        <w:t>Railway</w:t>
-      </w:r>
-      <w:proofErr w:type="spellEnd"/>
-      <w:r>
-        <w:t>, GitHub Pages, VPS, etc.) y qué tipo de usuarios accederán desde qué dispositivos.</w:t>
+        <w:t>Según el enunciado, deberías especificar si el proyecto se ejecutará inicialmente en XAMPP, si se contempla un despliegue remoto (Railway, GitHub Pages, VPS, etc.) y qué tipo de usuarios accederán desde qué dispositivos.</w:t>
       </w:r>
     </w:p>
     <w:p>
@@ -7455,7 +8689,6 @@
       <w:r>
         <w:t xml:space="preserve"> para control de versiones y colaboración, </w:t>
       </w:r>
-      <w:proofErr w:type="spellStart"/>
       <w:r>
         <w:rPr>
           <w:b/>
@@ -7463,7 +8696,6 @@
         </w:rPr>
         <w:t>Figma</w:t>
       </w:r>
-      <w:proofErr w:type="spellEnd"/>
       <w:r>
         <w:t xml:space="preserve"> para la fase de diseño previo, o </w:t>
       </w:r>
@@ -7472,17 +8704,8 @@
           <w:b/>
           <w:bCs/>
         </w:rPr>
-        <w:t xml:space="preserve">MySQL </w:t>
-      </w:r>
-      <w:proofErr w:type="spellStart"/>
-      <w:r>
-        <w:rPr>
-          <w:b/>
-          <w:bCs/>
-        </w:rPr>
-        <w:t>Workbench</w:t>
-      </w:r>
-      <w:proofErr w:type="spellEnd"/>
+        <w:t>MySQL Workbench</w:t>
+      </w:r>
       <w:r>
         <w:t xml:space="preserve"> para modelar y verificar la estructura de datos antes de implementarla.</w:t>
       </w:r>
@@ -7682,15 +8905,7 @@
         <w:ind w:left="720"/>
       </w:pPr>
       <w:r>
-        <w:t xml:space="preserve">Deberías añadir algún elemento más avanzado o actual (por ejemplo, contenedores Docker, integración con GitHub </w:t>
-      </w:r>
-      <w:proofErr w:type="spellStart"/>
-      <w:r>
-        <w:t>Actions</w:t>
-      </w:r>
-      <w:proofErr w:type="spellEnd"/>
-      <w:r>
-        <w:t>, o previsión de hosting remoto) para demostrar iniciativa y dominio técnico.</w:t>
+        <w:t>Deberías añadir algún elemento más avanzado o actual (por ejemplo, contenedores Docker, integración con GitHub Actions, o previsión de hosting remoto) para demostrar iniciativa y dominio técnico.</w:t>
       </w:r>
     </w:p>
     <w:p>
@@ -7708,7 +8923,7 @@
       </w:pPr>
     </w:p>
   </w:comment>
-  <w:comment w:id="56" w:author="Javier Atoche Ortega" w:date="2025-10-13T17:32:00Z" w:initials="JA">
+  <w:comment w:id="58" w:author="Javier Atoche Ortega" w:date="2025-10-13T17:32:00Z" w:initials="JA">
     <w:p>
       <w:r>
         <w:rPr>
@@ -7800,15 +9015,7 @@
         <w:ind w:left="720"/>
       </w:pPr>
       <w:r>
-        <w:t xml:space="preserve">Por ejemplo, en “Análisis” podrías indicar que se definirán los requisitos funcionales y no funcionales; en “Diseño”, que se elaborarán los diagramas UML y el prototipo en </w:t>
-      </w:r>
-      <w:proofErr w:type="spellStart"/>
-      <w:r>
-        <w:t>Figma</w:t>
-      </w:r>
-      <w:proofErr w:type="spellEnd"/>
-      <w:r>
-        <w:t>; en “Pruebas”, que se validará la funcionalidad con diferentes usuarios o navegadores, etc.</w:t>
+        <w:t>Por ejemplo, en “Análisis” podrías indicar que se definirán los requisitos funcionales y no funcionales; en “Diseño”, que se elaborarán los diagramas UML y el prototipo en Figma; en “Pruebas”, que se validará la funcionalidad con diferentes usuarios o navegadores, etc.</w:t>
       </w:r>
     </w:p>
     <w:p>
@@ -7918,15 +9125,7 @@
         <w:t>cómo se aplicarán esas fases</w:t>
       </w:r>
       <w:r>
-        <w:t xml:space="preserve"> al caso concreto de tu proyecto “</w:t>
-      </w:r>
-      <w:proofErr w:type="spellStart"/>
-      <w:r>
-        <w:t>Originals</w:t>
-      </w:r>
-      <w:proofErr w:type="spellEnd"/>
-      <w:r>
-        <w:t xml:space="preserve"> 3D y Chicota 3D”.</w:t>
+        <w:t xml:space="preserve"> al caso concreto de tu proyecto “Originals 3D y Chicota 3D”.</w:t>
       </w:r>
     </w:p>
     <w:p>
@@ -7934,15 +9133,7 @@
         <w:ind w:left="720"/>
       </w:pPr>
       <w:r>
-        <w:t xml:space="preserve">Deberías vincular brevemente cada una a tu desarrollo: por ejemplo, “en la fase de Implementación se programará la tienda online y el formulario de contacto”, “en la fase de Integración se conectará la base de datos MySQL con el </w:t>
-      </w:r>
-      <w:proofErr w:type="spellStart"/>
-      <w:r>
-        <w:t>backend</w:t>
-      </w:r>
-      <w:proofErr w:type="spellEnd"/>
-      <w:r>
-        <w:t xml:space="preserve"> en PHP”, etc.</w:t>
+        <w:t>Deberías vincular brevemente cada una a tu desarrollo: por ejemplo, “en la fase de Implementación se programará la tienda online y el formulario de contacto”, “en la fase de Integración se conectará la base de datos MySQL con el backend en PHP”, etc.</w:t>
       </w:r>
     </w:p>
     <w:p>
@@ -8092,15 +9283,7 @@
         <w:ind w:left="720"/>
       </w:pPr>
       <w:r>
-        <w:t xml:space="preserve">Para mostrar un mayor nivel, podrías incluir fases o </w:t>
-      </w:r>
-      <w:proofErr w:type="spellStart"/>
-      <w:r>
-        <w:t>subfases</w:t>
-      </w:r>
-      <w:proofErr w:type="spellEnd"/>
-      <w:r>
-        <w:t xml:space="preserve"> adicionales, como “Pruebas de usuario”, “Optimización y SEO”, o “Despliegue y mantenimiento”.</w:t>
+        <w:t>Para mostrar un mayor nivel, podrías incluir fases o subfases adicionales, como “Pruebas de usuario”, “Optimización y SEO”, o “Despliegue y mantenimiento”.</w:t>
       </w:r>
     </w:p>
     <w:p>
@@ -8118,7 +9301,7 @@
       </w:pPr>
     </w:p>
   </w:comment>
-  <w:comment w:id="58" w:author="Javier Atoche Ortega" w:date="2025-10-13T17:51:00Z" w:initials="JA">
+  <w:comment w:id="60" w:author="Javier Atoche Ortega" w:date="2025-10-13T17:51:00Z" w:initials="JA">
     <w:p>
       <w:r>
         <w:rPr>
@@ -8190,15 +9373,7 @@
         <w:t>no se aporta ninguna representación visual</w:t>
       </w:r>
       <w:r>
-        <w:t xml:space="preserve"> (ni bocetos, ni imágenes exportadas, ni enlace a un prototipo en </w:t>
-      </w:r>
-      <w:proofErr w:type="spellStart"/>
-      <w:r>
-        <w:t>Figma</w:t>
-      </w:r>
-      <w:proofErr w:type="spellEnd"/>
-      <w:r>
-        <w:t xml:space="preserve"> u otra herramienta).</w:t>
+        <w:t xml:space="preserve"> (ni bocetos, ni imágenes exportadas, ni enlace a un prototipo en Figma u otra herramienta).</w:t>
       </w:r>
     </w:p>
     <w:p>
@@ -8328,15 +9503,7 @@
         <w:t>no hay ninguna referencia visual ni textual a esa parte en el prototipo</w:t>
       </w:r>
       <w:r>
-        <w:t>, y debería aparecer al menos una vista o boceto básico que muestre su estructura general (</w:t>
-      </w:r>
-      <w:proofErr w:type="spellStart"/>
-      <w:r>
-        <w:t>login</w:t>
-      </w:r>
-      <w:proofErr w:type="spellEnd"/>
-      <w:r>
-        <w:t>, listado de productos, formulario de edición, etc.).</w:t>
+        <w:t>, y debería aparecer al menos una vista o boceto básico que muestre su estructura general (login, listado de productos, formulario de edición, etc.).</w:t>
       </w:r>
     </w:p>
     <w:p>
@@ -8369,15 +9536,7 @@
         <w:ind w:left="720"/>
       </w:pPr>
       <w:r>
-        <w:t xml:space="preserve">Dado que este proyecto se concibe como un trabajo final </w:t>
-      </w:r>
-      <w:proofErr w:type="spellStart"/>
-      <w:r>
-        <w:t>intermodular</w:t>
-      </w:r>
-      <w:proofErr w:type="spellEnd"/>
-      <w:r>
-        <w:t>, el nivel de detalle visual esperado debe ser más maduro.</w:t>
+        <w:t>Dado que este proyecto se concibe como un trabajo final intermodular, el nivel de detalle visual esperado debe ser más maduro.</w:t>
       </w:r>
     </w:p>
     <w:p>
@@ -8403,15 +9562,7 @@
         <w:ind w:left="720"/>
       </w:pPr>
       <w:r>
-        <w:t xml:space="preserve">Si estás utilizando </w:t>
-      </w:r>
-      <w:proofErr w:type="spellStart"/>
-      <w:r>
-        <w:t>Figma</w:t>
-      </w:r>
-      <w:proofErr w:type="spellEnd"/>
-      <w:r>
-        <w:t xml:space="preserve"> (como indicas en el software necesario), lo ideal sería exportar </w:t>
+        <w:t xml:space="preserve">Si estás utilizando Figma (como indicas en el software necesario), lo ideal sería exportar </w:t>
       </w:r>
       <w:r>
         <w:rPr>
@@ -8560,7 +9711,6 @@
       <w:r>
         <w:t xml:space="preserve">Diseña el prototipo en </w:t>
       </w:r>
-      <w:proofErr w:type="spellStart"/>
       <w:r>
         <w:rPr>
           <w:b/>
@@ -8568,11 +9718,9 @@
         </w:rPr>
         <w:t>Figma</w:t>
       </w:r>
-      <w:proofErr w:type="spellEnd"/>
       <w:r>
         <w:t xml:space="preserve">, </w:t>
       </w:r>
-      <w:proofErr w:type="spellStart"/>
       <w:r>
         <w:rPr>
           <w:b/>
@@ -8580,7 +9728,6 @@
         </w:rPr>
         <w:t>Canva</w:t>
       </w:r>
-      <w:proofErr w:type="spellEnd"/>
       <w:r>
         <w:t xml:space="preserve"> o </w:t>
       </w:r>
@@ -8701,7 +9848,7 @@
       </w:pPr>
     </w:p>
   </w:comment>
-  <w:comment w:id="65" w:author="Javier Atoche Ortega" w:date="2025-10-13T17:28:00Z" w:initials="JA">
+  <w:comment w:id="67" w:author="Javier Atoche Ortega" w:date="2025-10-13T17:28:00Z" w:initials="JA">
     <w:p>
       <w:pPr>
         <w:pStyle w:val="Textocomentario"/>
@@ -8748,15 +9895,7 @@
       </w:pPr>
       <w:r>
         <w:tab/>
-        <w:t>ANEXO III (</w:t>
-      </w:r>
-      <w:proofErr w:type="spellStart"/>
-      <w:r>
-        <w:t>pág</w:t>
-      </w:r>
-      <w:proofErr w:type="spellEnd"/>
-      <w:r>
-        <w:t xml:space="preserve"> 122 del PDF)</w:t>
+        <w:t>ANEXO III (pág 122 del PDF)</w:t>
       </w:r>
     </w:p>
     <w:p>
@@ -8769,7 +9908,7 @@
       </w:r>
     </w:p>
   </w:comment>
-  <w:comment w:id="64" w:author="Javier Atoche Ortega" w:date="2025-10-13T18:02:00Z" w:initials="JA">
+  <w:comment w:id="66" w:author="Javier Atoche Ortega" w:date="2025-10-13T18:02:00Z" w:initials="JA">
     <w:p>
       <w:r>
         <w:rPr>
@@ -8829,23 +9968,7 @@
           <w:b/>
           <w:bCs/>
         </w:rPr>
-        <w:t>cómo se aplican esos conocimientos en el proyecto “</w:t>
-      </w:r>
-      <w:proofErr w:type="spellStart"/>
-      <w:r>
-        <w:rPr>
-          <w:b/>
-          <w:bCs/>
-        </w:rPr>
-        <w:t>Originals</w:t>
-      </w:r>
-      <w:proofErr w:type="spellEnd"/>
-      <w:r>
-        <w:rPr>
-          <w:b/>
-          <w:bCs/>
-        </w:rPr>
-        <w:t xml:space="preserve"> 3D y Chicota 3D”</w:t>
+        <w:t>cómo se aplican esos conocimientos en el proyecto “Originals 3D y Chicota 3D”</w:t>
       </w:r>
       <w:r>
         <w:t>.</w:t>
@@ -8923,15 +10046,7 @@
         <w:t>Diseño de Interfaces Web:</w:t>
       </w:r>
       <w:r>
-        <w:t xml:space="preserve"> diseño del prototipo en </w:t>
-      </w:r>
-      <w:proofErr w:type="spellStart"/>
-      <w:r>
-        <w:t>Figma</w:t>
-      </w:r>
-      <w:proofErr w:type="spellEnd"/>
-      <w:r>
-        <w:t xml:space="preserve"> y aplicación de principios de usabilidad y accesibilidad.</w:t>
+        <w:t xml:space="preserve"> diseño del prototipo en Figma y aplicación de principios de usabilidad y accesibilidad.</w:t>
       </w:r>
     </w:p>
     <w:p>
@@ -8961,15 +10076,7 @@
         <w:ind w:left="1440"/>
       </w:pPr>
       <w:r>
-        <w:t xml:space="preserve">Este tipo de explicación demuestra comprensión del proceso completo y una visión </w:t>
-      </w:r>
-      <w:proofErr w:type="spellStart"/>
-      <w:r>
-        <w:t>intermodular</w:t>
-      </w:r>
-      <w:proofErr w:type="spellEnd"/>
-      <w:r>
-        <w:t xml:space="preserve"> del proyecto.</w:t>
+        <w:t>Este tipo de explicación demuestra comprensión del proceso completo y una visión intermodular del proyecto.</w:t>
       </w:r>
     </w:p>
     <w:p/>
@@ -9122,15 +10229,7 @@
         <w:t>Desarrollo Web en Entorno Servidor</w:t>
       </w:r>
       <w:r>
-        <w:t xml:space="preserve"> trabajan conjuntamente para construir el </w:t>
-      </w:r>
-      <w:proofErr w:type="spellStart"/>
-      <w:r>
-        <w:t>backend</w:t>
-      </w:r>
-      <w:proofErr w:type="spellEnd"/>
-      <w:r>
-        <w:t xml:space="preserve"> de la aplicación, o cómo </w:t>
+        <w:t xml:space="preserve"> trabajan conjuntamente para construir el backend de la aplicación, o cómo </w:t>
       </w:r>
       <w:r>
         <w:rPr>
@@ -9150,15 +10249,7 @@
         <w:t>Desarrollo Web en Entorno Cliente</w:t>
       </w:r>
       <w:r>
-        <w:t xml:space="preserve"> se coordinan en el diseño del </w:t>
-      </w:r>
-      <w:proofErr w:type="spellStart"/>
-      <w:r>
-        <w:t>frontend</w:t>
-      </w:r>
-      <w:proofErr w:type="spellEnd"/>
-      <w:r>
-        <w:t>.</w:t>
+        <w:t xml:space="preserve"> se coordinan en el diseño del frontend.</w:t>
       </w:r>
     </w:p>
     <w:p>
@@ -9381,35 +10472,11 @@
         <w:t>integración global de aprendizajes</w:t>
       </w:r>
       <w:r>
-        <w:t xml:space="preserve"> que caracteriza al Proyecto </w:t>
-      </w:r>
-      <w:proofErr w:type="spellStart"/>
-      <w:r>
-        <w:t>Intermodular</w:t>
-      </w:r>
-      <w:proofErr w:type="spellEnd"/>
-      <w:r>
-        <w:t>.</w:t>
+        <w:t xml:space="preserve"> que caracteriza al Proyecto Intermodular.</w:t>
       </w:r>
     </w:p>
     <w:p/>
     <w:p/>
-  </w:comment>
-  <w:comment w:id="71" w:author="Javier Atoche Ortega" w:date="2025-10-13T16:30:00Z" w:initials="JA">
-    <w:p>
-      <w:pPr>
-        <w:pStyle w:val="Textocomentario"/>
-      </w:pPr>
-      <w:r>
-        <w:rPr>
-          <w:rStyle w:val="Refdecomentario"/>
-        </w:rPr>
-        <w:annotationRef/>
-      </w:r>
-      <w:r>
-        <w:t>Debes añadir toda la bibliografía de todas las fuentes y búsquedas, pero debes hacerlo en formato APA 7</w:t>
-      </w:r>
-    </w:p>
   </w:comment>
 </w:comments>
 </file>
@@ -9417,10 +10484,7 @@
 <file path=word/commentsExtended.xml><?xml version="1.0" encoding="utf-8"?>
 <w15:commentsEx xmlns:wpc="http://schemas.microsoft.com/office/word/2010/wordprocessingCanvas" xmlns:cx="http://schemas.microsoft.com/office/drawing/2014/chartex" xmlns:cx1="http://schemas.microsoft.com/office/drawing/2015/9/8/chartex" xmlns:cx2="http://schemas.microsoft.com/office/drawing/2015/10/21/chartex" xmlns:cx3="http://schemas.microsoft.com/office/drawing/2016/5/9/chartex" xmlns:cx4="http://schemas.microsoft.com/office/drawing/2016/5/10/chartex" xmlns:cx5="http://schemas.microsoft.com/office/drawing/2016/5/11/chartex" xmlns:cx6="http://schemas.microsoft.com/office/drawing/2016/5/12/chartex" xmlns:cx7="http://schemas.microsoft.com/office/drawing/2016/5/13/chartex" xmlns:cx8="http://schemas.microsoft.com/office/drawing/2016/5/14/chartex" xmlns:mc="http://schemas.openxmlformats.org/markup-compatibility/2006" xmlns:aink="http://schemas.microsoft.com/office/drawing/2016/ink" xmlns:am3d="http://schemas.microsoft.com/office/drawing/2017/model3d" xmlns:o="urn:schemas-microsoft-com:office:office" xmlns:r="http://schemas.openxmlformats.org/officeDocument/2006/relationships" xmlns:m="http://schemas.openxmlformats.org/officeDocument/2006/math" xmlns:v="urn:schemas-microsoft-com:vml" xmlns:wp14="http://schemas.microsoft.com/office/word/2010/wordprocessingDrawing" xmlns:wp="http://schemas.openxmlformats.org/drawingml/2006/wordprocessingDrawing" xmlns:w10="urn:schemas-microsoft-com:office:word" xmlns:w="http://schemas.openxmlformats.org/wordprocessingml/2006/main" xmlns:w14="http://schemas.microsoft.com/office/word/2010/wordml" xmlns:w15="http://schemas.microsoft.com/office/word/2012/wordml" xmlns:w16cex="http://schemas.microsoft.com/office/word/2018/wordml/cex" xmlns:w16cid="http://schemas.microsoft.com/office/word/2016/wordml/cid" xmlns:w16="http://schemas.microsoft.com/office/word/2018/wordml" xmlns:w16sdtdh="http://schemas.microsoft.com/office/word/2020/wordml/sdtdatahash" xmlns:w16se="http://schemas.microsoft.com/office/word/2015/wordml/symex" xmlns:wpg="http://schemas.microsoft.com/office/word/2010/wordprocessingGroup" xmlns:wpi="http://schemas.microsoft.com/office/word/2010/wordprocessingInk" xmlns:wne="http://schemas.microsoft.com/office/word/2006/wordml" xmlns:wps="http://schemas.microsoft.com/office/word/2010/wordprocessingShape" mc:Ignorable="w14 w15 w16se w16cid w16 w16cex w16sdtdh wp14">
   <w15:commentEx w15:paraId="6A2AD185" w15:done="0"/>
-  <w15:commentEx w15:paraId="4004B1D8" w15:done="0"/>
-  <w15:commentEx w15:paraId="09DFD96F" w15:done="0"/>
-  <w15:commentEx w15:paraId="111AD39B" w15:done="0"/>
-  <w15:commentEx w15:paraId="5E40460C" w15:done="0"/>
+  <w15:commentEx w15:paraId="70C63CB3" w15:done="0"/>
   <w15:commentEx w15:paraId="33601F1C" w15:done="0"/>
   <w15:commentEx w15:paraId="3029E0F0" w15:done="0"/>
   <w15:commentEx w15:paraId="5615E2AE" w15:done="0"/>
@@ -9431,17 +10495,13 @@
   <w15:commentEx w15:paraId="28D50A27" w15:done="0"/>
   <w15:commentEx w15:paraId="472A9C99" w15:done="0"/>
   <w15:commentEx w15:paraId="7A8EABBD" w15:done="0"/>
-  <w15:commentEx w15:paraId="4C5F916C" w15:done="0"/>
 </w15:commentsEx>
 </file>
 
 <file path=word/commentsExtensible.xml><?xml version="1.0" encoding="utf-8"?>
 <w16cex:commentsExtensible xmlns:wpc="http://schemas.microsoft.com/office/word/2010/wordprocessingCanvas" xmlns:cx="http://schemas.microsoft.com/office/drawing/2014/chartex" xmlns:cx1="http://schemas.microsoft.com/office/drawing/2015/9/8/chartex" xmlns:cx2="http://schemas.microsoft.com/office/drawing/2015/10/21/chartex" xmlns:cx3="http://schemas.microsoft.com/office/drawing/2016/5/9/chartex" xmlns:cx4="http://schemas.microsoft.com/office/drawing/2016/5/10/chartex" xmlns:cx5="http://schemas.microsoft.com/office/drawing/2016/5/11/chartex" xmlns:cx6="http://schemas.microsoft.com/office/drawing/2016/5/12/chartex" xmlns:cx7="http://schemas.microsoft.com/office/drawing/2016/5/13/chartex" xmlns:cx8="http://schemas.microsoft.com/office/drawing/2016/5/14/chartex" xmlns:mc="http://schemas.openxmlformats.org/markup-compatibility/2006" xmlns:aink="http://schemas.microsoft.com/office/drawing/2016/ink" xmlns:am3d="http://schemas.microsoft.com/office/drawing/2017/model3d" xmlns:o="urn:schemas-microsoft-com:office:office" xmlns:r="http://schemas.openxmlformats.org/officeDocument/2006/relationships" xmlns:m="http://schemas.openxmlformats.org/officeDocument/2006/math" xmlns:v="urn:schemas-microsoft-com:vml" xmlns:wp14="http://schemas.microsoft.com/office/word/2010/wordprocessingDrawing" xmlns:wp="http://schemas.openxmlformats.org/drawingml/2006/wordprocessingDrawing" xmlns:w10="urn:schemas-microsoft-com:office:word" xmlns:w="http://schemas.openxmlformats.org/wordprocessingml/2006/main" xmlns:w14="http://schemas.microsoft.com/office/word/2010/wordml" xmlns:w15="http://schemas.microsoft.com/office/word/2012/wordml" xmlns:w16cex="http://schemas.microsoft.com/office/word/2018/wordml/cex" xmlns:w16cid="http://schemas.microsoft.com/office/word/2016/wordml/cid" xmlns:w16="http://schemas.microsoft.com/office/word/2018/wordml" xmlns:w16sdtdh="http://schemas.microsoft.com/office/word/2020/wordml/sdtdatahash" xmlns:w16se="http://schemas.microsoft.com/office/word/2015/wordml/symex" xmlns:wpg="http://schemas.microsoft.com/office/word/2010/wordprocessingGroup" xmlns:wpi="http://schemas.microsoft.com/office/word/2010/wordprocessingInk" xmlns:wne="http://schemas.microsoft.com/office/word/2006/wordml" xmlns:wps="http://schemas.microsoft.com/office/word/2010/wordprocessingShape" mc:Ignorable="w14 w15 w16se w16cid w16 w16cex w16sdtdh wp14">
   <w16cex:commentExtensible w16cex:durableId="1850E1A4" w16cex:dateUtc="2025-10-13T11:57:00Z"/>
-  <w16cex:commentExtensible w16cex:durableId="7ACB452B" w16cex:dateUtc="2025-10-13T12:42:00Z"/>
-  <w16cex:commentExtensible w16cex:durableId="53402557" w16cex:dateUtc="2025-10-13T12:59:00Z"/>
-  <w16cex:commentExtensible w16cex:durableId="3C0BB6D5" w16cex:dateUtc="2025-10-13T14:25:00Z"/>
-  <w16cex:commentExtensible w16cex:durableId="4274F1AE" w16cex:dateUtc="2025-10-13T14:45:00Z"/>
+  <w16cex:commentExtensible w16cex:durableId="2CA07BE6" w16cex:dateUtc="2025-10-20T07:14:00Z"/>
   <w16cex:commentExtensible w16cex:durableId="1F66C889" w16cex:dateUtc="2025-10-13T14:54:00Z"/>
   <w16cex:commentExtensible w16cex:durableId="3AF074AA" w16cex:dateUtc="2025-10-13T15:00:00Z"/>
   <w16cex:commentExtensible w16cex:durableId="27372975" w16cex:dateUtc="2025-10-13T15:07:00Z"/>
@@ -9452,17 +10512,13 @@
   <w16cex:commentExtensible w16cex:durableId="21133E85" w16cex:dateUtc="2025-10-13T15:51:00Z"/>
   <w16cex:commentExtensible w16cex:durableId="273E6966" w16cex:dateUtc="2025-10-13T15:28:00Z"/>
   <w16cex:commentExtensible w16cex:durableId="53641947" w16cex:dateUtc="2025-10-13T16:02:00Z"/>
-  <w16cex:commentExtensible w16cex:durableId="1263D862" w16cex:dateUtc="2025-10-13T14:30:00Z"/>
 </w16cex:commentsExtensible>
 </file>
 
 <file path=word/commentsIds.xml><?xml version="1.0" encoding="utf-8"?>
 <w16cid:commentsIds xmlns:wpc="http://schemas.microsoft.com/office/word/2010/wordprocessingCanvas" xmlns:cx="http://schemas.microsoft.com/office/drawing/2014/chartex" xmlns:cx1="http://schemas.microsoft.com/office/drawing/2015/9/8/chartex" xmlns:cx2="http://schemas.microsoft.com/office/drawing/2015/10/21/chartex" xmlns:cx3="http://schemas.microsoft.com/office/drawing/2016/5/9/chartex" xmlns:cx4="http://schemas.microsoft.com/office/drawing/2016/5/10/chartex" xmlns:cx5="http://schemas.microsoft.com/office/drawing/2016/5/11/chartex" xmlns:cx6="http://schemas.microsoft.com/office/drawing/2016/5/12/chartex" xmlns:cx7="http://schemas.microsoft.com/office/drawing/2016/5/13/chartex" xmlns:cx8="http://schemas.microsoft.com/office/drawing/2016/5/14/chartex" xmlns:mc="http://schemas.openxmlformats.org/markup-compatibility/2006" xmlns:aink="http://schemas.microsoft.com/office/drawing/2016/ink" xmlns:am3d="http://schemas.microsoft.com/office/drawing/2017/model3d" xmlns:o="urn:schemas-microsoft-com:office:office" xmlns:r="http://schemas.openxmlformats.org/officeDocument/2006/relationships" xmlns:m="http://schemas.openxmlformats.org/officeDocument/2006/math" xmlns:v="urn:schemas-microsoft-com:vml" xmlns:wp14="http://schemas.microsoft.com/office/word/2010/wordprocessingDrawing" xmlns:wp="http://schemas.openxmlformats.org/drawingml/2006/wordprocessingDrawing" xmlns:w10="urn:schemas-microsoft-com:office:word" xmlns:w="http://schemas.openxmlformats.org/wordprocessingml/2006/main" xmlns:w14="http://schemas.microsoft.com/office/word/2010/wordml" xmlns:w15="http://schemas.microsoft.com/office/word/2012/wordml" xmlns:w16cex="http://schemas.microsoft.com/office/word/2018/wordml/cex" xmlns:w16cid="http://schemas.microsoft.com/office/word/2016/wordml/cid" xmlns:w16="http://schemas.microsoft.com/office/word/2018/wordml" xmlns:w16sdtdh="http://schemas.microsoft.com/office/word/2020/wordml/sdtdatahash" xmlns:w16se="http://schemas.microsoft.com/office/word/2015/wordml/symex" xmlns:wpg="http://schemas.microsoft.com/office/word/2010/wordprocessingGroup" xmlns:wpi="http://schemas.microsoft.com/office/word/2010/wordprocessingInk" xmlns:wne="http://schemas.microsoft.com/office/word/2006/wordml" xmlns:wps="http://schemas.microsoft.com/office/word/2010/wordprocessingShape" mc:Ignorable="w14 w15 w16se w16cid w16 w16cex w16sdtdh wp14">
   <w16cid:commentId w16cid:paraId="6A2AD185" w16cid:durableId="1850E1A4"/>
-  <w16cid:commentId w16cid:paraId="4004B1D8" w16cid:durableId="7ACB452B"/>
-  <w16cid:commentId w16cid:paraId="09DFD96F" w16cid:durableId="53402557"/>
-  <w16cid:commentId w16cid:paraId="111AD39B" w16cid:durableId="3C0BB6D5"/>
-  <w16cid:commentId w16cid:paraId="5E40460C" w16cid:durableId="4274F1AE"/>
+  <w16cid:commentId w16cid:paraId="70C63CB3" w16cid:durableId="2CA07BE6"/>
   <w16cid:commentId w16cid:paraId="33601F1C" w16cid:durableId="1F66C889"/>
   <w16cid:commentId w16cid:paraId="3029E0F0" w16cid:durableId="3AF074AA"/>
   <w16cid:commentId w16cid:paraId="5615E2AE" w16cid:durableId="27372975"/>
@@ -9473,7 +10529,6 @@
   <w16cid:commentId w16cid:paraId="28D50A27" w16cid:durableId="21133E85"/>
   <w16cid:commentId w16cid:paraId="472A9C99" w16cid:durableId="273E6966"/>
   <w16cid:commentId w16cid:paraId="7A8EABBD" w16cid:durableId="53641947"/>
-  <w16cid:commentId w16cid:paraId="4C5F916C" w16cid:durableId="1263D862"/>
 </w16cid:commentsIds>
 </file>
 
@@ -9657,7 +10712,7 @@
         <w:bCs/>
         <w:szCs w:val="24"/>
       </w:rPr>
-      <w:t xml:space="preserve">Pablo Suárez García </w:t>
+      <w:t>Pablo Suárez García</w:t>
     </w:r>
     <w:r>
       <w:rPr>
@@ -9701,6 +10756,119 @@
 <file path=word/numbering.xml><?xml version="1.0" encoding="utf-8"?>
 <w:numbering xmlns:wpc="http://schemas.microsoft.com/office/word/2010/wordprocessingCanvas" xmlns:cx="http://schemas.microsoft.com/office/drawing/2014/chartex" xmlns:cx1="http://schemas.microsoft.com/office/drawing/2015/9/8/chartex" xmlns:cx2="http://schemas.microsoft.com/office/drawing/2015/10/21/chartex" xmlns:cx3="http://schemas.microsoft.com/office/drawing/2016/5/9/chartex" xmlns:cx4="http://schemas.microsoft.com/office/drawing/2016/5/10/chartex" xmlns:cx5="http://schemas.microsoft.com/office/drawing/2016/5/11/chartex" xmlns:cx6="http://schemas.microsoft.com/office/drawing/2016/5/12/chartex" xmlns:cx7="http://schemas.microsoft.com/office/drawing/2016/5/13/chartex" xmlns:cx8="http://schemas.microsoft.com/office/drawing/2016/5/14/chartex" xmlns:mc="http://schemas.openxmlformats.org/markup-compatibility/2006" xmlns:aink="http://schemas.microsoft.com/office/drawing/2016/ink" xmlns:am3d="http://schemas.microsoft.com/office/drawing/2017/model3d" xmlns:o="urn:schemas-microsoft-com:office:office" xmlns:r="http://schemas.openxmlformats.org/officeDocument/2006/relationships" xmlns:m="http://schemas.openxmlformats.org/officeDocument/2006/math" xmlns:v="urn:schemas-microsoft-com:vml" xmlns:wp14="http://schemas.microsoft.com/office/word/2010/wordprocessingDrawing" xmlns:wp="http://schemas.openxmlformats.org/drawingml/2006/wordprocessingDrawing" xmlns:w10="urn:schemas-microsoft-com:office:word" xmlns:w="http://schemas.openxmlformats.org/wordprocessingml/2006/main" xmlns:w14="http://schemas.microsoft.com/office/word/2010/wordml" xmlns:w15="http://schemas.microsoft.com/office/word/2012/wordml" xmlns:w16cex="http://schemas.microsoft.com/office/word/2018/wordml/cex" xmlns:w16cid="http://schemas.microsoft.com/office/word/2016/wordml/cid" xmlns:w16="http://schemas.microsoft.com/office/word/2018/wordml" xmlns:w16sdtdh="http://schemas.microsoft.com/office/word/2020/wordml/sdtdatahash" xmlns:w16se="http://schemas.microsoft.com/office/word/2015/wordml/symex" xmlns:wpg="http://schemas.microsoft.com/office/word/2010/wordprocessingGroup" xmlns:wpi="http://schemas.microsoft.com/office/word/2010/wordprocessingInk" xmlns:wne="http://schemas.microsoft.com/office/word/2006/wordml" xmlns:wps="http://schemas.microsoft.com/office/word/2010/wordprocessingShape" mc:Ignorable="w14 w15 w16se w16cid w16 w16cex w16sdtdh wp14">
   <w:abstractNum w:abstractNumId="0" w15:restartNumberingAfterBreak="0">
+    <w:nsid w:val="02842922"/>
+    <w:multiLevelType w:val="hybridMultilevel"/>
+    <w:tmpl w:val="7E38AF86"/>
+    <w:lvl w:ilvl="0" w:tplc="0C0A0001">
+      <w:start w:val="1"/>
+      <w:numFmt w:val="bullet"/>
+      <w:lvlText w:val=""/>
+      <w:lvlJc w:val="left"/>
+      <w:pPr>
+        <w:ind w:left="720" w:hanging="360"/>
+      </w:pPr>
+      <w:rPr>
+        <w:rFonts w:ascii="Symbol" w:hAnsi="Symbol" w:hint="default"/>
+      </w:rPr>
+    </w:lvl>
+    <w:lvl w:ilvl="1" w:tplc="0C0A0003" w:tentative="1">
+      <w:start w:val="1"/>
+      <w:numFmt w:val="bullet"/>
+      <w:lvlText w:val="o"/>
+      <w:lvlJc w:val="left"/>
+      <w:pPr>
+        <w:ind w:left="1440" w:hanging="360"/>
+      </w:pPr>
+      <w:rPr>
+        <w:rFonts w:ascii="Courier New" w:hAnsi="Courier New" w:cs="Courier New" w:hint="default"/>
+      </w:rPr>
+    </w:lvl>
+    <w:lvl w:ilvl="2" w:tplc="0C0A0005" w:tentative="1">
+      <w:start w:val="1"/>
+      <w:numFmt w:val="bullet"/>
+      <w:lvlText w:val=""/>
+      <w:lvlJc w:val="left"/>
+      <w:pPr>
+        <w:ind w:left="2160" w:hanging="360"/>
+      </w:pPr>
+      <w:rPr>
+        <w:rFonts w:ascii="Wingdings" w:hAnsi="Wingdings" w:hint="default"/>
+      </w:rPr>
+    </w:lvl>
+    <w:lvl w:ilvl="3" w:tplc="0C0A0001" w:tentative="1">
+      <w:start w:val="1"/>
+      <w:numFmt w:val="bullet"/>
+      <w:lvlText w:val=""/>
+      <w:lvlJc w:val="left"/>
+      <w:pPr>
+        <w:ind w:left="2880" w:hanging="360"/>
+      </w:pPr>
+      <w:rPr>
+        <w:rFonts w:ascii="Symbol" w:hAnsi="Symbol" w:hint="default"/>
+      </w:rPr>
+    </w:lvl>
+    <w:lvl w:ilvl="4" w:tplc="0C0A0003" w:tentative="1">
+      <w:start w:val="1"/>
+      <w:numFmt w:val="bullet"/>
+      <w:lvlText w:val="o"/>
+      <w:lvlJc w:val="left"/>
+      <w:pPr>
+        <w:ind w:left="3600" w:hanging="360"/>
+      </w:pPr>
+      <w:rPr>
+        <w:rFonts w:ascii="Courier New" w:hAnsi="Courier New" w:cs="Courier New" w:hint="default"/>
+      </w:rPr>
+    </w:lvl>
+    <w:lvl w:ilvl="5" w:tplc="0C0A0005" w:tentative="1">
+      <w:start w:val="1"/>
+      <w:numFmt w:val="bullet"/>
+      <w:lvlText w:val=""/>
+      <w:lvlJc w:val="left"/>
+      <w:pPr>
+        <w:ind w:left="4320" w:hanging="360"/>
+      </w:pPr>
+      <w:rPr>
+        <w:rFonts w:ascii="Wingdings" w:hAnsi="Wingdings" w:hint="default"/>
+      </w:rPr>
+    </w:lvl>
+    <w:lvl w:ilvl="6" w:tplc="0C0A0001" w:tentative="1">
+      <w:start w:val="1"/>
+      <w:numFmt w:val="bullet"/>
+      <w:lvlText w:val=""/>
+      <w:lvlJc w:val="left"/>
+      <w:pPr>
+        <w:ind w:left="5040" w:hanging="360"/>
+      </w:pPr>
+      <w:rPr>
+        <w:rFonts w:ascii="Symbol" w:hAnsi="Symbol" w:hint="default"/>
+      </w:rPr>
+    </w:lvl>
+    <w:lvl w:ilvl="7" w:tplc="0C0A0003" w:tentative="1">
+      <w:start w:val="1"/>
+      <w:numFmt w:val="bullet"/>
+      <w:lvlText w:val="o"/>
+      <w:lvlJc w:val="left"/>
+      <w:pPr>
+        <w:ind w:left="5760" w:hanging="360"/>
+      </w:pPr>
+      <w:rPr>
+        <w:rFonts w:ascii="Courier New" w:hAnsi="Courier New" w:cs="Courier New" w:hint="default"/>
+      </w:rPr>
+    </w:lvl>
+    <w:lvl w:ilvl="8" w:tplc="0C0A0005" w:tentative="1">
+      <w:start w:val="1"/>
+      <w:numFmt w:val="bullet"/>
+      <w:lvlText w:val=""/>
+      <w:lvlJc w:val="left"/>
+      <w:pPr>
+        <w:ind w:left="6480" w:hanging="360"/>
+      </w:pPr>
+      <w:rPr>
+        <w:rFonts w:ascii="Wingdings" w:hAnsi="Wingdings" w:hint="default"/>
+      </w:rPr>
+    </w:lvl>
+  </w:abstractNum>
+  <w:abstractNum w:abstractNumId="1" w15:restartNumberingAfterBreak="0">
     <w:nsid w:val="06494EAE"/>
     <w:multiLevelType w:val="multilevel"/>
     <w:tmpl w:val="5EEACE34"/>
@@ -9804,7 +10972,7 @@
       </w:rPr>
     </w:lvl>
   </w:abstractNum>
-  <w:abstractNum w:abstractNumId="1" w15:restartNumberingAfterBreak="0">
+  <w:abstractNum w:abstractNumId="2" w15:restartNumberingAfterBreak="0">
     <w:nsid w:val="087A5B84"/>
     <w:multiLevelType w:val="multilevel"/>
     <w:tmpl w:val="3CD4067E"/>
@@ -9908,7 +11076,7 @@
       </w:rPr>
     </w:lvl>
   </w:abstractNum>
-  <w:abstractNum w:abstractNumId="2" w15:restartNumberingAfterBreak="0">
+  <w:abstractNum w:abstractNumId="3" w15:restartNumberingAfterBreak="0">
     <w:nsid w:val="096D4E71"/>
     <w:multiLevelType w:val="multilevel"/>
     <w:tmpl w:val="07D83B1C"/>
@@ -10021,7 +11189,7 @@
       </w:pPr>
     </w:lvl>
   </w:abstractNum>
-  <w:abstractNum w:abstractNumId="3" w15:restartNumberingAfterBreak="0">
+  <w:abstractNum w:abstractNumId="4" w15:restartNumberingAfterBreak="0">
     <w:nsid w:val="09FB17A9"/>
     <w:multiLevelType w:val="multilevel"/>
     <w:tmpl w:val="DF66E49C"/>
@@ -10134,7 +11302,7 @@
       </w:pPr>
     </w:lvl>
   </w:abstractNum>
-  <w:abstractNum w:abstractNumId="4" w15:restartNumberingAfterBreak="0">
+  <w:abstractNum w:abstractNumId="5" w15:restartNumberingAfterBreak="0">
     <w:nsid w:val="0A5C2E88"/>
     <w:multiLevelType w:val="multilevel"/>
     <w:tmpl w:val="9CC24CC4"/>
@@ -10238,7 +11406,7 @@
       </w:rPr>
     </w:lvl>
   </w:abstractNum>
-  <w:abstractNum w:abstractNumId="5" w15:restartNumberingAfterBreak="0">
+  <w:abstractNum w:abstractNumId="6" w15:restartNumberingAfterBreak="0">
     <w:nsid w:val="10037B5A"/>
     <w:multiLevelType w:val="multilevel"/>
     <w:tmpl w:val="EB8A99DC"/>
@@ -10355,7 +11523,7 @@
       </w:pPr>
     </w:lvl>
   </w:abstractNum>
-  <w:abstractNum w:abstractNumId="6" w15:restartNumberingAfterBreak="0">
+  <w:abstractNum w:abstractNumId="7" w15:restartNumberingAfterBreak="0">
     <w:nsid w:val="113550C1"/>
     <w:multiLevelType w:val="multilevel"/>
     <w:tmpl w:val="A91C1FD0"/>
@@ -10459,7 +11627,7 @@
       </w:rPr>
     </w:lvl>
   </w:abstractNum>
-  <w:abstractNum w:abstractNumId="7" w15:restartNumberingAfterBreak="0">
+  <w:abstractNum w:abstractNumId="8" w15:restartNumberingAfterBreak="0">
     <w:nsid w:val="11965E8B"/>
     <w:multiLevelType w:val="multilevel"/>
     <w:tmpl w:val="9CD0805E"/>
@@ -10563,7 +11731,7 @@
       </w:rPr>
     </w:lvl>
   </w:abstractNum>
-  <w:abstractNum w:abstractNumId="8" w15:restartNumberingAfterBreak="0">
+  <w:abstractNum w:abstractNumId="9" w15:restartNumberingAfterBreak="0">
     <w:nsid w:val="15EE0519"/>
     <w:multiLevelType w:val="multilevel"/>
     <w:tmpl w:val="9F203C0E"/>
@@ -10712,7 +11880,7 @@
       </w:rPr>
     </w:lvl>
   </w:abstractNum>
-  <w:abstractNum w:abstractNumId="9" w15:restartNumberingAfterBreak="0">
+  <w:abstractNum w:abstractNumId="10" w15:restartNumberingAfterBreak="0">
     <w:nsid w:val="1D464D60"/>
     <w:multiLevelType w:val="multilevel"/>
     <w:tmpl w:val="8D5204CC"/>
@@ -10825,7 +11993,7 @@
       </w:pPr>
     </w:lvl>
   </w:abstractNum>
-  <w:abstractNum w:abstractNumId="10" w15:restartNumberingAfterBreak="0">
+  <w:abstractNum w:abstractNumId="11" w15:restartNumberingAfterBreak="0">
     <w:nsid w:val="202327C8"/>
     <w:multiLevelType w:val="multilevel"/>
     <w:tmpl w:val="B9383C32"/>
@@ -10929,7 +12097,7 @@
       </w:rPr>
     </w:lvl>
   </w:abstractNum>
-  <w:abstractNum w:abstractNumId="11" w15:restartNumberingAfterBreak="0">
+  <w:abstractNum w:abstractNumId="12" w15:restartNumberingAfterBreak="0">
     <w:nsid w:val="24977460"/>
     <w:multiLevelType w:val="multilevel"/>
     <w:tmpl w:val="B6CC33AE"/>
@@ -11033,7 +12201,120 @@
       </w:rPr>
     </w:lvl>
   </w:abstractNum>
-  <w:abstractNum w:abstractNumId="12" w15:restartNumberingAfterBreak="0">
+  <w:abstractNum w:abstractNumId="13" w15:restartNumberingAfterBreak="0">
+    <w:nsid w:val="2615305F"/>
+    <w:multiLevelType w:val="hybridMultilevel"/>
+    <w:tmpl w:val="EB6E63AA"/>
+    <w:lvl w:ilvl="0" w:tplc="0C0A0001">
+      <w:start w:val="1"/>
+      <w:numFmt w:val="bullet"/>
+      <w:lvlText w:val=""/>
+      <w:lvlJc w:val="left"/>
+      <w:pPr>
+        <w:ind w:left="720" w:hanging="360"/>
+      </w:pPr>
+      <w:rPr>
+        <w:rFonts w:ascii="Symbol" w:hAnsi="Symbol" w:hint="default"/>
+      </w:rPr>
+    </w:lvl>
+    <w:lvl w:ilvl="1" w:tplc="0C0A0003" w:tentative="1">
+      <w:start w:val="1"/>
+      <w:numFmt w:val="bullet"/>
+      <w:lvlText w:val="o"/>
+      <w:lvlJc w:val="left"/>
+      <w:pPr>
+        <w:ind w:left="1440" w:hanging="360"/>
+      </w:pPr>
+      <w:rPr>
+        <w:rFonts w:ascii="Courier New" w:hAnsi="Courier New" w:cs="Courier New" w:hint="default"/>
+      </w:rPr>
+    </w:lvl>
+    <w:lvl w:ilvl="2" w:tplc="0C0A0005" w:tentative="1">
+      <w:start w:val="1"/>
+      <w:numFmt w:val="bullet"/>
+      <w:lvlText w:val=""/>
+      <w:lvlJc w:val="left"/>
+      <w:pPr>
+        <w:ind w:left="2160" w:hanging="360"/>
+      </w:pPr>
+      <w:rPr>
+        <w:rFonts w:ascii="Wingdings" w:hAnsi="Wingdings" w:hint="default"/>
+      </w:rPr>
+    </w:lvl>
+    <w:lvl w:ilvl="3" w:tplc="0C0A0001" w:tentative="1">
+      <w:start w:val="1"/>
+      <w:numFmt w:val="bullet"/>
+      <w:lvlText w:val=""/>
+      <w:lvlJc w:val="left"/>
+      <w:pPr>
+        <w:ind w:left="2880" w:hanging="360"/>
+      </w:pPr>
+      <w:rPr>
+        <w:rFonts w:ascii="Symbol" w:hAnsi="Symbol" w:hint="default"/>
+      </w:rPr>
+    </w:lvl>
+    <w:lvl w:ilvl="4" w:tplc="0C0A0003" w:tentative="1">
+      <w:start w:val="1"/>
+      <w:numFmt w:val="bullet"/>
+      <w:lvlText w:val="o"/>
+      <w:lvlJc w:val="left"/>
+      <w:pPr>
+        <w:ind w:left="3600" w:hanging="360"/>
+      </w:pPr>
+      <w:rPr>
+        <w:rFonts w:ascii="Courier New" w:hAnsi="Courier New" w:cs="Courier New" w:hint="default"/>
+      </w:rPr>
+    </w:lvl>
+    <w:lvl w:ilvl="5" w:tplc="0C0A0005" w:tentative="1">
+      <w:start w:val="1"/>
+      <w:numFmt w:val="bullet"/>
+      <w:lvlText w:val=""/>
+      <w:lvlJc w:val="left"/>
+      <w:pPr>
+        <w:ind w:left="4320" w:hanging="360"/>
+      </w:pPr>
+      <w:rPr>
+        <w:rFonts w:ascii="Wingdings" w:hAnsi="Wingdings" w:hint="default"/>
+      </w:rPr>
+    </w:lvl>
+    <w:lvl w:ilvl="6" w:tplc="0C0A0001" w:tentative="1">
+      <w:start w:val="1"/>
+      <w:numFmt w:val="bullet"/>
+      <w:lvlText w:val=""/>
+      <w:lvlJc w:val="left"/>
+      <w:pPr>
+        <w:ind w:left="5040" w:hanging="360"/>
+      </w:pPr>
+      <w:rPr>
+        <w:rFonts w:ascii="Symbol" w:hAnsi="Symbol" w:hint="default"/>
+      </w:rPr>
+    </w:lvl>
+    <w:lvl w:ilvl="7" w:tplc="0C0A0003" w:tentative="1">
+      <w:start w:val="1"/>
+      <w:numFmt w:val="bullet"/>
+      <w:lvlText w:val="o"/>
+      <w:lvlJc w:val="left"/>
+      <w:pPr>
+        <w:ind w:left="5760" w:hanging="360"/>
+      </w:pPr>
+      <w:rPr>
+        <w:rFonts w:ascii="Courier New" w:hAnsi="Courier New" w:cs="Courier New" w:hint="default"/>
+      </w:rPr>
+    </w:lvl>
+    <w:lvl w:ilvl="8" w:tplc="0C0A0005" w:tentative="1">
+      <w:start w:val="1"/>
+      <w:numFmt w:val="bullet"/>
+      <w:lvlText w:val=""/>
+      <w:lvlJc w:val="left"/>
+      <w:pPr>
+        <w:ind w:left="6480" w:hanging="360"/>
+      </w:pPr>
+      <w:rPr>
+        <w:rFonts w:ascii="Wingdings" w:hAnsi="Wingdings" w:hint="default"/>
+      </w:rPr>
+    </w:lvl>
+  </w:abstractNum>
+  <w:abstractNum w:abstractNumId="14" w15:restartNumberingAfterBreak="0">
     <w:nsid w:val="28D944A5"/>
     <w:multiLevelType w:val="multilevel"/>
     <w:tmpl w:val="690C8954"/>
@@ -11146,7 +12427,7 @@
       </w:pPr>
     </w:lvl>
   </w:abstractNum>
-  <w:abstractNum w:abstractNumId="13" w15:restartNumberingAfterBreak="0">
+  <w:abstractNum w:abstractNumId="15" w15:restartNumberingAfterBreak="0">
     <w:nsid w:val="354720E0"/>
     <w:multiLevelType w:val="multilevel"/>
     <w:tmpl w:val="8D5204CC"/>
@@ -11263,7 +12544,7 @@
       </w:pPr>
     </w:lvl>
   </w:abstractNum>
-  <w:abstractNum w:abstractNumId="14" w15:restartNumberingAfterBreak="0">
+  <w:abstractNum w:abstractNumId="16" w15:restartNumberingAfterBreak="0">
     <w:nsid w:val="362A2CF0"/>
     <w:multiLevelType w:val="multilevel"/>
     <w:tmpl w:val="71703218"/>
@@ -11349,7 +12630,93 @@
       </w:pPr>
     </w:lvl>
   </w:abstractNum>
-  <w:abstractNum w:abstractNumId="15" w15:restartNumberingAfterBreak="0">
+  <w:abstractNum w:abstractNumId="17" w15:restartNumberingAfterBreak="0">
+    <w:nsid w:val="3CED1E0A"/>
+    <w:multiLevelType w:val="hybridMultilevel"/>
+    <w:tmpl w:val="446C7658"/>
+    <w:lvl w:ilvl="0" w:tplc="0C0A000F">
+      <w:start w:val="1"/>
+      <w:numFmt w:val="decimal"/>
+      <w:lvlText w:val="%1."/>
+      <w:lvlJc w:val="left"/>
+      <w:pPr>
+        <w:ind w:left="720" w:hanging="360"/>
+      </w:pPr>
+    </w:lvl>
+    <w:lvl w:ilvl="1" w:tplc="0C0A0019">
+      <w:start w:val="1"/>
+      <w:numFmt w:val="lowerLetter"/>
+      <w:lvlText w:val="%2."/>
+      <w:lvlJc w:val="left"/>
+      <w:pPr>
+        <w:ind w:left="1440" w:hanging="360"/>
+      </w:pPr>
+    </w:lvl>
+    <w:lvl w:ilvl="2" w:tplc="0C0A001B" w:tentative="1">
+      <w:start w:val="1"/>
+      <w:numFmt w:val="lowerRoman"/>
+      <w:lvlText w:val="%3."/>
+      <w:lvlJc w:val="right"/>
+      <w:pPr>
+        <w:ind w:left="2160" w:hanging="180"/>
+      </w:pPr>
+    </w:lvl>
+    <w:lvl w:ilvl="3" w:tplc="0C0A000F" w:tentative="1">
+      <w:start w:val="1"/>
+      <w:numFmt w:val="decimal"/>
+      <w:lvlText w:val="%4."/>
+      <w:lvlJc w:val="left"/>
+      <w:pPr>
+        <w:ind w:left="2880" w:hanging="360"/>
+      </w:pPr>
+    </w:lvl>
+    <w:lvl w:ilvl="4" w:tplc="0C0A0019" w:tentative="1">
+      <w:start w:val="1"/>
+      <w:numFmt w:val="lowerLetter"/>
+      <w:lvlText w:val="%5."/>
+      <w:lvlJc w:val="left"/>
+      <w:pPr>
+        <w:ind w:left="3600" w:hanging="360"/>
+      </w:pPr>
+    </w:lvl>
+    <w:lvl w:ilvl="5" w:tplc="0C0A001B" w:tentative="1">
+      <w:start w:val="1"/>
+      <w:numFmt w:val="lowerRoman"/>
+      <w:lvlText w:val="%6."/>
+      <w:lvlJc w:val="right"/>
+      <w:pPr>
+        <w:ind w:left="4320" w:hanging="180"/>
+      </w:pPr>
+    </w:lvl>
+    <w:lvl w:ilvl="6" w:tplc="0C0A000F" w:tentative="1">
+      <w:start w:val="1"/>
+      <w:numFmt w:val="decimal"/>
+      <w:lvlText w:val="%7."/>
+      <w:lvlJc w:val="left"/>
+      <w:pPr>
+        <w:ind w:left="5040" w:hanging="360"/>
+      </w:pPr>
+    </w:lvl>
+    <w:lvl w:ilvl="7" w:tplc="0C0A0019" w:tentative="1">
+      <w:start w:val="1"/>
+      <w:numFmt w:val="lowerLetter"/>
+      <w:lvlText w:val="%8."/>
+      <w:lvlJc w:val="left"/>
+      <w:pPr>
+        <w:ind w:left="5760" w:hanging="360"/>
+      </w:pPr>
+    </w:lvl>
+    <w:lvl w:ilvl="8" w:tplc="0C0A001B" w:tentative="1">
+      <w:start w:val="1"/>
+      <w:numFmt w:val="lowerRoman"/>
+      <w:lvlText w:val="%9."/>
+      <w:lvlJc w:val="right"/>
+      <w:pPr>
+        <w:ind w:left="6480" w:hanging="180"/>
+      </w:pPr>
+    </w:lvl>
+  </w:abstractNum>
+  <w:abstractNum w:abstractNumId="18" w15:restartNumberingAfterBreak="0">
     <w:nsid w:val="3E9C1880"/>
     <w:multiLevelType w:val="multilevel"/>
     <w:tmpl w:val="3D94A85E"/>
@@ -11435,7 +12802,7 @@
       </w:pPr>
     </w:lvl>
   </w:abstractNum>
-  <w:abstractNum w:abstractNumId="16" w15:restartNumberingAfterBreak="0">
+  <w:abstractNum w:abstractNumId="19" w15:restartNumberingAfterBreak="0">
     <w:nsid w:val="3F171FAC"/>
     <w:multiLevelType w:val="multilevel"/>
     <w:tmpl w:val="7A466C26"/>
@@ -11539,7 +12906,96 @@
       </w:rPr>
     </w:lvl>
   </w:abstractNum>
-  <w:abstractNum w:abstractNumId="17" w15:restartNumberingAfterBreak="0">
+  <w:abstractNum w:abstractNumId="20" w15:restartNumberingAfterBreak="0">
+    <w:nsid w:val="41203B31"/>
+    <w:multiLevelType w:val="hybridMultilevel"/>
+    <w:tmpl w:val="B388FD74"/>
+    <w:lvl w:ilvl="0" w:tplc="0C0A000F">
+      <w:start w:val="1"/>
+      <w:numFmt w:val="decimal"/>
+      <w:lvlText w:val="%1."/>
+      <w:lvlJc w:val="left"/>
+      <w:pPr>
+        <w:ind w:left="720" w:hanging="360"/>
+      </w:pPr>
+      <w:rPr>
+        <w:rFonts w:hint="default"/>
+      </w:rPr>
+    </w:lvl>
+    <w:lvl w:ilvl="1" w:tplc="0C0A0019" w:tentative="1">
+      <w:start w:val="1"/>
+      <w:numFmt w:val="lowerLetter"/>
+      <w:lvlText w:val="%2."/>
+      <w:lvlJc w:val="left"/>
+      <w:pPr>
+        <w:ind w:left="1440" w:hanging="360"/>
+      </w:pPr>
+    </w:lvl>
+    <w:lvl w:ilvl="2" w:tplc="0C0A001B" w:tentative="1">
+      <w:start w:val="1"/>
+      <w:numFmt w:val="lowerRoman"/>
+      <w:lvlText w:val="%3."/>
+      <w:lvlJc w:val="right"/>
+      <w:pPr>
+        <w:ind w:left="2160" w:hanging="180"/>
+      </w:pPr>
+    </w:lvl>
+    <w:lvl w:ilvl="3" w:tplc="0C0A000F" w:tentative="1">
+      <w:start w:val="1"/>
+      <w:numFmt w:val="decimal"/>
+      <w:lvlText w:val="%4."/>
+      <w:lvlJc w:val="left"/>
+      <w:pPr>
+        <w:ind w:left="2880" w:hanging="360"/>
+      </w:pPr>
+    </w:lvl>
+    <w:lvl w:ilvl="4" w:tplc="0C0A0019" w:tentative="1">
+      <w:start w:val="1"/>
+      <w:numFmt w:val="lowerLetter"/>
+      <w:lvlText w:val="%5."/>
+      <w:lvlJc w:val="left"/>
+      <w:pPr>
+        <w:ind w:left="3600" w:hanging="360"/>
+      </w:pPr>
+    </w:lvl>
+    <w:lvl w:ilvl="5" w:tplc="0C0A001B" w:tentative="1">
+      <w:start w:val="1"/>
+      <w:numFmt w:val="lowerRoman"/>
+      <w:lvlText w:val="%6."/>
+      <w:lvlJc w:val="right"/>
+      <w:pPr>
+        <w:ind w:left="4320" w:hanging="180"/>
+      </w:pPr>
+    </w:lvl>
+    <w:lvl w:ilvl="6" w:tplc="0C0A000F" w:tentative="1">
+      <w:start w:val="1"/>
+      <w:numFmt w:val="decimal"/>
+      <w:lvlText w:val="%7."/>
+      <w:lvlJc w:val="left"/>
+      <w:pPr>
+        <w:ind w:left="5040" w:hanging="360"/>
+      </w:pPr>
+    </w:lvl>
+    <w:lvl w:ilvl="7" w:tplc="0C0A0019" w:tentative="1">
+      <w:start w:val="1"/>
+      <w:numFmt w:val="lowerLetter"/>
+      <w:lvlText w:val="%8."/>
+      <w:lvlJc w:val="left"/>
+      <w:pPr>
+        <w:ind w:left="5760" w:hanging="360"/>
+      </w:pPr>
+    </w:lvl>
+    <w:lvl w:ilvl="8" w:tplc="0C0A001B" w:tentative="1">
+      <w:start w:val="1"/>
+      <w:numFmt w:val="lowerRoman"/>
+      <w:lvlText w:val="%9."/>
+      <w:lvlJc w:val="right"/>
+      <w:pPr>
+        <w:ind w:left="6480" w:hanging="180"/>
+      </w:pPr>
+    </w:lvl>
+  </w:abstractNum>
+  <w:abstractNum w:abstractNumId="21" w15:restartNumberingAfterBreak="0">
     <w:nsid w:val="43780599"/>
     <w:multiLevelType w:val="multilevel"/>
     <w:tmpl w:val="D6CAA812"/>
@@ -11652,7 +13108,7 @@
       </w:pPr>
     </w:lvl>
   </w:abstractNum>
-  <w:abstractNum w:abstractNumId="18" w15:restartNumberingAfterBreak="0">
+  <w:abstractNum w:abstractNumId="22" w15:restartNumberingAfterBreak="0">
     <w:nsid w:val="473C0E4E"/>
     <w:multiLevelType w:val="multilevel"/>
     <w:tmpl w:val="0C4E6812"/>
@@ -11756,7 +13212,120 @@
       </w:rPr>
     </w:lvl>
   </w:abstractNum>
-  <w:abstractNum w:abstractNumId="19" w15:restartNumberingAfterBreak="0">
+  <w:abstractNum w:abstractNumId="23" w15:restartNumberingAfterBreak="0">
+    <w:nsid w:val="4A55566E"/>
+    <w:multiLevelType w:val="hybridMultilevel"/>
+    <w:tmpl w:val="E08C1916"/>
+    <w:lvl w:ilvl="0" w:tplc="0C0A0001">
+      <w:start w:val="1"/>
+      <w:numFmt w:val="bullet"/>
+      <w:lvlText w:val=""/>
+      <w:lvlJc w:val="left"/>
+      <w:pPr>
+        <w:ind w:left="720" w:hanging="360"/>
+      </w:pPr>
+      <w:rPr>
+        <w:rFonts w:ascii="Symbol" w:hAnsi="Symbol" w:hint="default"/>
+      </w:rPr>
+    </w:lvl>
+    <w:lvl w:ilvl="1" w:tplc="0C0A0003" w:tentative="1">
+      <w:start w:val="1"/>
+      <w:numFmt w:val="bullet"/>
+      <w:lvlText w:val="o"/>
+      <w:lvlJc w:val="left"/>
+      <w:pPr>
+        <w:ind w:left="1440" w:hanging="360"/>
+      </w:pPr>
+      <w:rPr>
+        <w:rFonts w:ascii="Courier New" w:hAnsi="Courier New" w:cs="Courier New" w:hint="default"/>
+      </w:rPr>
+    </w:lvl>
+    <w:lvl w:ilvl="2" w:tplc="0C0A0005" w:tentative="1">
+      <w:start w:val="1"/>
+      <w:numFmt w:val="bullet"/>
+      <w:lvlText w:val=""/>
+      <w:lvlJc w:val="left"/>
+      <w:pPr>
+        <w:ind w:left="2160" w:hanging="360"/>
+      </w:pPr>
+      <w:rPr>
+        <w:rFonts w:ascii="Wingdings" w:hAnsi="Wingdings" w:hint="default"/>
+      </w:rPr>
+    </w:lvl>
+    <w:lvl w:ilvl="3" w:tplc="0C0A0001" w:tentative="1">
+      <w:start w:val="1"/>
+      <w:numFmt w:val="bullet"/>
+      <w:lvlText w:val=""/>
+      <w:lvlJc w:val="left"/>
+      <w:pPr>
+        <w:ind w:left="2880" w:hanging="360"/>
+      </w:pPr>
+      <w:rPr>
+        <w:rFonts w:ascii="Symbol" w:hAnsi="Symbol" w:hint="default"/>
+      </w:rPr>
+    </w:lvl>
+    <w:lvl w:ilvl="4" w:tplc="0C0A0003" w:tentative="1">
+      <w:start w:val="1"/>
+      <w:numFmt w:val="bullet"/>
+      <w:lvlText w:val="o"/>
+      <w:lvlJc w:val="left"/>
+      <w:pPr>
+        <w:ind w:left="3600" w:hanging="360"/>
+      </w:pPr>
+      <w:rPr>
+        <w:rFonts w:ascii="Courier New" w:hAnsi="Courier New" w:cs="Courier New" w:hint="default"/>
+      </w:rPr>
+    </w:lvl>
+    <w:lvl w:ilvl="5" w:tplc="0C0A0005" w:tentative="1">
+      <w:start w:val="1"/>
+      <w:numFmt w:val="bullet"/>
+      <w:lvlText w:val=""/>
+      <w:lvlJc w:val="left"/>
+      <w:pPr>
+        <w:ind w:left="4320" w:hanging="360"/>
+      </w:pPr>
+      <w:rPr>
+        <w:rFonts w:ascii="Wingdings" w:hAnsi="Wingdings" w:hint="default"/>
+      </w:rPr>
+    </w:lvl>
+    <w:lvl w:ilvl="6" w:tplc="0C0A0001" w:tentative="1">
+      <w:start w:val="1"/>
+      <w:numFmt w:val="bullet"/>
+      <w:lvlText w:val=""/>
+      <w:lvlJc w:val="left"/>
+      <w:pPr>
+        <w:ind w:left="5040" w:hanging="360"/>
+      </w:pPr>
+      <w:rPr>
+        <w:rFonts w:ascii="Symbol" w:hAnsi="Symbol" w:hint="default"/>
+      </w:rPr>
+    </w:lvl>
+    <w:lvl w:ilvl="7" w:tplc="0C0A0003" w:tentative="1">
+      <w:start w:val="1"/>
+      <w:numFmt w:val="bullet"/>
+      <w:lvlText w:val="o"/>
+      <w:lvlJc w:val="left"/>
+      <w:pPr>
+        <w:ind w:left="5760" w:hanging="360"/>
+      </w:pPr>
+      <w:rPr>
+        <w:rFonts w:ascii="Courier New" w:hAnsi="Courier New" w:cs="Courier New" w:hint="default"/>
+      </w:rPr>
+    </w:lvl>
+    <w:lvl w:ilvl="8" w:tplc="0C0A0005" w:tentative="1">
+      <w:start w:val="1"/>
+      <w:numFmt w:val="bullet"/>
+      <w:lvlText w:val=""/>
+      <w:lvlJc w:val="left"/>
+      <w:pPr>
+        <w:ind w:left="6480" w:hanging="360"/>
+      </w:pPr>
+      <w:rPr>
+        <w:rFonts w:ascii="Wingdings" w:hAnsi="Wingdings" w:hint="default"/>
+      </w:rPr>
+    </w:lvl>
+  </w:abstractNum>
+  <w:abstractNum w:abstractNumId="24" w15:restartNumberingAfterBreak="0">
     <w:nsid w:val="4BCE5D2D"/>
     <w:multiLevelType w:val="multilevel"/>
     <w:tmpl w:val="8D5204CC"/>
@@ -11869,7 +13438,7 @@
       </w:pPr>
     </w:lvl>
   </w:abstractNum>
-  <w:abstractNum w:abstractNumId="20" w15:restartNumberingAfterBreak="0">
+  <w:abstractNum w:abstractNumId="25" w15:restartNumberingAfterBreak="0">
     <w:nsid w:val="60902D7A"/>
     <w:multiLevelType w:val="multilevel"/>
     <w:tmpl w:val="C85027E0"/>
@@ -11973,7 +13542,120 @@
       </w:rPr>
     </w:lvl>
   </w:abstractNum>
-  <w:abstractNum w:abstractNumId="21" w15:restartNumberingAfterBreak="0">
+  <w:abstractNum w:abstractNumId="26" w15:restartNumberingAfterBreak="0">
+    <w:nsid w:val="64820F2C"/>
+    <w:multiLevelType w:val="hybridMultilevel"/>
+    <w:tmpl w:val="7ECE06BA"/>
+    <w:lvl w:ilvl="0" w:tplc="0C0A0001">
+      <w:start w:val="1"/>
+      <w:numFmt w:val="bullet"/>
+      <w:lvlText w:val=""/>
+      <w:lvlJc w:val="left"/>
+      <w:pPr>
+        <w:ind w:left="720" w:hanging="360"/>
+      </w:pPr>
+      <w:rPr>
+        <w:rFonts w:ascii="Symbol" w:hAnsi="Symbol" w:hint="default"/>
+      </w:rPr>
+    </w:lvl>
+    <w:lvl w:ilvl="1" w:tplc="0C0A0003" w:tentative="1">
+      <w:start w:val="1"/>
+      <w:numFmt w:val="bullet"/>
+      <w:lvlText w:val="o"/>
+      <w:lvlJc w:val="left"/>
+      <w:pPr>
+        <w:ind w:left="1440" w:hanging="360"/>
+      </w:pPr>
+      <w:rPr>
+        <w:rFonts w:ascii="Courier New" w:hAnsi="Courier New" w:cs="Courier New" w:hint="default"/>
+      </w:rPr>
+    </w:lvl>
+    <w:lvl w:ilvl="2" w:tplc="0C0A0005" w:tentative="1">
+      <w:start w:val="1"/>
+      <w:numFmt w:val="bullet"/>
+      <w:lvlText w:val=""/>
+      <w:lvlJc w:val="left"/>
+      <w:pPr>
+        <w:ind w:left="2160" w:hanging="360"/>
+      </w:pPr>
+      <w:rPr>
+        <w:rFonts w:ascii="Wingdings" w:hAnsi="Wingdings" w:hint="default"/>
+      </w:rPr>
+    </w:lvl>
+    <w:lvl w:ilvl="3" w:tplc="0C0A0001" w:tentative="1">
+      <w:start w:val="1"/>
+      <w:numFmt w:val="bullet"/>
+      <w:lvlText w:val=""/>
+      <w:lvlJc w:val="left"/>
+      <w:pPr>
+        <w:ind w:left="2880" w:hanging="360"/>
+      </w:pPr>
+      <w:rPr>
+        <w:rFonts w:ascii="Symbol" w:hAnsi="Symbol" w:hint="default"/>
+      </w:rPr>
+    </w:lvl>
+    <w:lvl w:ilvl="4" w:tplc="0C0A0003" w:tentative="1">
+      <w:start w:val="1"/>
+      <w:numFmt w:val="bullet"/>
+      <w:lvlText w:val="o"/>
+      <w:lvlJc w:val="left"/>
+      <w:pPr>
+        <w:ind w:left="3600" w:hanging="360"/>
+      </w:pPr>
+      <w:rPr>
+        <w:rFonts w:ascii="Courier New" w:hAnsi="Courier New" w:cs="Courier New" w:hint="default"/>
+      </w:rPr>
+    </w:lvl>
+    <w:lvl w:ilvl="5" w:tplc="0C0A0005" w:tentative="1">
+      <w:start w:val="1"/>
+      <w:numFmt w:val="bullet"/>
+      <w:lvlText w:val=""/>
+      <w:lvlJc w:val="left"/>
+      <w:pPr>
+        <w:ind w:left="4320" w:hanging="360"/>
+      </w:pPr>
+      <w:rPr>
+        <w:rFonts w:ascii="Wingdings" w:hAnsi="Wingdings" w:hint="default"/>
+      </w:rPr>
+    </w:lvl>
+    <w:lvl w:ilvl="6" w:tplc="0C0A0001" w:tentative="1">
+      <w:start w:val="1"/>
+      <w:numFmt w:val="bullet"/>
+      <w:lvlText w:val=""/>
+      <w:lvlJc w:val="left"/>
+      <w:pPr>
+        <w:ind w:left="5040" w:hanging="360"/>
+      </w:pPr>
+      <w:rPr>
+        <w:rFonts w:ascii="Symbol" w:hAnsi="Symbol" w:hint="default"/>
+      </w:rPr>
+    </w:lvl>
+    <w:lvl w:ilvl="7" w:tplc="0C0A0003" w:tentative="1">
+      <w:start w:val="1"/>
+      <w:numFmt w:val="bullet"/>
+      <w:lvlText w:val="o"/>
+      <w:lvlJc w:val="left"/>
+      <w:pPr>
+        <w:ind w:left="5760" w:hanging="360"/>
+      </w:pPr>
+      <w:rPr>
+        <w:rFonts w:ascii="Courier New" w:hAnsi="Courier New" w:cs="Courier New" w:hint="default"/>
+      </w:rPr>
+    </w:lvl>
+    <w:lvl w:ilvl="8" w:tplc="0C0A0005" w:tentative="1">
+      <w:start w:val="1"/>
+      <w:numFmt w:val="bullet"/>
+      <w:lvlText w:val=""/>
+      <w:lvlJc w:val="left"/>
+      <w:pPr>
+        <w:ind w:left="6480" w:hanging="360"/>
+      </w:pPr>
+      <w:rPr>
+        <w:rFonts w:ascii="Wingdings" w:hAnsi="Wingdings" w:hint="default"/>
+      </w:rPr>
+    </w:lvl>
+  </w:abstractNum>
+  <w:abstractNum w:abstractNumId="27" w15:restartNumberingAfterBreak="0">
     <w:nsid w:val="66081D96"/>
     <w:multiLevelType w:val="multilevel"/>
     <w:tmpl w:val="73FE4B28"/>
@@ -12077,7 +13759,7 @@
       </w:rPr>
     </w:lvl>
   </w:abstractNum>
-  <w:abstractNum w:abstractNumId="22" w15:restartNumberingAfterBreak="0">
+  <w:abstractNum w:abstractNumId="28" w15:restartNumberingAfterBreak="0">
     <w:nsid w:val="69A52ECB"/>
     <w:multiLevelType w:val="multilevel"/>
     <w:tmpl w:val="D4C088AC"/>
@@ -12093,7 +13775,7 @@
         <w:ind w:left="720" w:hanging="360"/>
       </w:pPr>
     </w:lvl>
-    <w:lvl w:ilvl="1" w:tentative="1">
+    <w:lvl w:ilvl="1">
       <w:start w:val="1"/>
       <w:numFmt w:val="decimal"/>
       <w:lvlText w:val="%2."/>
@@ -12190,7 +13872,7 @@
       </w:pPr>
     </w:lvl>
   </w:abstractNum>
-  <w:abstractNum w:abstractNumId="23" w15:restartNumberingAfterBreak="0">
+  <w:abstractNum w:abstractNumId="29" w15:restartNumberingAfterBreak="0">
     <w:nsid w:val="6B631243"/>
     <w:multiLevelType w:val="multilevel"/>
     <w:tmpl w:val="9B209204"/>
@@ -12303,7 +13985,7 @@
       </w:pPr>
     </w:lvl>
   </w:abstractNum>
-  <w:abstractNum w:abstractNumId="24" w15:restartNumberingAfterBreak="0">
+  <w:abstractNum w:abstractNumId="30" w15:restartNumberingAfterBreak="0">
     <w:nsid w:val="6B7818C5"/>
     <w:multiLevelType w:val="multilevel"/>
     <w:tmpl w:val="C02AB496"/>
@@ -12389,7 +14071,7 @@
       </w:pPr>
     </w:lvl>
   </w:abstractNum>
-  <w:abstractNum w:abstractNumId="25" w15:restartNumberingAfterBreak="0">
+  <w:abstractNum w:abstractNumId="31" w15:restartNumberingAfterBreak="0">
     <w:nsid w:val="6D19141F"/>
     <w:multiLevelType w:val="multilevel"/>
     <w:tmpl w:val="2AE28AE2"/>
@@ -12493,7 +14175,7 @@
       </w:rPr>
     </w:lvl>
   </w:abstractNum>
-  <w:abstractNum w:abstractNumId="26" w15:restartNumberingAfterBreak="0">
+  <w:abstractNum w:abstractNumId="32" w15:restartNumberingAfterBreak="0">
     <w:nsid w:val="6DB6373A"/>
     <w:multiLevelType w:val="multilevel"/>
     <w:tmpl w:val="E116CC66"/>
@@ -12606,7 +14288,7 @@
       </w:pPr>
     </w:lvl>
   </w:abstractNum>
-  <w:abstractNum w:abstractNumId="27" w15:restartNumberingAfterBreak="0">
+  <w:abstractNum w:abstractNumId="33" w15:restartNumberingAfterBreak="0">
     <w:nsid w:val="72BE4606"/>
     <w:multiLevelType w:val="multilevel"/>
     <w:tmpl w:val="5420D130"/>
@@ -12710,7 +14392,7 @@
       </w:rPr>
     </w:lvl>
   </w:abstractNum>
-  <w:abstractNum w:abstractNumId="28" w15:restartNumberingAfterBreak="0">
+  <w:abstractNum w:abstractNumId="34" w15:restartNumberingAfterBreak="0">
     <w:nsid w:val="73B6666F"/>
     <w:multiLevelType w:val="multilevel"/>
     <w:tmpl w:val="056450D2"/>
@@ -12814,7 +14496,93 @@
       </w:rPr>
     </w:lvl>
   </w:abstractNum>
-  <w:abstractNum w:abstractNumId="29" w15:restartNumberingAfterBreak="0">
+  <w:abstractNum w:abstractNumId="35" w15:restartNumberingAfterBreak="0">
+    <w:nsid w:val="768C35BF"/>
+    <w:multiLevelType w:val="hybridMultilevel"/>
+    <w:tmpl w:val="53C8A062"/>
+    <w:lvl w:ilvl="0" w:tplc="0C0A000F">
+      <w:start w:val="1"/>
+      <w:numFmt w:val="decimal"/>
+      <w:lvlText w:val="%1."/>
+      <w:lvlJc w:val="left"/>
+      <w:pPr>
+        <w:ind w:left="720" w:hanging="360"/>
+      </w:pPr>
+    </w:lvl>
+    <w:lvl w:ilvl="1" w:tplc="0C0A0019" w:tentative="1">
+      <w:start w:val="1"/>
+      <w:numFmt w:val="lowerLetter"/>
+      <w:lvlText w:val="%2."/>
+      <w:lvlJc w:val="left"/>
+      <w:pPr>
+        <w:ind w:left="1440" w:hanging="360"/>
+      </w:pPr>
+    </w:lvl>
+    <w:lvl w:ilvl="2" w:tplc="0C0A001B" w:tentative="1">
+      <w:start w:val="1"/>
+      <w:numFmt w:val="lowerRoman"/>
+      <w:lvlText w:val="%3."/>
+      <w:lvlJc w:val="right"/>
+      <w:pPr>
+        <w:ind w:left="2160" w:hanging="180"/>
+      </w:pPr>
+    </w:lvl>
+    <w:lvl w:ilvl="3" w:tplc="0C0A000F" w:tentative="1">
+      <w:start w:val="1"/>
+      <w:numFmt w:val="decimal"/>
+      <w:lvlText w:val="%4."/>
+      <w:lvlJc w:val="left"/>
+      <w:pPr>
+        <w:ind w:left="2880" w:hanging="360"/>
+      </w:pPr>
+    </w:lvl>
+    <w:lvl w:ilvl="4" w:tplc="0C0A0019" w:tentative="1">
+      <w:start w:val="1"/>
+      <w:numFmt w:val="lowerLetter"/>
+      <w:lvlText w:val="%5."/>
+      <w:lvlJc w:val="left"/>
+      <w:pPr>
+        <w:ind w:left="3600" w:hanging="360"/>
+      </w:pPr>
+    </w:lvl>
+    <w:lvl w:ilvl="5" w:tplc="0C0A001B" w:tentative="1">
+      <w:start w:val="1"/>
+      <w:numFmt w:val="lowerRoman"/>
+      <w:lvlText w:val="%6."/>
+      <w:lvlJc w:val="right"/>
+      <w:pPr>
+        <w:ind w:left="4320" w:hanging="180"/>
+      </w:pPr>
+    </w:lvl>
+    <w:lvl w:ilvl="6" w:tplc="0C0A000F" w:tentative="1">
+      <w:start w:val="1"/>
+      <w:numFmt w:val="decimal"/>
+      <w:lvlText w:val="%7."/>
+      <w:lvlJc w:val="left"/>
+      <w:pPr>
+        <w:ind w:left="5040" w:hanging="360"/>
+      </w:pPr>
+    </w:lvl>
+    <w:lvl w:ilvl="7" w:tplc="0C0A0019" w:tentative="1">
+      <w:start w:val="1"/>
+      <w:numFmt w:val="lowerLetter"/>
+      <w:lvlText w:val="%8."/>
+      <w:lvlJc w:val="left"/>
+      <w:pPr>
+        <w:ind w:left="5760" w:hanging="360"/>
+      </w:pPr>
+    </w:lvl>
+    <w:lvl w:ilvl="8" w:tplc="0C0A001B" w:tentative="1">
+      <w:start w:val="1"/>
+      <w:numFmt w:val="lowerRoman"/>
+      <w:lvlText w:val="%9."/>
+      <w:lvlJc w:val="right"/>
+      <w:pPr>
+        <w:ind w:left="6480" w:hanging="180"/>
+      </w:pPr>
+    </w:lvl>
+  </w:abstractNum>
+  <w:abstractNum w:abstractNumId="36" w15:restartNumberingAfterBreak="0">
     <w:nsid w:val="76D2273B"/>
     <w:multiLevelType w:val="multilevel"/>
     <w:tmpl w:val="9162D2F8"/>
@@ -12963,7 +14731,120 @@
       </w:rPr>
     </w:lvl>
   </w:abstractNum>
-  <w:abstractNum w:abstractNumId="30" w15:restartNumberingAfterBreak="0">
+  <w:abstractNum w:abstractNumId="37" w15:restartNumberingAfterBreak="0">
+    <w:nsid w:val="7D630498"/>
+    <w:multiLevelType w:val="hybridMultilevel"/>
+    <w:tmpl w:val="B35072B4"/>
+    <w:lvl w:ilvl="0" w:tplc="0C0A0001">
+      <w:start w:val="1"/>
+      <w:numFmt w:val="bullet"/>
+      <w:lvlText w:val=""/>
+      <w:lvlJc w:val="left"/>
+      <w:pPr>
+        <w:ind w:left="720" w:hanging="360"/>
+      </w:pPr>
+      <w:rPr>
+        <w:rFonts w:ascii="Symbol" w:hAnsi="Symbol" w:hint="default"/>
+      </w:rPr>
+    </w:lvl>
+    <w:lvl w:ilvl="1" w:tplc="0C0A0003" w:tentative="1">
+      <w:start w:val="1"/>
+      <w:numFmt w:val="bullet"/>
+      <w:lvlText w:val="o"/>
+      <w:lvlJc w:val="left"/>
+      <w:pPr>
+        <w:ind w:left="1440" w:hanging="360"/>
+      </w:pPr>
+      <w:rPr>
+        <w:rFonts w:ascii="Courier New" w:hAnsi="Courier New" w:cs="Courier New" w:hint="default"/>
+      </w:rPr>
+    </w:lvl>
+    <w:lvl w:ilvl="2" w:tplc="0C0A0005" w:tentative="1">
+      <w:start w:val="1"/>
+      <w:numFmt w:val="bullet"/>
+      <w:lvlText w:val=""/>
+      <w:lvlJc w:val="left"/>
+      <w:pPr>
+        <w:ind w:left="2160" w:hanging="360"/>
+      </w:pPr>
+      <w:rPr>
+        <w:rFonts w:ascii="Wingdings" w:hAnsi="Wingdings" w:hint="default"/>
+      </w:rPr>
+    </w:lvl>
+    <w:lvl w:ilvl="3" w:tplc="0C0A0001" w:tentative="1">
+      <w:start w:val="1"/>
+      <w:numFmt w:val="bullet"/>
+      <w:lvlText w:val=""/>
+      <w:lvlJc w:val="left"/>
+      <w:pPr>
+        <w:ind w:left="2880" w:hanging="360"/>
+      </w:pPr>
+      <w:rPr>
+        <w:rFonts w:ascii="Symbol" w:hAnsi="Symbol" w:hint="default"/>
+      </w:rPr>
+    </w:lvl>
+    <w:lvl w:ilvl="4" w:tplc="0C0A0003" w:tentative="1">
+      <w:start w:val="1"/>
+      <w:numFmt w:val="bullet"/>
+      <w:lvlText w:val="o"/>
+      <w:lvlJc w:val="left"/>
+      <w:pPr>
+        <w:ind w:left="3600" w:hanging="360"/>
+      </w:pPr>
+      <w:rPr>
+        <w:rFonts w:ascii="Courier New" w:hAnsi="Courier New" w:cs="Courier New" w:hint="default"/>
+      </w:rPr>
+    </w:lvl>
+    <w:lvl w:ilvl="5" w:tplc="0C0A0005" w:tentative="1">
+      <w:start w:val="1"/>
+      <w:numFmt w:val="bullet"/>
+      <w:lvlText w:val=""/>
+      <w:lvlJc w:val="left"/>
+      <w:pPr>
+        <w:ind w:left="4320" w:hanging="360"/>
+      </w:pPr>
+      <w:rPr>
+        <w:rFonts w:ascii="Wingdings" w:hAnsi="Wingdings" w:hint="default"/>
+      </w:rPr>
+    </w:lvl>
+    <w:lvl w:ilvl="6" w:tplc="0C0A0001" w:tentative="1">
+      <w:start w:val="1"/>
+      <w:numFmt w:val="bullet"/>
+      <w:lvlText w:val=""/>
+      <w:lvlJc w:val="left"/>
+      <w:pPr>
+        <w:ind w:left="5040" w:hanging="360"/>
+      </w:pPr>
+      <w:rPr>
+        <w:rFonts w:ascii="Symbol" w:hAnsi="Symbol" w:hint="default"/>
+      </w:rPr>
+    </w:lvl>
+    <w:lvl w:ilvl="7" w:tplc="0C0A0003" w:tentative="1">
+      <w:start w:val="1"/>
+      <w:numFmt w:val="bullet"/>
+      <w:lvlText w:val="o"/>
+      <w:lvlJc w:val="left"/>
+      <w:pPr>
+        <w:ind w:left="5760" w:hanging="360"/>
+      </w:pPr>
+      <w:rPr>
+        <w:rFonts w:ascii="Courier New" w:hAnsi="Courier New" w:cs="Courier New" w:hint="default"/>
+      </w:rPr>
+    </w:lvl>
+    <w:lvl w:ilvl="8" w:tplc="0C0A0005" w:tentative="1">
+      <w:start w:val="1"/>
+      <w:numFmt w:val="bullet"/>
+      <w:lvlText w:val=""/>
+      <w:lvlJc w:val="left"/>
+      <w:pPr>
+        <w:ind w:left="6480" w:hanging="360"/>
+      </w:pPr>
+      <w:rPr>
+        <w:rFonts w:ascii="Wingdings" w:hAnsi="Wingdings" w:hint="default"/>
+      </w:rPr>
+    </w:lvl>
+  </w:abstractNum>
+  <w:abstractNum w:abstractNumId="38" w15:restartNumberingAfterBreak="0">
     <w:nsid w:val="7F1815F9"/>
     <w:multiLevelType w:val="multilevel"/>
     <w:tmpl w:val="3C561C26"/>
@@ -13076,98 +14957,238 @@
       </w:pPr>
     </w:lvl>
   </w:abstractNum>
+  <w:abstractNum w:abstractNumId="39" w15:restartNumberingAfterBreak="0">
+    <w:nsid w:val="7F813A92"/>
+    <w:multiLevelType w:val="hybridMultilevel"/>
+    <w:tmpl w:val="8966ABDA"/>
+    <w:lvl w:ilvl="0" w:tplc="0C0A0001">
+      <w:start w:val="1"/>
+      <w:numFmt w:val="bullet"/>
+      <w:lvlText w:val=""/>
+      <w:lvlJc w:val="left"/>
+      <w:pPr>
+        <w:ind w:left="720" w:hanging="360"/>
+      </w:pPr>
+      <w:rPr>
+        <w:rFonts w:ascii="Symbol" w:hAnsi="Symbol" w:hint="default"/>
+      </w:rPr>
+    </w:lvl>
+    <w:lvl w:ilvl="1" w:tplc="0C0A0003" w:tentative="1">
+      <w:start w:val="1"/>
+      <w:numFmt w:val="bullet"/>
+      <w:lvlText w:val="o"/>
+      <w:lvlJc w:val="left"/>
+      <w:pPr>
+        <w:ind w:left="1440" w:hanging="360"/>
+      </w:pPr>
+      <w:rPr>
+        <w:rFonts w:ascii="Courier New" w:hAnsi="Courier New" w:cs="Courier New" w:hint="default"/>
+      </w:rPr>
+    </w:lvl>
+    <w:lvl w:ilvl="2" w:tplc="0C0A0005" w:tentative="1">
+      <w:start w:val="1"/>
+      <w:numFmt w:val="bullet"/>
+      <w:lvlText w:val=""/>
+      <w:lvlJc w:val="left"/>
+      <w:pPr>
+        <w:ind w:left="2160" w:hanging="360"/>
+      </w:pPr>
+      <w:rPr>
+        <w:rFonts w:ascii="Wingdings" w:hAnsi="Wingdings" w:hint="default"/>
+      </w:rPr>
+    </w:lvl>
+    <w:lvl w:ilvl="3" w:tplc="0C0A0001" w:tentative="1">
+      <w:start w:val="1"/>
+      <w:numFmt w:val="bullet"/>
+      <w:lvlText w:val=""/>
+      <w:lvlJc w:val="left"/>
+      <w:pPr>
+        <w:ind w:left="2880" w:hanging="360"/>
+      </w:pPr>
+      <w:rPr>
+        <w:rFonts w:ascii="Symbol" w:hAnsi="Symbol" w:hint="default"/>
+      </w:rPr>
+    </w:lvl>
+    <w:lvl w:ilvl="4" w:tplc="0C0A0003" w:tentative="1">
+      <w:start w:val="1"/>
+      <w:numFmt w:val="bullet"/>
+      <w:lvlText w:val="o"/>
+      <w:lvlJc w:val="left"/>
+      <w:pPr>
+        <w:ind w:left="3600" w:hanging="360"/>
+      </w:pPr>
+      <w:rPr>
+        <w:rFonts w:ascii="Courier New" w:hAnsi="Courier New" w:cs="Courier New" w:hint="default"/>
+      </w:rPr>
+    </w:lvl>
+    <w:lvl w:ilvl="5" w:tplc="0C0A0005" w:tentative="1">
+      <w:start w:val="1"/>
+      <w:numFmt w:val="bullet"/>
+      <w:lvlText w:val=""/>
+      <w:lvlJc w:val="left"/>
+      <w:pPr>
+        <w:ind w:left="4320" w:hanging="360"/>
+      </w:pPr>
+      <w:rPr>
+        <w:rFonts w:ascii="Wingdings" w:hAnsi="Wingdings" w:hint="default"/>
+      </w:rPr>
+    </w:lvl>
+    <w:lvl w:ilvl="6" w:tplc="0C0A0001" w:tentative="1">
+      <w:start w:val="1"/>
+      <w:numFmt w:val="bullet"/>
+      <w:lvlText w:val=""/>
+      <w:lvlJc w:val="left"/>
+      <w:pPr>
+        <w:ind w:left="5040" w:hanging="360"/>
+      </w:pPr>
+      <w:rPr>
+        <w:rFonts w:ascii="Symbol" w:hAnsi="Symbol" w:hint="default"/>
+      </w:rPr>
+    </w:lvl>
+    <w:lvl w:ilvl="7" w:tplc="0C0A0003" w:tentative="1">
+      <w:start w:val="1"/>
+      <w:numFmt w:val="bullet"/>
+      <w:lvlText w:val="o"/>
+      <w:lvlJc w:val="left"/>
+      <w:pPr>
+        <w:ind w:left="5760" w:hanging="360"/>
+      </w:pPr>
+      <w:rPr>
+        <w:rFonts w:ascii="Courier New" w:hAnsi="Courier New" w:cs="Courier New" w:hint="default"/>
+      </w:rPr>
+    </w:lvl>
+    <w:lvl w:ilvl="8" w:tplc="0C0A0005" w:tentative="1">
+      <w:start w:val="1"/>
+      <w:numFmt w:val="bullet"/>
+      <w:lvlText w:val=""/>
+      <w:lvlJc w:val="left"/>
+      <w:pPr>
+        <w:ind w:left="6480" w:hanging="360"/>
+      </w:pPr>
+      <w:rPr>
+        <w:rFonts w:ascii="Wingdings" w:hAnsi="Wingdings" w:hint="default"/>
+      </w:rPr>
+    </w:lvl>
+  </w:abstractNum>
   <w:num w:numId="1">
+    <w:abstractNumId w:val="33"/>
+  </w:num>
+  <w:num w:numId="2">
+    <w:abstractNumId w:val="30"/>
+  </w:num>
+  <w:num w:numId="3">
+    <w:abstractNumId w:val="16"/>
+  </w:num>
+  <w:num w:numId="4">
+    <w:abstractNumId w:val="8"/>
+  </w:num>
+  <w:num w:numId="5">
+    <w:abstractNumId w:val="5"/>
+  </w:num>
+  <w:num w:numId="6">
+    <w:abstractNumId w:val="22"/>
+  </w:num>
+  <w:num w:numId="7">
+    <w:abstractNumId w:val="1"/>
+  </w:num>
+  <w:num w:numId="8">
+    <w:abstractNumId w:val="11"/>
+  </w:num>
+  <w:num w:numId="9">
+    <w:abstractNumId w:val="31"/>
+  </w:num>
+  <w:num w:numId="10">
+    <w:abstractNumId w:val="19"/>
+  </w:num>
+  <w:num w:numId="11">
+    <w:abstractNumId w:val="12"/>
+  </w:num>
+  <w:num w:numId="12">
+    <w:abstractNumId w:val="34"/>
+  </w:num>
+  <w:num w:numId="13">
+    <w:abstractNumId w:val="2"/>
+  </w:num>
+  <w:num w:numId="14">
+    <w:abstractNumId w:val="18"/>
+  </w:num>
+  <w:num w:numId="15">
+    <w:abstractNumId w:val="25"/>
+  </w:num>
+  <w:num w:numId="16">
+    <w:abstractNumId w:val="7"/>
+  </w:num>
+  <w:num w:numId="17">
     <w:abstractNumId w:val="27"/>
   </w:num>
-  <w:num w:numId="2">
+  <w:num w:numId="18">
+    <w:abstractNumId w:val="21"/>
+  </w:num>
+  <w:num w:numId="19">
+    <w:abstractNumId w:val="28"/>
+  </w:num>
+  <w:num w:numId="20">
+    <w:abstractNumId w:val="29"/>
+  </w:num>
+  <w:num w:numId="21">
+    <w:abstractNumId w:val="14"/>
+  </w:num>
+  <w:num w:numId="22">
+    <w:abstractNumId w:val="4"/>
+  </w:num>
+  <w:num w:numId="23">
+    <w:abstractNumId w:val="38"/>
+  </w:num>
+  <w:num w:numId="24">
+    <w:abstractNumId w:val="6"/>
+  </w:num>
+  <w:num w:numId="25">
+    <w:abstractNumId w:val="3"/>
+  </w:num>
+  <w:num w:numId="26">
+    <w:abstractNumId w:val="32"/>
+  </w:num>
+  <w:num w:numId="27">
+    <w:abstractNumId w:val="10"/>
+  </w:num>
+  <w:num w:numId="28">
     <w:abstractNumId w:val="24"/>
   </w:num>
-  <w:num w:numId="3">
-    <w:abstractNumId w:val="14"/>
+  <w:num w:numId="29">
+    <w:abstractNumId w:val="36"/>
   </w:num>
-  <w:num w:numId="4">
-    <w:abstractNumId w:val="7"/>
+  <w:num w:numId="30">
+    <w:abstractNumId w:val="15"/>
   </w:num>
-  <w:num w:numId="5">
-    <w:abstractNumId w:val="4"/>
+  <w:num w:numId="31">
+    <w:abstractNumId w:val="9"/>
   </w:num>
-  <w:num w:numId="6">
-    <w:abstractNumId w:val="18"/>
+  <w:num w:numId="32">
+    <w:abstractNumId w:val="23"/>
   </w:num>
-  <w:num w:numId="7">
+  <w:num w:numId="33">
+    <w:abstractNumId w:val="35"/>
+  </w:num>
+  <w:num w:numId="34">
+    <w:abstractNumId w:val="17"/>
+  </w:num>
+  <w:num w:numId="35">
     <w:abstractNumId w:val="0"/>
   </w:num>
-  <w:num w:numId="8">
-    <w:abstractNumId w:val="10"/>
+  <w:num w:numId="36">
+    <w:abstractNumId w:val="37"/>
   </w:num>
-  <w:num w:numId="9">
-    <w:abstractNumId w:val="25"/>
-  </w:num>
-  <w:num w:numId="10">
-    <w:abstractNumId w:val="16"/>
-  </w:num>
-  <w:num w:numId="11">
-    <w:abstractNumId w:val="11"/>
-  </w:num>
-  <w:num w:numId="12">
-    <w:abstractNumId w:val="28"/>
-  </w:num>
-  <w:num w:numId="13">
-    <w:abstractNumId w:val="1"/>
-  </w:num>
-  <w:num w:numId="14">
-    <w:abstractNumId w:val="15"/>
-  </w:num>
-  <w:num w:numId="15">
-    <w:abstractNumId w:val="20"/>
-  </w:num>
-  <w:num w:numId="16">
-    <w:abstractNumId w:val="6"/>
-  </w:num>
-  <w:num w:numId="17">
-    <w:abstractNumId w:val="21"/>
-  </w:num>
-  <w:num w:numId="18">
-    <w:abstractNumId w:val="17"/>
-  </w:num>
-  <w:num w:numId="19">
-    <w:abstractNumId w:val="22"/>
-  </w:num>
-  <w:num w:numId="20">
-    <w:abstractNumId w:val="23"/>
-  </w:num>
-  <w:num w:numId="21">
-    <w:abstractNumId w:val="12"/>
-  </w:num>
-  <w:num w:numId="22">
-    <w:abstractNumId w:val="3"/>
-  </w:num>
-  <w:num w:numId="23">
-    <w:abstractNumId w:val="30"/>
-  </w:num>
-  <w:num w:numId="24">
-    <w:abstractNumId w:val="5"/>
-  </w:num>
-  <w:num w:numId="25">
-    <w:abstractNumId w:val="2"/>
-  </w:num>
-  <w:num w:numId="26">
+  <w:num w:numId="37">
     <w:abstractNumId w:val="26"/>
   </w:num>
-  <w:num w:numId="27">
-    <w:abstractNumId w:val="9"/>
+  <w:num w:numId="38">
+    <w:abstractNumId w:val="39"/>
   </w:num>
-  <w:num w:numId="28">
-    <w:abstractNumId w:val="19"/>
-  </w:num>
-  <w:num w:numId="29">
-    <w:abstractNumId w:val="29"/>
-  </w:num>
-  <w:num w:numId="30">
+  <w:num w:numId="39">
     <w:abstractNumId w:val="13"/>
   </w:num>
-  <w:num w:numId="31">
-    <w:abstractNumId w:val="8"/>
+  <w:num w:numId="40">
+    <w:abstractNumId w:val="20"/>
   </w:num>
 </w:numbering>
 </file>
@@ -13176,6 +15197,9 @@
 <w15:people xmlns:wpc="http://schemas.microsoft.com/office/word/2010/wordprocessingCanvas" xmlns:cx="http://schemas.microsoft.com/office/drawing/2014/chartex" xmlns:cx1="http://schemas.microsoft.com/office/drawing/2015/9/8/chartex" xmlns:cx2="http://schemas.microsoft.com/office/drawing/2015/10/21/chartex" xmlns:cx3="http://schemas.microsoft.com/office/drawing/2016/5/9/chartex" xmlns:cx4="http://schemas.microsoft.com/office/drawing/2016/5/10/chartex" xmlns:cx5="http://schemas.microsoft.com/office/drawing/2016/5/11/chartex" xmlns:cx6="http://schemas.microsoft.com/office/drawing/2016/5/12/chartex" xmlns:cx7="http://schemas.microsoft.com/office/drawing/2016/5/13/chartex" xmlns:cx8="http://schemas.microsoft.com/office/drawing/2016/5/14/chartex" xmlns:mc="http://schemas.openxmlformats.org/markup-compatibility/2006" xmlns:aink="http://schemas.microsoft.com/office/drawing/2016/ink" xmlns:am3d="http://schemas.microsoft.com/office/drawing/2017/model3d" xmlns:o="urn:schemas-microsoft-com:office:office" xmlns:r="http://schemas.openxmlformats.org/officeDocument/2006/relationships" xmlns:m="http://schemas.openxmlformats.org/officeDocument/2006/math" xmlns:v="urn:schemas-microsoft-com:vml" xmlns:wp14="http://schemas.microsoft.com/office/word/2010/wordprocessingDrawing" xmlns:wp="http://schemas.openxmlformats.org/drawingml/2006/wordprocessingDrawing" xmlns:w10="urn:schemas-microsoft-com:office:word" xmlns:w="http://schemas.openxmlformats.org/wordprocessingml/2006/main" xmlns:w14="http://schemas.microsoft.com/office/word/2010/wordml" xmlns:w15="http://schemas.microsoft.com/office/word/2012/wordml" xmlns:w16cex="http://schemas.microsoft.com/office/word/2018/wordml/cex" xmlns:w16cid="http://schemas.microsoft.com/office/word/2016/wordml/cid" xmlns:w16="http://schemas.microsoft.com/office/word/2018/wordml" xmlns:w16sdtdh="http://schemas.microsoft.com/office/word/2020/wordml/sdtdatahash" xmlns:w16se="http://schemas.microsoft.com/office/word/2015/wordml/symex" xmlns:wpg="http://schemas.microsoft.com/office/word/2010/wordprocessingGroup" xmlns:wpi="http://schemas.microsoft.com/office/word/2010/wordprocessingInk" xmlns:wne="http://schemas.microsoft.com/office/word/2006/wordml" xmlns:wps="http://schemas.microsoft.com/office/word/2010/wordprocessingShape" mc:Ignorable="w14 w15 w16se w16cid w16 w16cex w16sdtdh wp14">
   <w15:person w15:author="Javier Atoche Ortega">
     <w15:presenceInfo w15:providerId="Windows Live" w15:userId="19fbbe418fc97025"/>
+  </w15:person>
+  <w15:person w15:author="PabloSG">
+    <w15:presenceInfo w15:providerId="None" w15:userId="PabloSG"/>
   </w15:person>
 </w15:people>
 </file>
@@ -13580,12 +15604,14 @@
   <w:style w:type="paragraph" w:default="1" w:styleId="Normal">
     <w:name w:val="Normal"/>
     <w:qFormat/>
+    <w:rsid w:val="004B3247"/>
     <w:pPr>
       <w:suppressAutoHyphens/>
       <w:spacing w:before="120" w:after="120"/>
+      <w:jc w:val="both"/>
     </w:pPr>
     <w:rPr>
-      <w:rFonts w:ascii="Times New Roman" w:hAnsi="Times New Roman"/>
+      <w:rFonts w:ascii="Aptos" w:hAnsi="Aptos"/>
     </w:rPr>
   </w:style>
   <w:style w:type="paragraph" w:styleId="Ttulo1">
@@ -13594,6 +15620,7 @@
     <w:next w:val="Textbody"/>
     <w:uiPriority w:val="9"/>
     <w:qFormat/>
+    <w:rsid w:val="004B3247"/>
     <w:pPr>
       <w:tabs>
         <w:tab w:val="right" w:leader="dot" w:pos="9060"/>
@@ -13601,7 +15628,7 @@
       <w:outlineLvl w:val="0"/>
     </w:pPr>
     <w:rPr>
-      <w:rFonts w:ascii="Times New Roman" w:eastAsia="Times New Roman" w:hAnsi="Times New Roman" w:cs="Times New Roman"/>
+      <w:rFonts w:ascii="Aptos" w:eastAsia="Times New Roman" w:hAnsi="Aptos" w:cs="Times New Roman"/>
       <w:b/>
       <w:bCs/>
       <w:sz w:val="36"/>
@@ -13634,6 +15661,7 @@
     <w:uiPriority w:val="9"/>
     <w:unhideWhenUsed/>
     <w:qFormat/>
+    <w:rsid w:val="00D24705"/>
     <w:pPr>
       <w:keepNext/>
       <w:keepLines/>
@@ -13641,7 +15669,7 @@
       <w:outlineLvl w:val="2"/>
     </w:pPr>
     <w:rPr>
-      <w:rFonts w:ascii="Aptos Display" w:eastAsia="Times New Roman" w:hAnsi="Aptos Display" w:cs="Mangal"/>
+      <w:rFonts w:eastAsia="Times New Roman" w:cs="Mangal"/>
       <w:b/>
       <w:sz w:val="28"/>
       <w:szCs w:val="21"/>

--- a/2ºDAW/DIWEB ,DWEC Y PIDAWE/PIDAWE/1ºTrimestre/Anteproyecto.docx
+++ b/2ºDAW/DIWEB ,DWEC Y PIDAWE/PIDAWE/1ºTrimestre/Anteproyecto.docx
@@ -233,7 +233,7 @@
               </wp:anchor>
             </w:drawing>
           </mc:Choice>
-          <mc:Fallback xmlns:oel="http://schemas.microsoft.com/office/2019/extlst" xmlns:w16du="http://schemas.microsoft.com/office/word/2023/wordml/word16du" xmlns:w16sdtfl="http://schemas.microsoft.com/office/word/2024/wordml/sdtformatlock">
+          <mc:Fallback xmlns:w16sdtfl="http://schemas.microsoft.com/office/word/2024/wordml/sdtformatlock" xmlns:w16du="http://schemas.microsoft.com/office/word/2023/wordml/word16du" xmlns:oel="http://schemas.microsoft.com/office/2019/extlst">
             <w:pict>
               <v:rect w14:anchorId="1B4A0C17" id="Rectángulo 468" o:spid="_x0000_s1026" style="position:absolute;margin-left:195.6pt;margin-top:20.65pt;width:271.65pt;height:587.7pt;z-index:251660288;visibility:visible;mso-wrap-style:square;mso-wrap-distance-left:9pt;mso-wrap-distance-top:0;mso-wrap-distance-right:9pt;mso-wrap-distance-bottom:0;mso-position-horizontal:absolute;mso-position-horizontal-relative:margin;mso-position-vertical:absolute;mso-position-vertical-relative:page;v-text-anchor:top" o:gfxdata="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" strokecolor="#767171" strokeweight=".44092mm">
                 <v:textbox inset="0,0,0,0"/>
@@ -401,7 +401,7 @@
                     <pic:cNvPicPr/>
                   </pic:nvPicPr>
                   <pic:blipFill>
-                    <a:blip r:embed="rId7"/>
+                    <a:blip r:embed="rId8"/>
                     <a:srcRect/>
                     <a:stretch>
                       <a:fillRect/>
@@ -461,7 +461,7 @@
                     <pic:cNvPicPr/>
                   </pic:nvPicPr>
                   <pic:blipFill>
-                    <a:blip r:embed="rId8"/>
+                    <a:blip r:embed="rId9"/>
                     <a:srcRect/>
                     <a:stretch>
                       <a:fillRect/>
@@ -630,7 +630,7 @@
               </wp:anchor>
             </w:drawing>
           </mc:Choice>
-          <mc:Fallback xmlns:oel="http://schemas.microsoft.com/office/2019/extlst" xmlns:w16du="http://schemas.microsoft.com/office/word/2023/wordml/word16du" xmlns:w16sdtfl="http://schemas.microsoft.com/office/word/2024/wordml/sdtformatlock">
+          <mc:Fallback xmlns:w16sdtfl="http://schemas.microsoft.com/office/word/2024/wordml/sdtformatlock" xmlns:w16du="http://schemas.microsoft.com/office/word/2023/wordml/word16du" xmlns:oel="http://schemas.microsoft.com/office/2019/extlst">
             <w:pict>
               <v:rect w14:anchorId="7621D849" id="Rectángulo 469" o:spid="_x0000_s1026" style="position:absolute;margin-left:258.6pt;margin-top:580.2pt;width:220.25pt;height:9.3pt;z-index:251663360;visibility:visible;mso-wrap-style:square;mso-wrap-distance-left:9pt;mso-wrap-distance-top:0;mso-wrap-distance-right:9pt;mso-wrap-distance-bottom:0;mso-position-horizontal:absolute;mso-position-horizontal-relative:page;mso-position-vertical:absolute;mso-position-vertical-relative:page;v-text-anchor:top" o:gfxdata="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" fillcolor="#4472c4" stroked="f">
                 <v:textbox inset="0,0,0,0"/>
@@ -766,10 +766,18 @@
         <w:pStyle w:val="TtuloTDC"/>
         <w:pageBreakBefore/>
         <w:outlineLvl w:val="9"/>
+        <w:rPr>
+          <w:b/>
+          <w:bCs/>
+          <w:color w:val="auto"/>
+        </w:rPr>
       </w:pPr>
       <w:r>
         <w:rPr>
           <w:rFonts w:ascii="Times New Roman" w:hAnsi="Times New Roman"/>
+          <w:b/>
+          <w:bCs/>
+          <w:color w:val="auto"/>
         </w:rPr>
         <w:lastRenderedPageBreak/>
         <w:t>Índice</w:t>
@@ -815,7 +823,7 @@
         </w:rPr>
         <w:fldChar w:fldCharType="separate"/>
       </w:r>
-      <w:hyperlink w:anchor="_Toc211763900" w:history="1">
+      <w:hyperlink w:anchor="_Toc212035899" w:history="1">
         <w:r>
           <w:rPr>
             <w:rStyle w:val="Hipervnculo"/>
@@ -839,7 +847,7 @@
           <w:rPr>
             <w:noProof/>
           </w:rPr>
-          <w:instrText xml:space="preserve"> PAGEREF _Toc211763900 \h </w:instrText>
+          <w:instrText xml:space="preserve"> PAGEREF _Toc212035899 \h </w:instrText>
         </w:r>
         <w:r>
           <w:rPr>
@@ -856,7 +864,7 @@
           <w:rPr>
             <w:noProof/>
           </w:rPr>
-          <w:t>4</w:t>
+          <w:t>5</w:t>
         </w:r>
         <w:r>
           <w:rPr>
@@ -881,7 +889,7 @@
           <w:lang w:eastAsia="es-ES" w:bidi="ar-SA"/>
         </w:rPr>
       </w:pPr>
-      <w:hyperlink w:anchor="_Toc211763901" w:history="1">
+      <w:hyperlink w:anchor="_Toc212035900" w:history="1">
         <w:r>
           <w:rPr>
             <w:rStyle w:val="Hipervnculo"/>
@@ -905,7 +913,7 @@
           <w:rPr>
             <w:noProof/>
           </w:rPr>
-          <w:instrText xml:space="preserve"> PAGEREF _Toc211763901 \h </w:instrText>
+          <w:instrText xml:space="preserve"> PAGEREF _Toc212035900 \h </w:instrText>
         </w:r>
         <w:r>
           <w:rPr>
@@ -922,7 +930,7 @@
           <w:rPr>
             <w:noProof/>
           </w:rPr>
-          <w:t>4</w:t>
+          <w:t>5</w:t>
         </w:r>
         <w:r>
           <w:rPr>
@@ -947,7 +955,7 @@
           <w:lang w:eastAsia="es-ES" w:bidi="ar-SA"/>
         </w:rPr>
       </w:pPr>
-      <w:hyperlink w:anchor="_Toc211763902" w:history="1">
+      <w:hyperlink w:anchor="_Toc212035901" w:history="1">
         <w:r>
           <w:rPr>
             <w:rStyle w:val="Hipervnculo"/>
@@ -971,7 +979,7 @@
           <w:rPr>
             <w:noProof/>
           </w:rPr>
-          <w:instrText xml:space="preserve"> PAGEREF _Toc211763902 \h </w:instrText>
+          <w:instrText xml:space="preserve"> PAGEREF _Toc212035901 \h </w:instrText>
         </w:r>
         <w:r>
           <w:rPr>
@@ -988,7 +996,7 @@
           <w:rPr>
             <w:noProof/>
           </w:rPr>
-          <w:t>4</w:t>
+          <w:t>5</w:t>
         </w:r>
         <w:r>
           <w:rPr>
@@ -1013,13 +1021,13 @@
           <w:lang w:eastAsia="es-ES" w:bidi="ar-SA"/>
         </w:rPr>
       </w:pPr>
-      <w:hyperlink w:anchor="_Toc211763903" w:history="1">
+      <w:hyperlink w:anchor="_Toc212035902" w:history="1">
         <w:r>
           <w:rPr>
             <w:rStyle w:val="Hipervnculo"/>
             <w:noProof/>
           </w:rPr>
-          <w:t>2.c) Necesidades actuales del sector</w:t>
+          <w:t>2.b) Necesidades actuales del sector</w:t>
         </w:r>
         <w:r>
           <w:rPr>
@@ -1037,7 +1045,7 @@
           <w:rPr>
             <w:noProof/>
           </w:rPr>
-          <w:instrText xml:space="preserve"> PAGEREF _Toc211763903 \h </w:instrText>
+          <w:instrText xml:space="preserve"> PAGEREF _Toc212035902 \h </w:instrText>
         </w:r>
         <w:r>
           <w:rPr>
@@ -1054,7 +1062,7 @@
           <w:rPr>
             <w:noProof/>
           </w:rPr>
-          <w:t>4</w:t>
+          <w:t>5</w:t>
         </w:r>
         <w:r>
           <w:rPr>
@@ -1079,13 +1087,13 @@
           <w:lang w:eastAsia="es-ES" w:bidi="ar-SA"/>
         </w:rPr>
       </w:pPr>
-      <w:hyperlink w:anchor="_Toc211763904" w:history="1">
+      <w:hyperlink w:anchor="_Toc212035903" w:history="1">
         <w:r>
           <w:rPr>
             <w:rStyle w:val="Hipervnculo"/>
             <w:noProof/>
           </w:rPr>
-          <w:t>2.e) Tipo de proyecto necesario</w:t>
+          <w:t>2.c) Tipo de proyecto necesario</w:t>
         </w:r>
         <w:r>
           <w:rPr>
@@ -1103,7 +1111,7 @@
           <w:rPr>
             <w:noProof/>
           </w:rPr>
-          <w:instrText xml:space="preserve"> PAGEREF _Toc211763904 \h </w:instrText>
+          <w:instrText xml:space="preserve"> PAGEREF _Toc212035903 \h </w:instrText>
         </w:r>
         <w:r>
           <w:rPr>
@@ -1120,7 +1128,7 @@
           <w:rPr>
             <w:noProof/>
           </w:rPr>
-          <w:t>4</w:t>
+          <w:t>5</w:t>
         </w:r>
         <w:r>
           <w:rPr>
@@ -1145,13 +1153,13 @@
           <w:lang w:eastAsia="es-ES" w:bidi="ar-SA"/>
         </w:rPr>
       </w:pPr>
-      <w:hyperlink w:anchor="_Toc211763905" w:history="1">
+      <w:hyperlink w:anchor="_Toc212035904" w:history="1">
         <w:r>
           <w:rPr>
             <w:rStyle w:val="Hipervnculo"/>
             <w:noProof/>
           </w:rPr>
-          <w:t>Conclusión de la Justificación:</w:t>
+          <w:t>2.d) Conclusión de la Justificación:</w:t>
         </w:r>
         <w:r>
           <w:rPr>
@@ -1169,7 +1177,7 @@
           <w:rPr>
             <w:noProof/>
           </w:rPr>
-          <w:instrText xml:space="preserve"> PAGEREF _Toc211763905 \h </w:instrText>
+          <w:instrText xml:space="preserve"> PAGEREF _Toc212035904 \h </w:instrText>
         </w:r>
         <w:r>
           <w:rPr>
@@ -1186,7 +1194,7 @@
           <w:rPr>
             <w:noProof/>
           </w:rPr>
-          <w:t>4</w:t>
+          <w:t>5</w:t>
         </w:r>
         <w:r>
           <w:rPr>
@@ -1198,7 +1206,7 @@
     </w:p>
     <w:p>
       <w:pPr>
-        <w:pStyle w:val="TDC1"/>
+        <w:pStyle w:val="TDC2"/>
         <w:tabs>
           <w:tab w:val="right" w:leader="dot" w:pos="9628"/>
         </w:tabs>
@@ -1211,13 +1219,13 @@
           <w:lang w:eastAsia="es-ES" w:bidi="ar-SA"/>
         </w:rPr>
       </w:pPr>
-      <w:hyperlink w:anchor="_Toc211763906" w:history="1">
+      <w:hyperlink w:anchor="_Toc212035905" w:history="1">
         <w:r>
           <w:rPr>
             <w:rStyle w:val="Hipervnculo"/>
             <w:noProof/>
           </w:rPr>
-          <w:t>3.Objetivos a cumplir del proyecto planteado (CE: 2.d, 2.e)</w:t>
+          <w:t>2.1Estudio del Arte (Análisis del mercado)</w:t>
         </w:r>
         <w:r>
           <w:rPr>
@@ -1235,7 +1243,7 @@
           <w:rPr>
             <w:noProof/>
           </w:rPr>
-          <w:instrText xml:space="preserve"> PAGEREF _Toc211763906 \h </w:instrText>
+          <w:instrText xml:space="preserve"> PAGEREF _Toc212035905 \h </w:instrText>
         </w:r>
         <w:r>
           <w:rPr>
@@ -1252,7 +1260,7 @@
           <w:rPr>
             <w:noProof/>
           </w:rPr>
-          <w:t>4</w:t>
+          <w:t>6</w:t>
         </w:r>
         <w:r>
           <w:rPr>
@@ -1264,7 +1272,7 @@
     </w:p>
     <w:p>
       <w:pPr>
-        <w:pStyle w:val="TDC2"/>
+        <w:pStyle w:val="TDC1"/>
         <w:tabs>
           <w:tab w:val="right" w:leader="dot" w:pos="9628"/>
         </w:tabs>
@@ -1277,13 +1285,13 @@
           <w:lang w:eastAsia="es-ES" w:bidi="ar-SA"/>
         </w:rPr>
       </w:pPr>
-      <w:hyperlink w:anchor="_Toc211763907" w:history="1">
+      <w:hyperlink w:anchor="_Toc212035906" w:history="1">
         <w:r>
           <w:rPr>
             <w:rStyle w:val="Hipervnculo"/>
             <w:noProof/>
           </w:rPr>
-          <w:t>A. Objetivos del Proyecto</w:t>
+          <w:t>3.Objetivos a cumplir del proyecto planteado (CE: 2.d, 2.e)</w:t>
         </w:r>
         <w:r>
           <w:rPr>
@@ -1301,7 +1309,7 @@
           <w:rPr>
             <w:noProof/>
           </w:rPr>
-          <w:instrText xml:space="preserve"> PAGEREF _Toc211763907 \h </w:instrText>
+          <w:instrText xml:space="preserve"> PAGEREF _Toc212035906 \h </w:instrText>
         </w:r>
         <w:r>
           <w:rPr>
@@ -1318,7 +1326,7 @@
           <w:rPr>
             <w:noProof/>
           </w:rPr>
-          <w:t>5</w:t>
+          <w:t>6</w:t>
         </w:r>
         <w:r>
           <w:rPr>
@@ -1343,13 +1351,13 @@
           <w:lang w:eastAsia="es-ES" w:bidi="ar-SA"/>
         </w:rPr>
       </w:pPr>
-      <w:hyperlink w:anchor="_Toc211763908" w:history="1">
+      <w:hyperlink w:anchor="_Toc212035907" w:history="1">
         <w:r>
           <w:rPr>
             <w:rStyle w:val="Hipervnculo"/>
             <w:noProof/>
           </w:rPr>
-          <w:t>B. Requisitos Funcionales</w:t>
+          <w:t>A. Objetivos del Proyecto</w:t>
         </w:r>
         <w:r>
           <w:rPr>
@@ -1367,7 +1375,7 @@
           <w:rPr>
             <w:noProof/>
           </w:rPr>
-          <w:instrText xml:space="preserve"> PAGEREF _Toc211763908 \h </w:instrText>
+          <w:instrText xml:space="preserve"> PAGEREF _Toc212035907 \h </w:instrText>
         </w:r>
         <w:r>
           <w:rPr>
@@ -1409,13 +1417,13 @@
           <w:lang w:eastAsia="es-ES" w:bidi="ar-SA"/>
         </w:rPr>
       </w:pPr>
-      <w:hyperlink w:anchor="_Toc211763909" w:history="1">
+      <w:hyperlink w:anchor="_Toc212035908" w:history="1">
         <w:r>
           <w:rPr>
             <w:rStyle w:val="Hipervnculo"/>
             <w:noProof/>
           </w:rPr>
-          <w:t>B.1 Tipo de Usuarios y Actores</w:t>
+          <w:t>Objetivo General</w:t>
         </w:r>
         <w:r>
           <w:rPr>
@@ -1433,7 +1441,7 @@
           <w:rPr>
             <w:noProof/>
           </w:rPr>
-          <w:instrText xml:space="preserve"> PAGEREF _Toc211763909 \h </w:instrText>
+          <w:instrText xml:space="preserve"> PAGEREF _Toc212035908 \h </w:instrText>
         </w:r>
         <w:r>
           <w:rPr>
@@ -1475,15 +1483,13 @@
           <w:lang w:eastAsia="es-ES" w:bidi="ar-SA"/>
         </w:rPr>
       </w:pPr>
-      <w:hyperlink w:anchor="_Toc211763910" w:history="1">
+      <w:hyperlink w:anchor="_Toc212035909" w:history="1">
         <w:r>
           <w:rPr>
             <w:rStyle w:val="Hipervnculo"/>
-            <w:i/>
-            <w:iCs/>
-            <w:noProof/>
-          </w:rPr>
-          <w:t>B.2 Funcionalidades por sección</w:t>
+            <w:noProof/>
+          </w:rPr>
+          <w:t>Objetivos específicos</w:t>
         </w:r>
         <w:r>
           <w:rPr>
@@ -1501,7 +1507,7 @@
           <w:rPr>
             <w:noProof/>
           </w:rPr>
-          <w:instrText xml:space="preserve"> PAGEREF _Toc211763910 \h </w:instrText>
+          <w:instrText xml:space="preserve"> PAGEREF _Toc212035909 \h </w:instrText>
         </w:r>
         <w:r>
           <w:rPr>
@@ -1530,7 +1536,7 @@
     </w:p>
     <w:p>
       <w:pPr>
-        <w:pStyle w:val="TDC2"/>
+        <w:pStyle w:val="TDC3"/>
         <w:tabs>
           <w:tab w:val="right" w:leader="dot" w:pos="9628"/>
         </w:tabs>
@@ -1543,13 +1549,13 @@
           <w:lang w:eastAsia="es-ES" w:bidi="ar-SA"/>
         </w:rPr>
       </w:pPr>
-      <w:hyperlink w:anchor="_Toc211763911" w:history="1">
+      <w:hyperlink w:anchor="_Toc212035910" w:history="1">
         <w:r>
           <w:rPr>
             <w:rStyle w:val="Hipervnculo"/>
             <w:noProof/>
           </w:rPr>
-          <w:t>C. Requisitos No Funcionales</w:t>
+          <w:t>Objetivos principales</w:t>
         </w:r>
         <w:r>
           <w:rPr>
@@ -1567,7 +1573,7 @@
           <w:rPr>
             <w:noProof/>
           </w:rPr>
-          <w:instrText xml:space="preserve"> PAGEREF _Toc211763911 \h </w:instrText>
+          <w:instrText xml:space="preserve"> PAGEREF _Toc212035910 \h </w:instrText>
         </w:r>
         <w:r>
           <w:rPr>
@@ -1596,7 +1602,7 @@
     </w:p>
     <w:p>
       <w:pPr>
-        <w:pStyle w:val="TDC1"/>
+        <w:pStyle w:val="TDC3"/>
         <w:tabs>
           <w:tab w:val="right" w:leader="dot" w:pos="9628"/>
         </w:tabs>
@@ -1609,13 +1615,13 @@
           <w:lang w:eastAsia="es-ES" w:bidi="ar-SA"/>
         </w:rPr>
       </w:pPr>
-      <w:hyperlink w:anchor="_Toc211763912" w:history="1">
+      <w:hyperlink w:anchor="_Toc212035911" w:history="1">
         <w:r>
           <w:rPr>
             <w:rStyle w:val="Hipervnculo"/>
             <w:noProof/>
           </w:rPr>
-          <w:t>4.Lenguajes de programación a utilizar (Tecnologías)</w:t>
+          <w:t>Objetivos Secundarios</w:t>
         </w:r>
         <w:r>
           <w:rPr>
@@ -1633,7 +1639,7 @@
           <w:rPr>
             <w:noProof/>
           </w:rPr>
-          <w:instrText xml:space="preserve"> PAGEREF _Toc211763912 \h </w:instrText>
+          <w:instrText xml:space="preserve"> PAGEREF _Toc212035911 \h </w:instrText>
         </w:r>
         <w:r>
           <w:rPr>
@@ -1650,7 +1656,7 @@
           <w:rPr>
             <w:noProof/>
           </w:rPr>
-          <w:t>8</w:t>
+          <w:t>7</w:t>
         </w:r>
         <w:r>
           <w:rPr>
@@ -1662,7 +1668,7 @@
     </w:p>
     <w:p>
       <w:pPr>
-        <w:pStyle w:val="TDC1"/>
+        <w:pStyle w:val="TDC2"/>
         <w:tabs>
           <w:tab w:val="right" w:leader="dot" w:pos="9628"/>
         </w:tabs>
@@ -1675,13 +1681,13 @@
           <w:lang w:eastAsia="es-ES" w:bidi="ar-SA"/>
         </w:rPr>
       </w:pPr>
-      <w:hyperlink w:anchor="_Toc211763913" w:history="1">
+      <w:hyperlink w:anchor="_Toc212035912" w:history="1">
         <w:r>
           <w:rPr>
             <w:rStyle w:val="Hipervnculo"/>
             <w:noProof/>
           </w:rPr>
-          <w:t>5.BBDD a utilizar (ya sea Relacional o No Relacional) (CE: 2.b, 2.e)</w:t>
+          <w:t>B. Requisitos Funcionales</w:t>
         </w:r>
         <w:r>
           <w:rPr>
@@ -1699,7 +1705,7 @@
           <w:rPr>
             <w:noProof/>
           </w:rPr>
-          <w:instrText xml:space="preserve"> PAGEREF _Toc211763913 \h </w:instrText>
+          <w:instrText xml:space="preserve"> PAGEREF _Toc212035912 \h </w:instrText>
         </w:r>
         <w:r>
           <w:rPr>
@@ -1728,7 +1734,7 @@
     </w:p>
     <w:p>
       <w:pPr>
-        <w:pStyle w:val="TDC1"/>
+        <w:pStyle w:val="TDC3"/>
         <w:tabs>
           <w:tab w:val="right" w:leader="dot" w:pos="9628"/>
         </w:tabs>
@@ -1741,13 +1747,13 @@
           <w:lang w:eastAsia="es-ES" w:bidi="ar-SA"/>
         </w:rPr>
       </w:pPr>
-      <w:hyperlink w:anchor="_Toc211763914" w:history="1">
+      <w:hyperlink w:anchor="_Toc212035913" w:history="1">
         <w:r>
           <w:rPr>
             <w:rStyle w:val="Hipervnculo"/>
             <w:noProof/>
           </w:rPr>
-          <w:t>6.Diagrama UML (CE: 1.i, 2.a)</w:t>
+          <w:t>B.1 Tipo de Usuarios y Actores</w:t>
         </w:r>
         <w:r>
           <w:rPr>
@@ -1765,7 +1771,7 @@
           <w:rPr>
             <w:noProof/>
           </w:rPr>
-          <w:instrText xml:space="preserve"> PAGEREF _Toc211763914 \h </w:instrText>
+          <w:instrText xml:space="preserve"> PAGEREF _Toc212035913 \h </w:instrText>
         </w:r>
         <w:r>
           <w:rPr>
@@ -1794,7 +1800,7 @@
     </w:p>
     <w:p>
       <w:pPr>
-        <w:pStyle w:val="TDC1"/>
+        <w:pStyle w:val="TDC3"/>
         <w:tabs>
           <w:tab w:val="right" w:leader="dot" w:pos="9628"/>
         </w:tabs>
@@ -1807,13 +1813,13 @@
           <w:lang w:eastAsia="es-ES" w:bidi="ar-SA"/>
         </w:rPr>
       </w:pPr>
-      <w:hyperlink w:anchor="_Toc211763915" w:history="1">
+      <w:hyperlink w:anchor="_Toc212035914" w:history="1">
         <w:r>
           <w:rPr>
             <w:rStyle w:val="Hipervnculo"/>
             <w:noProof/>
           </w:rPr>
-          <w:t>7.Entornos de aplicación del proyecto:</w:t>
+          <w:t>B.2 Funcionalidades por sección</w:t>
         </w:r>
         <w:r>
           <w:rPr>
@@ -1831,7 +1837,7 @@
           <w:rPr>
             <w:noProof/>
           </w:rPr>
-          <w:instrText xml:space="preserve"> PAGEREF _Toc211763915 \h </w:instrText>
+          <w:instrText xml:space="preserve"> PAGEREF _Toc212035914 \h </w:instrText>
         </w:r>
         <w:r>
           <w:rPr>
@@ -1848,7 +1854,7 @@
           <w:rPr>
             <w:noProof/>
           </w:rPr>
-          <w:t>9</w:t>
+          <w:t>8</w:t>
         </w:r>
         <w:r>
           <w:rPr>
@@ -1873,13 +1879,13 @@
           <w:lang w:eastAsia="es-ES" w:bidi="ar-SA"/>
         </w:rPr>
       </w:pPr>
-      <w:hyperlink w:anchor="_Toc211763916" w:history="1">
+      <w:hyperlink w:anchor="_Toc212035915" w:history="1">
         <w:r>
           <w:rPr>
             <w:rStyle w:val="Hipervnculo"/>
             <w:noProof/>
           </w:rPr>
-          <w:t>Hardware Necesario</w:t>
+          <w:t>C. Requisitos No Funcionales</w:t>
         </w:r>
         <w:r>
           <w:rPr>
@@ -1897,7 +1903,7 @@
           <w:rPr>
             <w:noProof/>
           </w:rPr>
-          <w:instrText xml:space="preserve"> PAGEREF _Toc211763916 \h </w:instrText>
+          <w:instrText xml:space="preserve"> PAGEREF _Toc212035915 \h </w:instrText>
         </w:r>
         <w:r>
           <w:rPr>
@@ -1926,7 +1932,7 @@
     </w:p>
     <w:p>
       <w:pPr>
-        <w:pStyle w:val="TDC2"/>
+        <w:pStyle w:val="TDC1"/>
         <w:tabs>
           <w:tab w:val="right" w:leader="dot" w:pos="9628"/>
         </w:tabs>
@@ -1939,13 +1945,13 @@
           <w:lang w:eastAsia="es-ES" w:bidi="ar-SA"/>
         </w:rPr>
       </w:pPr>
-      <w:hyperlink w:anchor="_Toc211763917" w:history="1">
+      <w:hyperlink w:anchor="_Toc212035916" w:history="1">
         <w:r>
           <w:rPr>
             <w:rStyle w:val="Hipervnculo"/>
             <w:noProof/>
           </w:rPr>
-          <w:t>Software Necesario</w:t>
+          <w:t>4.Lenguajes de programación a utilizar (Tecnologías)</w:t>
         </w:r>
         <w:r>
           <w:rPr>
@@ -1963,7 +1969,7 @@
           <w:rPr>
             <w:noProof/>
           </w:rPr>
-          <w:instrText xml:space="preserve"> PAGEREF _Toc211763917 \h </w:instrText>
+          <w:instrText xml:space="preserve"> PAGEREF _Toc212035916 \h </w:instrText>
         </w:r>
         <w:r>
           <w:rPr>
@@ -2005,13 +2011,13 @@
           <w:lang w:eastAsia="es-ES" w:bidi="ar-SA"/>
         </w:rPr>
       </w:pPr>
-      <w:hyperlink w:anchor="_Toc211763918" w:history="1">
+      <w:hyperlink w:anchor="_Toc212035917" w:history="1">
         <w:r>
           <w:rPr>
             <w:rStyle w:val="Hipervnculo"/>
             <w:noProof/>
           </w:rPr>
-          <w:t>8.Fases de desarrollo del proyecto (CE: 2.c)</w:t>
+          <w:t>5.BBDD a utilizar (ya sea Relacional o No Relacional) (CE: 2.b, 2.e)</w:t>
         </w:r>
         <w:r>
           <w:rPr>
@@ -2029,7 +2035,7 @@
           <w:rPr>
             <w:noProof/>
           </w:rPr>
-          <w:instrText xml:space="preserve"> PAGEREF _Toc211763918 \h </w:instrText>
+          <w:instrText xml:space="preserve"> PAGEREF _Toc212035917 \h </w:instrText>
         </w:r>
         <w:r>
           <w:rPr>
@@ -2071,13 +2077,13 @@
           <w:lang w:eastAsia="es-ES" w:bidi="ar-SA"/>
         </w:rPr>
       </w:pPr>
-      <w:hyperlink w:anchor="_Toc211763919" w:history="1">
+      <w:hyperlink w:anchor="_Toc212035918" w:history="1">
         <w:r>
           <w:rPr>
             <w:rStyle w:val="Hipervnculo"/>
             <w:noProof/>
           </w:rPr>
-          <w:t>9.Prototipo de Interfaz de usuario (al menos las principales)</w:t>
+          <w:t>6.Diagrama UML (CE: 1.i, 2.a)</w:t>
         </w:r>
         <w:r>
           <w:rPr>
@@ -2095,7 +2101,7 @@
           <w:rPr>
             <w:noProof/>
           </w:rPr>
-          <w:instrText xml:space="preserve"> PAGEREF _Toc211763919 \h </w:instrText>
+          <w:instrText xml:space="preserve"> PAGEREF _Toc212035918 \h </w:instrText>
         </w:r>
         <w:r>
           <w:rPr>
@@ -2137,13 +2143,13 @@
           <w:lang w:eastAsia="es-ES" w:bidi="ar-SA"/>
         </w:rPr>
       </w:pPr>
-      <w:hyperlink w:anchor="_Toc211763920" w:history="1">
+      <w:hyperlink w:anchor="_Toc212035919" w:history="1">
         <w:r>
           <w:rPr>
             <w:rStyle w:val="Hipervnculo"/>
             <w:noProof/>
           </w:rPr>
-          <w:t>10.Relación del Proyecto con los Módulos del Ciclo Formativo realizando una breve justificación en cada uno de ellos</w:t>
+          <w:t>7.Entornos de aplicación del proyecto:</w:t>
         </w:r>
         <w:r>
           <w:rPr>
@@ -2161,7 +2167,7 @@
           <w:rPr>
             <w:noProof/>
           </w:rPr>
-          <w:instrText xml:space="preserve"> PAGEREF _Toc211763920 \h </w:instrText>
+          <w:instrText xml:space="preserve"> PAGEREF _Toc212035919 \h </w:instrText>
         </w:r>
         <w:r>
           <w:rPr>
@@ -2178,7 +2184,7 @@
           <w:rPr>
             <w:noProof/>
           </w:rPr>
-          <w:t>11</w:t>
+          <w:t>10</w:t>
         </w:r>
         <w:r>
           <w:rPr>
@@ -2190,7 +2196,7 @@
     </w:p>
     <w:p>
       <w:pPr>
-        <w:pStyle w:val="TDC1"/>
+        <w:pStyle w:val="TDC2"/>
         <w:tabs>
           <w:tab w:val="right" w:leader="dot" w:pos="9628"/>
         </w:tabs>
@@ -2203,12 +2209,672 @@
           <w:lang w:eastAsia="es-ES" w:bidi="ar-SA"/>
         </w:rPr>
       </w:pPr>
-      <w:hyperlink w:anchor="_Toc211763921" w:history="1">
+      <w:hyperlink w:anchor="_Toc212035920" w:history="1">
         <w:r>
           <w:rPr>
             <w:rStyle w:val="Hipervnculo"/>
             <w:noProof/>
           </w:rPr>
+          <w:t>Hardware Necesario</w:t>
+        </w:r>
+        <w:r>
+          <w:rPr>
+            <w:noProof/>
+          </w:rPr>
+          <w:tab/>
+        </w:r>
+        <w:r>
+          <w:rPr>
+            <w:noProof/>
+          </w:rPr>
+          <w:fldChar w:fldCharType="begin"/>
+        </w:r>
+        <w:r>
+          <w:rPr>
+            <w:noProof/>
+          </w:rPr>
+          <w:instrText xml:space="preserve"> PAGEREF _Toc212035920 \h </w:instrText>
+        </w:r>
+        <w:r>
+          <w:rPr>
+            <w:noProof/>
+          </w:rPr>
+        </w:r>
+        <w:r>
+          <w:rPr>
+            <w:noProof/>
+          </w:rPr>
+          <w:fldChar w:fldCharType="separate"/>
+        </w:r>
+        <w:r>
+          <w:rPr>
+            <w:noProof/>
+          </w:rPr>
+          <w:t>11</w:t>
+        </w:r>
+        <w:r>
+          <w:rPr>
+            <w:noProof/>
+          </w:rPr>
+          <w:fldChar w:fldCharType="end"/>
+        </w:r>
+      </w:hyperlink>
+    </w:p>
+    <w:p>
+      <w:pPr>
+        <w:pStyle w:val="TDC2"/>
+        <w:tabs>
+          <w:tab w:val="right" w:leader="dot" w:pos="9628"/>
+        </w:tabs>
+        <w:rPr>
+          <w:rFonts w:asciiTheme="minorHAnsi" w:eastAsiaTheme="minorEastAsia" w:hAnsiTheme="minorHAnsi" w:cstheme="minorBidi"/>
+          <w:noProof/>
+          <w:kern w:val="0"/>
+          <w:sz w:val="22"/>
+          <w:szCs w:val="22"/>
+          <w:lang w:eastAsia="es-ES" w:bidi="ar-SA"/>
+        </w:rPr>
+      </w:pPr>
+      <w:hyperlink w:anchor="_Toc212035921" w:history="1">
+        <w:r>
+          <w:rPr>
+            <w:rStyle w:val="Hipervnculo"/>
+            <w:noProof/>
+          </w:rPr>
+          <w:t>Software Necesario</w:t>
+        </w:r>
+        <w:r>
+          <w:rPr>
+            <w:noProof/>
+          </w:rPr>
+          <w:tab/>
+        </w:r>
+        <w:r>
+          <w:rPr>
+            <w:noProof/>
+          </w:rPr>
+          <w:fldChar w:fldCharType="begin"/>
+        </w:r>
+        <w:r>
+          <w:rPr>
+            <w:noProof/>
+          </w:rPr>
+          <w:instrText xml:space="preserve"> PAGEREF _Toc212035921 \h </w:instrText>
+        </w:r>
+        <w:r>
+          <w:rPr>
+            <w:noProof/>
+          </w:rPr>
+        </w:r>
+        <w:r>
+          <w:rPr>
+            <w:noProof/>
+          </w:rPr>
+          <w:fldChar w:fldCharType="separate"/>
+        </w:r>
+        <w:r>
+          <w:rPr>
+            <w:noProof/>
+          </w:rPr>
+          <w:t>11</w:t>
+        </w:r>
+        <w:r>
+          <w:rPr>
+            <w:noProof/>
+          </w:rPr>
+          <w:fldChar w:fldCharType="end"/>
+        </w:r>
+      </w:hyperlink>
+    </w:p>
+    <w:p>
+      <w:pPr>
+        <w:pStyle w:val="TDC1"/>
+        <w:tabs>
+          <w:tab w:val="right" w:leader="dot" w:pos="9628"/>
+        </w:tabs>
+        <w:rPr>
+          <w:rFonts w:asciiTheme="minorHAnsi" w:eastAsiaTheme="minorEastAsia" w:hAnsiTheme="minorHAnsi" w:cstheme="minorBidi"/>
+          <w:noProof/>
+          <w:kern w:val="0"/>
+          <w:sz w:val="22"/>
+          <w:szCs w:val="22"/>
+          <w:lang w:eastAsia="es-ES" w:bidi="ar-SA"/>
+        </w:rPr>
+      </w:pPr>
+      <w:hyperlink w:anchor="_Toc212035922" w:history="1">
+        <w:r>
+          <w:rPr>
+            <w:rStyle w:val="Hipervnculo"/>
+            <w:noProof/>
+          </w:rPr>
+          <w:t>8.Fases de desarrollo del proyecto (CE: 2.c)</w:t>
+        </w:r>
+        <w:r>
+          <w:rPr>
+            <w:noProof/>
+          </w:rPr>
+          <w:tab/>
+        </w:r>
+        <w:r>
+          <w:rPr>
+            <w:noProof/>
+          </w:rPr>
+          <w:fldChar w:fldCharType="begin"/>
+        </w:r>
+        <w:r>
+          <w:rPr>
+            <w:noProof/>
+          </w:rPr>
+          <w:instrText xml:space="preserve"> PAGEREF _Toc212035922 \h </w:instrText>
+        </w:r>
+        <w:r>
+          <w:rPr>
+            <w:noProof/>
+          </w:rPr>
+        </w:r>
+        <w:r>
+          <w:rPr>
+            <w:noProof/>
+          </w:rPr>
+          <w:fldChar w:fldCharType="separate"/>
+        </w:r>
+        <w:r>
+          <w:rPr>
+            <w:noProof/>
+          </w:rPr>
+          <w:t>11</w:t>
+        </w:r>
+        <w:r>
+          <w:rPr>
+            <w:noProof/>
+          </w:rPr>
+          <w:fldChar w:fldCharType="end"/>
+        </w:r>
+      </w:hyperlink>
+    </w:p>
+    <w:p>
+      <w:pPr>
+        <w:pStyle w:val="TDC1"/>
+        <w:tabs>
+          <w:tab w:val="right" w:leader="dot" w:pos="9628"/>
+        </w:tabs>
+        <w:rPr>
+          <w:rFonts w:asciiTheme="minorHAnsi" w:eastAsiaTheme="minorEastAsia" w:hAnsiTheme="minorHAnsi" w:cstheme="minorBidi"/>
+          <w:noProof/>
+          <w:kern w:val="0"/>
+          <w:sz w:val="22"/>
+          <w:szCs w:val="22"/>
+          <w:lang w:eastAsia="es-ES" w:bidi="ar-SA"/>
+        </w:rPr>
+      </w:pPr>
+      <w:hyperlink w:anchor="_Toc212035923" w:history="1">
+        <w:r>
+          <w:rPr>
+            <w:rStyle w:val="Hipervnculo"/>
+            <w:noProof/>
+          </w:rPr>
+          <w:t>9.Prototipo de Interfaz de usuario (al menos las principales)</w:t>
+        </w:r>
+        <w:r>
+          <w:rPr>
+            <w:noProof/>
+          </w:rPr>
+          <w:tab/>
+        </w:r>
+        <w:r>
+          <w:rPr>
+            <w:noProof/>
+          </w:rPr>
+          <w:fldChar w:fldCharType="begin"/>
+        </w:r>
+        <w:r>
+          <w:rPr>
+            <w:noProof/>
+          </w:rPr>
+          <w:instrText xml:space="preserve"> PAGEREF _Toc212035923 \h </w:instrText>
+        </w:r>
+        <w:r>
+          <w:rPr>
+            <w:noProof/>
+          </w:rPr>
+        </w:r>
+        <w:r>
+          <w:rPr>
+            <w:noProof/>
+          </w:rPr>
+          <w:fldChar w:fldCharType="separate"/>
+        </w:r>
+        <w:r>
+          <w:rPr>
+            <w:noProof/>
+          </w:rPr>
+          <w:t>11</w:t>
+        </w:r>
+        <w:r>
+          <w:rPr>
+            <w:noProof/>
+          </w:rPr>
+          <w:fldChar w:fldCharType="end"/>
+        </w:r>
+      </w:hyperlink>
+    </w:p>
+    <w:p>
+      <w:pPr>
+        <w:pStyle w:val="TDC3"/>
+        <w:tabs>
+          <w:tab w:val="right" w:leader="dot" w:pos="9628"/>
+        </w:tabs>
+        <w:rPr>
+          <w:rFonts w:asciiTheme="minorHAnsi" w:eastAsiaTheme="minorEastAsia" w:hAnsiTheme="minorHAnsi" w:cstheme="minorBidi"/>
+          <w:noProof/>
+          <w:kern w:val="0"/>
+          <w:sz w:val="22"/>
+          <w:szCs w:val="22"/>
+          <w:lang w:eastAsia="es-ES" w:bidi="ar-SA"/>
+        </w:rPr>
+      </w:pPr>
+      <w:hyperlink w:anchor="_Toc212035924" w:history="1">
+        <w:r>
+          <w:rPr>
+            <w:rStyle w:val="Hipervnculo"/>
+            <w:noProof/>
+          </w:rPr>
+          <w:t>APARTADO INICIO:</w:t>
+        </w:r>
+        <w:r>
+          <w:rPr>
+            <w:noProof/>
+          </w:rPr>
+          <w:tab/>
+        </w:r>
+        <w:r>
+          <w:rPr>
+            <w:noProof/>
+          </w:rPr>
+          <w:fldChar w:fldCharType="begin"/>
+        </w:r>
+        <w:r>
+          <w:rPr>
+            <w:noProof/>
+          </w:rPr>
+          <w:instrText xml:space="preserve"> PAGEREF _Toc212035924 \h </w:instrText>
+        </w:r>
+        <w:r>
+          <w:rPr>
+            <w:noProof/>
+          </w:rPr>
+        </w:r>
+        <w:r>
+          <w:rPr>
+            <w:noProof/>
+          </w:rPr>
+          <w:fldChar w:fldCharType="separate"/>
+        </w:r>
+        <w:r>
+          <w:rPr>
+            <w:noProof/>
+          </w:rPr>
+          <w:t>13</w:t>
+        </w:r>
+        <w:r>
+          <w:rPr>
+            <w:noProof/>
+          </w:rPr>
+          <w:fldChar w:fldCharType="end"/>
+        </w:r>
+      </w:hyperlink>
+    </w:p>
+    <w:p>
+      <w:pPr>
+        <w:pStyle w:val="TDC3"/>
+        <w:tabs>
+          <w:tab w:val="right" w:leader="dot" w:pos="9628"/>
+        </w:tabs>
+        <w:rPr>
+          <w:rFonts w:asciiTheme="minorHAnsi" w:eastAsiaTheme="minorEastAsia" w:hAnsiTheme="minorHAnsi" w:cstheme="minorBidi"/>
+          <w:noProof/>
+          <w:kern w:val="0"/>
+          <w:sz w:val="22"/>
+          <w:szCs w:val="22"/>
+          <w:lang w:eastAsia="es-ES" w:bidi="ar-SA"/>
+        </w:rPr>
+      </w:pPr>
+      <w:hyperlink w:anchor="_Toc212035925" w:history="1">
+        <w:r>
+          <w:rPr>
+            <w:rStyle w:val="Hipervnculo"/>
+            <w:noProof/>
+          </w:rPr>
+          <w:t>Apartado Productos</w:t>
+        </w:r>
+        <w:r>
+          <w:rPr>
+            <w:noProof/>
+          </w:rPr>
+          <w:tab/>
+        </w:r>
+        <w:r>
+          <w:rPr>
+            <w:noProof/>
+          </w:rPr>
+          <w:fldChar w:fldCharType="begin"/>
+        </w:r>
+        <w:r>
+          <w:rPr>
+            <w:noProof/>
+          </w:rPr>
+          <w:instrText xml:space="preserve"> PAGEREF _Toc212035925 \h </w:instrText>
+        </w:r>
+        <w:r>
+          <w:rPr>
+            <w:noProof/>
+          </w:rPr>
+        </w:r>
+        <w:r>
+          <w:rPr>
+            <w:noProof/>
+          </w:rPr>
+          <w:fldChar w:fldCharType="separate"/>
+        </w:r>
+        <w:r>
+          <w:rPr>
+            <w:noProof/>
+          </w:rPr>
+          <w:t>14</w:t>
+        </w:r>
+        <w:r>
+          <w:rPr>
+            <w:noProof/>
+          </w:rPr>
+          <w:fldChar w:fldCharType="end"/>
+        </w:r>
+      </w:hyperlink>
+    </w:p>
+    <w:p>
+      <w:pPr>
+        <w:pStyle w:val="TDC3"/>
+        <w:tabs>
+          <w:tab w:val="right" w:leader="dot" w:pos="9628"/>
+        </w:tabs>
+        <w:rPr>
+          <w:rFonts w:asciiTheme="minorHAnsi" w:eastAsiaTheme="minorEastAsia" w:hAnsiTheme="minorHAnsi" w:cstheme="minorBidi"/>
+          <w:noProof/>
+          <w:kern w:val="0"/>
+          <w:sz w:val="22"/>
+          <w:szCs w:val="22"/>
+          <w:lang w:eastAsia="es-ES" w:bidi="ar-SA"/>
+        </w:rPr>
+      </w:pPr>
+      <w:hyperlink w:anchor="_Toc212035926" w:history="1">
+        <w:r>
+          <w:rPr>
+            <w:rStyle w:val="Hipervnculo"/>
+            <w:noProof/>
+          </w:rPr>
+          <w:t>APARTADO GALERIA</w:t>
+        </w:r>
+        <w:r>
+          <w:rPr>
+            <w:noProof/>
+          </w:rPr>
+          <w:tab/>
+        </w:r>
+        <w:r>
+          <w:rPr>
+            <w:noProof/>
+          </w:rPr>
+          <w:fldChar w:fldCharType="begin"/>
+        </w:r>
+        <w:r>
+          <w:rPr>
+            <w:noProof/>
+          </w:rPr>
+          <w:instrText xml:space="preserve"> PAGEREF _Toc212035926 \h </w:instrText>
+        </w:r>
+        <w:r>
+          <w:rPr>
+            <w:noProof/>
+          </w:rPr>
+        </w:r>
+        <w:r>
+          <w:rPr>
+            <w:noProof/>
+          </w:rPr>
+          <w:fldChar w:fldCharType="separate"/>
+        </w:r>
+        <w:r>
+          <w:rPr>
+            <w:noProof/>
+          </w:rPr>
+          <w:t>15</w:t>
+        </w:r>
+        <w:r>
+          <w:rPr>
+            <w:noProof/>
+          </w:rPr>
+          <w:fldChar w:fldCharType="end"/>
+        </w:r>
+      </w:hyperlink>
+    </w:p>
+    <w:p>
+      <w:pPr>
+        <w:pStyle w:val="TDC3"/>
+        <w:tabs>
+          <w:tab w:val="right" w:leader="dot" w:pos="9628"/>
+        </w:tabs>
+        <w:rPr>
+          <w:rFonts w:asciiTheme="minorHAnsi" w:eastAsiaTheme="minorEastAsia" w:hAnsiTheme="minorHAnsi" w:cstheme="minorBidi"/>
+          <w:noProof/>
+          <w:kern w:val="0"/>
+          <w:sz w:val="22"/>
+          <w:szCs w:val="22"/>
+          <w:lang w:eastAsia="es-ES" w:bidi="ar-SA"/>
+        </w:rPr>
+      </w:pPr>
+      <w:hyperlink w:anchor="_Toc212035927" w:history="1">
+        <w:r>
+          <w:rPr>
+            <w:rStyle w:val="Hipervnculo"/>
+            <w:noProof/>
+          </w:rPr>
+          <w:t>APARTADO Contacto</w:t>
+        </w:r>
+        <w:r>
+          <w:rPr>
+            <w:noProof/>
+          </w:rPr>
+          <w:tab/>
+        </w:r>
+        <w:r>
+          <w:rPr>
+            <w:noProof/>
+          </w:rPr>
+          <w:fldChar w:fldCharType="begin"/>
+        </w:r>
+        <w:r>
+          <w:rPr>
+            <w:noProof/>
+          </w:rPr>
+          <w:instrText xml:space="preserve"> PAGEREF _Toc212035927 \h </w:instrText>
+        </w:r>
+        <w:r>
+          <w:rPr>
+            <w:noProof/>
+          </w:rPr>
+        </w:r>
+        <w:r>
+          <w:rPr>
+            <w:noProof/>
+          </w:rPr>
+          <w:fldChar w:fldCharType="separate"/>
+        </w:r>
+        <w:r>
+          <w:rPr>
+            <w:noProof/>
+          </w:rPr>
+          <w:t>15</w:t>
+        </w:r>
+        <w:r>
+          <w:rPr>
+            <w:noProof/>
+          </w:rPr>
+          <w:fldChar w:fldCharType="end"/>
+        </w:r>
+      </w:hyperlink>
+    </w:p>
+    <w:p>
+      <w:pPr>
+        <w:pStyle w:val="TDC3"/>
+        <w:tabs>
+          <w:tab w:val="right" w:leader="dot" w:pos="9628"/>
+        </w:tabs>
+        <w:rPr>
+          <w:rFonts w:asciiTheme="minorHAnsi" w:eastAsiaTheme="minorEastAsia" w:hAnsiTheme="minorHAnsi" w:cstheme="minorBidi"/>
+          <w:noProof/>
+          <w:kern w:val="0"/>
+          <w:sz w:val="22"/>
+          <w:szCs w:val="22"/>
+          <w:lang w:eastAsia="es-ES" w:bidi="ar-SA"/>
+        </w:rPr>
+      </w:pPr>
+      <w:hyperlink w:anchor="_Toc212035928" w:history="1">
+        <w:r>
+          <w:rPr>
+            <w:rStyle w:val="Hipervnculo"/>
+            <w:noProof/>
+          </w:rPr>
+          <w:t>Apartado Iniciar Sesión</w:t>
+        </w:r>
+        <w:r>
+          <w:rPr>
+            <w:noProof/>
+          </w:rPr>
+          <w:tab/>
+        </w:r>
+        <w:r>
+          <w:rPr>
+            <w:noProof/>
+          </w:rPr>
+          <w:fldChar w:fldCharType="begin"/>
+        </w:r>
+        <w:r>
+          <w:rPr>
+            <w:noProof/>
+          </w:rPr>
+          <w:instrText xml:space="preserve"> PAGEREF _Toc212035928 \h </w:instrText>
+        </w:r>
+        <w:r>
+          <w:rPr>
+            <w:noProof/>
+          </w:rPr>
+        </w:r>
+        <w:r>
+          <w:rPr>
+            <w:noProof/>
+          </w:rPr>
+          <w:fldChar w:fldCharType="separate"/>
+        </w:r>
+        <w:r>
+          <w:rPr>
+            <w:noProof/>
+          </w:rPr>
+          <w:t>16</w:t>
+        </w:r>
+        <w:r>
+          <w:rPr>
+            <w:noProof/>
+          </w:rPr>
+          <w:fldChar w:fldCharType="end"/>
+        </w:r>
+      </w:hyperlink>
+    </w:p>
+    <w:p>
+      <w:pPr>
+        <w:pStyle w:val="TDC1"/>
+        <w:tabs>
+          <w:tab w:val="right" w:leader="dot" w:pos="9628"/>
+        </w:tabs>
+        <w:rPr>
+          <w:rFonts w:asciiTheme="minorHAnsi" w:eastAsiaTheme="minorEastAsia" w:hAnsiTheme="minorHAnsi" w:cstheme="minorBidi"/>
+          <w:noProof/>
+          <w:kern w:val="0"/>
+          <w:sz w:val="22"/>
+          <w:szCs w:val="22"/>
+          <w:lang w:eastAsia="es-ES" w:bidi="ar-SA"/>
+        </w:rPr>
+      </w:pPr>
+      <w:hyperlink w:anchor="_Toc212035929" w:history="1">
+        <w:r>
+          <w:rPr>
+            <w:rStyle w:val="Hipervnculo"/>
+            <w:noProof/>
+          </w:rPr>
+          <w:t>10.Relación del Proyecto con los Módulos del Ciclo Formativo realizando una breve justificación en cada uno de ellos</w:t>
+        </w:r>
+        <w:r>
+          <w:rPr>
+            <w:noProof/>
+          </w:rPr>
+          <w:tab/>
+        </w:r>
+        <w:r>
+          <w:rPr>
+            <w:noProof/>
+          </w:rPr>
+          <w:fldChar w:fldCharType="begin"/>
+        </w:r>
+        <w:r>
+          <w:rPr>
+            <w:noProof/>
+          </w:rPr>
+          <w:instrText xml:space="preserve"> PAGEREF _Toc212035929 \h </w:instrText>
+        </w:r>
+        <w:r>
+          <w:rPr>
+            <w:noProof/>
+          </w:rPr>
+        </w:r>
+        <w:r>
+          <w:rPr>
+            <w:noProof/>
+          </w:rPr>
+          <w:fldChar w:fldCharType="separate"/>
+        </w:r>
+        <w:r>
+          <w:rPr>
+            <w:noProof/>
+          </w:rPr>
+          <w:t>19</w:t>
+        </w:r>
+        <w:r>
+          <w:rPr>
+            <w:noProof/>
+          </w:rPr>
+          <w:fldChar w:fldCharType="end"/>
+        </w:r>
+      </w:hyperlink>
+    </w:p>
+    <w:p>
+      <w:pPr>
+        <w:pStyle w:val="TDC1"/>
+        <w:tabs>
+          <w:tab w:val="right" w:leader="dot" w:pos="9628"/>
+        </w:tabs>
+        <w:rPr>
+          <w:rFonts w:asciiTheme="minorHAnsi" w:eastAsiaTheme="minorEastAsia" w:hAnsiTheme="minorHAnsi" w:cstheme="minorBidi"/>
+          <w:noProof/>
+          <w:kern w:val="0"/>
+          <w:sz w:val="22"/>
+          <w:szCs w:val="22"/>
+          <w:lang w:eastAsia="es-ES" w:bidi="ar-SA"/>
+        </w:rPr>
+      </w:pPr>
+      <w:hyperlink w:anchor="_Toc212035930" w:history="1">
+        <w:r>
+          <w:rPr>
+            <w:rStyle w:val="Hipervnculo"/>
+            <w:noProof/>
+          </w:rPr>
           <w:t>11.Bibliografía y fuentes</w:t>
         </w:r>
         <w:r>
@@ -2227,7 +2893,7 @@
           <w:rPr>
             <w:noProof/>
           </w:rPr>
-          <w:instrText xml:space="preserve"> PAGEREF _Toc211763921 \h </w:instrText>
+          <w:instrText xml:space="preserve"> PAGEREF _Toc212035930 \h </w:instrText>
         </w:r>
         <w:r>
           <w:rPr>
@@ -2244,7 +2910,7 @@
           <w:rPr>
             <w:noProof/>
           </w:rPr>
-          <w:t>11</w:t>
+          <w:t>19</w:t>
         </w:r>
         <w:r>
           <w:rPr>
@@ -2261,22 +2927,12 @@
           <w:szCs w:val="21"/>
         </w:rPr>
         <w:fldChar w:fldCharType="end"/>
-      </w:r>
-    </w:p>
-    <w:p>
-      <w:pPr>
-        <w:suppressAutoHyphens w:val="0"/>
-        <w:spacing w:before="0" w:after="0"/>
-      </w:pPr>
-      <w:bookmarkStart w:id="2" w:name="_Toc210722542"/>
-      <w:bookmarkStart w:id="3" w:name="_Toc210895762"/>
-      <w:r>
-        <w:br w:type="page"/>
       </w:r>
     </w:p>
     <w:tbl>
       <w:tblPr>
         <w:tblStyle w:val="Tablaconcuadrcula"/>
+        <w:tblpPr w:leftFromText="141" w:rightFromText="141" w:vertAnchor="text" w:horzAnchor="margin" w:tblpY="624"/>
         <w:tblW w:w="0" w:type="auto"/>
         <w:tblLook w:val="04A0" w:firstRow="1" w:lastRow="0" w:firstColumn="1" w:lastColumn="0" w:noHBand="0" w:noVBand="1"/>
       </w:tblPr>
@@ -2294,6 +2950,8 @@
                 <w:color w:val="EE0000"/>
               </w:rPr>
             </w:pPr>
+            <w:bookmarkStart w:id="2" w:name="_Toc210722542"/>
+            <w:bookmarkStart w:id="3" w:name="_Toc210895762"/>
             <w:commentRangeStart w:id="4"/>
             <w:r>
               <w:rPr>
@@ -2347,47 +3005,28 @@
         </w:tc>
       </w:tr>
     </w:tbl>
-    <w:p/>
-    <w:p/>
-    <w:bookmarkEnd w:id="0"/>
-    <w:bookmarkEnd w:id="1"/>
-    <w:bookmarkEnd w:id="2"/>
-    <w:bookmarkEnd w:id="3"/>
-    <w:p>
-      <w:pPr>
-        <w:pStyle w:val="Standard"/>
-        <w:rPr>
-          <w:rFonts w:ascii="Times New Roman" w:hAnsi="Times New Roman" w:cs="Times New Roman"/>
-          <w:sz w:val="22"/>
-          <w:szCs w:val="22"/>
-        </w:rPr>
-      </w:pPr>
-    </w:p>
     <w:p>
       <w:pPr>
         <w:suppressAutoHyphens w:val="0"/>
         <w:spacing w:before="0" w:after="0"/>
-        <w:rPr>
-          <w:rFonts w:eastAsia="Times New Roman" w:cs="Times New Roman"/>
-          <w:b/>
-          <w:bCs/>
-          <w:sz w:val="36"/>
-          <w:szCs w:val="36"/>
-        </w:rPr>
+      </w:pPr>
+      <w:r>
+        <w:br w:type="page"/>
+      </w:r>
+      <w:bookmarkEnd w:id="0"/>
+      <w:bookmarkEnd w:id="1"/>
+      <w:bookmarkEnd w:id="2"/>
+      <w:bookmarkEnd w:id="3"/>
+    </w:p>
+    <w:p>
+      <w:pPr>
+        <w:pStyle w:val="Ttulo1"/>
       </w:pPr>
       <w:bookmarkStart w:id="5" w:name="__RefHeading___Toc2318_1209921303"/>
       <w:bookmarkStart w:id="6" w:name="_Toc210721447"/>
       <w:bookmarkStart w:id="7" w:name="_Toc210722543"/>
       <w:bookmarkStart w:id="8" w:name="_Toc210895763"/>
-      <w:r>
-        <w:br w:type="page"/>
-      </w:r>
-    </w:p>
-    <w:p>
-      <w:pPr>
-        <w:pStyle w:val="Ttulo1"/>
-      </w:pPr>
-      <w:bookmarkStart w:id="9" w:name="_Toc211763900"/>
+      <w:bookmarkStart w:id="9" w:name="_Toc212035899"/>
       <w:commentRangeStart w:id="10"/>
       <w:r>
         <w:lastRenderedPageBreak/>
@@ -2400,7 +3039,6 @@
       <w:bookmarkEnd w:id="6"/>
       <w:bookmarkEnd w:id="7"/>
       <w:bookmarkEnd w:id="8"/>
-      <w:bookmarkEnd w:id="9"/>
       <w:commentRangeEnd w:id="10"/>
       <w:r>
         <w:rPr>
@@ -2411,6 +3049,7 @@
         </w:rPr>
         <w:commentReference w:id="10"/>
       </w:r>
+      <w:bookmarkEnd w:id="9"/>
     </w:p>
     <w:p>
       <w:bookmarkStart w:id="11" w:name="__RefHeading___Toc2320_1209921303"/>
@@ -2425,29 +3064,20 @@
           <w:b/>
           <w:bCs/>
         </w:rPr>
-        <w:t>“</w:t>
-      </w:r>
-      <w:proofErr w:type="spellStart"/>
+        <w:t>“Originals</w:t>
+      </w:r>
       <w:r>
         <w:rPr>
           <w:b/>
           <w:bCs/>
         </w:rPr>
-        <w:t>Originals</w:t>
-      </w:r>
-      <w:proofErr w:type="spellEnd"/>
+        <w:t xml:space="preserve"> y </w:t>
+      </w:r>
       <w:r>
         <w:rPr>
           <w:b/>
           <w:bCs/>
         </w:rPr>
-        <w:t xml:space="preserve"> y </w:t>
-      </w:r>
-      <w:r>
-        <w:rPr>
-          <w:b/>
-          <w:bCs/>
-        </w:rPr>
         <w:t xml:space="preserve">Chicota 3D”, </w:t>
       </w:r>
       <w:r>
@@ -2468,11 +3098,13 @@
         <w:t>La plataforma permitirá a los usuarios navegar por el catálogo, consultar detalles de cada artículo y realizar pedidos, mientras que el administrador dispondrá de un panel privado para gestionar categorías, productos e imágenes.</w:t>
       </w:r>
     </w:p>
+    <w:p/>
     <w:p>
       <w:pPr>
         <w:pStyle w:val="Ttulo1"/>
       </w:pPr>
-      <w:bookmarkStart w:id="15" w:name="_Toc211763901"/>
+      <w:bookmarkStart w:id="15" w:name="_Toc212035900"/>
+      <w:commentRangeStart w:id="16"/>
       <w:r>
         <w:t>2</w:t>
       </w:r>
@@ -2483,37 +3115,37 @@
       <w:bookmarkEnd w:id="12"/>
       <w:bookmarkEnd w:id="13"/>
       <w:bookmarkEnd w:id="14"/>
+      <w:commentRangeEnd w:id="16"/>
+      <w:r>
+        <w:rPr>
+          <w:rStyle w:val="Refdecomentario"/>
+          <w:rFonts w:eastAsia="NSimSun" w:cs="Mangal"/>
+          <w:b w:val="0"/>
+          <w:bCs w:val="0"/>
+        </w:rPr>
+        <w:commentReference w:id="16"/>
+      </w:r>
       <w:bookmarkEnd w:id="15"/>
     </w:p>
     <w:p>
       <w:pPr>
         <w:pStyle w:val="Ttulo3"/>
       </w:pPr>
-      <w:bookmarkStart w:id="16" w:name="_Toc211763902"/>
       <w:bookmarkStart w:id="17" w:name="_Hlk211763941"/>
       <w:bookmarkStart w:id="18" w:name="__RefHeading___Toc2322_1209921303"/>
       <w:bookmarkStart w:id="19" w:name="_Toc210721449"/>
       <w:bookmarkStart w:id="20" w:name="_Toc210722545"/>
+      <w:bookmarkStart w:id="21" w:name="_Toc212035901"/>
       <w:r>
         <w:t>2</w:t>
       </w:r>
       <w:r>
         <w:t>.a) Clasificación del sector y empresas relacionadas</w:t>
       </w:r>
-      <w:bookmarkEnd w:id="16"/>
-    </w:p>
-    <w:p>
-      <w:pPr>
-        <w:rPr>
-          <w:sz w:val="22"/>
-          <w:szCs w:val="22"/>
-        </w:rPr>
-      </w:pPr>
-      <w:r>
-        <w:rPr>
-          <w:sz w:val="22"/>
-          <w:szCs w:val="22"/>
-        </w:rPr>
+      <w:bookmarkEnd w:id="21"/>
+    </w:p>
+    <w:p>
+      <w:r>
         <w:t>El sector del comercio electrónico ha experimentado un crecimiento continuo en los últimos años, destacando especialmente los negocios basados en productos personalizados, artesanales y fabricados mediante tecnologías como la impresión 3D. Existen empresas orientadas a la artesanía personalizada, a productos cofrades y a la personalización bajo demanda, cuyo objetivo principal es ofrecer artículos adaptados a los gustos del cliente. Estas empresas suelen operar mediante plataformas online con catálogos visuales, pasarelas de pago, sistemas de contacto y personalización del producto.</w:t>
       </w:r>
     </w:p>
@@ -2530,7 +3162,7 @@
       <w:pPr>
         <w:pStyle w:val="Ttulo3"/>
       </w:pPr>
-      <w:bookmarkStart w:id="21" w:name="_Toc211763903"/>
+      <w:bookmarkStart w:id="22" w:name="_Toc212035902"/>
       <w:r>
         <w:t>2</w:t>
       </w:r>
@@ -2543,20 +3175,10 @@
       <w:r>
         <w:t>) Necesidades actuales del sector</w:t>
       </w:r>
-      <w:bookmarkEnd w:id="21"/>
-    </w:p>
-    <w:p>
-      <w:pPr>
-        <w:rPr>
-          <w:sz w:val="22"/>
-          <w:szCs w:val="22"/>
-        </w:rPr>
-      </w:pPr>
-      <w:r>
-        <w:rPr>
-          <w:sz w:val="22"/>
-          <w:szCs w:val="22"/>
-        </w:rPr>
+      <w:bookmarkEnd w:id="22"/>
+    </w:p>
+    <w:p>
+      <w:r>
         <w:t>Tras analizar diversas tiendas y negocios similares, se identifica una necesidad creciente de plataformas que integren en un único espacio: catálogo organizado, personalización del producto, buena experiencia de usuario y autogestión del catálogo por parte del administrador. Muchos negocios del sector carecen de una plataforma propia o dependen de redes sociales, lo que limita su gestión, alcance y profesionalidad.</w:t>
       </w:r>
     </w:p>
@@ -2572,7 +3194,7 @@
       <w:pPr>
         <w:pStyle w:val="Ttulo3"/>
       </w:pPr>
-      <w:bookmarkStart w:id="22" w:name="_Toc211763904"/>
+      <w:bookmarkStart w:id="23" w:name="_Toc212035903"/>
       <w:r>
         <w:t>2</w:t>
       </w:r>
@@ -2585,20 +3207,10 @@
       <w:r>
         <w:t>) Tipo de proyecto necesario</w:t>
       </w:r>
-      <w:bookmarkEnd w:id="22"/>
-    </w:p>
-    <w:p>
-      <w:pPr>
-        <w:rPr>
-          <w:sz w:val="22"/>
-          <w:szCs w:val="22"/>
-        </w:rPr>
-      </w:pPr>
-      <w:r>
-        <w:rPr>
-          <w:sz w:val="22"/>
-          <w:szCs w:val="22"/>
-        </w:rPr>
+      <w:bookmarkEnd w:id="23"/>
+    </w:p>
+    <w:p>
+      <w:r>
         <w:t>Para dar respuesta a estas necesidades, se propone una tienda web autogestionable, centrada en productos 3D y cofrades, que permita ampliar ventas, mejorar la presencia digital y ofrecer un catálogo ordenado con una navegación sencilla. El proyecto aporta valor porque mejora el modelo actual, facilita la compra al usuario y profesionaliza el trabajo del artesano, generando oportunidades reales de crecimiento económico.</w:t>
       </w:r>
     </w:p>
@@ -2614,7 +3226,7 @@
       <w:pPr>
         <w:pStyle w:val="Ttulo3"/>
       </w:pPr>
-      <w:bookmarkStart w:id="23" w:name="_Toc211763905"/>
+      <w:bookmarkStart w:id="24" w:name="_Toc212035904"/>
       <w:r>
         <w:t>2.d)</w:t>
       </w:r>
@@ -2624,75 +3236,57 @@
       <w:r>
         <w:t xml:space="preserve"> de la Justificación:</w:t>
       </w:r>
-      <w:bookmarkEnd w:id="23"/>
-    </w:p>
-    <w:p>
-      <w:pPr>
-        <w:rPr>
-          <w:sz w:val="22"/>
-          <w:szCs w:val="22"/>
-        </w:rPr>
-      </w:pPr>
-      <w:r>
-        <w:rPr>
-          <w:sz w:val="22"/>
-          <w:szCs w:val="22"/>
-        </w:rPr>
-        <w:t xml:space="preserve">El proyecto resuelve una necesidad real del mercado: disponer de una plataforma moderna, visual, escalable y autogestionable para la venta de artículos personalizados, aprovechando la tendencia creciente del e-commerce y la popularidad del </w:t>
-      </w:r>
-      <w:proofErr w:type="spellStart"/>
-      <w:r>
-        <w:rPr>
-          <w:sz w:val="22"/>
-          <w:szCs w:val="22"/>
-        </w:rPr>
-        <w:t>merchandising</w:t>
-      </w:r>
-      <w:proofErr w:type="spellEnd"/>
-      <w:r>
-        <w:rPr>
-          <w:sz w:val="22"/>
-          <w:szCs w:val="22"/>
-        </w:rPr>
-        <w:t xml:space="preserve"> 3D y cofrade.</w:t>
-      </w:r>
-    </w:p>
-    <w:p>
-      <w:bookmarkStart w:id="24" w:name="_Toc210895765"/>
-      <w:bookmarkStart w:id="25" w:name="_Toc211763906"/>
-    </w:p>
+      <w:bookmarkEnd w:id="24"/>
+    </w:p>
+    <w:p>
+      <w:r>
+        <w:t>El proyecto resuelve una necesidad real del mercado: disponer de una plataforma moderna, visual, escalable y autogestionable para la venta de artículos personalizados, aprovechando la tendencia creciente del e-commerce y la popularidad del merchandising 3D y cofrade.</w:t>
+      </w:r>
+    </w:p>
+    <w:p>
+      <w:bookmarkStart w:id="25" w:name="_Toc210895765"/>
+    </w:p>
+    <w:p/>
     <w:p>
       <w:pPr>
         <w:pStyle w:val="Ttulo2"/>
       </w:pPr>
-      <w:r>
-        <w:t xml:space="preserve">2.Estudio del </w:t>
-      </w:r>
-      <w:proofErr w:type="gramStart"/>
-      <w:r>
-        <w:t>Arte(</w:t>
-      </w:r>
-      <w:proofErr w:type="gramEnd"/>
-      <w:r>
-        <w:t>Análisis del mercado)</w:t>
-      </w:r>
+      <w:bookmarkStart w:id="26" w:name="_Toc212035905"/>
+      <w:r>
+        <w:lastRenderedPageBreak/>
+        <w:t>2.</w:t>
+      </w:r>
+      <w:r>
+        <w:t>1</w:t>
+      </w:r>
+      <w:r>
+        <w:t>Estudio del Arte</w:t>
+      </w:r>
+      <w:r>
+        <w:t xml:space="preserve"> </w:t>
+      </w:r>
+      <w:r>
+        <w:t>(Análisis del mercado)</w:t>
+      </w:r>
+      <w:bookmarkEnd w:id="26"/>
     </w:p>
     <w:tbl>
       <w:tblPr>
         <w:tblStyle w:val="Tablaconcuadrcula"/>
-        <w:tblW w:w="10060" w:type="dxa"/>
+        <w:tblW w:w="10916" w:type="dxa"/>
+        <w:tblInd w:w="-431" w:type="dxa"/>
         <w:tblLook w:val="04A0" w:firstRow="1" w:lastRow="0" w:firstColumn="1" w:lastColumn="0" w:noHBand="0" w:noVBand="1"/>
       </w:tblPr>
       <w:tblGrid>
-        <w:gridCol w:w="1980"/>
-        <w:gridCol w:w="3260"/>
-        <w:gridCol w:w="1843"/>
+        <w:gridCol w:w="2127"/>
+        <w:gridCol w:w="3402"/>
+        <w:gridCol w:w="2410"/>
         <w:gridCol w:w="2977"/>
       </w:tblGrid>
       <w:tr>
         <w:tc>
           <w:tcPr>
-            <w:tcW w:w="1980" w:type="dxa"/>
+            <w:tcW w:w="2127" w:type="dxa"/>
           </w:tcPr>
           <w:p>
             <w:pPr>
@@ -2716,7 +3310,7 @@
         </w:tc>
         <w:tc>
           <w:tcPr>
-            <w:tcW w:w="3260" w:type="dxa"/>
+            <w:tcW w:w="3402" w:type="dxa"/>
           </w:tcPr>
           <w:p>
             <w:pPr>
@@ -2740,7 +3334,7 @@
         </w:tc>
         <w:tc>
           <w:tcPr>
-            <w:tcW w:w="1843" w:type="dxa"/>
+            <w:tcW w:w="2410" w:type="dxa"/>
           </w:tcPr>
           <w:p>
             <w:pPr>
@@ -2790,20 +3384,28 @@
       <w:tr>
         <w:tc>
           <w:tcPr>
-            <w:tcW w:w="1980" w:type="dxa"/>
+            <w:tcW w:w="2127" w:type="dxa"/>
           </w:tcPr>
           <w:p>
             <w:pPr>
               <w:pStyle w:val="Textbody"/>
+              <w:rPr>
+                <w:b/>
+                <w:bCs/>
+              </w:rPr>
             </w:pPr>
             <w:r>
+              <w:rPr>
+                <w:b/>
+                <w:bCs/>
+              </w:rPr>
               <w:t>Pasión Cofrade 3D</w:t>
             </w:r>
           </w:p>
         </w:tc>
         <w:tc>
           <w:tcPr>
-            <w:tcW w:w="3260" w:type="dxa"/>
+            <w:tcW w:w="3402" w:type="dxa"/>
           </w:tcPr>
           <w:p>
             <w:pPr>
@@ -2816,7 +3418,7 @@
         </w:tc>
         <w:tc>
           <w:tcPr>
-            <w:tcW w:w="1843" w:type="dxa"/>
+            <w:tcW w:w="2410" w:type="dxa"/>
           </w:tcPr>
           <w:p>
             <w:pPr>
@@ -2844,20 +3446,28 @@
       <w:tr>
         <w:tc>
           <w:tcPr>
-            <w:tcW w:w="1980" w:type="dxa"/>
+            <w:tcW w:w="2127" w:type="dxa"/>
           </w:tcPr>
           <w:p>
             <w:pPr>
               <w:pStyle w:val="Textbody"/>
+              <w:rPr>
+                <w:b/>
+                <w:bCs/>
+              </w:rPr>
             </w:pPr>
             <w:r>
+              <w:rPr>
+                <w:b/>
+                <w:bCs/>
+              </w:rPr>
               <w:t>Tienda cofrade.es</w:t>
             </w:r>
           </w:p>
         </w:tc>
         <w:tc>
           <w:tcPr>
-            <w:tcW w:w="3260" w:type="dxa"/>
+            <w:tcW w:w="3402" w:type="dxa"/>
           </w:tcPr>
           <w:p>
             <w:pPr>
@@ -2870,7 +3480,7 @@
         </w:tc>
         <w:tc>
           <w:tcPr>
-            <w:tcW w:w="1843" w:type="dxa"/>
+            <w:tcW w:w="2410" w:type="dxa"/>
           </w:tcPr>
           <w:p>
             <w:pPr>
@@ -2895,18 +3505,213 @@
           </w:p>
         </w:tc>
       </w:tr>
+      <w:tr>
+        <w:tc>
+          <w:tcPr>
+            <w:tcW w:w="2127" w:type="dxa"/>
+          </w:tcPr>
+          <w:p>
+            <w:pPr>
+              <w:pStyle w:val="Textbody"/>
+              <w:rPr>
+                <w:b/>
+                <w:bCs/>
+              </w:rPr>
+            </w:pPr>
+            <w:r>
+              <w:rPr>
+                <w:b/>
+                <w:bCs/>
+              </w:rPr>
+              <w:t>Amazon</w:t>
+            </w:r>
+          </w:p>
+        </w:tc>
+        <w:tc>
+          <w:tcPr>
+            <w:tcW w:w="3402" w:type="dxa"/>
+          </w:tcPr>
+          <w:p>
+            <w:pPr>
+              <w:pStyle w:val="Textbody"/>
+            </w:pPr>
+            <w:r>
+              <w:t>E</w:t>
+            </w:r>
+            <w:r>
+              <w:t>s una plataforma de comercio electrónico masiva que permite a vendedores de todo el mundo ofrecer sus productos a nivel global</w:t>
+            </w:r>
+          </w:p>
+        </w:tc>
+        <w:tc>
+          <w:tcPr>
+            <w:tcW w:w="2410" w:type="dxa"/>
+          </w:tcPr>
+          <w:p>
+            <w:pPr>
+              <w:pStyle w:val="Textbody"/>
+            </w:pPr>
+            <w:r>
+              <w:t>Al ser una plataforma global, puedes encontrar figuras religiosas de diferentes proveedores de todo el mundo.</w:t>
+            </w:r>
+          </w:p>
+        </w:tc>
+        <w:tc>
+          <w:tcPr>
+            <w:tcW w:w="2977" w:type="dxa"/>
+          </w:tcPr>
+          <w:p>
+            <w:pPr>
+              <w:pStyle w:val="Textbody"/>
+            </w:pPr>
+            <w:r>
+              <w:t>Aunque puedes encontrar figuras religiosas, no es el foco de la plataforma. La búsqueda puede ser difícil porque compite con una enorme cantidad de otros productos.</w:t>
+            </w:r>
+          </w:p>
+        </w:tc>
+      </w:tr>
+      <w:tr>
+        <w:tc>
+          <w:tcPr>
+            <w:tcW w:w="2127" w:type="dxa"/>
+          </w:tcPr>
+          <w:p>
+            <w:pPr>
+              <w:pStyle w:val="Textbody"/>
+              <w:rPr>
+                <w:b/>
+                <w:bCs/>
+              </w:rPr>
+            </w:pPr>
+            <w:r>
+              <w:rPr>
+                <w:b/>
+                <w:bCs/>
+              </w:rPr>
+              <w:t>Wallpop</w:t>
+            </w:r>
+          </w:p>
+        </w:tc>
+        <w:tc>
+          <w:tcPr>
+            <w:tcW w:w="3402" w:type="dxa"/>
+          </w:tcPr>
+          <w:p>
+            <w:pPr>
+              <w:pStyle w:val="Textbody"/>
+            </w:pPr>
+            <w:r>
+              <w:t xml:space="preserve">Es una tienda </w:t>
+            </w:r>
+            <w:r>
+              <w:t>centrada en la compraventa de artículos de segunda mano entre particulares, con posibilidad de envíos.</w:t>
+            </w:r>
+          </w:p>
+        </w:tc>
+        <w:tc>
+          <w:tcPr>
+            <w:tcW w:w="2410" w:type="dxa"/>
+          </w:tcPr>
+          <w:p>
+            <w:pPr>
+              <w:pStyle w:val="Textbody"/>
+            </w:pPr>
+            <w:r>
+              <w:t>Buen alcance: al ser muy usada en España, tienes acceso a muchos anuncios.</w:t>
+            </w:r>
+          </w:p>
+        </w:tc>
+        <w:tc>
+          <w:tcPr>
+            <w:tcW w:w="2977" w:type="dxa"/>
+          </w:tcPr>
+          <w:p>
+            <w:pPr>
+              <w:pStyle w:val="Textbody"/>
+            </w:pPr>
+            <w:r>
+              <w:t>Calidad y descripción variable: algunas quejas de usuarios indican que la protección al comprador puede dejar algo que desear</w:t>
+            </w:r>
+          </w:p>
+        </w:tc>
+      </w:tr>
+      <w:tr>
+        <w:tc>
+          <w:tcPr>
+            <w:tcW w:w="2127" w:type="dxa"/>
+          </w:tcPr>
+          <w:p>
+            <w:pPr>
+              <w:pStyle w:val="Textbody"/>
+              <w:rPr>
+                <w:b/>
+                <w:bCs/>
+              </w:rPr>
+            </w:pPr>
+            <w:r>
+              <w:rPr>
+                <w:b/>
+                <w:bCs/>
+              </w:rPr>
+              <w:t>Milanuncios</w:t>
+            </w:r>
+          </w:p>
+        </w:tc>
+        <w:tc>
+          <w:tcPr>
+            <w:tcW w:w="3402" w:type="dxa"/>
+          </w:tcPr>
+          <w:p>
+            <w:pPr>
+              <w:pStyle w:val="Textbody"/>
+            </w:pPr>
+            <w:r>
+              <w:t>P</w:t>
+            </w:r>
+            <w:r>
+              <w:t>lataforma generalista de anuncios clasificados en España donde los usuarios pueden publicar anuncios de compra‑venta de artículos de todo tipo</w:t>
+            </w:r>
+          </w:p>
+        </w:tc>
+        <w:tc>
+          <w:tcPr>
+            <w:tcW w:w="2410" w:type="dxa"/>
+          </w:tcPr>
+          <w:p>
+            <w:pPr>
+              <w:pStyle w:val="Textbody"/>
+            </w:pPr>
+            <w:r>
+              <w:t>P</w:t>
+            </w:r>
+            <w:r>
+              <w:t>uedes encontrar tanto objetos nuevos como de segunda mano, y el uso de anuncios clasificados permite negociar o contactar directamente con vendedor.</w:t>
+            </w:r>
+          </w:p>
+        </w:tc>
+        <w:tc>
+          <w:tcPr>
+            <w:tcW w:w="2977" w:type="dxa"/>
+          </w:tcPr>
+          <w:p>
+            <w:pPr>
+              <w:pStyle w:val="Textbody"/>
+            </w:pPr>
+            <w:r>
+              <w:t>Al ser plataforma generalista, la descripción del artículo puede variar mucho en calidad de detalle</w:t>
+            </w:r>
+          </w:p>
+        </w:tc>
+      </w:tr>
     </w:tbl>
-    <w:p>
-      <w:pPr>
-        <w:pStyle w:val="Textbody"/>
-      </w:pPr>
-    </w:p>
+    <w:p/>
     <w:p>
       <w:pPr>
         <w:pStyle w:val="Ttulo1"/>
       </w:pPr>
-      <w:r>
-        <w:lastRenderedPageBreak/>
+      <w:bookmarkStart w:id="27" w:name="_Toc212035906"/>
+      <w:commentRangeStart w:id="28"/>
+      <w:r>
         <w:t>3</w:t>
       </w:r>
       <w:r>
@@ -2915,30 +3720,42 @@
       <w:bookmarkEnd w:id="18"/>
       <w:bookmarkEnd w:id="19"/>
       <w:bookmarkEnd w:id="20"/>
-      <w:bookmarkEnd w:id="24"/>
       <w:bookmarkEnd w:id="25"/>
+      <w:commentRangeEnd w:id="28"/>
+      <w:r>
+        <w:rPr>
+          <w:rStyle w:val="Refdecomentario"/>
+          <w:rFonts w:eastAsia="NSimSun" w:cs="Mangal"/>
+          <w:b w:val="0"/>
+          <w:bCs w:val="0"/>
+        </w:rPr>
+        <w:commentReference w:id="28"/>
+      </w:r>
+      <w:bookmarkEnd w:id="27"/>
     </w:p>
     <w:p>
       <w:pPr>
         <w:pStyle w:val="Ttulo2"/>
       </w:pPr>
-      <w:bookmarkStart w:id="26" w:name="_Toc211763907"/>
-      <w:bookmarkStart w:id="27" w:name="__RefHeading___Toc2324_1209921303"/>
-      <w:bookmarkStart w:id="28" w:name="_Toc210721450"/>
-      <w:bookmarkStart w:id="29" w:name="_Toc210722546"/>
-      <w:bookmarkStart w:id="30" w:name="_Toc210895766"/>
+      <w:bookmarkStart w:id="29" w:name="__RefHeading___Toc2324_1209921303"/>
+      <w:bookmarkStart w:id="30" w:name="_Toc210721450"/>
+      <w:bookmarkStart w:id="31" w:name="_Toc210722546"/>
+      <w:bookmarkStart w:id="32" w:name="_Toc210895766"/>
+      <w:bookmarkStart w:id="33" w:name="_Toc212035907"/>
       <w:r>
         <w:t>A. Objetivos del Proyecto</w:t>
       </w:r>
-      <w:bookmarkEnd w:id="26"/>
+      <w:bookmarkEnd w:id="33"/>
     </w:p>
     <w:p>
       <w:pPr>
         <w:pStyle w:val="Ttulo3"/>
       </w:pPr>
+      <w:bookmarkStart w:id="34" w:name="_Toc212035908"/>
       <w:r>
         <w:t>Objetivo General</w:t>
       </w:r>
+      <w:bookmarkEnd w:id="34"/>
     </w:p>
     <w:p>
       <w:r>
@@ -2952,12 +3769,14 @@
       <w:pPr>
         <w:pStyle w:val="Ttulo3"/>
       </w:pPr>
+      <w:bookmarkStart w:id="35" w:name="_Toc212035909"/>
       <w:r>
         <w:t xml:space="preserve">Objetivos </w:t>
       </w:r>
       <w:r>
         <w:t>específicos</w:t>
       </w:r>
+      <w:bookmarkEnd w:id="35"/>
     </w:p>
     <w:p>
       <w:pPr>
@@ -2968,15 +3787,7 @@
         </w:numPr>
       </w:pPr>
       <w:r>
-        <w:t xml:space="preserve">Diseñar una interfaz web clara, visual y adaptable a móviles, </w:t>
-      </w:r>
-      <w:proofErr w:type="spellStart"/>
-      <w:r>
-        <w:t>tablets</w:t>
-      </w:r>
-      <w:proofErr w:type="spellEnd"/>
-      <w:r>
-        <w:t xml:space="preserve"> y ordenadores.</w:t>
+        <w:t>Diseñar una interfaz web clara, visual y adaptable a móviles, tablets y ordenadores.</w:t>
       </w:r>
     </w:p>
     <w:p>
@@ -3024,6 +3835,7 @@
         </w:numPr>
       </w:pPr>
       <w:r>
+        <w:lastRenderedPageBreak/>
         <w:t>Desarrollar un panel de administración privado para gestionar productos, categorías y galería mediante CRUD.</w:t>
       </w:r>
     </w:p>
@@ -3055,12 +3867,14 @@
       <w:pPr>
         <w:pStyle w:val="Ttulo3"/>
       </w:pPr>
+      <w:bookmarkStart w:id="36" w:name="_Toc212035910"/>
       <w:r>
         <w:t xml:space="preserve">Objetivos </w:t>
       </w:r>
       <w:r>
         <w:t>principales</w:t>
       </w:r>
+      <w:bookmarkEnd w:id="36"/>
     </w:p>
     <w:p>
       <w:pPr>
@@ -3107,15 +3921,7 @@
         <w:t>estionar el contenido</w:t>
       </w:r>
       <w:r>
-        <w:t xml:space="preserve"> de la web desde un panel de control que podrá visualizar para no tener que realizar los cambios directamente desde el </w:t>
-      </w:r>
-      <w:proofErr w:type="spellStart"/>
-      <w:r>
-        <w:t>backend</w:t>
-      </w:r>
-      <w:proofErr w:type="spellEnd"/>
-      <w:r>
-        <w:t>, si no que tenga su interfaz para administrarlo todo</w:t>
+        <w:t xml:space="preserve"> de la web desde un panel de control que podrá visualizar para no tener que realizar los cambios directamente desde el backend, si no que tenga su interfaz para administrarlo todo</w:t>
       </w:r>
       <w:r>
         <w:t>.</w:t>
@@ -3154,31 +3960,7 @@
         </w:numPr>
       </w:pPr>
       <w:r>
-        <w:t>El cliente podrá realizar la compra de productos mediante pasarela de pago, es decir, podrá pagar mediante distintos métodos de transferencia (</w:t>
-      </w:r>
-      <w:proofErr w:type="spellStart"/>
-      <w:r>
-        <w:t>ej</w:t>
-      </w:r>
-      <w:proofErr w:type="spellEnd"/>
-      <w:r>
-        <w:t xml:space="preserve">: </w:t>
-      </w:r>
-      <w:proofErr w:type="spellStart"/>
-      <w:r>
-        <w:t>paypal</w:t>
-      </w:r>
-      <w:proofErr w:type="spellEnd"/>
-      <w:r>
-        <w:t xml:space="preserve">, </w:t>
-      </w:r>
-      <w:proofErr w:type="spellStart"/>
-      <w:r>
-        <w:t>bizum</w:t>
-      </w:r>
-      <w:proofErr w:type="spellEnd"/>
-      <w:r>
-        <w:t>. Se investigará los métodos que hay para ver cual elijo).</w:t>
+        <w:t>El cliente podrá realizar la compra de productos mediante pasarela de pago, es decir, podrá pagar mediante distintos métodos de transferencia (ej: paypal, bizum. Se investigará los métodos que hay para ver cual elijo).</w:t>
       </w:r>
     </w:p>
     <w:p>
@@ -3271,7 +4053,6 @@
         </w:numPr>
       </w:pPr>
       <w:r>
-        <w:lastRenderedPageBreak/>
         <w:t>Sistema de c</w:t>
       </w:r>
       <w:r>
@@ -3313,13 +4094,8 @@
           <w:numId w:val="34"/>
         </w:numPr>
       </w:pPr>
-      <w:proofErr w:type="spellStart"/>
-      <w:r>
-        <w:t>Etc</w:t>
-      </w:r>
-      <w:proofErr w:type="spellEnd"/>
-      <w:r>
-        <w:t xml:space="preserve"> (hay que investigarlo)</w:t>
+      <w:r>
+        <w:t>Etc (hay que investigarlo)</w:t>
       </w:r>
     </w:p>
     <w:p>
@@ -3383,14 +4159,15 @@
         <w:t>(Debo investigar más funcionalidades interesantes principales en función de mi estudio de mercado)</w:t>
       </w:r>
     </w:p>
-    <w:p/>
     <w:p>
       <w:pPr>
         <w:pStyle w:val="Ttulo3"/>
       </w:pPr>
-      <w:r>
-        <w:t>SECUNDARIO</w:t>
-      </w:r>
+      <w:bookmarkStart w:id="37" w:name="_Toc212035911"/>
+      <w:r>
+        <w:t>Objetivos Secundarios</w:t>
+      </w:r>
+      <w:bookmarkEnd w:id="37"/>
     </w:p>
     <w:p>
       <w:pPr>
@@ -3401,36 +4178,19 @@
         </w:numPr>
       </w:pPr>
       <w:r>
-        <w:t xml:space="preserve">Un </w:t>
-      </w:r>
-      <w:proofErr w:type="spellStart"/>
-      <w:r>
-        <w:t>chatbot</w:t>
-      </w:r>
-      <w:proofErr w:type="spellEnd"/>
-      <w:r>
-        <w:t xml:space="preserve"> (</w:t>
-      </w:r>
-      <w:proofErr w:type="spellStart"/>
-      <w:r>
-        <w:t>ia</w:t>
-      </w:r>
-      <w:proofErr w:type="spellEnd"/>
-      <w:r>
-        <w:t>) para facilitar la búsqueda y preguntas sobre productos a los usuarios registrados.</w:t>
-      </w:r>
-    </w:p>
-    <w:p/>
-    <w:p/>
+        <w:t>Un chatbot (ia) para facilitar la búsqueda y preguntas sobre productos a los usuarios registrados.</w:t>
+      </w:r>
+    </w:p>
     <w:p>
       <w:pPr>
         <w:pStyle w:val="Ttulo2"/>
       </w:pPr>
-      <w:bookmarkStart w:id="31" w:name="_Toc211763908"/>
-      <w:r>
+      <w:bookmarkStart w:id="38" w:name="_Toc212035912"/>
+      <w:r>
+        <w:lastRenderedPageBreak/>
         <w:t>B. Requisitos Funcionales</w:t>
       </w:r>
-      <w:bookmarkEnd w:id="31"/>
+      <w:bookmarkEnd w:id="38"/>
     </w:p>
     <w:p>
       <w:r>
@@ -3441,11 +4201,11 @@
       <w:pPr>
         <w:pStyle w:val="Ttulo3"/>
       </w:pPr>
-      <w:bookmarkStart w:id="32" w:name="_Toc211763909"/>
+      <w:bookmarkStart w:id="39" w:name="_Toc212035913"/>
       <w:r>
         <w:t>B.1 Tipo de Usuarios y Actores</w:t>
       </w:r>
-      <w:bookmarkEnd w:id="32"/>
+      <w:bookmarkEnd w:id="39"/>
     </w:p>
     <w:tbl>
       <w:tblPr>
@@ -3719,15 +4479,7 @@
               <w:tab/>
             </w:r>
             <w:r>
-              <w:t xml:space="preserve"> (rol: </w:t>
-            </w:r>
-            <w:proofErr w:type="spellStart"/>
-            <w:r>
-              <w:t>admin</w:t>
-            </w:r>
-            <w:proofErr w:type="spellEnd"/>
-            <w:r>
-              <w:t>)</w:t>
+              <w:t xml:space="preserve"> (rol: admin)</w:t>
             </w:r>
           </w:p>
         </w:tc>
@@ -3749,13 +4501,8 @@
           </w:tcPr>
           <w:p>
             <w:r>
-              <w:t xml:space="preserve">- Acceso privado con </w:t>
+              <w:t>- Acceso privado con login</w:t>
             </w:r>
-            <w:proofErr w:type="spellStart"/>
-            <w:r>
-              <w:t>login</w:t>
-            </w:r>
-            <w:proofErr w:type="spellEnd"/>
           </w:p>
           <w:p>
             <w:r>
@@ -3774,14 +4521,16 @@
       <w:pPr>
         <w:pStyle w:val="Ttulo3"/>
       </w:pPr>
-      <w:bookmarkStart w:id="33" w:name="_Toc211763910"/>
+      <w:bookmarkStart w:id="40" w:name="_Toc212035914"/>
       <w:r>
         <w:rPr>
           <w:rStyle w:val="nfasis"/>
+          <w:i w:val="0"/>
+          <w:iCs w:val="0"/>
         </w:rPr>
         <w:t>B.2 Funcionalidades por sección</w:t>
       </w:r>
-      <w:bookmarkEnd w:id="33"/>
+      <w:bookmarkEnd w:id="40"/>
     </w:p>
     <w:p>
       <w:pPr>
@@ -3819,7 +4568,6 @@
         </w:numPr>
       </w:pPr>
       <w:r>
-        <w:lastRenderedPageBreak/>
         <w:t>Mostrar productos destacados o novedades.</w:t>
       </w:r>
     </w:p>
@@ -3894,19 +4642,11 @@
         <w:pStyle w:val="Prrafodelista"/>
         <w:numPr>
           <w:ilvl w:val="0"/>
-          <w:numId w:val="35"/>
+          <w:numId w:val="43"/>
         </w:numPr>
       </w:pPr>
       <w:r>
-        <w:t xml:space="preserve">Visualizar trabajos realizados en formato </w:t>
-      </w:r>
-      <w:proofErr w:type="spellStart"/>
-      <w:r>
-        <w:t>grid</w:t>
-      </w:r>
-      <w:proofErr w:type="spellEnd"/>
-      <w:r>
-        <w:t>.</w:t>
+        <w:t>Visualizar trabajos realizados en formato grid.</w:t>
       </w:r>
     </w:p>
     <w:p>
@@ -3914,7 +4654,7 @@
         <w:pStyle w:val="Prrafodelista"/>
         <w:numPr>
           <w:ilvl w:val="0"/>
-          <w:numId w:val="35"/>
+          <w:numId w:val="43"/>
         </w:numPr>
       </w:pPr>
       <w:r>
@@ -3941,7 +4681,7 @@
         <w:pStyle w:val="Prrafodelista"/>
         <w:numPr>
           <w:ilvl w:val="0"/>
-          <w:numId w:val="35"/>
+          <w:numId w:val="42"/>
         </w:numPr>
       </w:pPr>
       <w:r>
@@ -3953,7 +4693,7 @@
         <w:pStyle w:val="Prrafodelista"/>
         <w:numPr>
           <w:ilvl w:val="0"/>
-          <w:numId w:val="35"/>
+          <w:numId w:val="42"/>
         </w:numPr>
       </w:pPr>
       <w:r>
@@ -3965,7 +4705,7 @@
         <w:pStyle w:val="Prrafodelista"/>
         <w:numPr>
           <w:ilvl w:val="0"/>
-          <w:numId w:val="35"/>
+          <w:numId w:val="42"/>
         </w:numPr>
       </w:pPr>
       <w:r>
@@ -3989,144 +4729,82 @@
     </w:p>
     <w:p>
       <w:pPr>
-        <w:pStyle w:val="Ttulo2"/>
+        <w:pStyle w:val="Prrafodelista"/>
         <w:numPr>
           <w:ilvl w:val="0"/>
-          <w:numId w:val="35"/>
+          <w:numId w:val="41"/>
         </w:numPr>
         <w:rPr>
-          <w:rFonts w:eastAsia="NSimSun" w:cs="Mangal"/>
-          <w:b w:val="0"/>
-          <w:bCs w:val="0"/>
-          <w:sz w:val="24"/>
-          <w:szCs w:val="24"/>
-        </w:rPr>
-      </w:pPr>
-      <w:bookmarkStart w:id="34" w:name="_Toc211763911"/>
-      <w:proofErr w:type="spellStart"/>
-      <w:r>
-        <w:rPr>
-          <w:rFonts w:eastAsia="NSimSun" w:cs="Mangal"/>
-          <w:b w:val="0"/>
-          <w:bCs w:val="0"/>
-          <w:sz w:val="24"/>
-          <w:szCs w:val="24"/>
-        </w:rPr>
-        <w:t>Login</w:t>
-      </w:r>
-      <w:proofErr w:type="spellEnd"/>
-      <w:r>
-        <w:rPr>
-          <w:rFonts w:eastAsia="NSimSun" w:cs="Mangal"/>
-          <w:b w:val="0"/>
-          <w:bCs w:val="0"/>
-          <w:sz w:val="24"/>
-          <w:szCs w:val="24"/>
-        </w:rPr>
-        <w:t xml:space="preserve"> protegido con usuario y contraseña.</w:t>
-      </w:r>
-    </w:p>
-    <w:p>
-      <w:pPr>
-        <w:pStyle w:val="Ttulo2"/>
+          <w:b/>
+          <w:bCs/>
+        </w:rPr>
+      </w:pPr>
+      <w:r>
+        <w:t>Login protegido con usuario y contraseña.</w:t>
+      </w:r>
+    </w:p>
+    <w:p>
+      <w:pPr>
+        <w:pStyle w:val="Prrafodelista"/>
         <w:numPr>
           <w:ilvl w:val="0"/>
-          <w:numId w:val="35"/>
+          <w:numId w:val="41"/>
         </w:numPr>
         <w:rPr>
-          <w:rFonts w:eastAsia="NSimSun" w:cs="Mangal"/>
-          <w:b w:val="0"/>
-          <w:bCs w:val="0"/>
-          <w:sz w:val="24"/>
-          <w:szCs w:val="24"/>
-        </w:rPr>
-      </w:pPr>
-      <w:r>
-        <w:rPr>
-          <w:rFonts w:eastAsia="NSimSun" w:cs="Mangal"/>
-          <w:b w:val="0"/>
-          <w:bCs w:val="0"/>
-          <w:sz w:val="24"/>
-          <w:szCs w:val="24"/>
-        </w:rPr>
+          <w:b/>
+          <w:bCs/>
+        </w:rPr>
+      </w:pPr>
+      <w:r>
         <w:t>Crear, editar y eliminar productos.</w:t>
       </w:r>
     </w:p>
     <w:p>
       <w:pPr>
-        <w:pStyle w:val="Ttulo2"/>
+        <w:pStyle w:val="Prrafodelista"/>
         <w:numPr>
           <w:ilvl w:val="0"/>
-          <w:numId w:val="35"/>
+          <w:numId w:val="41"/>
         </w:numPr>
         <w:rPr>
-          <w:rFonts w:eastAsia="NSimSun" w:cs="Mangal"/>
-          <w:b w:val="0"/>
-          <w:bCs w:val="0"/>
-          <w:sz w:val="24"/>
-          <w:szCs w:val="24"/>
-        </w:rPr>
-      </w:pPr>
-      <w:r>
-        <w:rPr>
-          <w:rFonts w:eastAsia="NSimSun" w:cs="Mangal"/>
-          <w:b w:val="0"/>
-          <w:bCs w:val="0"/>
-          <w:sz w:val="24"/>
-          <w:szCs w:val="24"/>
-        </w:rPr>
+          <w:b/>
+          <w:bCs/>
+        </w:rPr>
+      </w:pPr>
+      <w:r>
         <w:t>Gestionar categorías.</w:t>
       </w:r>
     </w:p>
     <w:p>
       <w:pPr>
-        <w:pStyle w:val="Ttulo2"/>
+        <w:pStyle w:val="Prrafodelista"/>
         <w:numPr>
           <w:ilvl w:val="0"/>
-          <w:numId w:val="35"/>
+          <w:numId w:val="41"/>
         </w:numPr>
         <w:rPr>
-          <w:rFonts w:eastAsia="NSimSun" w:cs="Mangal"/>
-          <w:b w:val="0"/>
-          <w:bCs w:val="0"/>
-          <w:sz w:val="24"/>
-          <w:szCs w:val="24"/>
-        </w:rPr>
-      </w:pPr>
-      <w:r>
-        <w:rPr>
-          <w:rFonts w:eastAsia="NSimSun" w:cs="Mangal"/>
-          <w:b w:val="0"/>
-          <w:bCs w:val="0"/>
-          <w:sz w:val="24"/>
-          <w:szCs w:val="24"/>
-        </w:rPr>
+          <w:b/>
+          <w:bCs/>
+        </w:rPr>
+      </w:pPr>
+      <w:r>
+        <w:lastRenderedPageBreak/>
         <w:t>Gestionar galería (subida y eliminación de imágenes).</w:t>
       </w:r>
     </w:p>
     <w:p>
       <w:pPr>
-        <w:pStyle w:val="Ttulo2"/>
+        <w:pStyle w:val="Prrafodelista"/>
         <w:numPr>
           <w:ilvl w:val="0"/>
-          <w:numId w:val="35"/>
+          <w:numId w:val="41"/>
         </w:numPr>
         <w:rPr>
-          <w:rFonts w:eastAsia="NSimSun" w:cs="Mangal"/>
-          <w:b w:val="0"/>
-          <w:bCs w:val="0"/>
-          <w:sz w:val="24"/>
-          <w:szCs w:val="24"/>
-        </w:rPr>
-      </w:pPr>
-      <w:r>
-        <w:rPr>
-          <w:rFonts w:eastAsia="NSimSun" w:cs="Mangal"/>
-          <w:b w:val="0"/>
-          <w:bCs w:val="0"/>
-          <w:sz w:val="24"/>
-          <w:szCs w:val="24"/>
-        </w:rPr>
+          <w:b/>
+          <w:bCs/>
+        </w:rPr>
+      </w:pPr>
+      <w:r>
         <w:t>Leer y eliminar mensajes de contacto.</w:t>
       </w:r>
     </w:p>
@@ -4134,11 +4812,12 @@
       <w:pPr>
         <w:pStyle w:val="Ttulo2"/>
       </w:pPr>
-      <w:commentRangeStart w:id="35"/>
+      <w:bookmarkStart w:id="41" w:name="_Toc212035915"/>
+      <w:commentRangeStart w:id="42"/>
       <w:r>
         <w:t>C. Requisitos No Funcionales</w:t>
       </w:r>
-      <w:commentRangeEnd w:id="35"/>
+      <w:commentRangeEnd w:id="42"/>
       <w:r>
         <w:rPr>
           <w:rStyle w:val="Refdecomentario"/>
@@ -4146,9 +4825,9 @@
           <w:b w:val="0"/>
           <w:bCs w:val="0"/>
         </w:rPr>
-        <w:commentReference w:id="35"/>
-      </w:r>
-      <w:bookmarkEnd w:id="34"/>
+        <w:commentReference w:id="42"/>
+      </w:r>
+      <w:bookmarkEnd w:id="41"/>
     </w:p>
     <w:p>
       <w:r>
@@ -4293,15 +4972,7 @@
           </w:tcPr>
           <w:p>
             <w:r>
-              <w:t>Interfaz simple, intuitiva y responsive (adaptable a móviles/</w:t>
-            </w:r>
-            <w:proofErr w:type="spellStart"/>
-            <w:r>
-              <w:t>tablets</w:t>
-            </w:r>
-            <w:proofErr w:type="spellEnd"/>
-            <w:r>
-              <w:t>).</w:t>
+              <w:t>Interfaz simple, intuitiva y responsive (adaptable a móviles/tablets).</w:t>
             </w:r>
           </w:p>
         </w:tc>
@@ -4617,24 +5288,24 @@
         </w:tc>
       </w:tr>
     </w:tbl>
+    <w:p/>
     <w:p>
       <w:pPr>
         <w:pStyle w:val="Ttulo1"/>
       </w:pPr>
-      <w:bookmarkStart w:id="36" w:name="_Toc211763912"/>
-      <w:r>
-        <w:lastRenderedPageBreak/>
+      <w:bookmarkStart w:id="43" w:name="_Toc212035916"/>
+      <w:r>
         <w:t>4</w:t>
       </w:r>
-      <w:commentRangeStart w:id="37"/>
+      <w:commentRangeStart w:id="44"/>
       <w:r>
         <w:t>.Lenguajes de programación a utilizar (Tecnologías)</w:t>
       </w:r>
-      <w:bookmarkEnd w:id="27"/>
-      <w:bookmarkEnd w:id="28"/>
       <w:bookmarkEnd w:id="29"/>
       <w:bookmarkEnd w:id="30"/>
-      <w:commentRangeEnd w:id="37"/>
+      <w:bookmarkEnd w:id="31"/>
+      <w:bookmarkEnd w:id="32"/>
+      <w:commentRangeEnd w:id="44"/>
       <w:r>
         <w:rPr>
           <w:rStyle w:val="Refdecomentario"/>
@@ -4642,17 +5313,16 @@
           <w:b w:val="0"/>
           <w:bCs w:val="0"/>
         </w:rPr>
-        <w:commentReference w:id="37"/>
-      </w:r>
-      <w:bookmarkEnd w:id="36"/>
-    </w:p>
-    <w:p>
-      <w:bookmarkStart w:id="38" w:name="_Toc211763913"/>
-      <w:bookmarkStart w:id="39" w:name="_Toc210895768"/>
-      <w:bookmarkStart w:id="40" w:name="__RefHeading___Toc2338_1209921303"/>
-      <w:bookmarkStart w:id="41" w:name="_Toc210721457"/>
-      <w:bookmarkStart w:id="42" w:name="_Toc210722553"/>
-      <w:bookmarkStart w:id="43" w:name="_Toc210895773"/>
+        <w:commentReference w:id="44"/>
+      </w:r>
+      <w:bookmarkEnd w:id="43"/>
+    </w:p>
+    <w:p>
+      <w:bookmarkStart w:id="45" w:name="_Toc210895768"/>
+      <w:bookmarkStart w:id="46" w:name="__RefHeading___Toc2338_1209921303"/>
+      <w:bookmarkStart w:id="47" w:name="_Toc210721457"/>
+      <w:bookmarkStart w:id="48" w:name="_Toc210722553"/>
+      <w:bookmarkStart w:id="49" w:name="_Toc210895773"/>
       <w:r>
         <w:t>Para el desarrollo del proyecto trabajaré con tecnologías estándar del desarrollo web, ya que son compatibles entre sí y permiten construir una aplicación completa, desde la parte visual hasta la gestión de datos. Las tecnologías que usaré son:</w:t>
       </w:r>
@@ -4666,7 +5336,14 @@
         </w:numPr>
       </w:pPr>
       <w:r>
-        <w:t>HTML5: para estructurar el contenido y las páginas de la aplicación.</w:t>
+        <w:rPr>
+          <w:b/>
+          <w:bCs/>
+        </w:rPr>
+        <w:t>HTML5:</w:t>
+      </w:r>
+      <w:r>
+        <w:t xml:space="preserve"> para estructurar el contenido y las páginas de la aplicación.</w:t>
       </w:r>
     </w:p>
     <w:p>
@@ -4678,7 +5355,14 @@
         </w:numPr>
       </w:pPr>
       <w:r>
-        <w:t>CSS3: para dar estilo y crear una interfaz visual agradable y responsive.</w:t>
+        <w:rPr>
+          <w:b/>
+          <w:bCs/>
+        </w:rPr>
+        <w:t>CSS3:</w:t>
+      </w:r>
+      <w:r>
+        <w:t xml:space="preserve"> para dar estilo y crear una interfaz visual agradable y responsive.</w:t>
       </w:r>
     </w:p>
     <w:p>
@@ -4690,7 +5374,14 @@
         </w:numPr>
       </w:pPr>
       <w:r>
-        <w:t>JavaScript (ES6): para añadir interactividad en el navegador e implementar validaciones en el cliente.</w:t>
+        <w:rPr>
+          <w:b/>
+          <w:bCs/>
+        </w:rPr>
+        <w:t>JavaScript (ES6):</w:t>
+      </w:r>
+      <w:r>
+        <w:t xml:space="preserve"> para añadir interactividad en el navegador e implementar validaciones en el cliente.</w:t>
       </w:r>
     </w:p>
     <w:p>
@@ -4702,7 +5393,14 @@
         </w:numPr>
       </w:pPr>
       <w:r>
-        <w:t>PHP 8.x: para desarrollar la lógica del servidor y la conexión con la base de datos.</w:t>
+        <w:rPr>
+          <w:b/>
+          <w:bCs/>
+        </w:rPr>
+        <w:t>PHP 8.x:</w:t>
+      </w:r>
+      <w:r>
+        <w:t xml:space="preserve"> para desarrollar la lógica del servidor y la conexión con la base de datos.</w:t>
       </w:r>
     </w:p>
     <w:p>
@@ -4714,7 +5412,14 @@
         </w:numPr>
       </w:pPr>
       <w:r>
-        <w:t>MySQL: como sistema gestor de bases de datos para almacenar productos, mensajes, imágenes y usuarios.</w:t>
+        <w:rPr>
+          <w:b/>
+          <w:bCs/>
+        </w:rPr>
+        <w:t>MySQL:</w:t>
+      </w:r>
+      <w:r>
+        <w:t xml:space="preserve"> como sistema gestor de bases de datos para almacenar productos, mensajes, imágenes y usuarios.</w:t>
       </w:r>
     </w:p>
     <w:p>
@@ -4726,15 +5431,23 @@
         </w:numPr>
       </w:pPr>
       <w:r>
-        <w:t>Apache (XAMPP): como servidor local para ejecutar PHP y MySQL durante el desarrollo.</w:t>
+        <w:rPr>
+          <w:b/>
+          <w:bCs/>
+        </w:rPr>
+        <w:t>Apache (XAMPP):</w:t>
+      </w:r>
+      <w:r>
+        <w:t xml:space="preserve"> como servidor local para ejecutar PHP y MySQL durante el desarrollo.</w:t>
       </w:r>
     </w:p>
     <w:p>
       <w:r>
         <w:t>He elegido estas tecnologías porque son compatibles entre sí, funcionan bien juntas y son habituales en el entorno profesional del desarrollo web. Además, permiten cumplir todos los requisitos del proyecto: mostrar información en la web, almacenar datos, gestionar contenido desde un panel privado y validar formularios.</w:t>
       </w:r>
-    </w:p>
-    <w:p>
+      <w:r>
+        <w:t xml:space="preserve"> </w:t>
+      </w:r>
       <w:r>
         <w:t>También utilizaré algunas herramientas de apoyo durante el desarrollo:</w:t>
       </w:r>
@@ -4748,15 +5461,14 @@
         </w:numPr>
       </w:pPr>
       <w:r>
-        <w:t xml:space="preserve">Visual Studio </w:t>
-      </w:r>
-      <w:proofErr w:type="spellStart"/>
-      <w:r>
-        <w:t>Code</w:t>
-      </w:r>
-      <w:proofErr w:type="spellEnd"/>
-      <w:r>
-        <w:t>: editor de código principal.</w:t>
+        <w:rPr>
+          <w:b/>
+          <w:bCs/>
+        </w:rPr>
+        <w:t>Visual Studio Code:</w:t>
+      </w:r>
+      <w:r>
+        <w:t xml:space="preserve"> editor de código principal.</w:t>
       </w:r>
     </w:p>
     <w:p>
@@ -4768,15 +5480,14 @@
         </w:numPr>
       </w:pPr>
       <w:r>
-        <w:t xml:space="preserve">MySQL </w:t>
-      </w:r>
-      <w:proofErr w:type="spellStart"/>
-      <w:r>
-        <w:t>Workbench</w:t>
-      </w:r>
-      <w:proofErr w:type="spellEnd"/>
-      <w:r>
-        <w:t>: para diseñar y revisar la base de datos.</w:t>
+        <w:rPr>
+          <w:b/>
+          <w:bCs/>
+        </w:rPr>
+        <w:t>MySQL Workbench:</w:t>
+      </w:r>
+      <w:r>
+        <w:t xml:space="preserve"> para diseñar y revisar la base de datos.</w:t>
       </w:r>
     </w:p>
     <w:p>
@@ -4788,7 +5499,14 @@
         </w:numPr>
       </w:pPr>
       <w:r>
-        <w:t>Git y GitHub: para el control de versiones.</w:t>
+        <w:rPr>
+          <w:b/>
+          <w:bCs/>
+        </w:rPr>
+        <w:t>Git y GitHub:</w:t>
+      </w:r>
+      <w:r>
+        <w:t xml:space="preserve"> para el control de versiones.</w:t>
       </w:r>
     </w:p>
     <w:p>
@@ -4799,27 +5517,31 @@
           <w:numId w:val="37"/>
         </w:numPr>
       </w:pPr>
-      <w:proofErr w:type="spellStart"/>
-      <w:r>
-        <w:t>Figma</w:t>
-      </w:r>
-      <w:proofErr w:type="spellEnd"/>
-      <w:r>
-        <w:t>: para diseñar el prototipo visual antes de maquetar la web.</w:t>
+      <w:r>
+        <w:rPr>
+          <w:b/>
+          <w:bCs/>
+        </w:rPr>
+        <w:t>Figma:</w:t>
+      </w:r>
+      <w:r>
+        <w:t xml:space="preserve"> para diseñar el prototipo visual antes de maquetar la web.</w:t>
       </w:r>
     </w:p>
     <w:p>
       <w:pPr>
         <w:pStyle w:val="Ttulo1"/>
       </w:pPr>
-      <w:r>
+      <w:bookmarkStart w:id="50" w:name="_Toc212035917"/>
+      <w:r>
+        <w:lastRenderedPageBreak/>
         <w:t>5</w:t>
       </w:r>
-      <w:commentRangeStart w:id="44"/>
+      <w:commentRangeStart w:id="51"/>
       <w:r>
         <w:t>.BBDD a utilizar (ya sea Relacional o No Relacional) (CE: 2.b, 2.e)</w:t>
       </w:r>
-      <w:commentRangeEnd w:id="44"/>
+      <w:commentRangeEnd w:id="51"/>
       <w:r>
         <w:rPr>
           <w:rStyle w:val="Refdecomentario"/>
@@ -4827,9 +5549,9 @@
           <w:b w:val="0"/>
           <w:bCs w:val="0"/>
         </w:rPr>
-        <w:commentReference w:id="44"/>
-      </w:r>
-      <w:bookmarkEnd w:id="38"/>
+        <w:commentReference w:id="51"/>
+      </w:r>
+      <w:bookmarkEnd w:id="50"/>
     </w:p>
     <w:p>
       <w:pPr>
@@ -4855,23 +5577,7 @@
         </w:numPr>
       </w:pPr>
       <w:r>
-        <w:t xml:space="preserve">productos (id, nombre, </w:t>
-      </w:r>
-      <w:proofErr w:type="spellStart"/>
-      <w:r>
-        <w:t>descripcion</w:t>
-      </w:r>
-      <w:proofErr w:type="spellEnd"/>
-      <w:r>
-        <w:t xml:space="preserve">, precio, </w:t>
-      </w:r>
-      <w:proofErr w:type="spellStart"/>
-      <w:r>
-        <w:t>categoria_id</w:t>
-      </w:r>
-      <w:proofErr w:type="spellEnd"/>
-      <w:r>
-        <w:t>, imagen)</w:t>
+        <w:t>productos (id, nombre, descripcion, precio, categoria_id, imagen)</w:t>
       </w:r>
     </w:p>
     <w:p>
@@ -4882,13 +5588,8 @@
           <w:numId w:val="10"/>
         </w:numPr>
       </w:pPr>
-      <w:proofErr w:type="spellStart"/>
-      <w:r>
-        <w:t>categorias</w:t>
-      </w:r>
-      <w:proofErr w:type="spellEnd"/>
-      <w:r>
-        <w:t xml:space="preserve"> (id, nombre)</w:t>
+      <w:r>
+        <w:t>categorias (id, nombre)</w:t>
       </w:r>
     </w:p>
     <w:p>
@@ -4899,13 +5600,8 @@
           <w:numId w:val="10"/>
         </w:numPr>
       </w:pPr>
-      <w:proofErr w:type="spellStart"/>
-      <w:r>
-        <w:t>mensajes_contacto</w:t>
-      </w:r>
-      <w:proofErr w:type="spellEnd"/>
-      <w:r>
-        <w:t xml:space="preserve"> (id, nombre, email, mensaje)</w:t>
+      <w:r>
+        <w:t>mensajes_contacto (id, nombre, email, mensaje)</w:t>
       </w:r>
     </w:p>
     <w:p>
@@ -4916,29 +5612,8 @@
           <w:numId w:val="10"/>
         </w:numPr>
       </w:pPr>
-      <w:proofErr w:type="spellStart"/>
-      <w:r>
-        <w:t>imagenes_galeria</w:t>
-      </w:r>
-      <w:proofErr w:type="spellEnd"/>
-      <w:r>
-        <w:t xml:space="preserve"> (id, </w:t>
-      </w:r>
-      <w:proofErr w:type="spellStart"/>
-      <w:r>
-        <w:t>url</w:t>
-      </w:r>
-      <w:proofErr w:type="spellEnd"/>
-      <w:r>
-        <w:t xml:space="preserve">, </w:t>
-      </w:r>
-      <w:proofErr w:type="spellStart"/>
-      <w:r>
-        <w:t>descripcion</w:t>
-      </w:r>
-      <w:proofErr w:type="spellEnd"/>
-      <w:r>
-        <w:t>)</w:t>
+      <w:r>
+        <w:t>imagenes_galeria (id, url, descripcion)</w:t>
       </w:r>
     </w:p>
     <w:p>
@@ -4950,34 +5625,23 @@
         </w:numPr>
       </w:pPr>
       <w:r>
-        <w:t>usuarios (</w:t>
-      </w:r>
-      <w:proofErr w:type="spellStart"/>
-      <w:proofErr w:type="gramStart"/>
-      <w:r>
-        <w:t>id,rol</w:t>
-      </w:r>
-      <w:proofErr w:type="spellEnd"/>
-      <w:proofErr w:type="gramEnd"/>
-      <w:r>
-        <w:t xml:space="preserve"> ,…)</w:t>
-      </w:r>
-    </w:p>
-    <w:p/>
+        <w:t>usuarios (id,rol ,…)</w:t>
+      </w:r>
+    </w:p>
     <w:p>
       <w:pPr>
         <w:pStyle w:val="Ttulo1"/>
       </w:pPr>
-      <w:bookmarkStart w:id="45" w:name="_Toc211763914"/>
+      <w:bookmarkStart w:id="52" w:name="_Toc212035918"/>
       <w:r>
         <w:t>6</w:t>
       </w:r>
-      <w:commentRangeStart w:id="46"/>
+      <w:commentRangeStart w:id="53"/>
       <w:r>
         <w:t>.Diagrama UML (CE: 1.i, 2.a)</w:t>
       </w:r>
-      <w:bookmarkEnd w:id="39"/>
-      <w:commentRangeEnd w:id="46"/>
+      <w:bookmarkEnd w:id="45"/>
+      <w:commentRangeEnd w:id="53"/>
       <w:r>
         <w:rPr>
           <w:rStyle w:val="Refdecomentario"/>
@@ -4985,9 +5649,9 @@
           <w:b w:val="0"/>
           <w:bCs w:val="0"/>
         </w:rPr>
-        <w:commentReference w:id="46"/>
-      </w:r>
-      <w:bookmarkEnd w:id="45"/>
+        <w:commentReference w:id="53"/>
+      </w:r>
+      <w:bookmarkEnd w:id="52"/>
     </w:p>
     <w:p>
       <w:pPr>
@@ -5012,15 +5676,7 @@
         </w:numPr>
       </w:pPr>
       <w:r>
-        <w:t xml:space="preserve">Producto (nombre, descripción, precio, </w:t>
-      </w:r>
-      <w:proofErr w:type="spellStart"/>
-      <w:r>
-        <w:t>categoria_id</w:t>
-      </w:r>
-      <w:proofErr w:type="spellEnd"/>
-      <w:r>
-        <w:t>)</w:t>
+        <w:t>Producto (nombre, descripción, precio, categoria_id)</w:t>
       </w:r>
     </w:p>
     <w:p>
@@ -5041,14 +5697,8 @@
           <w:numId w:val="11"/>
         </w:numPr>
       </w:pPr>
-      <w:proofErr w:type="spellStart"/>
-      <w:r>
-        <w:lastRenderedPageBreak/>
-        <w:t>MensajeContacto</w:t>
-      </w:r>
-      <w:proofErr w:type="spellEnd"/>
-      <w:r>
-        <w:t xml:space="preserve"> (nombre, email, mensaje)</w:t>
+      <w:r>
+        <w:t>MensajeContacto (nombre, email, mensaje)</w:t>
       </w:r>
     </w:p>
     <w:p>
@@ -5057,35 +5707,6 @@
           <w:ilvl w:val="0"/>
           <w:numId w:val="11"/>
         </w:numPr>
-      </w:pPr>
-      <w:proofErr w:type="spellStart"/>
-      <w:r>
-        <w:t>ImagenGalería</w:t>
-      </w:r>
-      <w:proofErr w:type="spellEnd"/>
-      <w:r>
-        <w:t xml:space="preserve"> (</w:t>
-      </w:r>
-      <w:proofErr w:type="spellStart"/>
-      <w:r>
-        <w:t>url</w:t>
-      </w:r>
-      <w:proofErr w:type="spellEnd"/>
-      <w:r>
-        <w:t>, descripción)</w:t>
-      </w:r>
-    </w:p>
-    <w:p>
-      <w:pPr>
-        <w:ind w:left="720"/>
-      </w:pPr>
-    </w:p>
-    <w:p>
-      <w:pPr>
-        <w:ind w:left="720"/>
-        <w:rPr>
-          <w:color w:val="EE0000"/>
-        </w:rPr>
       </w:pPr>
       <w:r>
         <w:rPr>
@@ -5097,13 +5718,13 @@
           <w:szCs w:val="36"/>
         </w:rPr>
         <w:drawing>
-          <wp:anchor distT="0" distB="0" distL="114300" distR="114300" simplePos="0" relativeHeight="251669504" behindDoc="0" locked="0" layoutInCell="1" allowOverlap="1" wp14:anchorId="7195F3F7" wp14:editId="76421D04">
+          <wp:anchor distT="0" distB="0" distL="114300" distR="114300" simplePos="0" relativeHeight="251669504" behindDoc="0" locked="0" layoutInCell="1" allowOverlap="1" wp14:anchorId="7195F3F7" wp14:editId="5F431FD1">
             <wp:simplePos x="0" y="0"/>
             <wp:positionH relativeFrom="column">
-              <wp:posOffset>672465</wp:posOffset>
+              <wp:posOffset>650519</wp:posOffset>
             </wp:positionH>
             <wp:positionV relativeFrom="paragraph">
-              <wp:posOffset>168275</wp:posOffset>
+              <wp:posOffset>371856</wp:posOffset>
             </wp:positionV>
             <wp:extent cx="4213860" cy="2506980"/>
             <wp:effectExtent l="0" t="0" r="0" b="7620"/>
@@ -5118,7 +5739,7 @@
                     <pic:cNvPicPr/>
                   </pic:nvPicPr>
                   <pic:blipFill>
-                    <a:blip r:embed="rId13">
+                    <a:blip r:embed="rId14">
                       <a:lum/>
                       <a:alphaModFix/>
                     </a:blip>
@@ -5153,37 +5774,48 @@
           </wp:anchor>
         </w:drawing>
       </w:r>
-      <w:commentRangeStart w:id="47"/>
-      <w:r>
+      <w:r>
+        <w:t>ImagenGalería (url, descripción)</w:t>
+      </w:r>
+    </w:p>
+    <w:p>
+      <w:pPr>
+        <w:ind w:left="720"/>
         <w:rPr>
           <w:color w:val="EE0000"/>
         </w:rPr>
+      </w:pPr>
+      <w:commentRangeStart w:id="54"/>
+      <w:r>
+        <w:rPr>
+          <w:color w:val="EE0000"/>
+        </w:rPr>
         <w:t>Todas las imágenes y tablas deben llevar título (pregúntame como si no sabes).</w:t>
       </w:r>
-      <w:commentRangeEnd w:id="47"/>
+      <w:commentRangeEnd w:id="54"/>
       <w:r>
         <w:rPr>
           <w:rStyle w:val="Refdecomentario"/>
           <w:rFonts w:cs="Mangal"/>
         </w:rPr>
-        <w:commentReference w:id="47"/>
+        <w:commentReference w:id="54"/>
       </w:r>
     </w:p>
     <w:p>
       <w:pPr>
         <w:pStyle w:val="Ttulo1"/>
       </w:pPr>
-      <w:bookmarkStart w:id="48" w:name="_Toc210895769"/>
-      <w:bookmarkStart w:id="49" w:name="_Toc211763915"/>
+      <w:bookmarkStart w:id="55" w:name="_Toc210895769"/>
+      <w:bookmarkStart w:id="56" w:name="_Toc212035919"/>
       <w:r>
         <w:t>7</w:t>
       </w:r>
-      <w:commentRangeStart w:id="50"/>
+      <w:commentRangeStart w:id="57"/>
       <w:r>
         <w:t>.Entornos de aplicación del proyecto:</w:t>
       </w:r>
-      <w:bookmarkEnd w:id="48"/>
-      <w:commentRangeEnd w:id="50"/>
+      <w:bookmarkEnd w:id="55"/>
+      <w:commentRangeEnd w:id="57"/>
       <w:r>
         <w:rPr>
           <w:rStyle w:val="Refdecomentario"/>
@@ -5191,9 +5823,9 @@
           <w:b w:val="0"/>
           <w:bCs w:val="0"/>
         </w:rPr>
-        <w:commentReference w:id="50"/>
-      </w:r>
-      <w:bookmarkEnd w:id="49"/>
+        <w:commentReference w:id="57"/>
+      </w:r>
+      <w:bookmarkEnd w:id="56"/>
     </w:p>
     <w:p>
       <w:r>
@@ -5241,33 +5873,25 @@
         <w:t xml:space="preserve"> Panel privado para añadir/modificar productos y gestionar mensajes de contacto.</w:t>
       </w:r>
     </w:p>
-    <w:p/>
-    <w:p>
-      <w:r>
-        <w:t xml:space="preserve">Cuando el proyecto esté terminado, la aplicación podrá alojarse en un hosting web con soporte PHP y MySQL, o en un servidor como </w:t>
-      </w:r>
-      <w:proofErr w:type="spellStart"/>
-      <w:r>
-        <w:t>Railway</w:t>
-      </w:r>
-      <w:proofErr w:type="spellEnd"/>
-      <w:r>
-        <w:t xml:space="preserve"> o Hostinger.</w:t>
+    <w:p>
+      <w:r>
+        <w:t>Cuando el proyecto esté terminado, la aplicación podrá alojarse en un hosting web con soporte PHP y MySQL, o en un servidor como Railway o Hostinger.</w:t>
       </w:r>
     </w:p>
     <w:p>
       <w:pPr>
         <w:pStyle w:val="Ttulo2"/>
       </w:pPr>
-      <w:bookmarkStart w:id="51" w:name="_Toc211763916"/>
-      <w:bookmarkStart w:id="52" w:name="__RefHeading___Toc2336_1209921303"/>
-      <w:bookmarkStart w:id="53" w:name="_Toc210721456"/>
-      <w:bookmarkStart w:id="54" w:name="_Toc210722552"/>
-      <w:bookmarkStart w:id="55" w:name="_Toc210895772"/>
-      <w:r>
+      <w:bookmarkStart w:id="58" w:name="__RefHeading___Toc2336_1209921303"/>
+      <w:bookmarkStart w:id="59" w:name="_Toc210721456"/>
+      <w:bookmarkStart w:id="60" w:name="_Toc210722552"/>
+      <w:bookmarkStart w:id="61" w:name="_Toc210895772"/>
+      <w:bookmarkStart w:id="62" w:name="_Toc212035920"/>
+      <w:r>
+        <w:lastRenderedPageBreak/>
         <w:t>Hardware Necesario</w:t>
       </w:r>
-      <w:bookmarkEnd w:id="51"/>
+      <w:bookmarkEnd w:id="62"/>
     </w:p>
     <w:p>
       <w:pPr>
@@ -5324,11 +5948,11 @@
       <w:pPr>
         <w:pStyle w:val="Ttulo2"/>
       </w:pPr>
-      <w:bookmarkStart w:id="56" w:name="_Toc211763917"/>
+      <w:bookmarkStart w:id="63" w:name="_Toc212035921"/>
       <w:r>
         <w:t>Software Necesario</w:t>
       </w:r>
-      <w:bookmarkEnd w:id="56"/>
+      <w:bookmarkEnd w:id="63"/>
     </w:p>
     <w:p>
       <w:pPr>
@@ -5343,22 +5967,16 @@
       <w:r>
         <w:rPr>
           <w:rFonts w:cs="Mangal"/>
-        </w:rPr>
-        <w:t xml:space="preserve">Visual Studio </w:t>
-      </w:r>
-      <w:proofErr w:type="spellStart"/>
+          <w:b/>
+          <w:bCs/>
+        </w:rPr>
+        <w:t xml:space="preserve">Visual Studio Code: </w:t>
+      </w:r>
       <w:r>
         <w:rPr>
           <w:rFonts w:cs="Mangal"/>
         </w:rPr>
-        <w:t>Code</w:t>
-      </w:r>
-      <w:proofErr w:type="spellEnd"/>
-      <w:r>
-        <w:rPr>
-          <w:rFonts w:cs="Mangal"/>
-        </w:rPr>
-        <w:t>: desarrollo HTML, CSS, JS, PHP.</w:t>
+        <w:t>desarrollo HTML, CSS, JS, PHP.</w:t>
       </w:r>
     </w:p>
     <w:p>
@@ -5374,8 +5992,16 @@
       <w:r>
         <w:rPr>
           <w:rFonts w:cs="Mangal"/>
-        </w:rPr>
-        <w:t>XAMPP: entorno local (Apache + MySQL).</w:t>
+          <w:b/>
+          <w:bCs/>
+        </w:rPr>
+        <w:t>XAMPP:</w:t>
+      </w:r>
+      <w:r>
+        <w:rPr>
+          <w:rFonts w:cs="Mangal"/>
+        </w:rPr>
+        <w:t xml:space="preserve"> entorno local (Apache + MySQL).</w:t>
       </w:r>
     </w:p>
     <w:p>
@@ -5391,22 +6017,16 @@
       <w:r>
         <w:rPr>
           <w:rFonts w:cs="Mangal"/>
-        </w:rPr>
-        <w:t xml:space="preserve">MySQL </w:t>
-      </w:r>
-      <w:proofErr w:type="spellStart"/>
+          <w:b/>
+          <w:bCs/>
+        </w:rPr>
+        <w:t>MySQL Workbench:</w:t>
+      </w:r>
       <w:r>
         <w:rPr>
           <w:rFonts w:cs="Mangal"/>
         </w:rPr>
-        <w:t>Workbench</w:t>
-      </w:r>
-      <w:proofErr w:type="spellEnd"/>
-      <w:r>
-        <w:rPr>
-          <w:rFonts w:cs="Mangal"/>
-        </w:rPr>
-        <w:t>: diseño y gestión de la base de datos.</w:t>
+        <w:t xml:space="preserve"> diseño y gestión de la base de datos.</w:t>
       </w:r>
     </w:p>
     <w:p>
@@ -5422,8 +6042,16 @@
       <w:r>
         <w:rPr>
           <w:rFonts w:cs="Mangal"/>
-        </w:rPr>
-        <w:t>Git y GitHub: control de versiones y trabajo colaborativo.</w:t>
+          <w:b/>
+          <w:bCs/>
+        </w:rPr>
+        <w:t>Git y GitHub:</w:t>
+      </w:r>
+      <w:r>
+        <w:rPr>
+          <w:rFonts w:cs="Mangal"/>
+        </w:rPr>
+        <w:t xml:space="preserve"> control de versiones y trabajo colaborativo.</w:t>
       </w:r>
     </w:p>
     <w:p>
@@ -5436,19 +6064,19 @@
           <w:rFonts w:cs="Mangal"/>
         </w:rPr>
       </w:pPr>
-      <w:proofErr w:type="spellStart"/>
       <w:r>
         <w:rPr>
           <w:rFonts w:cs="Mangal"/>
-        </w:rPr>
-        <w:t>Figma</w:t>
-      </w:r>
-      <w:proofErr w:type="spellEnd"/>
+          <w:b/>
+          <w:bCs/>
+        </w:rPr>
+        <w:t>Figma:</w:t>
+      </w:r>
       <w:r>
         <w:rPr>
           <w:rFonts w:cs="Mangal"/>
         </w:rPr>
-        <w:t>: diseño de interfaz y prototipos.</w:t>
+        <w:t xml:space="preserve"> diseño de interfaz y prototipos.</w:t>
       </w:r>
     </w:p>
     <w:p>
@@ -5464,28 +6092,36 @@
       <w:r>
         <w:rPr>
           <w:rFonts w:cs="Mangal"/>
-        </w:rPr>
-        <w:lastRenderedPageBreak/>
-        <w:t>Navegadores: Chrome, Firefox (para pruebas y depuración).</w:t>
-      </w:r>
-    </w:p>
+          <w:b/>
+          <w:bCs/>
+        </w:rPr>
+        <w:t>Navegadores:</w:t>
+      </w:r>
+      <w:r>
+        <w:rPr>
+          <w:rFonts w:cs="Mangal"/>
+        </w:rPr>
+        <w:t xml:space="preserve"> Chrome, Firefox (para pruebas y depuración).</w:t>
+      </w:r>
+    </w:p>
+    <w:p/>
     <w:p>
       <w:pPr>
         <w:pStyle w:val="Ttulo1"/>
       </w:pPr>
-      <w:bookmarkStart w:id="57" w:name="_Toc211763918"/>
+      <w:bookmarkStart w:id="64" w:name="_Toc212035922"/>
       <w:r>
         <w:t>8</w:t>
       </w:r>
-      <w:commentRangeStart w:id="58"/>
+      <w:commentRangeStart w:id="65"/>
       <w:r>
         <w:t>.Fases de desarrollo del proyecto (CE: 2.c)</w:t>
       </w:r>
-      <w:bookmarkEnd w:id="52"/>
-      <w:bookmarkEnd w:id="53"/>
-      <w:bookmarkEnd w:id="54"/>
-      <w:bookmarkEnd w:id="55"/>
-      <w:commentRangeEnd w:id="58"/>
+      <w:bookmarkEnd w:id="58"/>
+      <w:bookmarkEnd w:id="59"/>
+      <w:bookmarkEnd w:id="60"/>
+      <w:bookmarkEnd w:id="61"/>
+      <w:commentRangeEnd w:id="65"/>
       <w:r>
         <w:rPr>
           <w:rStyle w:val="Refdecomentario"/>
@@ -5493,12 +6129,11 @@
           <w:b w:val="0"/>
           <w:bCs w:val="0"/>
         </w:rPr>
-        <w:commentReference w:id="58"/>
-      </w:r>
-      <w:bookmarkEnd w:id="57"/>
-    </w:p>
-    <w:p>
-      <w:bookmarkStart w:id="59" w:name="_Toc211763919"/>
+        <w:commentReference w:id="65"/>
+      </w:r>
+      <w:bookmarkEnd w:id="64"/>
+    </w:p>
+    <w:p>
       <w:r>
         <w:t>El proyecto seguirá una planificación dividida en fases:</w:t>
       </w:r>
@@ -5506,14 +6141,14 @@
     <w:tbl>
       <w:tblPr>
         <w:tblStyle w:val="Tablaconcuadrcula"/>
-        <w:tblW w:w="10349" w:type="dxa"/>
+        <w:tblW w:w="10632" w:type="dxa"/>
         <w:tblInd w:w="-289" w:type="dxa"/>
         <w:tblLook w:val="04A0" w:firstRow="1" w:lastRow="0" w:firstColumn="1" w:lastColumn="0" w:noHBand="0" w:noVBand="1"/>
       </w:tblPr>
       <w:tblGrid>
         <w:gridCol w:w="2552"/>
-        <w:gridCol w:w="4395"/>
-        <w:gridCol w:w="3402"/>
+        <w:gridCol w:w="4253"/>
+        <w:gridCol w:w="3827"/>
       </w:tblGrid>
       <w:tr>
         <w:tc>
@@ -5539,7 +6174,7 @@
         </w:tc>
         <w:tc>
           <w:tcPr>
-            <w:tcW w:w="4395" w:type="dxa"/>
+            <w:tcW w:w="4253" w:type="dxa"/>
           </w:tcPr>
           <w:p>
             <w:pPr>
@@ -5560,7 +6195,7 @@
         </w:tc>
         <w:tc>
           <w:tcPr>
-            <w:tcW w:w="3402" w:type="dxa"/>
+            <w:tcW w:w="3827" w:type="dxa"/>
           </w:tcPr>
           <w:p>
             <w:pPr>
@@ -5603,17 +6238,23 @@
         </w:tc>
         <w:tc>
           <w:tcPr>
-            <w:tcW w:w="4395" w:type="dxa"/>
+            <w:tcW w:w="4253" w:type="dxa"/>
           </w:tcPr>
           <w:p>
             <w:r>
-              <w:t>Definir objetivos, recursos, tiempos y metodología</w:t>
+              <w:t xml:space="preserve">Definir objetivos, recursos, </w:t>
+            </w:r>
+            <w:r>
+              <w:t xml:space="preserve">y </w:t>
+            </w:r>
+            <w:r>
+              <w:t xml:space="preserve">tiempos </w:t>
             </w:r>
           </w:p>
         </w:tc>
         <w:tc>
           <w:tcPr>
-            <w:tcW w:w="3402" w:type="dxa"/>
+            <w:tcW w:w="3827" w:type="dxa"/>
           </w:tcPr>
           <w:p>
             <w:r>
@@ -5645,7 +6286,7 @@
         </w:tc>
         <w:tc>
           <w:tcPr>
-            <w:tcW w:w="4395" w:type="dxa"/>
+            <w:tcW w:w="4253" w:type="dxa"/>
           </w:tcPr>
           <w:p>
             <w:r>
@@ -5655,7 +6296,7 @@
         </w:tc>
         <w:tc>
           <w:tcPr>
-            <w:tcW w:w="3402" w:type="dxa"/>
+            <w:tcW w:w="3827" w:type="dxa"/>
           </w:tcPr>
           <w:p>
             <w:r>
@@ -5687,7 +6328,7 @@
         </w:tc>
         <w:tc>
           <w:tcPr>
-            <w:tcW w:w="4395" w:type="dxa"/>
+            <w:tcW w:w="4253" w:type="dxa"/>
           </w:tcPr>
           <w:p>
             <w:r>
@@ -5697,17 +6338,12 @@
         </w:tc>
         <w:tc>
           <w:tcPr>
-            <w:tcW w:w="3402" w:type="dxa"/>
+            <w:tcW w:w="3827" w:type="dxa"/>
           </w:tcPr>
           <w:p>
             <w:r>
-              <w:t xml:space="preserve">Diagramas y prototipo en </w:t>
+              <w:t>Diagramas y prototipo en Figma</w:t>
             </w:r>
-            <w:proofErr w:type="spellStart"/>
-            <w:r>
-              <w:t>Figma</w:t>
-            </w:r>
-            <w:proofErr w:type="spellEnd"/>
           </w:p>
         </w:tc>
       </w:tr>
@@ -5734,30 +6370,17 @@
         </w:tc>
         <w:tc>
           <w:tcPr>
-            <w:tcW w:w="4395" w:type="dxa"/>
+            <w:tcW w:w="4253" w:type="dxa"/>
           </w:tcPr>
           <w:p>
             <w:r>
-              <w:t xml:space="preserve">Programación del </w:t>
+              <w:t>Programación del frontend y backend</w:t>
             </w:r>
-            <w:proofErr w:type="spellStart"/>
-            <w:r>
-              <w:t>frontend</w:t>
-            </w:r>
-            <w:proofErr w:type="spellEnd"/>
-            <w:r>
-              <w:t xml:space="preserve"> y </w:t>
-            </w:r>
-            <w:proofErr w:type="spellStart"/>
-            <w:r>
-              <w:t>backend</w:t>
-            </w:r>
-            <w:proofErr w:type="spellEnd"/>
           </w:p>
         </w:tc>
         <w:tc>
           <w:tcPr>
-            <w:tcW w:w="3402" w:type="dxa"/>
+            <w:tcW w:w="3827" w:type="dxa"/>
           </w:tcPr>
           <w:p>
             <w:r>
@@ -5789,7 +6412,7 @@
         </w:tc>
         <w:tc>
           <w:tcPr>
-            <w:tcW w:w="4395" w:type="dxa"/>
+            <w:tcW w:w="4253" w:type="dxa"/>
           </w:tcPr>
           <w:p>
             <w:r>
@@ -5799,7 +6422,7 @@
         </w:tc>
         <w:tc>
           <w:tcPr>
-            <w:tcW w:w="3402" w:type="dxa"/>
+            <w:tcW w:w="3827" w:type="dxa"/>
           </w:tcPr>
           <w:p>
             <w:r>
@@ -5831,7 +6454,7 @@
         </w:tc>
         <w:tc>
           <w:tcPr>
-            <w:tcW w:w="4395" w:type="dxa"/>
+            <w:tcW w:w="4253" w:type="dxa"/>
           </w:tcPr>
           <w:p>
             <w:r>
@@ -5841,7 +6464,7 @@
         </w:tc>
         <w:tc>
           <w:tcPr>
-            <w:tcW w:w="3402" w:type="dxa"/>
+            <w:tcW w:w="3827" w:type="dxa"/>
           </w:tcPr>
           <w:p>
             <w:r>
@@ -5873,7 +6496,7 @@
         </w:tc>
         <w:tc>
           <w:tcPr>
-            <w:tcW w:w="4395" w:type="dxa"/>
+            <w:tcW w:w="4253" w:type="dxa"/>
           </w:tcPr>
           <w:p>
             <w:r>
@@ -5883,7 +6506,7 @@
         </w:tc>
         <w:tc>
           <w:tcPr>
-            <w:tcW w:w="3402" w:type="dxa"/>
+            <w:tcW w:w="3827" w:type="dxa"/>
           </w:tcPr>
           <w:p>
             <w:r>
@@ -5893,23 +6516,23 @@
         </w:tc>
       </w:tr>
     </w:tbl>
-    <w:p/>
     <w:p>
       <w:pPr>
         <w:pStyle w:val="Ttulo1"/>
       </w:pPr>
+      <w:bookmarkStart w:id="66" w:name="_Toc212035923"/>
       <w:r>
         <w:t>9</w:t>
       </w:r>
-      <w:commentRangeStart w:id="60"/>
+      <w:commentRangeStart w:id="67"/>
       <w:r>
         <w:t>.Prototipo de Interfaz de usuario (al menos las principales)</w:t>
       </w:r>
-      <w:bookmarkEnd w:id="40"/>
-      <w:bookmarkEnd w:id="41"/>
-      <w:bookmarkEnd w:id="42"/>
-      <w:bookmarkEnd w:id="43"/>
-      <w:commentRangeEnd w:id="60"/>
+      <w:bookmarkEnd w:id="46"/>
+      <w:bookmarkEnd w:id="47"/>
+      <w:bookmarkEnd w:id="48"/>
+      <w:bookmarkEnd w:id="49"/>
+      <w:commentRangeEnd w:id="67"/>
       <w:r>
         <w:rPr>
           <w:rStyle w:val="Refdecomentario"/>
@@ -5917,9 +6540,9 @@
           <w:b w:val="0"/>
           <w:bCs w:val="0"/>
         </w:rPr>
-        <w:commentReference w:id="60"/>
-      </w:r>
-      <w:bookmarkEnd w:id="59"/>
+        <w:commentReference w:id="67"/>
+      </w:r>
+      <w:bookmarkEnd w:id="66"/>
     </w:p>
     <w:p>
       <w:r>
@@ -5929,32 +6552,24 @@
         <w:t xml:space="preserve">diseñará </w:t>
       </w:r>
       <w:r>
-        <w:t xml:space="preserve">en </w:t>
-      </w:r>
-      <w:proofErr w:type="spellStart"/>
-      <w:r>
-        <w:t>Figma</w:t>
-      </w:r>
-      <w:proofErr w:type="spellEnd"/>
-      <w:r>
-        <w:t>, con una estructura simple e intuitiva. Las vistas principales de la web serán:</w:t>
+        <w:t>en Figma, con una estructura simple e intuitiva. Las vistas principales de la web serán:</w:t>
       </w:r>
     </w:p>
     <w:tbl>
       <w:tblPr>
         <w:tblStyle w:val="Tablaconcuadrcula"/>
-        <w:tblW w:w="10207" w:type="dxa"/>
-        <w:tblInd w:w="-289" w:type="dxa"/>
+        <w:tblW w:w="10774" w:type="dxa"/>
+        <w:tblInd w:w="-431" w:type="dxa"/>
         <w:tblLook w:val="04A0" w:firstRow="1" w:lastRow="0" w:firstColumn="1" w:lastColumn="0" w:noHBand="0" w:noVBand="1"/>
       </w:tblPr>
       <w:tblGrid>
-        <w:gridCol w:w="1725"/>
-        <w:gridCol w:w="8482"/>
+        <w:gridCol w:w="2694"/>
+        <w:gridCol w:w="8080"/>
       </w:tblGrid>
       <w:tr>
         <w:tc>
           <w:tcPr>
-            <w:tcW w:w="1560" w:type="dxa"/>
+            <w:tcW w:w="2694" w:type="dxa"/>
           </w:tcPr>
           <w:p>
             <w:pPr>
@@ -5975,7 +6590,7 @@
         </w:tc>
         <w:tc>
           <w:tcPr>
-            <w:tcW w:w="8647" w:type="dxa"/>
+            <w:tcW w:w="8080" w:type="dxa"/>
           </w:tcPr>
           <w:p>
             <w:pPr>
@@ -5998,7 +6613,7 @@
       <w:tr>
         <w:tc>
           <w:tcPr>
-            <w:tcW w:w="1560" w:type="dxa"/>
+            <w:tcW w:w="2694" w:type="dxa"/>
           </w:tcPr>
           <w:p>
             <w:pPr>
@@ -6018,7 +6633,7 @@
         </w:tc>
         <w:tc>
           <w:tcPr>
-            <w:tcW w:w="8647" w:type="dxa"/>
+            <w:tcW w:w="8080" w:type="dxa"/>
           </w:tcPr>
           <w:p>
             <w:r>
@@ -6030,7 +6645,7 @@
       <w:tr>
         <w:tc>
           <w:tcPr>
-            <w:tcW w:w="1560" w:type="dxa"/>
+            <w:tcW w:w="2694" w:type="dxa"/>
           </w:tcPr>
           <w:p>
             <w:pPr>
@@ -6044,13 +6659,14 @@
                 <w:b/>
                 <w:bCs/>
               </w:rPr>
+              <w:lastRenderedPageBreak/>
               <w:t>Tienda</w:t>
             </w:r>
           </w:p>
         </w:tc>
         <w:tc>
           <w:tcPr>
-            <w:tcW w:w="8647" w:type="dxa"/>
+            <w:tcW w:w="8080" w:type="dxa"/>
           </w:tcPr>
           <w:p>
             <w:r>
@@ -6062,7 +6678,7 @@
       <w:tr>
         <w:tc>
           <w:tcPr>
-            <w:tcW w:w="1560" w:type="dxa"/>
+            <w:tcW w:w="2694" w:type="dxa"/>
           </w:tcPr>
           <w:p>
             <w:pPr>
@@ -6082,7 +6698,7 @@
         </w:tc>
         <w:tc>
           <w:tcPr>
-            <w:tcW w:w="8647" w:type="dxa"/>
+            <w:tcW w:w="8080" w:type="dxa"/>
           </w:tcPr>
           <w:p>
             <w:r>
@@ -6094,7 +6710,7 @@
       <w:tr>
         <w:tc>
           <w:tcPr>
-            <w:tcW w:w="1560" w:type="dxa"/>
+            <w:tcW w:w="2694" w:type="dxa"/>
           </w:tcPr>
           <w:p>
             <w:pPr>
@@ -6114,19 +6730,11 @@
         </w:tc>
         <w:tc>
           <w:tcPr>
-            <w:tcW w:w="8647" w:type="dxa"/>
+            <w:tcW w:w="8080" w:type="dxa"/>
           </w:tcPr>
           <w:p>
             <w:r>
-              <w:t>Presenta los trabajos realizados en formato “</w:t>
-            </w:r>
-            <w:proofErr w:type="spellStart"/>
-            <w:r>
-              <w:t>grid</w:t>
-            </w:r>
-            <w:proofErr w:type="spellEnd"/>
-            <w:r>
-              <w:t>”, permitiendo hacer clic en cada imagen para verla ampliada mediante un modal.</w:t>
+              <w:t>Presenta los trabajos realizados en formato “grid”, permitiendo hacer clic en cada imagen para verla ampliada mediante un modal.</w:t>
             </w:r>
           </w:p>
         </w:tc>
@@ -6134,7 +6742,7 @@
       <w:tr>
         <w:tc>
           <w:tcPr>
-            <w:tcW w:w="1560" w:type="dxa"/>
+            <w:tcW w:w="2694" w:type="dxa"/>
           </w:tcPr>
           <w:p>
             <w:pPr>
@@ -6154,7 +6762,7 @@
         </w:tc>
         <w:tc>
           <w:tcPr>
-            <w:tcW w:w="8647" w:type="dxa"/>
+            <w:tcW w:w="8080" w:type="dxa"/>
           </w:tcPr>
           <w:p>
             <w:r>
@@ -6166,7 +6774,7 @@
       <w:tr>
         <w:tc>
           <w:tcPr>
-            <w:tcW w:w="1560" w:type="dxa"/>
+            <w:tcW w:w="2694" w:type="dxa"/>
           </w:tcPr>
           <w:p>
             <w:pPr>
@@ -6186,7 +6794,7 @@
         </w:tc>
         <w:tc>
           <w:tcPr>
-            <w:tcW w:w="8647" w:type="dxa"/>
+            <w:tcW w:w="8080" w:type="dxa"/>
           </w:tcPr>
           <w:p>
             <w:r>
@@ -6203,30 +6811,6 @@
           <w:bCs/>
         </w:rPr>
       </w:pPr>
-    </w:p>
-    <w:p>
-      <w:pPr>
-        <w:rPr>
-          <w:b/>
-          <w:bCs/>
-        </w:rPr>
-      </w:pPr>
-    </w:p>
-    <w:p>
-      <w:pPr>
-        <w:rPr>
-          <w:b/>
-          <w:bCs/>
-        </w:rPr>
-      </w:pPr>
-    </w:p>
-    <w:p>
-      <w:pPr>
-        <w:rPr>
-          <w:b/>
-          <w:bCs/>
-        </w:rPr>
-      </w:pPr>
       <w:r>
         <w:rPr>
           <w:b/>
@@ -6243,23 +6827,13 @@
           <w:numId w:val="39"/>
         </w:numPr>
       </w:pPr>
-      <w:proofErr w:type="spellStart"/>
       <w:r>
         <w:rPr>
           <w:rFonts w:hint="eastAsia"/>
           <w:b/>
           <w:bCs/>
         </w:rPr>
-        <w:t>Menu</w:t>
-      </w:r>
-      <w:proofErr w:type="spellEnd"/>
-      <w:r>
-        <w:rPr>
-          <w:rFonts w:hint="eastAsia"/>
-          <w:b/>
-          <w:bCs/>
-        </w:rPr>
-        <w:t xml:space="preserve"> superior</w:t>
+        <w:t>Menu superior</w:t>
       </w:r>
       <w:r>
         <w:rPr>
@@ -6327,18 +6901,1758 @@
         <w:t>pido</w:t>
       </w:r>
     </w:p>
+    <w:p>
+      <w:pPr>
+        <w:pStyle w:val="Ttulo3"/>
+        <w:sectPr>
+          <w:headerReference w:type="default" r:id="rId15"/>
+          <w:footerReference w:type="default" r:id="rId16"/>
+          <w:pgSz w:w="11906" w:h="16838"/>
+          <w:pgMar w:top="1134" w:right="1134" w:bottom="1134" w:left="1134" w:header="720" w:footer="720" w:gutter="0"/>
+          <w:cols w:space="720"/>
+        </w:sectPr>
+      </w:pPr>
+      <w:bookmarkStart w:id="68" w:name="__RefHeading___Toc2340_1209921303"/>
+      <w:bookmarkStart w:id="69" w:name="_Toc210721458"/>
+      <w:bookmarkStart w:id="70" w:name="_Toc210722554"/>
+      <w:bookmarkStart w:id="71" w:name="_Toc210895774"/>
+    </w:p>
+    <w:p>
+      <w:pPr>
+        <w:pStyle w:val="Ttulo3"/>
+      </w:pPr>
+      <w:bookmarkStart w:id="72" w:name="_Toc212035924"/>
+      <w:r>
+        <w:lastRenderedPageBreak/>
+        <w:drawing>
+          <wp:anchor distT="0" distB="0" distL="114300" distR="114300" simplePos="0" relativeHeight="251675648" behindDoc="1" locked="0" layoutInCell="1" allowOverlap="1" wp14:anchorId="437A1B1C" wp14:editId="4727F235">
+            <wp:simplePos x="0" y="0"/>
+            <wp:positionH relativeFrom="page">
+              <wp:posOffset>2721254</wp:posOffset>
+            </wp:positionH>
+            <wp:positionV relativeFrom="paragraph">
+              <wp:posOffset>125476</wp:posOffset>
+            </wp:positionV>
+            <wp:extent cx="4739640" cy="1941830"/>
+            <wp:effectExtent l="0" t="0" r="3810" b="1270"/>
+            <wp:wrapTight wrapText="bothSides">
+              <wp:wrapPolygon edited="0">
+                <wp:start x="0" y="0"/>
+                <wp:lineTo x="0" y="21402"/>
+                <wp:lineTo x="21531" y="21402"/>
+                <wp:lineTo x="21531" y="0"/>
+                <wp:lineTo x="0" y="0"/>
+              </wp:wrapPolygon>
+            </wp:wrapTight>
+            <wp:docPr id="10" name="Imagen 10"/>
+            <wp:cNvGraphicFramePr>
+              <a:graphicFrameLocks xmlns:a="http://schemas.openxmlformats.org/drawingml/2006/main" noChangeAspect="1"/>
+            </wp:cNvGraphicFramePr>
+            <a:graphic xmlns:a="http://schemas.openxmlformats.org/drawingml/2006/main">
+              <a:graphicData uri="http://schemas.openxmlformats.org/drawingml/2006/picture">
+                <pic:pic xmlns:pic="http://schemas.openxmlformats.org/drawingml/2006/picture">
+                  <pic:nvPicPr>
+                    <pic:cNvPr id="1" name=""/>
+                    <pic:cNvPicPr/>
+                  </pic:nvPicPr>
+                  <pic:blipFill>
+                    <a:blip r:embed="rId17" cstate="print">
+                      <a:extLst>
+                        <a:ext uri="{28A0092B-C50C-407E-A947-70E740481C1C}">
+                          <a14:useLocalDpi xmlns:a14="http://schemas.microsoft.com/office/drawing/2010/main" val="0"/>
+                        </a:ext>
+                      </a:extLst>
+                    </a:blip>
+                    <a:stretch>
+                      <a:fillRect/>
+                    </a:stretch>
+                  </pic:blipFill>
+                  <pic:spPr>
+                    <a:xfrm>
+                      <a:off x="0" y="0"/>
+                      <a:ext cx="4739640" cy="1941830"/>
+                    </a:xfrm>
+                    <a:prstGeom prst="rect">
+                      <a:avLst/>
+                    </a:prstGeom>
+                  </pic:spPr>
+                </pic:pic>
+              </a:graphicData>
+            </a:graphic>
+            <wp14:sizeRelH relativeFrom="margin">
+              <wp14:pctWidth>0</wp14:pctWidth>
+            </wp14:sizeRelH>
+            <wp14:sizeRelV relativeFrom="margin">
+              <wp14:pctHeight>0</wp14:pctHeight>
+            </wp14:sizeRelV>
+          </wp:anchor>
+        </w:drawing>
+      </w:r>
+      <w:r>
+        <w:t>APARTADO INICIO:</w:t>
+      </w:r>
+      <w:bookmarkEnd w:id="72"/>
+    </w:p>
     <w:p/>
+    <w:p/>
+    <w:p/>
+    <w:p/>
+    <w:p>
+      <w:r>
+        <w:drawing>
+          <wp:anchor distT="0" distB="0" distL="114300" distR="114300" simplePos="0" relativeHeight="251674624" behindDoc="1" locked="0" layoutInCell="1" allowOverlap="1" wp14:anchorId="5ACEB029" wp14:editId="1D126F6F">
+            <wp:simplePos x="0" y="0"/>
+            <wp:positionH relativeFrom="margin">
+              <wp:align>center</wp:align>
+            </wp:positionH>
+            <wp:positionV relativeFrom="paragraph">
+              <wp:posOffset>35560</wp:posOffset>
+            </wp:positionV>
+            <wp:extent cx="3704590" cy="3028950"/>
+            <wp:effectExtent l="0" t="0" r="0" b="0"/>
+            <wp:wrapTight wrapText="bothSides">
+              <wp:wrapPolygon edited="0">
+                <wp:start x="0" y="0"/>
+                <wp:lineTo x="0" y="21464"/>
+                <wp:lineTo x="21437" y="21464"/>
+                <wp:lineTo x="21437" y="0"/>
+                <wp:lineTo x="0" y="0"/>
+              </wp:wrapPolygon>
+            </wp:wrapTight>
+            <wp:docPr id="11" name="Imagen 11"/>
+            <wp:cNvGraphicFramePr>
+              <a:graphicFrameLocks xmlns:a="http://schemas.openxmlformats.org/drawingml/2006/main" noChangeAspect="1"/>
+            </wp:cNvGraphicFramePr>
+            <a:graphic xmlns:a="http://schemas.openxmlformats.org/drawingml/2006/main">
+              <a:graphicData uri="http://schemas.openxmlformats.org/drawingml/2006/picture">
+                <pic:pic xmlns:pic="http://schemas.openxmlformats.org/drawingml/2006/picture">
+                  <pic:nvPicPr>
+                    <pic:cNvPr id="1" name=""/>
+                    <pic:cNvPicPr/>
+                  </pic:nvPicPr>
+                  <pic:blipFill>
+                    <a:blip r:embed="rId18" cstate="print">
+                      <a:extLst>
+                        <a:ext uri="{28A0092B-C50C-407E-A947-70E740481C1C}">
+                          <a14:useLocalDpi xmlns:a14="http://schemas.microsoft.com/office/drawing/2010/main" val="0"/>
+                        </a:ext>
+                      </a:extLst>
+                    </a:blip>
+                    <a:stretch>
+                      <a:fillRect/>
+                    </a:stretch>
+                  </pic:blipFill>
+                  <pic:spPr>
+                    <a:xfrm>
+                      <a:off x="0" y="0"/>
+                      <a:ext cx="3704590" cy="3028950"/>
+                    </a:xfrm>
+                    <a:prstGeom prst="rect">
+                      <a:avLst/>
+                    </a:prstGeom>
+                  </pic:spPr>
+                </pic:pic>
+              </a:graphicData>
+            </a:graphic>
+          </wp:anchor>
+        </w:drawing>
+      </w:r>
+    </w:p>
+    <w:p/>
+    <w:p>
+      <w:pPr>
+        <w:suppressAutoHyphens w:val="0"/>
+        <w:spacing w:before="0" w:after="0"/>
+        <w:jc w:val="left"/>
+      </w:pPr>
+      <w:r>
+        <w:drawing>
+          <wp:anchor distT="0" distB="0" distL="114300" distR="114300" simplePos="0" relativeHeight="251676672" behindDoc="1" locked="0" layoutInCell="1" allowOverlap="1" wp14:anchorId="75A0E3EC" wp14:editId="32E2C7A7">
+            <wp:simplePos x="0" y="0"/>
+            <wp:positionH relativeFrom="column">
+              <wp:posOffset>2717343</wp:posOffset>
+            </wp:positionH>
+            <wp:positionV relativeFrom="paragraph">
+              <wp:posOffset>2534997</wp:posOffset>
+            </wp:positionV>
+            <wp:extent cx="3519805" cy="1268095"/>
+            <wp:effectExtent l="0" t="0" r="4445" b="8255"/>
+            <wp:wrapTight wrapText="bothSides">
+              <wp:wrapPolygon edited="0">
+                <wp:start x="0" y="0"/>
+                <wp:lineTo x="0" y="21416"/>
+                <wp:lineTo x="21510" y="21416"/>
+                <wp:lineTo x="21510" y="0"/>
+                <wp:lineTo x="0" y="0"/>
+              </wp:wrapPolygon>
+            </wp:wrapTight>
+            <wp:docPr id="12" name="Imagen 12"/>
+            <wp:cNvGraphicFramePr>
+              <a:graphicFrameLocks xmlns:a="http://schemas.openxmlformats.org/drawingml/2006/main" noChangeAspect="1"/>
+            </wp:cNvGraphicFramePr>
+            <a:graphic xmlns:a="http://schemas.openxmlformats.org/drawingml/2006/main">
+              <a:graphicData uri="http://schemas.openxmlformats.org/drawingml/2006/picture">
+                <pic:pic xmlns:pic="http://schemas.openxmlformats.org/drawingml/2006/picture">
+                  <pic:nvPicPr>
+                    <pic:cNvPr id="1" name=""/>
+                    <pic:cNvPicPr/>
+                  </pic:nvPicPr>
+                  <pic:blipFill>
+                    <a:blip r:embed="rId19">
+                      <a:extLst>
+                        <a:ext uri="{28A0092B-C50C-407E-A947-70E740481C1C}">
+                          <a14:useLocalDpi xmlns:a14="http://schemas.microsoft.com/office/drawing/2010/main" val="0"/>
+                        </a:ext>
+                      </a:extLst>
+                    </a:blip>
+                    <a:stretch>
+                      <a:fillRect/>
+                    </a:stretch>
+                  </pic:blipFill>
+                  <pic:spPr>
+                    <a:xfrm>
+                      <a:off x="0" y="0"/>
+                      <a:ext cx="3519805" cy="1268095"/>
+                    </a:xfrm>
+                    <a:prstGeom prst="rect">
+                      <a:avLst/>
+                    </a:prstGeom>
+                  </pic:spPr>
+                </pic:pic>
+              </a:graphicData>
+            </a:graphic>
+            <wp14:sizeRelH relativeFrom="margin">
+              <wp14:pctWidth>0</wp14:pctWidth>
+            </wp14:sizeRelH>
+            <wp14:sizeRelV relativeFrom="margin">
+              <wp14:pctHeight>0</wp14:pctHeight>
+            </wp14:sizeRelV>
+          </wp:anchor>
+        </w:drawing>
+      </w:r>
+    </w:p>
+    <w:p>
+      <w:pPr>
+        <w:suppressAutoHyphens w:val="0"/>
+        <w:spacing w:before="0" w:after="0"/>
+        <w:jc w:val="left"/>
+        <w:rPr>
+          <w:rFonts w:eastAsia="Times New Roman" w:cs="Mangal"/>
+          <w:b/>
+          <w:sz w:val="28"/>
+          <w:szCs w:val="21"/>
+        </w:rPr>
+      </w:pPr>
+      <w:r>
+        <w:br w:type="page"/>
+      </w:r>
+    </w:p>
+    <w:p>
+      <w:pPr>
+        <w:pStyle w:val="Ttulo3"/>
+      </w:pPr>
+      <w:bookmarkStart w:id="73" w:name="_Toc212035925"/>
+      <w:r>
+        <w:lastRenderedPageBreak/>
+        <w:drawing>
+          <wp:anchor distT="0" distB="0" distL="114300" distR="114300" simplePos="0" relativeHeight="251677696" behindDoc="1" locked="0" layoutInCell="1" allowOverlap="1" wp14:anchorId="49681486" wp14:editId="79170D91">
+            <wp:simplePos x="0" y="0"/>
+            <wp:positionH relativeFrom="column">
+              <wp:posOffset>2264309</wp:posOffset>
+            </wp:positionH>
+            <wp:positionV relativeFrom="paragraph">
+              <wp:posOffset>59639</wp:posOffset>
+            </wp:positionV>
+            <wp:extent cx="3686810" cy="1905000"/>
+            <wp:effectExtent l="0" t="0" r="8890" b="0"/>
+            <wp:wrapTight wrapText="bothSides">
+              <wp:wrapPolygon edited="0">
+                <wp:start x="0" y="0"/>
+                <wp:lineTo x="0" y="21384"/>
+                <wp:lineTo x="21540" y="21384"/>
+                <wp:lineTo x="21540" y="0"/>
+                <wp:lineTo x="0" y="0"/>
+              </wp:wrapPolygon>
+            </wp:wrapTight>
+            <wp:docPr id="13" name="Imagen 13"/>
+            <wp:cNvGraphicFramePr>
+              <a:graphicFrameLocks xmlns:a="http://schemas.openxmlformats.org/drawingml/2006/main" noChangeAspect="1"/>
+            </wp:cNvGraphicFramePr>
+            <a:graphic xmlns:a="http://schemas.openxmlformats.org/drawingml/2006/main">
+              <a:graphicData uri="http://schemas.openxmlformats.org/drawingml/2006/picture">
+                <pic:pic xmlns:pic="http://schemas.openxmlformats.org/drawingml/2006/picture">
+                  <pic:nvPicPr>
+                    <pic:cNvPr id="1" name=""/>
+                    <pic:cNvPicPr/>
+                  </pic:nvPicPr>
+                  <pic:blipFill>
+                    <a:blip r:embed="rId20" cstate="print">
+                      <a:extLst>
+                        <a:ext uri="{28A0092B-C50C-407E-A947-70E740481C1C}">
+                          <a14:useLocalDpi xmlns:a14="http://schemas.microsoft.com/office/drawing/2010/main" val="0"/>
+                        </a:ext>
+                      </a:extLst>
+                    </a:blip>
+                    <a:stretch>
+                      <a:fillRect/>
+                    </a:stretch>
+                  </pic:blipFill>
+                  <pic:spPr>
+                    <a:xfrm>
+                      <a:off x="0" y="0"/>
+                      <a:ext cx="3686810" cy="1905000"/>
+                    </a:xfrm>
+                    <a:prstGeom prst="rect">
+                      <a:avLst/>
+                    </a:prstGeom>
+                  </pic:spPr>
+                </pic:pic>
+              </a:graphicData>
+            </a:graphic>
+            <wp14:sizeRelH relativeFrom="margin">
+              <wp14:pctWidth>0</wp14:pctWidth>
+            </wp14:sizeRelH>
+            <wp14:sizeRelV relativeFrom="margin">
+              <wp14:pctHeight>0</wp14:pctHeight>
+            </wp14:sizeRelV>
+          </wp:anchor>
+        </w:drawing>
+      </w:r>
+      <w:r>
+        <w:t>Apartado Productos</w:t>
+      </w:r>
+      <w:bookmarkEnd w:id="73"/>
+    </w:p>
+    <w:p/>
+    <w:p/>
+    <w:p/>
+    <w:p/>
+    <w:p/>
+    <w:p>
+      <w:r>
+        <w:drawing>
+          <wp:anchor distT="0" distB="0" distL="114300" distR="114300" simplePos="0" relativeHeight="251680768" behindDoc="1" locked="0" layoutInCell="1" allowOverlap="1" wp14:anchorId="75C9E623" wp14:editId="1CE8D0E4">
+            <wp:simplePos x="0" y="0"/>
+            <wp:positionH relativeFrom="margin">
+              <wp:posOffset>2444750</wp:posOffset>
+            </wp:positionH>
+            <wp:positionV relativeFrom="paragraph">
+              <wp:posOffset>2363470</wp:posOffset>
+            </wp:positionV>
+            <wp:extent cx="2715895" cy="1824990"/>
+            <wp:effectExtent l="0" t="0" r="8255" b="3810"/>
+            <wp:wrapTight wrapText="bothSides">
+              <wp:wrapPolygon edited="0">
+                <wp:start x="0" y="0"/>
+                <wp:lineTo x="0" y="21420"/>
+                <wp:lineTo x="21514" y="21420"/>
+                <wp:lineTo x="21514" y="0"/>
+                <wp:lineTo x="0" y="0"/>
+              </wp:wrapPolygon>
+            </wp:wrapTight>
+            <wp:docPr id="18" name="Imagen 18"/>
+            <wp:cNvGraphicFramePr>
+              <a:graphicFrameLocks xmlns:a="http://schemas.openxmlformats.org/drawingml/2006/main" noChangeAspect="1"/>
+            </wp:cNvGraphicFramePr>
+            <a:graphic xmlns:a="http://schemas.openxmlformats.org/drawingml/2006/main">
+              <a:graphicData uri="http://schemas.openxmlformats.org/drawingml/2006/picture">
+                <pic:pic xmlns:pic="http://schemas.openxmlformats.org/drawingml/2006/picture">
+                  <pic:nvPicPr>
+                    <pic:cNvPr id="1" name=""/>
+                    <pic:cNvPicPr/>
+                  </pic:nvPicPr>
+                  <pic:blipFill rotWithShape="1">
+                    <a:blip r:embed="rId21" cstate="print">
+                      <a:extLst>
+                        <a:ext uri="{28A0092B-C50C-407E-A947-70E740481C1C}">
+                          <a14:useLocalDpi xmlns:a14="http://schemas.microsoft.com/office/drawing/2010/main" val="0"/>
+                        </a:ext>
+                      </a:extLst>
+                    </a:blip>
+                    <a:srcRect t="7756"/>
+                    <a:stretch/>
+                  </pic:blipFill>
+                  <pic:spPr bwMode="auto">
+                    <a:xfrm>
+                      <a:off x="0" y="0"/>
+                      <a:ext cx="2715895" cy="1824990"/>
+                    </a:xfrm>
+                    <a:prstGeom prst="rect">
+                      <a:avLst/>
+                    </a:prstGeom>
+                    <a:ln>
+                      <a:noFill/>
+                    </a:ln>
+                    <a:extLst>
+                      <a:ext uri="{53640926-AAD7-44D8-BBD7-CCE9431645EC}">
+                        <a14:shadowObscured xmlns:a14="http://schemas.microsoft.com/office/drawing/2010/main"/>
+                      </a:ext>
+                    </a:extLst>
+                  </pic:spPr>
+                </pic:pic>
+              </a:graphicData>
+            </a:graphic>
+            <wp14:sizeRelH relativeFrom="margin">
+              <wp14:pctWidth>0</wp14:pctWidth>
+            </wp14:sizeRelH>
+            <wp14:sizeRelV relativeFrom="margin">
+              <wp14:pctHeight>0</wp14:pctHeight>
+            </wp14:sizeRelV>
+          </wp:anchor>
+        </w:drawing>
+      </w:r>
+      <w:r>
+        <w:rPr>
+          <w:noProof/>
+        </w:rPr>
+        <w:drawing>
+          <wp:anchor distT="0" distB="0" distL="114300" distR="114300" simplePos="0" relativeHeight="251679744" behindDoc="1" locked="0" layoutInCell="1" allowOverlap="1" wp14:anchorId="61CF250A" wp14:editId="41148F0D">
+            <wp:simplePos x="0" y="0"/>
+            <wp:positionH relativeFrom="column">
+              <wp:posOffset>2369185</wp:posOffset>
+            </wp:positionH>
+            <wp:positionV relativeFrom="paragraph">
+              <wp:posOffset>1263650</wp:posOffset>
+            </wp:positionV>
+            <wp:extent cx="3285490" cy="1068705"/>
+            <wp:effectExtent l="0" t="0" r="0" b="0"/>
+            <wp:wrapTight wrapText="bothSides">
+              <wp:wrapPolygon edited="0">
+                <wp:start x="0" y="0"/>
+                <wp:lineTo x="0" y="21176"/>
+                <wp:lineTo x="21416" y="21176"/>
+                <wp:lineTo x="21416" y="0"/>
+                <wp:lineTo x="0" y="0"/>
+              </wp:wrapPolygon>
+            </wp:wrapTight>
+            <wp:docPr id="16" name="Imagen 16"/>
+            <wp:cNvGraphicFramePr>
+              <a:graphicFrameLocks xmlns:a="http://schemas.openxmlformats.org/drawingml/2006/main" noChangeAspect="1"/>
+            </wp:cNvGraphicFramePr>
+            <a:graphic xmlns:a="http://schemas.openxmlformats.org/drawingml/2006/main">
+              <a:graphicData uri="http://schemas.openxmlformats.org/drawingml/2006/picture">
+                <pic:pic xmlns:pic="http://schemas.openxmlformats.org/drawingml/2006/picture">
+                  <pic:nvPicPr>
+                    <pic:cNvPr id="0" name="Picture 2"/>
+                    <pic:cNvPicPr>
+                      <a:picLocks noChangeAspect="1" noChangeArrowheads="1"/>
+                    </pic:cNvPicPr>
+                  </pic:nvPicPr>
+                  <pic:blipFill rotWithShape="1">
+                    <a:blip r:embed="rId22" cstate="print">
+                      <a:extLst>
+                        <a:ext uri="{28A0092B-C50C-407E-A947-70E740481C1C}">
+                          <a14:useLocalDpi xmlns:a14="http://schemas.microsoft.com/office/drawing/2010/main" val="0"/>
+                        </a:ext>
+                      </a:extLst>
+                    </a:blip>
+                    <a:srcRect t="14774"/>
+                    <a:stretch/>
+                  </pic:blipFill>
+                  <pic:spPr bwMode="auto">
+                    <a:xfrm>
+                      <a:off x="0" y="0"/>
+                      <a:ext cx="3285490" cy="1068705"/>
+                    </a:xfrm>
+                    <a:prstGeom prst="rect">
+                      <a:avLst/>
+                    </a:prstGeom>
+                    <a:noFill/>
+                    <a:ln>
+                      <a:noFill/>
+                    </a:ln>
+                    <a:extLst>
+                      <a:ext uri="{53640926-AAD7-44D8-BBD7-CCE9431645EC}">
+                        <a14:shadowObscured xmlns:a14="http://schemas.microsoft.com/office/drawing/2010/main"/>
+                      </a:ext>
+                    </a:extLst>
+                  </pic:spPr>
+                </pic:pic>
+              </a:graphicData>
+            </a:graphic>
+            <wp14:sizeRelH relativeFrom="margin">
+              <wp14:pctWidth>0</wp14:pctWidth>
+            </wp14:sizeRelH>
+            <wp14:sizeRelV relativeFrom="margin">
+              <wp14:pctHeight>0</wp14:pctHeight>
+            </wp14:sizeRelV>
+          </wp:anchor>
+        </w:drawing>
+      </w:r>
+      <w:r>
+        <w:drawing>
+          <wp:anchor distT="0" distB="0" distL="114300" distR="114300" simplePos="0" relativeHeight="251678720" behindDoc="1" locked="0" layoutInCell="1" allowOverlap="1" wp14:anchorId="17EE26C9" wp14:editId="1582B91B">
+            <wp:simplePos x="0" y="0"/>
+            <wp:positionH relativeFrom="column">
+              <wp:posOffset>2273935</wp:posOffset>
+            </wp:positionH>
+            <wp:positionV relativeFrom="paragraph">
+              <wp:posOffset>108585</wp:posOffset>
+            </wp:positionV>
+            <wp:extent cx="3622040" cy="1210310"/>
+            <wp:effectExtent l="0" t="0" r="0" b="8890"/>
+            <wp:wrapTight wrapText="bothSides">
+              <wp:wrapPolygon edited="0">
+                <wp:start x="0" y="0"/>
+                <wp:lineTo x="0" y="21419"/>
+                <wp:lineTo x="21471" y="21419"/>
+                <wp:lineTo x="21471" y="0"/>
+                <wp:lineTo x="0" y="0"/>
+              </wp:wrapPolygon>
+            </wp:wrapTight>
+            <wp:docPr id="14" name="Imagen 14"/>
+            <wp:cNvGraphicFramePr>
+              <a:graphicFrameLocks xmlns:a="http://schemas.openxmlformats.org/drawingml/2006/main" noChangeAspect="1"/>
+            </wp:cNvGraphicFramePr>
+            <a:graphic xmlns:a="http://schemas.openxmlformats.org/drawingml/2006/main">
+              <a:graphicData uri="http://schemas.openxmlformats.org/drawingml/2006/picture">
+                <pic:pic xmlns:pic="http://schemas.openxmlformats.org/drawingml/2006/picture">
+                  <pic:nvPicPr>
+                    <pic:cNvPr id="1" name=""/>
+                    <pic:cNvPicPr/>
+                  </pic:nvPicPr>
+                  <pic:blipFill rotWithShape="1">
+                    <a:blip r:embed="rId23" cstate="print">
+                      <a:extLst>
+                        <a:ext uri="{28A0092B-C50C-407E-A947-70E740481C1C}">
+                          <a14:useLocalDpi xmlns:a14="http://schemas.microsoft.com/office/drawing/2010/main" val="0"/>
+                        </a:ext>
+                      </a:extLst>
+                    </a:blip>
+                    <a:srcRect t="17260"/>
+                    <a:stretch/>
+                  </pic:blipFill>
+                  <pic:spPr bwMode="auto">
+                    <a:xfrm>
+                      <a:off x="0" y="0"/>
+                      <a:ext cx="3622040" cy="1210310"/>
+                    </a:xfrm>
+                    <a:prstGeom prst="rect">
+                      <a:avLst/>
+                    </a:prstGeom>
+                    <a:ln>
+                      <a:noFill/>
+                    </a:ln>
+                    <a:extLst>
+                      <a:ext uri="{53640926-AAD7-44D8-BBD7-CCE9431645EC}">
+                        <a14:shadowObscured xmlns:a14="http://schemas.microsoft.com/office/drawing/2010/main"/>
+                      </a:ext>
+                    </a:extLst>
+                  </pic:spPr>
+                </pic:pic>
+              </a:graphicData>
+            </a:graphic>
+            <wp14:sizeRelH relativeFrom="margin">
+              <wp14:pctWidth>0</wp14:pctWidth>
+            </wp14:sizeRelH>
+            <wp14:sizeRelV relativeFrom="margin">
+              <wp14:pctHeight>0</wp14:pctHeight>
+            </wp14:sizeRelV>
+          </wp:anchor>
+        </w:drawing>
+      </w:r>
+    </w:p>
+    <w:p>
+      <w:pPr>
+        <w:suppressAutoHyphens w:val="0"/>
+        <w:spacing w:before="0" w:after="0"/>
+        <w:jc w:val="left"/>
+        <w:rPr>
+          <w:rFonts w:eastAsia="Times New Roman" w:cs="Mangal"/>
+          <w:b/>
+          <w:sz w:val="28"/>
+          <w:szCs w:val="21"/>
+        </w:rPr>
+      </w:pPr>
+      <w:r>
+        <w:br w:type="page"/>
+      </w:r>
+    </w:p>
+    <w:p>
+      <w:pPr>
+        <w:pStyle w:val="Ttulo3"/>
+      </w:pPr>
+      <w:bookmarkStart w:id="74" w:name="_Toc212035926"/>
+      <w:r>
+        <w:lastRenderedPageBreak/>
+        <w:t>APARTADO GALERIA</w:t>
+      </w:r>
+      <w:bookmarkEnd w:id="74"/>
+    </w:p>
+    <w:p>
+      <w:r>
+        <w:drawing>
+          <wp:anchor distT="0" distB="0" distL="114300" distR="114300" simplePos="0" relativeHeight="251681792" behindDoc="1" locked="0" layoutInCell="1" allowOverlap="1" wp14:anchorId="6B5466C1" wp14:editId="3E22846B">
+            <wp:simplePos x="0" y="0"/>
+            <wp:positionH relativeFrom="column">
+              <wp:posOffset>1912289</wp:posOffset>
+            </wp:positionH>
+            <wp:positionV relativeFrom="paragraph">
+              <wp:posOffset>24993</wp:posOffset>
+            </wp:positionV>
+            <wp:extent cx="5153025" cy="3308993"/>
+            <wp:effectExtent l="0" t="0" r="0" b="5715"/>
+            <wp:wrapTight wrapText="bothSides">
+              <wp:wrapPolygon edited="0">
+                <wp:start x="0" y="0"/>
+                <wp:lineTo x="0" y="21513"/>
+                <wp:lineTo x="21480" y="21513"/>
+                <wp:lineTo x="21480" y="0"/>
+                <wp:lineTo x="0" y="0"/>
+              </wp:wrapPolygon>
+            </wp:wrapTight>
+            <wp:docPr id="19" name="Imagen 19"/>
+            <wp:cNvGraphicFramePr>
+              <a:graphicFrameLocks xmlns:a="http://schemas.openxmlformats.org/drawingml/2006/main" noChangeAspect="1"/>
+            </wp:cNvGraphicFramePr>
+            <a:graphic xmlns:a="http://schemas.openxmlformats.org/drawingml/2006/main">
+              <a:graphicData uri="http://schemas.openxmlformats.org/drawingml/2006/picture">
+                <pic:pic xmlns:pic="http://schemas.openxmlformats.org/drawingml/2006/picture">
+                  <pic:nvPicPr>
+                    <pic:cNvPr id="1" name=""/>
+                    <pic:cNvPicPr/>
+                  </pic:nvPicPr>
+                  <pic:blipFill>
+                    <a:blip r:embed="rId24" cstate="print">
+                      <a:extLst>
+                        <a:ext uri="{28A0092B-C50C-407E-A947-70E740481C1C}">
+                          <a14:useLocalDpi xmlns:a14="http://schemas.microsoft.com/office/drawing/2010/main" val="0"/>
+                        </a:ext>
+                      </a:extLst>
+                    </a:blip>
+                    <a:stretch>
+                      <a:fillRect/>
+                    </a:stretch>
+                  </pic:blipFill>
+                  <pic:spPr>
+                    <a:xfrm>
+                      <a:off x="0" y="0"/>
+                      <a:ext cx="5153025" cy="3308993"/>
+                    </a:xfrm>
+                    <a:prstGeom prst="rect">
+                      <a:avLst/>
+                    </a:prstGeom>
+                  </pic:spPr>
+                </pic:pic>
+              </a:graphicData>
+            </a:graphic>
+          </wp:anchor>
+        </w:drawing>
+      </w:r>
+    </w:p>
+    <w:p/>
+    <w:p/>
+    <w:p/>
+    <w:p/>
+    <w:p/>
+    <w:p/>
+    <w:p/>
+    <w:p/>
+    <w:p/>
+    <w:p>
+      <w:pPr>
+        <w:pStyle w:val="Ttulo3"/>
+      </w:pPr>
+    </w:p>
+    <w:p>
+      <w:pPr>
+        <w:pStyle w:val="Ttulo3"/>
+      </w:pPr>
+      <w:bookmarkStart w:id="75" w:name="_Toc212035927"/>
+      <w:r>
+        <w:t>APARTADO Contacto</w:t>
+      </w:r>
+      <w:bookmarkEnd w:id="75"/>
+    </w:p>
+    <w:p>
+      <w:r>
+        <w:drawing>
+          <wp:anchor distT="0" distB="0" distL="114300" distR="114300" simplePos="0" relativeHeight="251682816" behindDoc="1" locked="0" layoutInCell="1" allowOverlap="1" wp14:anchorId="500CDBFA" wp14:editId="7D6F178C">
+            <wp:simplePos x="0" y="0"/>
+            <wp:positionH relativeFrom="column">
+              <wp:posOffset>1783080</wp:posOffset>
+            </wp:positionH>
+            <wp:positionV relativeFrom="paragraph">
+              <wp:posOffset>176530</wp:posOffset>
+            </wp:positionV>
+            <wp:extent cx="4876800" cy="2288119"/>
+            <wp:effectExtent l="0" t="0" r="0" b="0"/>
+            <wp:wrapTight wrapText="bothSides">
+              <wp:wrapPolygon edited="0">
+                <wp:start x="0" y="0"/>
+                <wp:lineTo x="0" y="21402"/>
+                <wp:lineTo x="21516" y="21402"/>
+                <wp:lineTo x="21516" y="0"/>
+                <wp:lineTo x="0" y="0"/>
+              </wp:wrapPolygon>
+            </wp:wrapTight>
+            <wp:docPr id="20" name="Imagen 20"/>
+            <wp:cNvGraphicFramePr>
+              <a:graphicFrameLocks xmlns:a="http://schemas.openxmlformats.org/drawingml/2006/main" noChangeAspect="1"/>
+            </wp:cNvGraphicFramePr>
+            <a:graphic xmlns:a="http://schemas.openxmlformats.org/drawingml/2006/main">
+              <a:graphicData uri="http://schemas.openxmlformats.org/drawingml/2006/picture">
+                <pic:pic xmlns:pic="http://schemas.openxmlformats.org/drawingml/2006/picture">
+                  <pic:nvPicPr>
+                    <pic:cNvPr id="1" name=""/>
+                    <pic:cNvPicPr/>
+                  </pic:nvPicPr>
+                  <pic:blipFill>
+                    <a:blip r:embed="rId25" cstate="print">
+                      <a:extLst>
+                        <a:ext uri="{28A0092B-C50C-407E-A947-70E740481C1C}">
+                          <a14:useLocalDpi xmlns:a14="http://schemas.microsoft.com/office/drawing/2010/main" val="0"/>
+                        </a:ext>
+                      </a:extLst>
+                    </a:blip>
+                    <a:stretch>
+                      <a:fillRect/>
+                    </a:stretch>
+                  </pic:blipFill>
+                  <pic:spPr>
+                    <a:xfrm>
+                      <a:off x="0" y="0"/>
+                      <a:ext cx="4876800" cy="2288119"/>
+                    </a:xfrm>
+                    <a:prstGeom prst="rect">
+                      <a:avLst/>
+                    </a:prstGeom>
+                  </pic:spPr>
+                </pic:pic>
+              </a:graphicData>
+            </a:graphic>
+          </wp:anchor>
+        </w:drawing>
+      </w:r>
+    </w:p>
+    <w:p/>
+    <w:p/>
+    <w:p>
+      <w:pPr>
+        <w:pStyle w:val="Ttulo3"/>
+      </w:pPr>
+      <w:bookmarkStart w:id="76" w:name="_Toc212035928"/>
+      <w:r>
+        <w:lastRenderedPageBreak/>
+        <w:t>Apartad</w:t>
+      </w:r>
+      <w:r>
+        <w:t>o Iniciar Sesión</w:t>
+      </w:r>
+      <w:bookmarkEnd w:id="76"/>
+    </w:p>
+    <w:p>
+      <w:r>
+        <w:drawing>
+          <wp:anchor distT="0" distB="0" distL="114300" distR="114300" simplePos="0" relativeHeight="251689984" behindDoc="1" locked="0" layoutInCell="1" allowOverlap="1" wp14:anchorId="7DAEA36A" wp14:editId="014B7B71">
+            <wp:simplePos x="0" y="0"/>
+            <wp:positionH relativeFrom="column">
+              <wp:posOffset>2278761</wp:posOffset>
+            </wp:positionH>
+            <wp:positionV relativeFrom="paragraph">
+              <wp:posOffset>80061</wp:posOffset>
+            </wp:positionV>
+            <wp:extent cx="6457315" cy="1866900"/>
+            <wp:effectExtent l="0" t="0" r="635" b="0"/>
+            <wp:wrapTight wrapText="bothSides">
+              <wp:wrapPolygon edited="0">
+                <wp:start x="0" y="0"/>
+                <wp:lineTo x="0" y="21380"/>
+                <wp:lineTo x="21538" y="21380"/>
+                <wp:lineTo x="21538" y="0"/>
+                <wp:lineTo x="0" y="0"/>
+              </wp:wrapPolygon>
+            </wp:wrapTight>
+            <wp:docPr id="27" name="Imagen 27"/>
+            <wp:cNvGraphicFramePr>
+              <a:graphicFrameLocks xmlns:a="http://schemas.openxmlformats.org/drawingml/2006/main" noChangeAspect="1"/>
+            </wp:cNvGraphicFramePr>
+            <a:graphic xmlns:a="http://schemas.openxmlformats.org/drawingml/2006/main">
+              <a:graphicData uri="http://schemas.openxmlformats.org/drawingml/2006/picture">
+                <pic:pic xmlns:pic="http://schemas.openxmlformats.org/drawingml/2006/picture">
+                  <pic:nvPicPr>
+                    <pic:cNvPr id="1" name=""/>
+                    <pic:cNvPicPr/>
+                  </pic:nvPicPr>
+                  <pic:blipFill>
+                    <a:blip r:embed="rId26">
+                      <a:extLst>
+                        <a:ext uri="{28A0092B-C50C-407E-A947-70E740481C1C}">
+                          <a14:useLocalDpi xmlns:a14="http://schemas.microsoft.com/office/drawing/2010/main" val="0"/>
+                        </a:ext>
+                      </a:extLst>
+                    </a:blip>
+                    <a:stretch>
+                      <a:fillRect/>
+                    </a:stretch>
+                  </pic:blipFill>
+                  <pic:spPr>
+                    <a:xfrm>
+                      <a:off x="0" y="0"/>
+                      <a:ext cx="6457315" cy="1866900"/>
+                    </a:xfrm>
+                    <a:prstGeom prst="rect">
+                      <a:avLst/>
+                    </a:prstGeom>
+                  </pic:spPr>
+                </pic:pic>
+              </a:graphicData>
+            </a:graphic>
+            <wp14:sizeRelH relativeFrom="margin">
+              <wp14:pctWidth>0</wp14:pctWidth>
+            </wp14:sizeRelH>
+            <wp14:sizeRelV relativeFrom="margin">
+              <wp14:pctHeight>0</wp14:pctHeight>
+            </wp14:sizeRelV>
+          </wp:anchor>
+        </w:drawing>
+      </w:r>
+      <w:r>
+        <w:drawing>
+          <wp:anchor distT="0" distB="0" distL="114300" distR="114300" simplePos="0" relativeHeight="251684864" behindDoc="0" locked="0" layoutInCell="1" allowOverlap="1" wp14:anchorId="242D1415" wp14:editId="69117836">
+            <wp:simplePos x="0" y="0"/>
+            <wp:positionH relativeFrom="margin">
+              <wp:align>left</wp:align>
+            </wp:positionH>
+            <wp:positionV relativeFrom="paragraph">
+              <wp:posOffset>76835</wp:posOffset>
+            </wp:positionV>
+            <wp:extent cx="1952625" cy="2008897"/>
+            <wp:effectExtent l="0" t="0" r="0" b="0"/>
+            <wp:wrapSquare wrapText="bothSides"/>
+            <wp:docPr id="21" name="Imagen 21"/>
+            <wp:cNvGraphicFramePr>
+              <a:graphicFrameLocks xmlns:a="http://schemas.openxmlformats.org/drawingml/2006/main" noChangeAspect="1"/>
+            </wp:cNvGraphicFramePr>
+            <a:graphic xmlns:a="http://schemas.openxmlformats.org/drawingml/2006/main">
+              <a:graphicData uri="http://schemas.openxmlformats.org/drawingml/2006/picture">
+                <pic:pic xmlns:pic="http://schemas.openxmlformats.org/drawingml/2006/picture">
+                  <pic:nvPicPr>
+                    <pic:cNvPr id="1" name=""/>
+                    <pic:cNvPicPr/>
+                  </pic:nvPicPr>
+                  <pic:blipFill>
+                    <a:blip r:embed="rId27">
+                      <a:extLst>
+                        <a:ext uri="{28A0092B-C50C-407E-A947-70E740481C1C}">
+                          <a14:useLocalDpi xmlns:a14="http://schemas.microsoft.com/office/drawing/2010/main" val="0"/>
+                        </a:ext>
+                      </a:extLst>
+                    </a:blip>
+                    <a:stretch>
+                      <a:fillRect/>
+                    </a:stretch>
+                  </pic:blipFill>
+                  <pic:spPr>
+                    <a:xfrm>
+                      <a:off x="0" y="0"/>
+                      <a:ext cx="1952625" cy="2008897"/>
+                    </a:xfrm>
+                    <a:prstGeom prst="rect">
+                      <a:avLst/>
+                    </a:prstGeom>
+                  </pic:spPr>
+                </pic:pic>
+              </a:graphicData>
+            </a:graphic>
+          </wp:anchor>
+        </w:drawing>
+      </w:r>
+    </w:p>
     <w:p>
       <w:pPr>
         <w:pStyle w:val="Ttulo1"/>
       </w:pPr>
-      <w:bookmarkStart w:id="61" w:name="__RefHeading___Toc2340_1209921303"/>
-      <w:bookmarkStart w:id="62" w:name="_Toc210721458"/>
-      <w:bookmarkStart w:id="63" w:name="_Toc210722554"/>
-      <w:bookmarkStart w:id="64" w:name="_Toc210895774"/>
-      <w:bookmarkStart w:id="65" w:name="_Toc211763920"/>
-      <w:commentRangeStart w:id="66"/>
-      <w:r>
+    </w:p>
+    <w:p>
+      <w:pPr>
+        <w:pStyle w:val="Textbody"/>
+      </w:pPr>
+    </w:p>
+    <w:p>
+      <w:pPr>
+        <w:pStyle w:val="Textbody"/>
+      </w:pPr>
+    </w:p>
+    <w:p>
+      <w:pPr>
+        <w:pStyle w:val="Textbody"/>
+      </w:pPr>
+    </w:p>
+    <w:p>
+      <w:pPr>
+        <w:pStyle w:val="Textbody"/>
+      </w:pPr>
+    </w:p>
+    <w:p>
+      <w:pPr>
+        <w:pStyle w:val="Textbody"/>
+      </w:pPr>
+      <w:r>
+        <w:drawing>
+          <wp:anchor distT="0" distB="0" distL="114300" distR="114300" simplePos="0" relativeHeight="251691008" behindDoc="1" locked="0" layoutInCell="1" allowOverlap="1" wp14:anchorId="2B1275A2" wp14:editId="35B5399F">
+            <wp:simplePos x="0" y="0"/>
+            <wp:positionH relativeFrom="page">
+              <wp:posOffset>3286709</wp:posOffset>
+            </wp:positionH>
+            <wp:positionV relativeFrom="paragraph">
+              <wp:posOffset>258852</wp:posOffset>
+            </wp:positionV>
+            <wp:extent cx="7007580" cy="1281434"/>
+            <wp:effectExtent l="0" t="0" r="3175" b="0"/>
+            <wp:wrapTight wrapText="bothSides">
+              <wp:wrapPolygon edited="0">
+                <wp:start x="0" y="0"/>
+                <wp:lineTo x="0" y="21193"/>
+                <wp:lineTo x="21551" y="21193"/>
+                <wp:lineTo x="21551" y="0"/>
+                <wp:lineTo x="0" y="0"/>
+              </wp:wrapPolygon>
+            </wp:wrapTight>
+            <wp:docPr id="28" name="Imagen 28"/>
+            <wp:cNvGraphicFramePr>
+              <a:graphicFrameLocks xmlns:a="http://schemas.openxmlformats.org/drawingml/2006/main" noChangeAspect="1"/>
+            </wp:cNvGraphicFramePr>
+            <a:graphic xmlns:a="http://schemas.openxmlformats.org/drawingml/2006/main">
+              <a:graphicData uri="http://schemas.openxmlformats.org/drawingml/2006/picture">
+                <pic:pic xmlns:pic="http://schemas.openxmlformats.org/drawingml/2006/picture">
+                  <pic:nvPicPr>
+                    <pic:cNvPr id="1" name=""/>
+                    <pic:cNvPicPr/>
+                  </pic:nvPicPr>
+                  <pic:blipFill>
+                    <a:blip r:embed="rId28">
+                      <a:extLst>
+                        <a:ext uri="{28A0092B-C50C-407E-A947-70E740481C1C}">
+                          <a14:useLocalDpi xmlns:a14="http://schemas.microsoft.com/office/drawing/2010/main" val="0"/>
+                        </a:ext>
+                      </a:extLst>
+                    </a:blip>
+                    <a:stretch>
+                      <a:fillRect/>
+                    </a:stretch>
+                  </pic:blipFill>
+                  <pic:spPr>
+                    <a:xfrm>
+                      <a:off x="0" y="0"/>
+                      <a:ext cx="7007580" cy="1281434"/>
+                    </a:xfrm>
+                    <a:prstGeom prst="rect">
+                      <a:avLst/>
+                    </a:prstGeom>
+                  </pic:spPr>
+                </pic:pic>
+              </a:graphicData>
+            </a:graphic>
+            <wp14:sizeRelH relativeFrom="margin">
+              <wp14:pctWidth>0</wp14:pctWidth>
+            </wp14:sizeRelH>
+            <wp14:sizeRelV relativeFrom="margin">
+              <wp14:pctHeight>0</wp14:pctHeight>
+            </wp14:sizeRelV>
+          </wp:anchor>
+        </w:drawing>
+      </w:r>
+      <w:r>
+        <w:drawing>
+          <wp:anchor distT="0" distB="0" distL="114300" distR="114300" simplePos="0" relativeHeight="251688960" behindDoc="1" locked="0" layoutInCell="1" allowOverlap="1" wp14:anchorId="5D0DDC5F" wp14:editId="07DA31A0">
+            <wp:simplePos x="0" y="0"/>
+            <wp:positionH relativeFrom="margin">
+              <wp:align>left</wp:align>
+            </wp:positionH>
+            <wp:positionV relativeFrom="paragraph">
+              <wp:posOffset>281305</wp:posOffset>
+            </wp:positionV>
+            <wp:extent cx="2305050" cy="1884045"/>
+            <wp:effectExtent l="0" t="0" r="0" b="1905"/>
+            <wp:wrapTight wrapText="bothSides">
+              <wp:wrapPolygon edited="0">
+                <wp:start x="0" y="0"/>
+                <wp:lineTo x="0" y="21403"/>
+                <wp:lineTo x="21421" y="21403"/>
+                <wp:lineTo x="21421" y="0"/>
+                <wp:lineTo x="0" y="0"/>
+              </wp:wrapPolygon>
+            </wp:wrapTight>
+            <wp:docPr id="26" name="Imagen 26"/>
+            <wp:cNvGraphicFramePr>
+              <a:graphicFrameLocks xmlns:a="http://schemas.openxmlformats.org/drawingml/2006/main" noChangeAspect="1"/>
+            </wp:cNvGraphicFramePr>
+            <a:graphic xmlns:a="http://schemas.openxmlformats.org/drawingml/2006/main">
+              <a:graphicData uri="http://schemas.openxmlformats.org/drawingml/2006/picture">
+                <pic:pic xmlns:pic="http://schemas.openxmlformats.org/drawingml/2006/picture">
+                  <pic:nvPicPr>
+                    <pic:cNvPr id="1" name=""/>
+                    <pic:cNvPicPr/>
+                  </pic:nvPicPr>
+                  <pic:blipFill>
+                    <a:blip r:embed="rId29">
+                      <a:extLst>
+                        <a:ext uri="{28A0092B-C50C-407E-A947-70E740481C1C}">
+                          <a14:useLocalDpi xmlns:a14="http://schemas.microsoft.com/office/drawing/2010/main" val="0"/>
+                        </a:ext>
+                      </a:extLst>
+                    </a:blip>
+                    <a:stretch>
+                      <a:fillRect/>
+                    </a:stretch>
+                  </pic:blipFill>
+                  <pic:spPr>
+                    <a:xfrm>
+                      <a:off x="0" y="0"/>
+                      <a:ext cx="2305050" cy="1884045"/>
+                    </a:xfrm>
+                    <a:prstGeom prst="rect">
+                      <a:avLst/>
+                    </a:prstGeom>
+                  </pic:spPr>
+                </pic:pic>
+              </a:graphicData>
+            </a:graphic>
+          </wp:anchor>
+        </w:drawing>
+      </w:r>
+    </w:p>
+    <w:p>
+      <w:pPr>
+        <w:pStyle w:val="Textbody"/>
+      </w:pPr>
+    </w:p>
+    <w:p>
+      <w:pPr>
+        <w:pStyle w:val="Textbody"/>
+      </w:pPr>
+    </w:p>
+    <w:p>
+      <w:pPr>
+        <w:pStyle w:val="Textbody"/>
+      </w:pPr>
+    </w:p>
+    <w:p>
+      <w:pPr>
+        <w:pStyle w:val="Textbody"/>
+      </w:pPr>
+    </w:p>
+    <w:p>
+      <w:pPr>
+        <w:pStyle w:val="Textbody"/>
+      </w:pPr>
+    </w:p>
+    <w:p>
+      <w:pPr>
+        <w:pStyle w:val="Textbody"/>
+      </w:pPr>
+    </w:p>
+    <w:p>
+      <w:pPr>
+        <w:pStyle w:val="Textbody"/>
+      </w:pPr>
+    </w:p>
+    <w:p>
+      <w:pPr>
+        <w:pStyle w:val="Textbody"/>
+      </w:pPr>
+      <w:r>
+        <w:br w:type="page"/>
+      </w:r>
+    </w:p>
+    <w:p>
+      <w:r>
+        <w:lastRenderedPageBreak/>
+        <w:drawing>
+          <wp:anchor distT="0" distB="0" distL="114300" distR="114300" simplePos="0" relativeHeight="251686912" behindDoc="1" locked="0" layoutInCell="1" allowOverlap="1" wp14:anchorId="4B8BED46" wp14:editId="324586CE">
+            <wp:simplePos x="0" y="0"/>
+            <wp:positionH relativeFrom="column">
+              <wp:posOffset>3145988</wp:posOffset>
+            </wp:positionH>
+            <wp:positionV relativeFrom="paragraph">
+              <wp:posOffset>18539</wp:posOffset>
+            </wp:positionV>
+            <wp:extent cx="5288889" cy="635247"/>
+            <wp:effectExtent l="0" t="0" r="7620" b="0"/>
+            <wp:wrapTight wrapText="bothSides">
+              <wp:wrapPolygon edited="0">
+                <wp:start x="0" y="0"/>
+                <wp:lineTo x="0" y="20736"/>
+                <wp:lineTo x="21553" y="20736"/>
+                <wp:lineTo x="21553" y="0"/>
+                <wp:lineTo x="0" y="0"/>
+              </wp:wrapPolygon>
+            </wp:wrapTight>
+            <wp:docPr id="24" name="Imagen 24"/>
+            <wp:cNvGraphicFramePr>
+              <a:graphicFrameLocks xmlns:a="http://schemas.openxmlformats.org/drawingml/2006/main" noChangeAspect="1"/>
+            </wp:cNvGraphicFramePr>
+            <a:graphic xmlns:a="http://schemas.openxmlformats.org/drawingml/2006/main">
+              <a:graphicData uri="http://schemas.openxmlformats.org/drawingml/2006/picture">
+                <pic:pic xmlns:pic="http://schemas.openxmlformats.org/drawingml/2006/picture">
+                  <pic:nvPicPr>
+                    <pic:cNvPr id="1" name=""/>
+                    <pic:cNvPicPr/>
+                  </pic:nvPicPr>
+                  <pic:blipFill>
+                    <a:blip r:embed="rId30">
+                      <a:extLst>
+                        <a:ext uri="{28A0092B-C50C-407E-A947-70E740481C1C}">
+                          <a14:useLocalDpi xmlns:a14="http://schemas.microsoft.com/office/drawing/2010/main" val="0"/>
+                        </a:ext>
+                      </a:extLst>
+                    </a:blip>
+                    <a:stretch>
+                      <a:fillRect/>
+                    </a:stretch>
+                  </pic:blipFill>
+                  <pic:spPr>
+                    <a:xfrm>
+                      <a:off x="0" y="0"/>
+                      <a:ext cx="5288889" cy="635247"/>
+                    </a:xfrm>
+                    <a:prstGeom prst="rect">
+                      <a:avLst/>
+                    </a:prstGeom>
+                  </pic:spPr>
+                </pic:pic>
+              </a:graphicData>
+            </a:graphic>
+          </wp:anchor>
+        </w:drawing>
+      </w:r>
+      <w:r>
+        <w:drawing>
+          <wp:anchor distT="0" distB="0" distL="114300" distR="114300" simplePos="0" relativeHeight="251683840" behindDoc="0" locked="0" layoutInCell="1" allowOverlap="1" wp14:anchorId="0FFA1764" wp14:editId="6C66F8F3">
+            <wp:simplePos x="0" y="0"/>
+            <wp:positionH relativeFrom="margin">
+              <wp:posOffset>29668</wp:posOffset>
+            </wp:positionH>
+            <wp:positionV relativeFrom="paragraph">
+              <wp:posOffset>103048</wp:posOffset>
+            </wp:positionV>
+            <wp:extent cx="1855187" cy="1923897"/>
+            <wp:effectExtent l="0" t="0" r="0" b="635"/>
+            <wp:wrapSquare wrapText="bothSides"/>
+            <wp:docPr id="23" name="Imagen 23"/>
+            <wp:cNvGraphicFramePr>
+              <a:graphicFrameLocks xmlns:a="http://schemas.openxmlformats.org/drawingml/2006/main" noChangeAspect="1"/>
+            </wp:cNvGraphicFramePr>
+            <a:graphic xmlns:a="http://schemas.openxmlformats.org/drawingml/2006/main">
+              <a:graphicData uri="http://schemas.openxmlformats.org/drawingml/2006/picture">
+                <pic:pic xmlns:pic="http://schemas.openxmlformats.org/drawingml/2006/picture">
+                  <pic:nvPicPr>
+                    <pic:cNvPr id="1" name=""/>
+                    <pic:cNvPicPr/>
+                  </pic:nvPicPr>
+                  <pic:blipFill>
+                    <a:blip r:embed="rId31">
+                      <a:extLst>
+                        <a:ext uri="{28A0092B-C50C-407E-A947-70E740481C1C}">
+                          <a14:useLocalDpi xmlns:a14="http://schemas.microsoft.com/office/drawing/2010/main" val="0"/>
+                        </a:ext>
+                      </a:extLst>
+                    </a:blip>
+                    <a:stretch>
+                      <a:fillRect/>
+                    </a:stretch>
+                  </pic:blipFill>
+                  <pic:spPr>
+                    <a:xfrm>
+                      <a:off x="0" y="0"/>
+                      <a:ext cx="1855187" cy="1923897"/>
+                    </a:xfrm>
+                    <a:prstGeom prst="rect">
+                      <a:avLst/>
+                    </a:prstGeom>
+                  </pic:spPr>
+                </pic:pic>
+              </a:graphicData>
+            </a:graphic>
+          </wp:anchor>
+        </w:drawing>
+      </w:r>
+    </w:p>
+    <w:p>
+      <w:r>
+        <w:drawing>
+          <wp:anchor distT="0" distB="0" distL="114300" distR="114300" simplePos="0" relativeHeight="251687936" behindDoc="1" locked="0" layoutInCell="1" allowOverlap="1" wp14:anchorId="68D32D5C" wp14:editId="33BF8A7E">
+            <wp:simplePos x="0" y="0"/>
+            <wp:positionH relativeFrom="column">
+              <wp:posOffset>3089976</wp:posOffset>
+            </wp:positionH>
+            <wp:positionV relativeFrom="paragraph">
+              <wp:posOffset>424369</wp:posOffset>
+            </wp:positionV>
+            <wp:extent cx="5559425" cy="4989195"/>
+            <wp:effectExtent l="0" t="0" r="3175" b="1905"/>
+            <wp:wrapTight wrapText="bothSides">
+              <wp:wrapPolygon edited="0">
+                <wp:start x="0" y="0"/>
+                <wp:lineTo x="0" y="21526"/>
+                <wp:lineTo x="21538" y="21526"/>
+                <wp:lineTo x="21538" y="0"/>
+                <wp:lineTo x="0" y="0"/>
+              </wp:wrapPolygon>
+            </wp:wrapTight>
+            <wp:docPr id="25" name="Imagen 25"/>
+            <wp:cNvGraphicFramePr>
+              <a:graphicFrameLocks xmlns:a="http://schemas.openxmlformats.org/drawingml/2006/main" noChangeAspect="1"/>
+            </wp:cNvGraphicFramePr>
+            <a:graphic xmlns:a="http://schemas.openxmlformats.org/drawingml/2006/main">
+              <a:graphicData uri="http://schemas.openxmlformats.org/drawingml/2006/picture">
+                <pic:pic xmlns:pic="http://schemas.openxmlformats.org/drawingml/2006/picture">
+                  <pic:nvPicPr>
+                    <pic:cNvPr id="1" name=""/>
+                    <pic:cNvPicPr/>
+                  </pic:nvPicPr>
+                  <pic:blipFill>
+                    <a:blip r:embed="rId32">
+                      <a:extLst>
+                        <a:ext uri="{28A0092B-C50C-407E-A947-70E740481C1C}">
+                          <a14:useLocalDpi xmlns:a14="http://schemas.microsoft.com/office/drawing/2010/main" val="0"/>
+                        </a:ext>
+                      </a:extLst>
+                    </a:blip>
+                    <a:stretch>
+                      <a:fillRect/>
+                    </a:stretch>
+                  </pic:blipFill>
+                  <pic:spPr>
+                    <a:xfrm>
+                      <a:off x="0" y="0"/>
+                      <a:ext cx="5559425" cy="4989195"/>
+                    </a:xfrm>
+                    <a:prstGeom prst="rect">
+                      <a:avLst/>
+                    </a:prstGeom>
+                  </pic:spPr>
+                </pic:pic>
+              </a:graphicData>
+            </a:graphic>
+            <wp14:sizeRelH relativeFrom="margin">
+              <wp14:pctWidth>0</wp14:pctWidth>
+            </wp14:sizeRelH>
+            <wp14:sizeRelV relativeFrom="margin">
+              <wp14:pctHeight>0</wp14:pctHeight>
+            </wp14:sizeRelV>
+          </wp:anchor>
+        </w:drawing>
+      </w:r>
+    </w:p>
+    <w:p>
+      <w:pPr>
+        <w:pStyle w:val="Textbody"/>
+      </w:pPr>
+    </w:p>
+    <w:p>
+      <w:pPr>
+        <w:pStyle w:val="Textbody"/>
+      </w:pPr>
+    </w:p>
+    <w:p>
+      <w:pPr>
+        <w:pStyle w:val="Textbody"/>
+      </w:pPr>
+    </w:p>
+    <w:p>
+      <w:pPr>
+        <w:pStyle w:val="Textbody"/>
+      </w:pPr>
+    </w:p>
+    <w:p>
+      <w:pPr>
+        <w:pStyle w:val="Textbody"/>
+      </w:pPr>
+    </w:p>
+    <w:p>
+      <w:pPr>
+        <w:pStyle w:val="Textbody"/>
+      </w:pPr>
+      <w:r>
+        <w:drawing>
+          <wp:anchor distT="0" distB="0" distL="114300" distR="114300" simplePos="0" relativeHeight="251692032" behindDoc="1" locked="0" layoutInCell="1" allowOverlap="1" wp14:anchorId="42F650B7" wp14:editId="28D5B212">
+            <wp:simplePos x="0" y="0"/>
+            <wp:positionH relativeFrom="column">
+              <wp:posOffset>4305</wp:posOffset>
+            </wp:positionH>
+            <wp:positionV relativeFrom="paragraph">
+              <wp:posOffset>-2154563</wp:posOffset>
+            </wp:positionV>
+            <wp:extent cx="2736516" cy="2470067"/>
+            <wp:effectExtent l="0" t="0" r="6985" b="6985"/>
+            <wp:wrapTight wrapText="bothSides">
+              <wp:wrapPolygon edited="0">
+                <wp:start x="0" y="0"/>
+                <wp:lineTo x="0" y="21494"/>
+                <wp:lineTo x="21505" y="21494"/>
+                <wp:lineTo x="21505" y="0"/>
+                <wp:lineTo x="0" y="0"/>
+              </wp:wrapPolygon>
+            </wp:wrapTight>
+            <wp:docPr id="29" name="Imagen 29"/>
+            <wp:cNvGraphicFramePr>
+              <a:graphicFrameLocks xmlns:a="http://schemas.openxmlformats.org/drawingml/2006/main" noChangeAspect="1"/>
+            </wp:cNvGraphicFramePr>
+            <a:graphic xmlns:a="http://schemas.openxmlformats.org/drawingml/2006/main">
+              <a:graphicData uri="http://schemas.openxmlformats.org/drawingml/2006/picture">
+                <pic:pic xmlns:pic="http://schemas.openxmlformats.org/drawingml/2006/picture">
+                  <pic:nvPicPr>
+                    <pic:cNvPr id="1" name=""/>
+                    <pic:cNvPicPr/>
+                  </pic:nvPicPr>
+                  <pic:blipFill>
+                    <a:blip r:embed="rId33">
+                      <a:extLst>
+                        <a:ext uri="{28A0092B-C50C-407E-A947-70E740481C1C}">
+                          <a14:useLocalDpi xmlns:a14="http://schemas.microsoft.com/office/drawing/2010/main" val="0"/>
+                        </a:ext>
+                      </a:extLst>
+                    </a:blip>
+                    <a:stretch>
+                      <a:fillRect/>
+                    </a:stretch>
+                  </pic:blipFill>
+                  <pic:spPr>
+                    <a:xfrm>
+                      <a:off x="0" y="0"/>
+                      <a:ext cx="2736516" cy="2470067"/>
+                    </a:xfrm>
+                    <a:prstGeom prst="rect">
+                      <a:avLst/>
+                    </a:prstGeom>
+                  </pic:spPr>
+                </pic:pic>
+              </a:graphicData>
+            </a:graphic>
+          </wp:anchor>
+        </w:drawing>
+      </w:r>
+    </w:p>
+    <w:p>
+      <w:pPr>
+        <w:pStyle w:val="Textbody"/>
+      </w:pPr>
+    </w:p>
+    <w:p>
+      <w:pPr>
+        <w:pStyle w:val="Textbody"/>
+      </w:pPr>
+    </w:p>
+    <w:p>
+      <w:pPr>
+        <w:pStyle w:val="Textbody"/>
+      </w:pPr>
+    </w:p>
+    <w:p>
+      <w:pPr>
+        <w:pStyle w:val="Textbody"/>
+      </w:pPr>
+    </w:p>
+    <w:p>
+      <w:pPr>
+        <w:pStyle w:val="Textbody"/>
+      </w:pPr>
+    </w:p>
+    <w:p>
+      <w:pPr>
+        <w:pStyle w:val="Textbody"/>
+      </w:pPr>
+    </w:p>
+    <w:p>
+      <w:pPr>
+        <w:pStyle w:val="Textbody"/>
+      </w:pPr>
+    </w:p>
+    <w:p>
+      <w:pPr>
+        <w:suppressAutoHyphens w:val="0"/>
+        <w:spacing w:before="0" w:after="0"/>
+        <w:jc w:val="left"/>
+        <w:rPr>
+          <w:rFonts w:ascii="Times New Roman" w:eastAsia="Times New Roman" w:hAnsi="Times New Roman" w:cs="Times New Roman"/>
+          <w:sz w:val="22"/>
+        </w:rPr>
+      </w:pPr>
+      <w:r>
+        <w:br w:type="page"/>
+      </w:r>
+    </w:p>
+    <w:p>
+      <w:pPr>
+        <w:pStyle w:val="Textbody"/>
+      </w:pPr>
+      <w:r>
+        <w:lastRenderedPageBreak/>
+        <w:drawing>
+          <wp:anchor distT="0" distB="0" distL="114300" distR="114300" simplePos="0" relativeHeight="251694080" behindDoc="1" locked="0" layoutInCell="1" allowOverlap="1" wp14:anchorId="5BC1EDA7" wp14:editId="719F95FF">
+            <wp:simplePos x="0" y="0"/>
+            <wp:positionH relativeFrom="page">
+              <wp:align>right</wp:align>
+            </wp:positionH>
+            <wp:positionV relativeFrom="paragraph">
+              <wp:posOffset>208280</wp:posOffset>
+            </wp:positionV>
+            <wp:extent cx="7183755" cy="723900"/>
+            <wp:effectExtent l="0" t="0" r="0" b="0"/>
+            <wp:wrapTight wrapText="bothSides">
+              <wp:wrapPolygon edited="0">
+                <wp:start x="0" y="0"/>
+                <wp:lineTo x="0" y="21032"/>
+                <wp:lineTo x="21537" y="21032"/>
+                <wp:lineTo x="21537" y="0"/>
+                <wp:lineTo x="0" y="0"/>
+              </wp:wrapPolygon>
+            </wp:wrapTight>
+            <wp:docPr id="31" name="Imagen 31"/>
+            <wp:cNvGraphicFramePr>
+              <a:graphicFrameLocks xmlns:a="http://schemas.openxmlformats.org/drawingml/2006/main" noChangeAspect="1"/>
+            </wp:cNvGraphicFramePr>
+            <a:graphic xmlns:a="http://schemas.openxmlformats.org/drawingml/2006/main">
+              <a:graphicData uri="http://schemas.openxmlformats.org/drawingml/2006/picture">
+                <pic:pic xmlns:pic="http://schemas.openxmlformats.org/drawingml/2006/picture">
+                  <pic:nvPicPr>
+                    <pic:cNvPr id="1" name=""/>
+                    <pic:cNvPicPr/>
+                  </pic:nvPicPr>
+                  <pic:blipFill>
+                    <a:blip r:embed="rId34">
+                      <a:extLst>
+                        <a:ext uri="{28A0092B-C50C-407E-A947-70E740481C1C}">
+                          <a14:useLocalDpi xmlns:a14="http://schemas.microsoft.com/office/drawing/2010/main" val="0"/>
+                        </a:ext>
+                      </a:extLst>
+                    </a:blip>
+                    <a:stretch>
+                      <a:fillRect/>
+                    </a:stretch>
+                  </pic:blipFill>
+                  <pic:spPr>
+                    <a:xfrm>
+                      <a:off x="0" y="0"/>
+                      <a:ext cx="7183755" cy="723900"/>
+                    </a:xfrm>
+                    <a:prstGeom prst="rect">
+                      <a:avLst/>
+                    </a:prstGeom>
+                  </pic:spPr>
+                </pic:pic>
+              </a:graphicData>
+            </a:graphic>
+            <wp14:sizeRelH relativeFrom="margin">
+              <wp14:pctWidth>0</wp14:pctWidth>
+            </wp14:sizeRelH>
+            <wp14:sizeRelV relativeFrom="margin">
+              <wp14:pctHeight>0</wp14:pctHeight>
+            </wp14:sizeRelV>
+          </wp:anchor>
+        </w:drawing>
+      </w:r>
+      <w:r>
+        <w:drawing>
+          <wp:anchor distT="0" distB="0" distL="114300" distR="114300" simplePos="0" relativeHeight="251685888" behindDoc="1" locked="0" layoutInCell="1" allowOverlap="1" wp14:anchorId="519C84C2" wp14:editId="49603FF5">
+            <wp:simplePos x="0" y="0"/>
+            <wp:positionH relativeFrom="margin">
+              <wp:posOffset>-27811</wp:posOffset>
+            </wp:positionH>
+            <wp:positionV relativeFrom="paragraph">
+              <wp:posOffset>-508</wp:posOffset>
+            </wp:positionV>
+            <wp:extent cx="2171700" cy="2202724"/>
+            <wp:effectExtent l="0" t="0" r="0" b="7620"/>
+            <wp:wrapTight wrapText="bothSides">
+              <wp:wrapPolygon edited="0">
+                <wp:start x="0" y="0"/>
+                <wp:lineTo x="0" y="21488"/>
+                <wp:lineTo x="21411" y="21488"/>
+                <wp:lineTo x="21411" y="0"/>
+                <wp:lineTo x="0" y="0"/>
+              </wp:wrapPolygon>
+            </wp:wrapTight>
+            <wp:docPr id="22" name="Imagen 22"/>
+            <wp:cNvGraphicFramePr>
+              <a:graphicFrameLocks xmlns:a="http://schemas.openxmlformats.org/drawingml/2006/main" noChangeAspect="1"/>
+            </wp:cNvGraphicFramePr>
+            <a:graphic xmlns:a="http://schemas.openxmlformats.org/drawingml/2006/main">
+              <a:graphicData uri="http://schemas.openxmlformats.org/drawingml/2006/picture">
+                <pic:pic xmlns:pic="http://schemas.openxmlformats.org/drawingml/2006/picture">
+                  <pic:nvPicPr>
+                    <pic:cNvPr id="1" name=""/>
+                    <pic:cNvPicPr/>
+                  </pic:nvPicPr>
+                  <pic:blipFill>
+                    <a:blip r:embed="rId35">
+                      <a:extLst>
+                        <a:ext uri="{28A0092B-C50C-407E-A947-70E740481C1C}">
+                          <a14:useLocalDpi xmlns:a14="http://schemas.microsoft.com/office/drawing/2010/main" val="0"/>
+                        </a:ext>
+                      </a:extLst>
+                    </a:blip>
+                    <a:stretch>
+                      <a:fillRect/>
+                    </a:stretch>
+                  </pic:blipFill>
+                  <pic:spPr>
+                    <a:xfrm>
+                      <a:off x="0" y="0"/>
+                      <a:ext cx="2171700" cy="2202724"/>
+                    </a:xfrm>
+                    <a:prstGeom prst="rect">
+                      <a:avLst/>
+                    </a:prstGeom>
+                  </pic:spPr>
+                </pic:pic>
+              </a:graphicData>
+            </a:graphic>
+          </wp:anchor>
+        </w:drawing>
+      </w:r>
+    </w:p>
+    <w:p>
+      <w:pPr>
+        <w:pStyle w:val="Textbody"/>
+      </w:pPr>
+    </w:p>
+    <w:p>
+      <w:pPr>
+        <w:pStyle w:val="Textbody"/>
+      </w:pPr>
+    </w:p>
+    <w:p>
+      <w:pPr>
+        <w:pStyle w:val="Textbody"/>
+      </w:pPr>
+      <w:r>
+        <w:drawing>
+          <wp:anchor distT="0" distB="0" distL="114300" distR="114300" simplePos="0" relativeHeight="251695104" behindDoc="1" locked="0" layoutInCell="1" allowOverlap="1" wp14:anchorId="78351D08" wp14:editId="5BC82ED3">
+            <wp:simplePos x="0" y="0"/>
+            <wp:positionH relativeFrom="column">
+              <wp:posOffset>2806700</wp:posOffset>
+            </wp:positionH>
+            <wp:positionV relativeFrom="paragraph">
+              <wp:posOffset>235585</wp:posOffset>
+            </wp:positionV>
+            <wp:extent cx="6922770" cy="4340225"/>
+            <wp:effectExtent l="0" t="0" r="0" b="3175"/>
+            <wp:wrapTight wrapText="bothSides">
+              <wp:wrapPolygon edited="0">
+                <wp:start x="0" y="0"/>
+                <wp:lineTo x="0" y="21521"/>
+                <wp:lineTo x="21517" y="21521"/>
+                <wp:lineTo x="21517" y="0"/>
+                <wp:lineTo x="0" y="0"/>
+              </wp:wrapPolygon>
+            </wp:wrapTight>
+            <wp:docPr id="32" name="Imagen 32"/>
+            <wp:cNvGraphicFramePr>
+              <a:graphicFrameLocks xmlns:a="http://schemas.openxmlformats.org/drawingml/2006/main" noChangeAspect="1"/>
+            </wp:cNvGraphicFramePr>
+            <a:graphic xmlns:a="http://schemas.openxmlformats.org/drawingml/2006/main">
+              <a:graphicData uri="http://schemas.openxmlformats.org/drawingml/2006/picture">
+                <pic:pic xmlns:pic="http://schemas.openxmlformats.org/drawingml/2006/picture">
+                  <pic:nvPicPr>
+                    <pic:cNvPr id="1" name=""/>
+                    <pic:cNvPicPr/>
+                  </pic:nvPicPr>
+                  <pic:blipFill>
+                    <a:blip r:embed="rId36">
+                      <a:extLst>
+                        <a:ext uri="{28A0092B-C50C-407E-A947-70E740481C1C}">
+                          <a14:useLocalDpi xmlns:a14="http://schemas.microsoft.com/office/drawing/2010/main" val="0"/>
+                        </a:ext>
+                      </a:extLst>
+                    </a:blip>
+                    <a:stretch>
+                      <a:fillRect/>
+                    </a:stretch>
+                  </pic:blipFill>
+                  <pic:spPr>
+                    <a:xfrm>
+                      <a:off x="0" y="0"/>
+                      <a:ext cx="6922770" cy="4340225"/>
+                    </a:xfrm>
+                    <a:prstGeom prst="rect">
+                      <a:avLst/>
+                    </a:prstGeom>
+                  </pic:spPr>
+                </pic:pic>
+              </a:graphicData>
+            </a:graphic>
+            <wp14:sizeRelH relativeFrom="margin">
+              <wp14:pctWidth>0</wp14:pctWidth>
+            </wp14:sizeRelH>
+            <wp14:sizeRelV relativeFrom="margin">
+              <wp14:pctHeight>0</wp14:pctHeight>
+            </wp14:sizeRelV>
+          </wp:anchor>
+        </w:drawing>
+      </w:r>
+    </w:p>
+    <w:p>
+      <w:pPr>
+        <w:pStyle w:val="Textbody"/>
+      </w:pPr>
+    </w:p>
+    <w:p>
+      <w:pPr>
+        <w:pStyle w:val="Textbody"/>
+      </w:pPr>
+    </w:p>
+    <w:p>
+      <w:pPr>
+        <w:pStyle w:val="Textbody"/>
+      </w:pPr>
+    </w:p>
+    <w:p>
+      <w:pPr>
+        <w:pStyle w:val="Textbody"/>
+      </w:pPr>
+    </w:p>
+    <w:p>
+      <w:pPr>
+        <w:pStyle w:val="Textbody"/>
+      </w:pPr>
+      <w:r>
+        <w:drawing>
+          <wp:anchor distT="0" distB="0" distL="114300" distR="114300" simplePos="0" relativeHeight="251693056" behindDoc="1" locked="0" layoutInCell="1" allowOverlap="1" wp14:anchorId="058CA4ED" wp14:editId="08252F79">
+            <wp:simplePos x="0" y="0"/>
+            <wp:positionH relativeFrom="margin">
+              <wp:align>left</wp:align>
+            </wp:positionH>
+            <wp:positionV relativeFrom="paragraph">
+              <wp:posOffset>269240</wp:posOffset>
+            </wp:positionV>
+            <wp:extent cx="2183130" cy="1983105"/>
+            <wp:effectExtent l="0" t="0" r="7620" b="0"/>
+            <wp:wrapTight wrapText="bothSides">
+              <wp:wrapPolygon edited="0">
+                <wp:start x="0" y="0"/>
+                <wp:lineTo x="0" y="21372"/>
+                <wp:lineTo x="21487" y="21372"/>
+                <wp:lineTo x="21487" y="0"/>
+                <wp:lineTo x="0" y="0"/>
+              </wp:wrapPolygon>
+            </wp:wrapTight>
+            <wp:docPr id="30" name="Imagen 30"/>
+            <wp:cNvGraphicFramePr>
+              <a:graphicFrameLocks xmlns:a="http://schemas.openxmlformats.org/drawingml/2006/main" noChangeAspect="1"/>
+            </wp:cNvGraphicFramePr>
+            <a:graphic xmlns:a="http://schemas.openxmlformats.org/drawingml/2006/main">
+              <a:graphicData uri="http://schemas.openxmlformats.org/drawingml/2006/picture">
+                <pic:pic xmlns:pic="http://schemas.openxmlformats.org/drawingml/2006/picture">
+                  <pic:nvPicPr>
+                    <pic:cNvPr id="1" name=""/>
+                    <pic:cNvPicPr/>
+                  </pic:nvPicPr>
+                  <pic:blipFill>
+                    <a:blip r:embed="rId37">
+                      <a:extLst>
+                        <a:ext uri="{28A0092B-C50C-407E-A947-70E740481C1C}">
+                          <a14:useLocalDpi xmlns:a14="http://schemas.microsoft.com/office/drawing/2010/main" val="0"/>
+                        </a:ext>
+                      </a:extLst>
+                    </a:blip>
+                    <a:stretch>
+                      <a:fillRect/>
+                    </a:stretch>
+                  </pic:blipFill>
+                  <pic:spPr>
+                    <a:xfrm>
+                      <a:off x="0" y="0"/>
+                      <a:ext cx="2183130" cy="1983105"/>
+                    </a:xfrm>
+                    <a:prstGeom prst="rect">
+                      <a:avLst/>
+                    </a:prstGeom>
+                  </pic:spPr>
+                </pic:pic>
+              </a:graphicData>
+            </a:graphic>
+            <wp14:sizeRelH relativeFrom="margin">
+              <wp14:pctWidth>0</wp14:pctWidth>
+            </wp14:sizeRelH>
+            <wp14:sizeRelV relativeFrom="margin">
+              <wp14:pctHeight>0</wp14:pctHeight>
+            </wp14:sizeRelV>
+          </wp:anchor>
+        </w:drawing>
+      </w:r>
+    </w:p>
+    <w:p>
+      <w:pPr>
+        <w:pStyle w:val="Textbody"/>
+      </w:pPr>
+    </w:p>
+    <w:p>
+      <w:pPr>
+        <w:pStyle w:val="Textbody"/>
+      </w:pPr>
+    </w:p>
+    <w:p>
+      <w:pPr>
+        <w:pStyle w:val="Textbody"/>
+      </w:pPr>
+    </w:p>
+    <w:p>
+      <w:pPr>
+        <w:pStyle w:val="Textbody"/>
+      </w:pPr>
+    </w:p>
+    <w:p>
+      <w:pPr>
+        <w:pStyle w:val="Textbody"/>
+      </w:pPr>
+    </w:p>
+    <w:p>
+      <w:pPr>
+        <w:pStyle w:val="Textbody"/>
+      </w:pPr>
+    </w:p>
+    <w:p>
+      <w:pPr>
+        <w:pStyle w:val="Textbody"/>
+      </w:pPr>
+    </w:p>
+    <w:p>
+      <w:pPr>
+        <w:pStyle w:val="Textbody"/>
+      </w:pPr>
+    </w:p>
+    <w:p>
+      <w:pPr>
+        <w:pStyle w:val="Textbody"/>
+      </w:pPr>
+    </w:p>
+    <w:p>
+      <w:pPr>
+        <w:pStyle w:val="Textbody"/>
+      </w:pPr>
+    </w:p>
+    <w:p>
+      <w:pPr>
+        <w:pStyle w:val="Textbody"/>
+      </w:pPr>
+    </w:p>
+    <w:p>
+      <w:pPr>
+        <w:pStyle w:val="Textbody"/>
+      </w:pPr>
+    </w:p>
+    <w:p>
+      <w:pPr>
+        <w:pStyle w:val="Textbody"/>
+        <w:sectPr>
+          <w:pgSz w:w="16838" w:h="11906" w:orient="landscape"/>
+          <w:pgMar w:top="1134" w:right="1134" w:bottom="1134" w:left="1134" w:header="720" w:footer="720" w:gutter="0"/>
+          <w:cols w:space="720"/>
+          <w:docGrid w:linePitch="326"/>
+        </w:sectPr>
+      </w:pPr>
+    </w:p>
+    <w:p>
+      <w:pPr>
+        <w:pStyle w:val="Ttulo1"/>
+      </w:pPr>
+      <w:bookmarkStart w:id="77" w:name="_Toc212035929"/>
+      <w:commentRangeStart w:id="78"/>
+      <w:r>
+        <w:lastRenderedPageBreak/>
         <w:t>1</w:t>
       </w:r>
       <w:r>
@@ -6347,11 +8661,11 @@
       <w:r>
         <w:t xml:space="preserve">.Relación del Proyecto con los </w:t>
       </w:r>
-      <w:commentRangeStart w:id="67"/>
+      <w:commentRangeStart w:id="79"/>
       <w:r>
         <w:t xml:space="preserve">Módulos del Ciclo Formativo </w:t>
       </w:r>
-      <w:commentRangeEnd w:id="67"/>
+      <w:commentRangeEnd w:id="79"/>
       <w:r>
         <w:rPr>
           <w:rStyle w:val="Refdecomentario"/>
@@ -6359,16 +8673,16 @@
           <w:b w:val="0"/>
           <w:bCs w:val="0"/>
         </w:rPr>
-        <w:commentReference w:id="67"/>
+        <w:commentReference w:id="79"/>
       </w:r>
       <w:r>
         <w:t>realizando una breve justificación en cada uno de ellos</w:t>
       </w:r>
-      <w:bookmarkEnd w:id="61"/>
-      <w:bookmarkEnd w:id="62"/>
-      <w:bookmarkEnd w:id="63"/>
-      <w:bookmarkEnd w:id="64"/>
-      <w:commentRangeEnd w:id="66"/>
+      <w:bookmarkEnd w:id="68"/>
+      <w:bookmarkEnd w:id="69"/>
+      <w:bookmarkEnd w:id="70"/>
+      <w:bookmarkEnd w:id="71"/>
+      <w:commentRangeEnd w:id="78"/>
       <w:r>
         <w:rPr>
           <w:rStyle w:val="Refdecomentario"/>
@@ -6376,9 +8690,9 @@
           <w:b w:val="0"/>
           <w:bCs w:val="0"/>
         </w:rPr>
-        <w:commentReference w:id="66"/>
-      </w:r>
-      <w:bookmarkEnd w:id="65"/>
+        <w:commentReference w:id="78"/>
+      </w:r>
+      <w:bookmarkEnd w:id="77"/>
     </w:p>
     <w:tbl>
       <w:tblPr>
@@ -6387,13 +8701,13 @@
         <w:tblLook w:val="04A0" w:firstRow="1" w:lastRow="0" w:firstColumn="1" w:lastColumn="0" w:noHBand="0" w:noVBand="1"/>
       </w:tblPr>
       <w:tblGrid>
-        <w:gridCol w:w="4106"/>
-        <w:gridCol w:w="5812"/>
+        <w:gridCol w:w="4390"/>
+        <w:gridCol w:w="5528"/>
       </w:tblGrid>
       <w:tr>
         <w:tc>
           <w:tcPr>
-            <w:tcW w:w="4106" w:type="dxa"/>
+            <w:tcW w:w="4390" w:type="dxa"/>
           </w:tcPr>
           <w:p>
             <w:pPr>
@@ -6403,11 +8717,10 @@
                 <w:bCs/>
               </w:rPr>
             </w:pPr>
-            <w:bookmarkStart w:id="68" w:name="__RefHeading___Toc2340_1209921303_Copia_"/>
-            <w:bookmarkStart w:id="69" w:name="_Toc210721459"/>
-            <w:bookmarkStart w:id="70" w:name="_Toc210722555"/>
-            <w:bookmarkStart w:id="71" w:name="_Toc210895775"/>
-            <w:bookmarkStart w:id="72" w:name="_Toc211763921"/>
+            <w:bookmarkStart w:id="80" w:name="__RefHeading___Toc2340_1209921303_Copia_"/>
+            <w:bookmarkStart w:id="81" w:name="_Toc210721459"/>
+            <w:bookmarkStart w:id="82" w:name="_Toc210722555"/>
+            <w:bookmarkStart w:id="83" w:name="_Toc210895775"/>
             <w:r>
               <w:rPr>
                 <w:b/>
@@ -6419,7 +8732,7 @@
         </w:tc>
         <w:tc>
           <w:tcPr>
-            <w:tcW w:w="5812" w:type="dxa"/>
+            <w:tcW w:w="5528" w:type="dxa"/>
           </w:tcPr>
           <w:p>
             <w:pPr>
@@ -6442,7 +8755,7 @@
       <w:tr>
         <w:tc>
           <w:tcPr>
-            <w:tcW w:w="4106" w:type="dxa"/>
+            <w:tcW w:w="4390" w:type="dxa"/>
           </w:tcPr>
           <w:p>
             <w:pPr>
@@ -6462,7 +8775,7 @@
         </w:tc>
         <w:tc>
           <w:tcPr>
-            <w:tcW w:w="5812" w:type="dxa"/>
+            <w:tcW w:w="5528" w:type="dxa"/>
           </w:tcPr>
           <w:p>
             <w:r>
@@ -6474,7 +8787,7 @@
       <w:tr>
         <w:tc>
           <w:tcPr>
-            <w:tcW w:w="4106" w:type="dxa"/>
+            <w:tcW w:w="4390" w:type="dxa"/>
           </w:tcPr>
           <w:p>
             <w:pPr>
@@ -6494,7 +8807,7 @@
         </w:tc>
         <w:tc>
           <w:tcPr>
-            <w:tcW w:w="5812" w:type="dxa"/>
+            <w:tcW w:w="5528" w:type="dxa"/>
           </w:tcPr>
           <w:p>
             <w:r>
@@ -6506,7 +8819,7 @@
       <w:tr>
         <w:tc>
           <w:tcPr>
-            <w:tcW w:w="4106" w:type="dxa"/>
+            <w:tcW w:w="4390" w:type="dxa"/>
           </w:tcPr>
           <w:p>
             <w:pPr>
@@ -6526,7 +8839,7 @@
         </w:tc>
         <w:tc>
           <w:tcPr>
-            <w:tcW w:w="5812" w:type="dxa"/>
+            <w:tcW w:w="5528" w:type="dxa"/>
           </w:tcPr>
           <w:p>
             <w:r>
@@ -6538,7 +8851,7 @@
       <w:tr>
         <w:tc>
           <w:tcPr>
-            <w:tcW w:w="4106" w:type="dxa"/>
+            <w:tcW w:w="4390" w:type="dxa"/>
           </w:tcPr>
           <w:p>
             <w:pPr>
@@ -6558,7 +8871,7 @@
         </w:tc>
         <w:tc>
           <w:tcPr>
-            <w:tcW w:w="5812" w:type="dxa"/>
+            <w:tcW w:w="5528" w:type="dxa"/>
           </w:tcPr>
           <w:p>
             <w:r>
@@ -6570,7 +8883,7 @@
       <w:tr>
         <w:tc>
           <w:tcPr>
-            <w:tcW w:w="4106" w:type="dxa"/>
+            <w:tcW w:w="4390" w:type="dxa"/>
           </w:tcPr>
           <w:p>
             <w:pPr>
@@ -6590,7 +8903,7 @@
         </w:tc>
         <w:tc>
           <w:tcPr>
-            <w:tcW w:w="5812" w:type="dxa"/>
+            <w:tcW w:w="5528" w:type="dxa"/>
           </w:tcPr>
           <w:p>
             <w:r>
@@ -6602,7 +8915,7 @@
       <w:tr>
         <w:tc>
           <w:tcPr>
-            <w:tcW w:w="4106" w:type="dxa"/>
+            <w:tcW w:w="4390" w:type="dxa"/>
           </w:tcPr>
           <w:p>
             <w:pPr>
@@ -6622,19 +8935,11 @@
         </w:tc>
         <w:tc>
           <w:tcPr>
-            <w:tcW w:w="5812" w:type="dxa"/>
+            <w:tcW w:w="5528" w:type="dxa"/>
           </w:tcPr>
           <w:p>
             <w:r>
-              <w:t xml:space="preserve">Lógica aplicada al </w:t>
-            </w:r>
-            <w:proofErr w:type="spellStart"/>
-            <w:r>
-              <w:t>backend</w:t>
-            </w:r>
-            <w:proofErr w:type="spellEnd"/>
-            <w:r>
-              <w:t xml:space="preserve"> y manipulación de datos</w:t>
+              <w:t>Lógica aplicada al backend y manipulación de datos</w:t>
             </w:r>
           </w:p>
         </w:tc>
@@ -6642,7 +8947,7 @@
       <w:tr>
         <w:tc>
           <w:tcPr>
-            <w:tcW w:w="4106" w:type="dxa"/>
+            <w:tcW w:w="4390" w:type="dxa"/>
           </w:tcPr>
           <w:p>
             <w:pPr>
@@ -6662,7 +8967,7 @@
         </w:tc>
         <w:tc>
           <w:tcPr>
-            <w:tcW w:w="5812" w:type="dxa"/>
+            <w:tcW w:w="5528" w:type="dxa"/>
           </w:tcPr>
           <w:p>
             <w:r>
@@ -6674,7 +8979,7 @@
       <w:tr>
         <w:tc>
           <w:tcPr>
-            <w:tcW w:w="4106" w:type="dxa"/>
+            <w:tcW w:w="4390" w:type="dxa"/>
           </w:tcPr>
           <w:p>
             <w:pPr>
@@ -6694,7 +8999,7 @@
         </w:tc>
         <w:tc>
           <w:tcPr>
-            <w:tcW w:w="5812" w:type="dxa"/>
+            <w:tcW w:w="5528" w:type="dxa"/>
           </w:tcPr>
           <w:p>
             <w:r>
@@ -6706,7 +9011,7 @@
       <w:tr>
         <w:tc>
           <w:tcPr>
-            <w:tcW w:w="4106" w:type="dxa"/>
+            <w:tcW w:w="4390" w:type="dxa"/>
           </w:tcPr>
           <w:p>
             <w:pPr>
@@ -6720,13 +9025,20 @@
                 <w:b/>
                 <w:bCs/>
               </w:rPr>
-              <w:t>Formación y Orientación Laboral</w:t>
+              <w:t>Itinerario personal para la empleabilidad</w:t>
+            </w:r>
+            <w:r>
+              <w:rPr>
+                <w:b/>
+                <w:bCs/>
+              </w:rPr>
+              <w:t xml:space="preserve">  I</w:t>
             </w:r>
           </w:p>
         </w:tc>
         <w:tc>
           <w:tcPr>
-            <w:tcW w:w="5812" w:type="dxa"/>
+            <w:tcW w:w="5528" w:type="dxa"/>
           </w:tcPr>
           <w:p>
             <w:r>
@@ -6738,7 +9050,7 @@
       <w:tr>
         <w:tc>
           <w:tcPr>
-            <w:tcW w:w="4106" w:type="dxa"/>
+            <w:tcW w:w="4390" w:type="dxa"/>
           </w:tcPr>
           <w:p>
             <w:pPr>
@@ -6752,13 +9064,20 @@
                 <w:b/>
                 <w:bCs/>
               </w:rPr>
-              <w:t>Empresa e Iniciativa Emprendedora</w:t>
+              <w:t>Itinerario personal para la empleabilidad</w:t>
+            </w:r>
+            <w:r>
+              <w:rPr>
+                <w:b/>
+                <w:bCs/>
+              </w:rPr>
+              <w:t xml:space="preserve"> II</w:t>
             </w:r>
           </w:p>
         </w:tc>
         <w:tc>
           <w:tcPr>
-            <w:tcW w:w="5812" w:type="dxa"/>
+            <w:tcW w:w="5528" w:type="dxa"/>
           </w:tcPr>
           <w:p>
             <w:r>
@@ -6769,10 +9088,13 @@
       </w:tr>
     </w:tbl>
     <w:p/>
+    <w:p/>
     <w:p>
       <w:pPr>
         <w:pStyle w:val="Ttulo1"/>
       </w:pPr>
+      <w:bookmarkStart w:id="84" w:name="_Toc212035930"/>
+      <w:commentRangeStart w:id="85"/>
       <w:r>
         <w:t>1</w:t>
       </w:r>
@@ -6782,11 +9104,21 @@
       <w:r>
         <w:t>.Bibliografía y fuentes</w:t>
       </w:r>
-      <w:bookmarkEnd w:id="68"/>
-      <w:bookmarkEnd w:id="69"/>
-      <w:bookmarkEnd w:id="70"/>
-      <w:bookmarkEnd w:id="71"/>
-      <w:bookmarkEnd w:id="72"/>
+      <w:bookmarkEnd w:id="80"/>
+      <w:bookmarkEnd w:id="81"/>
+      <w:bookmarkEnd w:id="82"/>
+      <w:bookmarkEnd w:id="83"/>
+      <w:commentRangeEnd w:id="85"/>
+      <w:r>
+        <w:rPr>
+          <w:rStyle w:val="Refdecomentario"/>
+          <w:rFonts w:eastAsia="NSimSun" w:cs="Mangal"/>
+          <w:b w:val="0"/>
+          <w:bCs w:val="0"/>
+        </w:rPr>
+        <w:commentReference w:id="85"/>
+      </w:r>
+      <w:bookmarkEnd w:id="84"/>
     </w:p>
     <w:p>
       <w:pPr>
@@ -6811,8 +9143,17 @@
         <w:rPr>
           <w:lang w:val="en-US"/>
         </w:rPr>
-        <w:t>PHP Manual. https://www.php.net</w:t>
-      </w:r>
+        <w:t xml:space="preserve">PHP Manual. </w:t>
+      </w:r>
+      <w:hyperlink r:id="rId38" w:history="1">
+        <w:r>
+          <w:rPr>
+            <w:rStyle w:val="Hipervnculo"/>
+            <w:lang w:val="en-US"/>
+          </w:rPr>
+          <w:t>https://www.php.net</w:t>
+        </w:r>
+      </w:hyperlink>
     </w:p>
     <w:p>
       <w:pPr>
@@ -6837,8 +9178,17 @@
         <w:rPr>
           <w:lang w:val="en-US"/>
         </w:rPr>
-        <w:t>MySQL Documentation. https://dev.mysql.com/doc/</w:t>
-      </w:r>
+        <w:t xml:space="preserve">MySQL Documentation. </w:t>
+      </w:r>
+      <w:hyperlink r:id="rId39" w:history="1">
+        <w:r>
+          <w:rPr>
+            <w:rStyle w:val="Hipervnculo"/>
+            <w:lang w:val="en-US"/>
+          </w:rPr>
+          <w:t>https://dev.mysql.com/doc/</w:t>
+        </w:r>
+      </w:hyperlink>
     </w:p>
     <w:p>
       <w:pPr>
@@ -6863,8 +9213,17 @@
         <w:rPr>
           <w:lang w:val="en-US"/>
         </w:rPr>
-        <w:t>HTML, CSS and JavaScript Tutorials. https://www.w3schools.com</w:t>
-      </w:r>
+        <w:t xml:space="preserve">HTML, CSS and JavaScript Tutorials. </w:t>
+      </w:r>
+      <w:hyperlink r:id="rId40" w:history="1">
+        <w:r>
+          <w:rPr>
+            <w:rStyle w:val="Hipervnculo"/>
+            <w:lang w:val="en-US"/>
+          </w:rPr>
+          <w:t>https://www.w3schools.com</w:t>
+        </w:r>
+      </w:hyperlink>
     </w:p>
     <w:p>
       <w:pPr>
@@ -6889,8 +9248,17 @@
         <w:rPr>
           <w:lang w:val="en-US"/>
         </w:rPr>
-        <w:t xml:space="preserve"> MDN Web Docs. https://developer.mozilla.org/</w:t>
-      </w:r>
+        <w:t xml:space="preserve"> MDN Web Docs. </w:t>
+      </w:r>
+      <w:hyperlink r:id="rId41" w:history="1">
+        <w:r>
+          <w:rPr>
+            <w:rStyle w:val="Hipervnculo"/>
+            <w:lang w:val="en-US"/>
+          </w:rPr>
+          <w:t>https://developer.mozilla.org/</w:t>
+        </w:r>
+      </w:hyperlink>
     </w:p>
     <w:p>
       <w:pPr>
@@ -6915,8 +9283,17 @@
         <w:rPr>
           <w:lang w:val="en-US"/>
         </w:rPr>
-        <w:t>Bootstrap Documentation. https://getbootstrap.com</w:t>
-      </w:r>
+        <w:t xml:space="preserve">Bootstrap Documentation. </w:t>
+      </w:r>
+      <w:hyperlink r:id="rId42" w:history="1">
+        <w:r>
+          <w:rPr>
+            <w:rStyle w:val="Hipervnculo"/>
+            <w:lang w:val="en-US"/>
+          </w:rPr>
+          <w:t>https://getbootstrap.com</w:t>
+        </w:r>
+      </w:hyperlink>
     </w:p>
     <w:p>
       <w:pPr>
@@ -6929,45 +9306,26 @@
           <w:lang w:val="en-US"/>
         </w:rPr>
       </w:pPr>
-      <w:proofErr w:type="spellStart"/>
       <w:r>
         <w:rPr>
           <w:b/>
           <w:bCs/>
         </w:rPr>
-        <w:t>Figma</w:t>
-      </w:r>
-      <w:proofErr w:type="spellEnd"/>
-      <w:r>
-        <w:rPr>
-          <w:b/>
-          <w:bCs/>
-        </w:rPr>
-        <w:t>. (2024):</w:t>
-      </w:r>
-      <w:r>
-        <w:t xml:space="preserve"> </w:t>
-      </w:r>
-      <w:proofErr w:type="spellStart"/>
-      <w:r>
-        <w:t>Figma</w:t>
-      </w:r>
-      <w:proofErr w:type="spellEnd"/>
-      <w:r>
-        <w:t xml:space="preserve"> Interface </w:t>
-      </w:r>
-      <w:proofErr w:type="spellStart"/>
-      <w:r>
-        <w:t>Design</w:t>
-      </w:r>
-      <w:proofErr w:type="spellEnd"/>
-      <w:r>
-        <w:t xml:space="preserve"> Tool. https://www.figma.com</w:t>
-      </w:r>
+        <w:t>Figma. (2024):</w:t>
+      </w:r>
+      <w:r>
+        <w:t xml:space="preserve"> Figma Interface Design Tool. </w:t>
+      </w:r>
+      <w:hyperlink r:id="rId43" w:history="1">
+        <w:r>
+          <w:rPr>
+            <w:rStyle w:val="Hipervnculo"/>
+          </w:rPr>
+          <w:t>https://www.figma.com</w:t>
+        </w:r>
+      </w:hyperlink>
     </w:p>
     <w:sectPr>
-      <w:headerReference w:type="default" r:id="rId14"/>
-      <w:footerReference w:type="default" r:id="rId15"/>
       <w:pgSz w:w="11906" w:h="16838"/>
       <w:pgMar w:top="1134" w:right="1134" w:bottom="1134" w:left="1134" w:header="720" w:footer="720" w:gutter="0"/>
       <w:cols w:space="720"/>
@@ -7034,15 +9392,73 @@
     </w:p>
     <w:p>
       <w:r>
-        <w:t>La redacción es correcta, pero resulta demasiado funcional. Podríais hacerla más específica y contextual, indicando brevemente qué problema resuelve la aplicación o qué necesidad cubre para la tienda “</w:t>
-      </w:r>
-      <w:proofErr w:type="spellStart"/>
-      <w:r>
-        <w:t>Originals</w:t>
-      </w:r>
-      <w:proofErr w:type="spellEnd"/>
-      <w:r>
-        <w:t xml:space="preserve"> 3D y Chicota 3D”.</w:t>
+        <w:t>La redacción es correcta, pero resulta demasiado funcional. Podríais hacerla más específica y contextual, indicando brevemente qué problema resuelve la aplicación o qué necesidad cubre para la tienda “Originals 3D y Chicota 3D”.</w:t>
+      </w:r>
+    </w:p>
+    <w:p>
+      <w:r>
+        <w:t>Por ejemplo, mencionar que busca ofrecer presencia digital a un negocio artesanal o facilitar la comunicación con clientes.</w:t>
+      </w:r>
+    </w:p>
+    <w:p>
+      <w:pPr>
+        <w:spacing w:before="0" w:after="160" w:line="278" w:lineRule="auto"/>
+      </w:pPr>
+    </w:p>
+    <w:p>
+      <w:pPr>
+        <w:rPr>
+          <w:b/>
+          <w:bCs/>
+        </w:rPr>
+      </w:pPr>
+      <w:r>
+        <w:rPr>
+          <w:b/>
+          <w:bCs/>
+        </w:rPr>
+        <w:t>Tono y extensión:</w:t>
+      </w:r>
+    </w:p>
+    <w:p>
+      <w:pPr>
+        <w:spacing w:before="0" w:after="160" w:line="278" w:lineRule="auto"/>
+      </w:pPr>
+      <w:r>
+        <w:t>La extensión es adecuada, pero se puede mejorar la fluidez enlazando las ideas en una sola frase introductoria y evitando el exceso de verbos seguidos (“visualizar”, “consultar”, “obtener”, “contactar”).</w:t>
+      </w:r>
+    </w:p>
+    <w:p>
+      <w:pPr>
+        <w:rPr>
+          <w:b/>
+          <w:bCs/>
+        </w:rPr>
+      </w:pPr>
+    </w:p>
+    <w:p>
+      <w:pPr>
+        <w:rPr>
+          <w:b/>
+          <w:bCs/>
+        </w:rPr>
+      </w:pPr>
+      <w:r>
+        <w:rPr>
+          <w:b/>
+          <w:bCs/>
+        </w:rPr>
+        <w:t>Originalidad y enfoque del proyecto:</w:t>
+      </w:r>
+    </w:p>
+    <w:p>
+      <w:r>
+        <w:t>La idea, aunque válida, es muy genérica. Desarrollar una tienda online es algo ampliamente trabajado y no aporta por sí solo un valor diferencial.</w:t>
+      </w:r>
+    </w:p>
+    <w:p>
+      <w:r>
+        <w:t>Deberíais pensar cómo hacer que vuestro proyecto destaque: incluir alguna funcionalidad innovadora, un enfoque diferente o una mejora respecto a lo que ya existe en el mercado.</w:t>
       </w:r>
     </w:p>
     <w:p>
@@ -7050,11 +9466,465 @@
         <w:pStyle w:val="Textocomentario"/>
       </w:pPr>
       <w:r>
-        <w:t>Por ejemplo, mencionar que busca ofrecer presencia digital a un negocio artesanal o facilitar la comunicación con clientes.</w:t>
+        <w:t>Aunque sea un proyecto basado en un caso real, es importante que tenga un punto de originalidad o valor añadido que justifique su desarrollo dentro del ciclo de DAW.</w:t>
       </w:r>
     </w:p>
   </w:comment>
-  <w:comment w:id="35" w:author="Javier Atoche Ortega" w:date="2025-10-13T16:54:00Z" w:initials="JA">
+  <w:comment w:id="16" w:author="PabloSG" w:date="2025-10-21T09:03:00Z" w:initials="P">
+    <w:p>
+      <w:pPr>
+        <w:pStyle w:val="Textocomentario"/>
+      </w:pPr>
+      <w:r>
+        <w:rPr>
+          <w:rStyle w:val="Refdecomentario"/>
+        </w:rPr>
+        <w:annotationRef/>
+      </w:r>
+      <w:r>
+        <w:t>Profesor:</w:t>
+      </w:r>
+    </w:p>
+    <w:p>
+      <w:pPr>
+        <w:spacing w:before="0" w:after="160" w:line="278" w:lineRule="auto"/>
+      </w:pPr>
+      <w:r>
+        <w:t>El apartado está correctamente redactado y se entiende con claridad, pero es demasiado breve y no llega a cumplir con todo lo que se pide en el enunciado del anteproyecto.</w:t>
+      </w:r>
+    </w:p>
+    <w:p>
+      <w:pPr>
+        <w:spacing w:before="0" w:after="160" w:line="278" w:lineRule="auto"/>
+      </w:pPr>
+      <w:r>
+        <w:t>Deberíais ampliarlo incluyendo:</w:t>
+      </w:r>
+    </w:p>
+    <w:p>
+      <w:pPr>
+        <w:numPr>
+          <w:ilvl w:val="0"/>
+          <w:numId w:val="18"/>
+        </w:numPr>
+        <w:suppressAutoHyphens w:val="0"/>
+        <w:autoSpaceDN/>
+        <w:spacing w:before="0" w:after="160" w:line="278" w:lineRule="auto"/>
+        <w:jc w:val="left"/>
+        <w:textAlignment w:val="auto"/>
+      </w:pPr>
+      <w:r>
+        <w:rPr>
+          <w:b/>
+          <w:bCs/>
+        </w:rPr>
+        <w:t>Un pequeño estudio del mercado o “estado del arte”</w:t>
+      </w:r>
+      <w:r>
+        <w:t>, tal y como se indica en el enunciado.</w:t>
+      </w:r>
+    </w:p>
+    <w:p>
+      <w:pPr>
+        <w:ind w:left="720"/>
+      </w:pPr>
+      <w:r>
+        <w:t>Buscad y analizad brevemente 4 o 5 páginas web similares (por ejemplo, tiendas cofrades o de artesanía personalizada).</w:t>
+      </w:r>
+    </w:p>
+    <w:p>
+      <w:pPr>
+        <w:ind w:left="720"/>
+      </w:pPr>
+      <w:r>
+        <w:t>Explicad qué ofrece cada una, qué limitaciones tienen y qué haría diferente vuestra propuesta. Si es posible, añadid alguna captura o enlace como referencia.</w:t>
+      </w:r>
+    </w:p>
+    <w:p>
+      <w:pPr>
+        <w:spacing w:before="0" w:after="160" w:line="278" w:lineRule="auto"/>
+        <w:ind w:left="720"/>
+      </w:pPr>
+    </w:p>
+    <w:p>
+      <w:pPr>
+        <w:numPr>
+          <w:ilvl w:val="0"/>
+          <w:numId w:val="18"/>
+        </w:numPr>
+        <w:suppressAutoHyphens w:val="0"/>
+        <w:autoSpaceDN/>
+        <w:spacing w:before="0" w:after="160" w:line="278" w:lineRule="auto"/>
+        <w:jc w:val="left"/>
+        <w:textAlignment w:val="auto"/>
+      </w:pPr>
+      <w:r>
+        <w:rPr>
+          <w:b/>
+          <w:bCs/>
+        </w:rPr>
+        <w:t>La necesidad concreta que queréis resolver.</w:t>
+      </w:r>
+    </w:p>
+    <w:p>
+      <w:pPr>
+        <w:ind w:left="720"/>
+      </w:pPr>
+      <w:r>
+        <w:t>Está bien decir que la tienda “no tiene presencia digital”, pero concretad un poco más: ¿qué problema genera eso en la práctica? (por ejemplo, dificultad para mostrar sus trabajos, pérdida de clientes, falta de canal de contacto, etc.).</w:t>
+      </w:r>
+    </w:p>
+    <w:p>
+      <w:pPr>
+        <w:spacing w:before="0" w:after="160" w:line="278" w:lineRule="auto"/>
+        <w:ind w:left="720"/>
+      </w:pPr>
+    </w:p>
+    <w:p>
+      <w:pPr>
+        <w:numPr>
+          <w:ilvl w:val="0"/>
+          <w:numId w:val="18"/>
+        </w:numPr>
+        <w:suppressAutoHyphens w:val="0"/>
+        <w:autoSpaceDN/>
+        <w:spacing w:before="0" w:after="160" w:line="278" w:lineRule="auto"/>
+        <w:jc w:val="left"/>
+        <w:textAlignment w:val="auto"/>
+      </w:pPr>
+      <w:r>
+        <w:rPr>
+          <w:b/>
+          <w:bCs/>
+        </w:rPr>
+        <w:t>El valor añadido o diferenciación de vuestra web.</w:t>
+      </w:r>
+    </w:p>
+    <w:p>
+      <w:pPr>
+        <w:ind w:left="720"/>
+      </w:pPr>
+      <w:r>
+        <w:t>Indicad por qué esta plataforma destacará frente a las existentes. Puede ser por ofrecer un enfoque más visual, permitir encargos personalizados o integrar una galería interactiva.</w:t>
+      </w:r>
+    </w:p>
+    <w:p>
+      <w:pPr>
+        <w:ind w:left="720"/>
+      </w:pPr>
+      <w:r>
+        <w:t>Esto es clave para demostrar que el proyecto tiene sentido y aporta algo nuevo.</w:t>
+      </w:r>
+    </w:p>
+    <w:p>
+      <w:pPr>
+        <w:spacing w:before="0" w:after="160" w:line="278" w:lineRule="auto"/>
+        <w:ind w:left="720"/>
+      </w:pPr>
+    </w:p>
+    <w:p>
+      <w:pPr>
+        <w:numPr>
+          <w:ilvl w:val="0"/>
+          <w:numId w:val="18"/>
+        </w:numPr>
+        <w:suppressAutoHyphens w:val="0"/>
+        <w:autoSpaceDN/>
+        <w:spacing w:before="0" w:after="160" w:line="278" w:lineRule="auto"/>
+        <w:jc w:val="left"/>
+        <w:textAlignment w:val="auto"/>
+      </w:pPr>
+      <w:r>
+        <w:rPr>
+          <w:b/>
+          <w:bCs/>
+        </w:rPr>
+        <w:t>Evitar frases genéricas.</w:t>
+      </w:r>
+    </w:p>
+    <w:p>
+      <w:pPr>
+        <w:ind w:left="720"/>
+      </w:pPr>
+      <w:r>
+        <w:t>El párrafo final (“A nivel formativo…”) puede mantenerse, pero debería ir al cierre del documento o en la introducción, no dentro de la justificación. Aquí interesa más justificar la necesidad del proyecto para la tienda y su aportación al mercado.</w:t>
+      </w:r>
+    </w:p>
+    <w:p>
+      <w:pPr>
+        <w:spacing w:before="0" w:after="160" w:line="278" w:lineRule="auto"/>
+        <w:ind w:left="720"/>
+      </w:pPr>
+    </w:p>
+    <w:p>
+      <w:pPr>
+        <w:pStyle w:val="Textocomentario"/>
+      </w:pPr>
+      <w:r>
+        <w:t>Con estos ajustes, el apartado cumplirá plenamente los criterios del enunciado y mostrará una justificación más sólida, contextualizada y convincente.</w:t>
+      </w:r>
+    </w:p>
+  </w:comment>
+  <w:comment w:id="28" w:author="PabloSG" w:date="2025-10-21T09:04:00Z" w:initials="P">
+    <w:p>
+      <w:pPr>
+        <w:pStyle w:val="Textocomentario"/>
+      </w:pPr>
+      <w:r>
+        <w:rPr>
+          <w:rStyle w:val="Refdecomentario"/>
+        </w:rPr>
+        <w:annotationRef/>
+      </w:r>
+      <w:r>
+        <w:t>Profesor:</w:t>
+      </w:r>
+    </w:p>
+    <w:p>
+      <w:r>
+        <w:rPr>
+          <w:rStyle w:val="Refdecomentario"/>
+        </w:rPr>
+        <w:annotationRef/>
+      </w:r>
+      <w:r>
+        <w:t>La estructura está bien organizada y se entiende con claridad, pero el contenido puede mejorarse para ajustarse mejor a lo que pide el enunciado y ganar coherencia con el resto del anteproyecto:</w:t>
+      </w:r>
+    </w:p>
+    <w:p>
+      <w:pPr>
+        <w:spacing w:before="0" w:after="160" w:line="278" w:lineRule="auto"/>
+      </w:pPr>
+    </w:p>
+    <w:p>
+      <w:pPr>
+        <w:numPr>
+          <w:ilvl w:val="0"/>
+          <w:numId w:val="19"/>
+        </w:numPr>
+        <w:suppressAutoHyphens w:val="0"/>
+        <w:autoSpaceDN/>
+        <w:spacing w:before="0" w:after="160" w:line="278" w:lineRule="auto"/>
+        <w:jc w:val="left"/>
+        <w:textAlignment w:val="auto"/>
+      </w:pPr>
+      <w:r>
+        <w:rPr>
+          <w:b/>
+          <w:bCs/>
+        </w:rPr>
+        <w:t>Falta de conexión con la justificación:</w:t>
+      </w:r>
+    </w:p>
+    <w:p>
+      <w:pPr>
+        <w:ind w:left="720"/>
+      </w:pPr>
+      <w:r>
+        <w:t xml:space="preserve">El objetivo general describe bien lo que hará la aplicación, pero no explica </w:t>
+      </w:r>
+      <w:r>
+        <w:rPr>
+          <w:b/>
+          <w:bCs/>
+        </w:rPr>
+        <w:t>para qué</w:t>
+      </w:r>
+      <w:r>
+        <w:t xml:space="preserve"> o </w:t>
+      </w:r>
+      <w:r>
+        <w:rPr>
+          <w:b/>
+          <w:bCs/>
+        </w:rPr>
+        <w:t>por qué</w:t>
+      </w:r>
+      <w:r>
+        <w:t xml:space="preserve"> es importante.</w:t>
+      </w:r>
+    </w:p>
+    <w:p>
+      <w:pPr>
+        <w:ind w:left="720"/>
+      </w:pPr>
+      <w:r>
+        <w:t>Te recomiendo vincularlo con el problema que planteaste antes: la falta de presencia digital de la tienda. Por ejemplo, podrías comenzar el objetivo general con algo como “Con el fin de ofrecer presencia digital y mejorar la visibilidad de la tienda...”.</w:t>
+      </w:r>
+    </w:p>
+    <w:p>
+      <w:pPr>
+        <w:ind w:left="720"/>
+      </w:pPr>
+      <w:r>
+        <w:t>Así el texto muestra continuidad y da sentido al proyecto.</w:t>
+      </w:r>
+    </w:p>
+    <w:p>
+      <w:pPr>
+        <w:spacing w:before="0" w:after="160" w:line="278" w:lineRule="auto"/>
+        <w:ind w:left="720"/>
+      </w:pPr>
+    </w:p>
+    <w:p>
+      <w:pPr>
+        <w:numPr>
+          <w:ilvl w:val="0"/>
+          <w:numId w:val="19"/>
+        </w:numPr>
+        <w:suppressAutoHyphens w:val="0"/>
+        <w:autoSpaceDN/>
+        <w:spacing w:before="0" w:after="160" w:line="278" w:lineRule="auto"/>
+        <w:jc w:val="left"/>
+        <w:textAlignment w:val="auto"/>
+      </w:pPr>
+      <w:r>
+        <w:rPr>
+          <w:b/>
+          <w:bCs/>
+        </w:rPr>
+        <w:t>Redundancia entre objetivos principales y secundarios:</w:t>
+      </w:r>
+    </w:p>
+    <w:p>
+      <w:pPr>
+        <w:ind w:left="720"/>
+      </w:pPr>
+      <w:r>
+        <w:t>Algunos puntos de los objetivos secundarios no aportan una mejora real respecto a los principales (por ejemplo, la validación de formularios o la carga de imágenes podrían formar parte del desarrollo base).</w:t>
+      </w:r>
+    </w:p>
+    <w:p>
+      <w:pPr>
+        <w:ind w:left="720"/>
+      </w:pPr>
+      <w:r>
+        <w:t>Revisa cuáles son realmente complementarios o de mejora —como el SEO o la accesibilidad— y deja los demás integrados en los principales.</w:t>
+      </w:r>
+    </w:p>
+    <w:p>
+      <w:pPr>
+        <w:ind w:left="720"/>
+      </w:pPr>
+      <w:r>
+        <w:t>Esto hará que el listado sea más coherente y fácil de leer.</w:t>
+      </w:r>
+    </w:p>
+    <w:p>
+      <w:pPr>
+        <w:spacing w:before="0" w:after="160" w:line="278" w:lineRule="auto"/>
+        <w:ind w:left="720"/>
+      </w:pPr>
+    </w:p>
+    <w:p>
+      <w:pPr>
+        <w:numPr>
+          <w:ilvl w:val="0"/>
+          <w:numId w:val="19"/>
+        </w:numPr>
+        <w:suppressAutoHyphens w:val="0"/>
+        <w:autoSpaceDN/>
+        <w:spacing w:before="0" w:after="160" w:line="278" w:lineRule="auto"/>
+        <w:jc w:val="left"/>
+        <w:textAlignment w:val="auto"/>
+      </w:pPr>
+      <w:r>
+        <w:rPr>
+          <w:b/>
+          <w:bCs/>
+        </w:rPr>
+        <w:t>Claridad en el alcance:</w:t>
+      </w:r>
+    </w:p>
+    <w:p>
+      <w:pPr>
+        <w:ind w:left="720"/>
+      </w:pPr>
+      <w:r>
+        <w:t xml:space="preserve">Está bien que definas objetivos concretos, pero podrías especificar </w:t>
+      </w:r>
+      <w:r>
+        <w:rPr>
+          <w:b/>
+          <w:bCs/>
+        </w:rPr>
+        <w:t>qué se considerará “hecho”</w:t>
+      </w:r>
+      <w:r>
+        <w:t xml:space="preserve"> en cada uno (por ejemplo: “Diseñar una interfaz web clara y responsive que se adapte correctamente en móvil, tablet y PC”).</w:t>
+      </w:r>
+    </w:p>
+    <w:p>
+      <w:pPr>
+        <w:ind w:left="720"/>
+      </w:pPr>
+      <w:r>
+        <w:t>Esto da más solidez al apartado y facilita medir si los objetivos se cumplen o no.</w:t>
+      </w:r>
+    </w:p>
+    <w:p>
+      <w:pPr>
+        <w:spacing w:before="0" w:after="160" w:line="278" w:lineRule="auto"/>
+        <w:ind w:left="720"/>
+      </w:pPr>
+    </w:p>
+    <w:p>
+      <w:pPr>
+        <w:numPr>
+          <w:ilvl w:val="0"/>
+          <w:numId w:val="19"/>
+        </w:numPr>
+        <w:suppressAutoHyphens w:val="0"/>
+        <w:autoSpaceDN/>
+        <w:spacing w:before="0" w:after="160" w:line="278" w:lineRule="auto"/>
+        <w:jc w:val="left"/>
+        <w:textAlignment w:val="auto"/>
+      </w:pPr>
+      <w:r>
+        <w:rPr>
+          <w:b/>
+          <w:bCs/>
+        </w:rPr>
+        <w:t>Estilo y redacción:</w:t>
+      </w:r>
+    </w:p>
+    <w:p>
+      <w:pPr>
+        <w:ind w:left="720"/>
+      </w:pPr>
+      <w:r>
+        <w:t>El apartado usa un tono correcto, pero algo impersonal.</w:t>
+      </w:r>
+    </w:p>
+    <w:p>
+      <w:pPr>
+        <w:ind w:left="720"/>
+      </w:pPr>
+      <w:r>
+        <w:t>Puedes hacerlo más cercano y activo reformulando frases en primera persona del plural (“Diseñaremos”, “Implementaremos”), como si explicaras lo que tú harás durante el desarrollo.</w:t>
+      </w:r>
+    </w:p>
+    <w:p>
+      <w:pPr>
+        <w:spacing w:before="0" w:after="160" w:line="278" w:lineRule="auto"/>
+        <w:ind w:left="720"/>
+      </w:pPr>
+      <w:r>
+        <w:t>Ese cambio da más coherencia al tono general del anteproyecto.</w:t>
+      </w:r>
+    </w:p>
+    <w:p>
+      <w:pPr>
+        <w:pStyle w:val="Textocomentario"/>
+      </w:pPr>
+    </w:p>
+    <w:p>
+      <w:pPr>
+        <w:pStyle w:val="Textocomentario"/>
+      </w:pPr>
+    </w:p>
+  </w:comment>
+  <w:comment w:id="42" w:author="Javier Atoche Ortega" w:date="2025-10-13T16:54:00Z" w:initials="JA">
     <w:p>
       <w:r>
         <w:rPr>
@@ -7398,7 +10268,7 @@
       </w:pPr>
     </w:p>
   </w:comment>
-  <w:comment w:id="37" w:author="Javier Atoche Ortega" w:date="2025-10-13T17:00:00Z" w:initials="JA">
+  <w:comment w:id="44" w:author="Javier Atoche Ortega" w:date="2025-10-13T17:00:00Z" w:initials="JA">
     <w:p>
       <w:r>
         <w:rPr>
@@ -7701,7 +10571,7 @@
       </w:pPr>
     </w:p>
   </w:comment>
-  <w:comment w:id="44" w:author="Javier Atoche Ortega" w:date="2025-10-13T17:07:00Z" w:initials="JA">
+  <w:comment w:id="51" w:author="Javier Atoche Ortega" w:date="2025-10-13T17:07:00Z" w:initials="JA">
     <w:p>
       <w:r>
         <w:rPr>
@@ -8034,7 +10904,7 @@
       </w:pPr>
     </w:p>
   </w:comment>
-  <w:comment w:id="46" w:author="Javier Atoche Ortega" w:date="2025-10-13T17:15:00Z" w:initials="JA">
+  <w:comment w:id="53" w:author="Javier Atoche Ortega" w:date="2025-10-13T17:15:00Z" w:initials="JA">
     <w:p>
       <w:r>
         <w:rPr>
@@ -8527,7 +11397,7 @@
       </w:pPr>
     </w:p>
   </w:comment>
-  <w:comment w:id="47" w:author="Javier Atoche Ortega" w:date="2025-10-13T16:55:00Z" w:initials="JA">
+  <w:comment w:id="54" w:author="Javier Atoche Ortega" w:date="2025-10-13T16:55:00Z" w:initials="JA">
     <w:p>
       <w:pPr>
         <w:ind w:left="720"/>
@@ -8554,7 +11424,7 @@
       </w:pPr>
     </w:p>
   </w:comment>
-  <w:comment w:id="50" w:author="Javier Atoche Ortega" w:date="2025-10-13T17:23:00Z" w:initials="JA">
+  <w:comment w:id="57" w:author="Javier Atoche Ortega" w:date="2025-10-13T17:23:00Z" w:initials="JA">
     <w:p>
       <w:r>
         <w:rPr>
@@ -8923,7 +11793,7 @@
       </w:pPr>
     </w:p>
   </w:comment>
-  <w:comment w:id="58" w:author="Javier Atoche Ortega" w:date="2025-10-13T17:32:00Z" w:initials="JA">
+  <w:comment w:id="65" w:author="Javier Atoche Ortega" w:date="2025-10-13T17:32:00Z" w:initials="JA">
     <w:p>
       <w:r>
         <w:rPr>
@@ -9301,7 +12171,7 @@
       </w:pPr>
     </w:p>
   </w:comment>
-  <w:comment w:id="60" w:author="Javier Atoche Ortega" w:date="2025-10-13T17:51:00Z" w:initials="JA">
+  <w:comment w:id="67" w:author="Javier Atoche Ortega" w:date="2025-10-13T17:51:00Z" w:initials="JA">
     <w:p>
       <w:r>
         <w:rPr>
@@ -9848,7 +12718,7 @@
       </w:pPr>
     </w:p>
   </w:comment>
-  <w:comment w:id="67" w:author="Javier Atoche Ortega" w:date="2025-10-13T17:28:00Z" w:initials="JA">
+  <w:comment w:id="79" w:author="Javier Atoche Ortega" w:date="2025-10-13T17:28:00Z" w:initials="JA">
     <w:p>
       <w:pPr>
         <w:pStyle w:val="Textocomentario"/>
@@ -9908,7 +12778,7 @@
       </w:r>
     </w:p>
   </w:comment>
-  <w:comment w:id="66" w:author="Javier Atoche Ortega" w:date="2025-10-13T18:02:00Z" w:initials="JA">
+  <w:comment w:id="78" w:author="Javier Atoche Ortega" w:date="2025-10-13T18:02:00Z" w:initials="JA">
     <w:p>
       <w:r>
         <w:rPr>
@@ -10478,13 +13348,39 @@
     <w:p/>
     <w:p/>
   </w:comment>
+  <w:comment w:id="85" w:author="PabloSG" w:date="2025-10-21T09:05:00Z" w:initials="P">
+    <w:p>
+      <w:pPr>
+        <w:pStyle w:val="Textocomentario"/>
+      </w:pPr>
+      <w:r>
+        <w:rPr>
+          <w:rStyle w:val="Refdecomentario"/>
+        </w:rPr>
+        <w:annotationRef/>
+      </w:r>
+      <w:r>
+        <w:t>Profesor:</w:t>
+      </w:r>
+    </w:p>
+    <w:p>
+      <w:pPr>
+        <w:pStyle w:val="Textocomentario"/>
+      </w:pPr>
+      <w:r>
+        <w:t>Debes añadir toda la bibliografía de todas las fuentes y búsquedas, pero debes hacerlo en formato APA 7</w:t>
+      </w:r>
+    </w:p>
+  </w:comment>
 </w:comments>
 </file>
 
 <file path=word/commentsExtended.xml><?xml version="1.0" encoding="utf-8"?>
 <w15:commentsEx xmlns:wpc="http://schemas.microsoft.com/office/word/2010/wordprocessingCanvas" xmlns:cx="http://schemas.microsoft.com/office/drawing/2014/chartex" xmlns:cx1="http://schemas.microsoft.com/office/drawing/2015/9/8/chartex" xmlns:cx2="http://schemas.microsoft.com/office/drawing/2015/10/21/chartex" xmlns:cx3="http://schemas.microsoft.com/office/drawing/2016/5/9/chartex" xmlns:cx4="http://schemas.microsoft.com/office/drawing/2016/5/10/chartex" xmlns:cx5="http://schemas.microsoft.com/office/drawing/2016/5/11/chartex" xmlns:cx6="http://schemas.microsoft.com/office/drawing/2016/5/12/chartex" xmlns:cx7="http://schemas.microsoft.com/office/drawing/2016/5/13/chartex" xmlns:cx8="http://schemas.microsoft.com/office/drawing/2016/5/14/chartex" xmlns:mc="http://schemas.openxmlformats.org/markup-compatibility/2006" xmlns:aink="http://schemas.microsoft.com/office/drawing/2016/ink" xmlns:am3d="http://schemas.microsoft.com/office/drawing/2017/model3d" xmlns:o="urn:schemas-microsoft-com:office:office" xmlns:r="http://schemas.openxmlformats.org/officeDocument/2006/relationships" xmlns:m="http://schemas.openxmlformats.org/officeDocument/2006/math" xmlns:v="urn:schemas-microsoft-com:vml" xmlns:wp14="http://schemas.microsoft.com/office/word/2010/wordprocessingDrawing" xmlns:wp="http://schemas.openxmlformats.org/drawingml/2006/wordprocessingDrawing" xmlns:w10="urn:schemas-microsoft-com:office:word" xmlns:w="http://schemas.openxmlformats.org/wordprocessingml/2006/main" xmlns:w14="http://schemas.microsoft.com/office/word/2010/wordml" xmlns:w15="http://schemas.microsoft.com/office/word/2012/wordml" xmlns:w16cex="http://schemas.microsoft.com/office/word/2018/wordml/cex" xmlns:w16cid="http://schemas.microsoft.com/office/word/2016/wordml/cid" xmlns:w16="http://schemas.microsoft.com/office/word/2018/wordml" xmlns:w16sdtdh="http://schemas.microsoft.com/office/word/2020/wordml/sdtdatahash" xmlns:w16se="http://schemas.microsoft.com/office/word/2015/wordml/symex" xmlns:wpg="http://schemas.microsoft.com/office/word/2010/wordprocessingGroup" xmlns:wpi="http://schemas.microsoft.com/office/word/2010/wordprocessingInk" xmlns:wne="http://schemas.microsoft.com/office/word/2006/wordml" xmlns:wps="http://schemas.microsoft.com/office/word/2010/wordprocessingShape" mc:Ignorable="w14 w15 w16se w16cid w16 w16cex w16sdtdh wp14">
-  <w15:commentEx w15:paraId="6A2AD185" w15:done="0"/>
+  <w15:commentEx w15:paraId="3EC7BC88" w15:done="0"/>
   <w15:commentEx w15:paraId="70C63CB3" w15:done="0"/>
+  <w15:commentEx w15:paraId="407BCD55" w15:done="0"/>
+  <w15:commentEx w15:paraId="37AF8D46" w15:done="0"/>
   <w15:commentEx w15:paraId="33601F1C" w15:done="0"/>
   <w15:commentEx w15:paraId="3029E0F0" w15:done="0"/>
   <w15:commentEx w15:paraId="5615E2AE" w15:done="0"/>
@@ -10495,6 +13391,7 @@
   <w15:commentEx w15:paraId="28D50A27" w15:done="0"/>
   <w15:commentEx w15:paraId="472A9C99" w15:done="0"/>
   <w15:commentEx w15:paraId="7A8EABBD" w15:done="0"/>
+  <w15:commentEx w15:paraId="3ED0B8FD" w15:done="0"/>
 </w15:commentsEx>
 </file>
 
@@ -10502,6 +13399,8 @@
 <w16cex:commentsExtensible xmlns:wpc="http://schemas.microsoft.com/office/word/2010/wordprocessingCanvas" xmlns:cx="http://schemas.microsoft.com/office/drawing/2014/chartex" xmlns:cx1="http://schemas.microsoft.com/office/drawing/2015/9/8/chartex" xmlns:cx2="http://schemas.microsoft.com/office/drawing/2015/10/21/chartex" xmlns:cx3="http://schemas.microsoft.com/office/drawing/2016/5/9/chartex" xmlns:cx4="http://schemas.microsoft.com/office/drawing/2016/5/10/chartex" xmlns:cx5="http://schemas.microsoft.com/office/drawing/2016/5/11/chartex" xmlns:cx6="http://schemas.microsoft.com/office/drawing/2016/5/12/chartex" xmlns:cx7="http://schemas.microsoft.com/office/drawing/2016/5/13/chartex" xmlns:cx8="http://schemas.microsoft.com/office/drawing/2016/5/14/chartex" xmlns:mc="http://schemas.openxmlformats.org/markup-compatibility/2006" xmlns:aink="http://schemas.microsoft.com/office/drawing/2016/ink" xmlns:am3d="http://schemas.microsoft.com/office/drawing/2017/model3d" xmlns:o="urn:schemas-microsoft-com:office:office" xmlns:r="http://schemas.openxmlformats.org/officeDocument/2006/relationships" xmlns:m="http://schemas.openxmlformats.org/officeDocument/2006/math" xmlns:v="urn:schemas-microsoft-com:vml" xmlns:wp14="http://schemas.microsoft.com/office/word/2010/wordprocessingDrawing" xmlns:wp="http://schemas.openxmlformats.org/drawingml/2006/wordprocessingDrawing" xmlns:w10="urn:schemas-microsoft-com:office:word" xmlns:w="http://schemas.openxmlformats.org/wordprocessingml/2006/main" xmlns:w14="http://schemas.microsoft.com/office/word/2010/wordml" xmlns:w15="http://schemas.microsoft.com/office/word/2012/wordml" xmlns:w16cex="http://schemas.microsoft.com/office/word/2018/wordml/cex" xmlns:w16cid="http://schemas.microsoft.com/office/word/2016/wordml/cid" xmlns:w16="http://schemas.microsoft.com/office/word/2018/wordml" xmlns:w16sdtdh="http://schemas.microsoft.com/office/word/2020/wordml/sdtdatahash" xmlns:w16se="http://schemas.microsoft.com/office/word/2015/wordml/symex" xmlns:wpg="http://schemas.microsoft.com/office/word/2010/wordprocessingGroup" xmlns:wpi="http://schemas.microsoft.com/office/word/2010/wordprocessingInk" xmlns:wne="http://schemas.microsoft.com/office/word/2006/wordml" xmlns:wps="http://schemas.microsoft.com/office/word/2010/wordprocessingShape" mc:Ignorable="w14 w15 w16se w16cid w16 w16cex w16sdtdh wp14">
   <w16cex:commentExtensible w16cex:durableId="1850E1A4" w16cex:dateUtc="2025-10-13T11:57:00Z"/>
   <w16cex:commentExtensible w16cex:durableId="2CA07BE6" w16cex:dateUtc="2025-10-20T07:14:00Z"/>
+  <w16cex:commentExtensible w16cex:durableId="2CA1CACD" w16cex:dateUtc="2025-10-21T07:03:00Z"/>
+  <w16cex:commentExtensible w16cex:durableId="2CA1CB05" w16cex:dateUtc="2025-10-21T07:04:00Z"/>
   <w16cex:commentExtensible w16cex:durableId="1F66C889" w16cex:dateUtc="2025-10-13T14:54:00Z"/>
   <w16cex:commentExtensible w16cex:durableId="3AF074AA" w16cex:dateUtc="2025-10-13T15:00:00Z"/>
   <w16cex:commentExtensible w16cex:durableId="27372975" w16cex:dateUtc="2025-10-13T15:07:00Z"/>
@@ -10512,13 +13411,16 @@
   <w16cex:commentExtensible w16cex:durableId="21133E85" w16cex:dateUtc="2025-10-13T15:51:00Z"/>
   <w16cex:commentExtensible w16cex:durableId="273E6966" w16cex:dateUtc="2025-10-13T15:28:00Z"/>
   <w16cex:commentExtensible w16cex:durableId="53641947" w16cex:dateUtc="2025-10-13T16:02:00Z"/>
+  <w16cex:commentExtensible w16cex:durableId="2CA1CB66" w16cex:dateUtc="2025-10-21T07:05:00Z"/>
 </w16cex:commentsExtensible>
 </file>
 
 <file path=word/commentsIds.xml><?xml version="1.0" encoding="utf-8"?>
 <w16cid:commentsIds xmlns:wpc="http://schemas.microsoft.com/office/word/2010/wordprocessingCanvas" xmlns:cx="http://schemas.microsoft.com/office/drawing/2014/chartex" xmlns:cx1="http://schemas.microsoft.com/office/drawing/2015/9/8/chartex" xmlns:cx2="http://schemas.microsoft.com/office/drawing/2015/10/21/chartex" xmlns:cx3="http://schemas.microsoft.com/office/drawing/2016/5/9/chartex" xmlns:cx4="http://schemas.microsoft.com/office/drawing/2016/5/10/chartex" xmlns:cx5="http://schemas.microsoft.com/office/drawing/2016/5/11/chartex" xmlns:cx6="http://schemas.microsoft.com/office/drawing/2016/5/12/chartex" xmlns:cx7="http://schemas.microsoft.com/office/drawing/2016/5/13/chartex" xmlns:cx8="http://schemas.microsoft.com/office/drawing/2016/5/14/chartex" xmlns:mc="http://schemas.openxmlformats.org/markup-compatibility/2006" xmlns:aink="http://schemas.microsoft.com/office/drawing/2016/ink" xmlns:am3d="http://schemas.microsoft.com/office/drawing/2017/model3d" xmlns:o="urn:schemas-microsoft-com:office:office" xmlns:r="http://schemas.openxmlformats.org/officeDocument/2006/relationships" xmlns:m="http://schemas.openxmlformats.org/officeDocument/2006/math" xmlns:v="urn:schemas-microsoft-com:vml" xmlns:wp14="http://schemas.microsoft.com/office/word/2010/wordprocessingDrawing" xmlns:wp="http://schemas.openxmlformats.org/drawingml/2006/wordprocessingDrawing" xmlns:w10="urn:schemas-microsoft-com:office:word" xmlns:w="http://schemas.openxmlformats.org/wordprocessingml/2006/main" xmlns:w14="http://schemas.microsoft.com/office/word/2010/wordml" xmlns:w15="http://schemas.microsoft.com/office/word/2012/wordml" xmlns:w16cex="http://schemas.microsoft.com/office/word/2018/wordml/cex" xmlns:w16cid="http://schemas.microsoft.com/office/word/2016/wordml/cid" xmlns:w16="http://schemas.microsoft.com/office/word/2018/wordml" xmlns:w16sdtdh="http://schemas.microsoft.com/office/word/2020/wordml/sdtdatahash" xmlns:w16se="http://schemas.microsoft.com/office/word/2015/wordml/symex" xmlns:wpg="http://schemas.microsoft.com/office/word/2010/wordprocessingGroup" xmlns:wpi="http://schemas.microsoft.com/office/word/2010/wordprocessingInk" xmlns:wne="http://schemas.microsoft.com/office/word/2006/wordml" xmlns:wps="http://schemas.microsoft.com/office/word/2010/wordprocessingShape" mc:Ignorable="w14 w15 w16se w16cid w16 w16cex w16sdtdh wp14">
-  <w16cid:commentId w16cid:paraId="6A2AD185" w16cid:durableId="1850E1A4"/>
+  <w16cid:commentId w16cid:paraId="3EC7BC88" w16cid:durableId="1850E1A4"/>
   <w16cid:commentId w16cid:paraId="70C63CB3" w16cid:durableId="2CA07BE6"/>
+  <w16cid:commentId w16cid:paraId="407BCD55" w16cid:durableId="2CA1CACD"/>
+  <w16cid:commentId w16cid:paraId="37AF8D46" w16cid:durableId="2CA1CB05"/>
   <w16cid:commentId w16cid:paraId="33601F1C" w16cid:durableId="1F66C889"/>
   <w16cid:commentId w16cid:paraId="3029E0F0" w16cid:durableId="3AF074AA"/>
   <w16cid:commentId w16cid:paraId="5615E2AE" w16cid:durableId="27372975"/>
@@ -10529,6 +13431,7 @@
   <w16cid:commentId w16cid:paraId="28D50A27" w16cid:durableId="21133E85"/>
   <w16cid:commentId w16cid:paraId="472A9C99" w16cid:durableId="273E6966"/>
   <w16cid:commentId w16cid:paraId="7A8EABBD" w16cid:durableId="53641947"/>
+  <w16cid:commentId w16cid:paraId="3ED0B8FD" w16cid:durableId="2CA1CB66"/>
 </w16cid:commentsIds>
 </file>
 
@@ -10721,24 +13624,7 @@
         <w:szCs w:val="24"/>
       </w:rPr>
       <w:tab/>
-    </w:r>
-    <w:proofErr w:type="spellStart"/>
-    <w:r>
-      <w:rPr>
-        <w:b/>
-        <w:bCs/>
-        <w:szCs w:val="24"/>
-      </w:rPr>
-      <w:t>Originalds</w:t>
-    </w:r>
-    <w:proofErr w:type="spellEnd"/>
-    <w:r>
-      <w:rPr>
-        <w:b/>
-        <w:bCs/>
-        <w:szCs w:val="24"/>
-      </w:rPr>
-      <w:t xml:space="preserve"> y Chicota 3D</w:t>
+      <w:t>Originalds y Chicota 3D</w:t>
     </w:r>
     <w:r>
       <w:rPr>
@@ -12315,6 +15201,119 @@
     </w:lvl>
   </w:abstractNum>
   <w:abstractNum w:abstractNumId="14" w15:restartNumberingAfterBreak="0">
+    <w:nsid w:val="27F403E1"/>
+    <w:multiLevelType w:val="hybridMultilevel"/>
+    <w:tmpl w:val="DCF40638"/>
+    <w:lvl w:ilvl="0" w:tplc="0C0A0001">
+      <w:start w:val="1"/>
+      <w:numFmt w:val="bullet"/>
+      <w:lvlText w:val=""/>
+      <w:lvlJc w:val="left"/>
+      <w:pPr>
+        <w:ind w:left="720" w:hanging="360"/>
+      </w:pPr>
+      <w:rPr>
+        <w:rFonts w:ascii="Symbol" w:hAnsi="Symbol" w:hint="default"/>
+      </w:rPr>
+    </w:lvl>
+    <w:lvl w:ilvl="1" w:tplc="0C0A0003" w:tentative="1">
+      <w:start w:val="1"/>
+      <w:numFmt w:val="bullet"/>
+      <w:lvlText w:val="o"/>
+      <w:lvlJc w:val="left"/>
+      <w:pPr>
+        <w:ind w:left="1440" w:hanging="360"/>
+      </w:pPr>
+      <w:rPr>
+        <w:rFonts w:ascii="Courier New" w:hAnsi="Courier New" w:cs="Courier New" w:hint="default"/>
+      </w:rPr>
+    </w:lvl>
+    <w:lvl w:ilvl="2" w:tplc="0C0A0005" w:tentative="1">
+      <w:start w:val="1"/>
+      <w:numFmt w:val="bullet"/>
+      <w:lvlText w:val=""/>
+      <w:lvlJc w:val="left"/>
+      <w:pPr>
+        <w:ind w:left="2160" w:hanging="360"/>
+      </w:pPr>
+      <w:rPr>
+        <w:rFonts w:ascii="Wingdings" w:hAnsi="Wingdings" w:hint="default"/>
+      </w:rPr>
+    </w:lvl>
+    <w:lvl w:ilvl="3" w:tplc="0C0A0001" w:tentative="1">
+      <w:start w:val="1"/>
+      <w:numFmt w:val="bullet"/>
+      <w:lvlText w:val=""/>
+      <w:lvlJc w:val="left"/>
+      <w:pPr>
+        <w:ind w:left="2880" w:hanging="360"/>
+      </w:pPr>
+      <w:rPr>
+        <w:rFonts w:ascii="Symbol" w:hAnsi="Symbol" w:hint="default"/>
+      </w:rPr>
+    </w:lvl>
+    <w:lvl w:ilvl="4" w:tplc="0C0A0003" w:tentative="1">
+      <w:start w:val="1"/>
+      <w:numFmt w:val="bullet"/>
+      <w:lvlText w:val="o"/>
+      <w:lvlJc w:val="left"/>
+      <w:pPr>
+        <w:ind w:left="3600" w:hanging="360"/>
+      </w:pPr>
+      <w:rPr>
+        <w:rFonts w:ascii="Courier New" w:hAnsi="Courier New" w:cs="Courier New" w:hint="default"/>
+      </w:rPr>
+    </w:lvl>
+    <w:lvl w:ilvl="5" w:tplc="0C0A0005" w:tentative="1">
+      <w:start w:val="1"/>
+      <w:numFmt w:val="bullet"/>
+      <w:lvlText w:val=""/>
+      <w:lvlJc w:val="left"/>
+      <w:pPr>
+        <w:ind w:left="4320" w:hanging="360"/>
+      </w:pPr>
+      <w:rPr>
+        <w:rFonts w:ascii="Wingdings" w:hAnsi="Wingdings" w:hint="default"/>
+      </w:rPr>
+    </w:lvl>
+    <w:lvl w:ilvl="6" w:tplc="0C0A0001" w:tentative="1">
+      <w:start w:val="1"/>
+      <w:numFmt w:val="bullet"/>
+      <w:lvlText w:val=""/>
+      <w:lvlJc w:val="left"/>
+      <w:pPr>
+        <w:ind w:left="5040" w:hanging="360"/>
+      </w:pPr>
+      <w:rPr>
+        <w:rFonts w:ascii="Symbol" w:hAnsi="Symbol" w:hint="default"/>
+      </w:rPr>
+    </w:lvl>
+    <w:lvl w:ilvl="7" w:tplc="0C0A0003" w:tentative="1">
+      <w:start w:val="1"/>
+      <w:numFmt w:val="bullet"/>
+      <w:lvlText w:val="o"/>
+      <w:lvlJc w:val="left"/>
+      <w:pPr>
+        <w:ind w:left="5760" w:hanging="360"/>
+      </w:pPr>
+      <w:rPr>
+        <w:rFonts w:ascii="Courier New" w:hAnsi="Courier New" w:cs="Courier New" w:hint="default"/>
+      </w:rPr>
+    </w:lvl>
+    <w:lvl w:ilvl="8" w:tplc="0C0A0005" w:tentative="1">
+      <w:start w:val="1"/>
+      <w:numFmt w:val="bullet"/>
+      <w:lvlText w:val=""/>
+      <w:lvlJc w:val="left"/>
+      <w:pPr>
+        <w:ind w:left="6480" w:hanging="360"/>
+      </w:pPr>
+      <w:rPr>
+        <w:rFonts w:ascii="Wingdings" w:hAnsi="Wingdings" w:hint="default"/>
+      </w:rPr>
+    </w:lvl>
+  </w:abstractNum>
+  <w:abstractNum w:abstractNumId="15" w15:restartNumberingAfterBreak="0">
     <w:nsid w:val="28D944A5"/>
     <w:multiLevelType w:val="multilevel"/>
     <w:tmpl w:val="690C8954"/>
@@ -12427,7 +15426,7 @@
       </w:pPr>
     </w:lvl>
   </w:abstractNum>
-  <w:abstractNum w:abstractNumId="15" w15:restartNumberingAfterBreak="0">
+  <w:abstractNum w:abstractNumId="16" w15:restartNumberingAfterBreak="0">
     <w:nsid w:val="354720E0"/>
     <w:multiLevelType w:val="multilevel"/>
     <w:tmpl w:val="8D5204CC"/>
@@ -12544,7 +15543,7 @@
       </w:pPr>
     </w:lvl>
   </w:abstractNum>
-  <w:abstractNum w:abstractNumId="16" w15:restartNumberingAfterBreak="0">
+  <w:abstractNum w:abstractNumId="17" w15:restartNumberingAfterBreak="0">
     <w:nsid w:val="362A2CF0"/>
     <w:multiLevelType w:val="multilevel"/>
     <w:tmpl w:val="71703218"/>
@@ -12630,7 +15629,7 @@
       </w:pPr>
     </w:lvl>
   </w:abstractNum>
-  <w:abstractNum w:abstractNumId="17" w15:restartNumberingAfterBreak="0">
+  <w:abstractNum w:abstractNumId="18" w15:restartNumberingAfterBreak="0">
     <w:nsid w:val="3CED1E0A"/>
     <w:multiLevelType w:val="hybridMultilevel"/>
     <w:tmpl w:val="446C7658"/>
@@ -12716,7 +15715,120 @@
       </w:pPr>
     </w:lvl>
   </w:abstractNum>
-  <w:abstractNum w:abstractNumId="18" w15:restartNumberingAfterBreak="0">
+  <w:abstractNum w:abstractNumId="19" w15:restartNumberingAfterBreak="0">
+    <w:nsid w:val="3E6F62A9"/>
+    <w:multiLevelType w:val="hybridMultilevel"/>
+    <w:tmpl w:val="92A67C42"/>
+    <w:lvl w:ilvl="0" w:tplc="0C0A0001">
+      <w:start w:val="1"/>
+      <w:numFmt w:val="bullet"/>
+      <w:lvlText w:val=""/>
+      <w:lvlJc w:val="left"/>
+      <w:pPr>
+        <w:ind w:left="720" w:hanging="360"/>
+      </w:pPr>
+      <w:rPr>
+        <w:rFonts w:ascii="Symbol" w:hAnsi="Symbol" w:hint="default"/>
+      </w:rPr>
+    </w:lvl>
+    <w:lvl w:ilvl="1" w:tplc="0C0A0003" w:tentative="1">
+      <w:start w:val="1"/>
+      <w:numFmt w:val="bullet"/>
+      <w:lvlText w:val="o"/>
+      <w:lvlJc w:val="left"/>
+      <w:pPr>
+        <w:ind w:left="1440" w:hanging="360"/>
+      </w:pPr>
+      <w:rPr>
+        <w:rFonts w:ascii="Courier New" w:hAnsi="Courier New" w:cs="Courier New" w:hint="default"/>
+      </w:rPr>
+    </w:lvl>
+    <w:lvl w:ilvl="2" w:tplc="0C0A0005" w:tentative="1">
+      <w:start w:val="1"/>
+      <w:numFmt w:val="bullet"/>
+      <w:lvlText w:val=""/>
+      <w:lvlJc w:val="left"/>
+      <w:pPr>
+        <w:ind w:left="2160" w:hanging="360"/>
+      </w:pPr>
+      <w:rPr>
+        <w:rFonts w:ascii="Wingdings" w:hAnsi="Wingdings" w:hint="default"/>
+      </w:rPr>
+    </w:lvl>
+    <w:lvl w:ilvl="3" w:tplc="0C0A0001" w:tentative="1">
+      <w:start w:val="1"/>
+      <w:numFmt w:val="bullet"/>
+      <w:lvlText w:val=""/>
+      <w:lvlJc w:val="left"/>
+      <w:pPr>
+        <w:ind w:left="2880" w:hanging="360"/>
+      </w:pPr>
+      <w:rPr>
+        <w:rFonts w:ascii="Symbol" w:hAnsi="Symbol" w:hint="default"/>
+      </w:rPr>
+    </w:lvl>
+    <w:lvl w:ilvl="4" w:tplc="0C0A0003" w:tentative="1">
+      <w:start w:val="1"/>
+      <w:numFmt w:val="bullet"/>
+      <w:lvlText w:val="o"/>
+      <w:lvlJc w:val="left"/>
+      <w:pPr>
+        <w:ind w:left="3600" w:hanging="360"/>
+      </w:pPr>
+      <w:rPr>
+        <w:rFonts w:ascii="Courier New" w:hAnsi="Courier New" w:cs="Courier New" w:hint="default"/>
+      </w:rPr>
+    </w:lvl>
+    <w:lvl w:ilvl="5" w:tplc="0C0A0005" w:tentative="1">
+      <w:start w:val="1"/>
+      <w:numFmt w:val="bullet"/>
+      <w:lvlText w:val=""/>
+      <w:lvlJc w:val="left"/>
+      <w:pPr>
+        <w:ind w:left="4320" w:hanging="360"/>
+      </w:pPr>
+      <w:rPr>
+        <w:rFonts w:ascii="Wingdings" w:hAnsi="Wingdings" w:hint="default"/>
+      </w:rPr>
+    </w:lvl>
+    <w:lvl w:ilvl="6" w:tplc="0C0A0001" w:tentative="1">
+      <w:start w:val="1"/>
+      <w:numFmt w:val="bullet"/>
+      <w:lvlText w:val=""/>
+      <w:lvlJc w:val="left"/>
+      <w:pPr>
+        <w:ind w:left="5040" w:hanging="360"/>
+      </w:pPr>
+      <w:rPr>
+        <w:rFonts w:ascii="Symbol" w:hAnsi="Symbol" w:hint="default"/>
+      </w:rPr>
+    </w:lvl>
+    <w:lvl w:ilvl="7" w:tplc="0C0A0003" w:tentative="1">
+      <w:start w:val="1"/>
+      <w:numFmt w:val="bullet"/>
+      <w:lvlText w:val="o"/>
+      <w:lvlJc w:val="left"/>
+      <w:pPr>
+        <w:ind w:left="5760" w:hanging="360"/>
+      </w:pPr>
+      <w:rPr>
+        <w:rFonts w:ascii="Courier New" w:hAnsi="Courier New" w:cs="Courier New" w:hint="default"/>
+      </w:rPr>
+    </w:lvl>
+    <w:lvl w:ilvl="8" w:tplc="0C0A0005" w:tentative="1">
+      <w:start w:val="1"/>
+      <w:numFmt w:val="bullet"/>
+      <w:lvlText w:val=""/>
+      <w:lvlJc w:val="left"/>
+      <w:pPr>
+        <w:ind w:left="6480" w:hanging="360"/>
+      </w:pPr>
+      <w:rPr>
+        <w:rFonts w:ascii="Wingdings" w:hAnsi="Wingdings" w:hint="default"/>
+      </w:rPr>
+    </w:lvl>
+  </w:abstractNum>
+  <w:abstractNum w:abstractNumId="20" w15:restartNumberingAfterBreak="0">
     <w:nsid w:val="3E9C1880"/>
     <w:multiLevelType w:val="multilevel"/>
     <w:tmpl w:val="3D94A85E"/>
@@ -12802,7 +15914,7 @@
       </w:pPr>
     </w:lvl>
   </w:abstractNum>
-  <w:abstractNum w:abstractNumId="19" w15:restartNumberingAfterBreak="0">
+  <w:abstractNum w:abstractNumId="21" w15:restartNumberingAfterBreak="0">
     <w:nsid w:val="3F171FAC"/>
     <w:multiLevelType w:val="multilevel"/>
     <w:tmpl w:val="7A466C26"/>
@@ -12906,7 +16018,7 @@
       </w:rPr>
     </w:lvl>
   </w:abstractNum>
-  <w:abstractNum w:abstractNumId="20" w15:restartNumberingAfterBreak="0">
+  <w:abstractNum w:abstractNumId="22" w15:restartNumberingAfterBreak="0">
     <w:nsid w:val="41203B31"/>
     <w:multiLevelType w:val="hybridMultilevel"/>
     <w:tmpl w:val="B388FD74"/>
@@ -12995,7 +16107,7 @@
       </w:pPr>
     </w:lvl>
   </w:abstractNum>
-  <w:abstractNum w:abstractNumId="21" w15:restartNumberingAfterBreak="0">
+  <w:abstractNum w:abstractNumId="23" w15:restartNumberingAfterBreak="0">
     <w:nsid w:val="43780599"/>
     <w:multiLevelType w:val="multilevel"/>
     <w:tmpl w:val="D6CAA812"/>
@@ -13108,7 +16220,7 @@
       </w:pPr>
     </w:lvl>
   </w:abstractNum>
-  <w:abstractNum w:abstractNumId="22" w15:restartNumberingAfterBreak="0">
+  <w:abstractNum w:abstractNumId="24" w15:restartNumberingAfterBreak="0">
     <w:nsid w:val="473C0E4E"/>
     <w:multiLevelType w:val="multilevel"/>
     <w:tmpl w:val="0C4E6812"/>
@@ -13212,7 +16324,7 @@
       </w:rPr>
     </w:lvl>
   </w:abstractNum>
-  <w:abstractNum w:abstractNumId="23" w15:restartNumberingAfterBreak="0">
+  <w:abstractNum w:abstractNumId="25" w15:restartNumberingAfterBreak="0">
     <w:nsid w:val="4A55566E"/>
     <w:multiLevelType w:val="hybridMultilevel"/>
     <w:tmpl w:val="E08C1916"/>
@@ -13325,7 +16437,7 @@
       </w:rPr>
     </w:lvl>
   </w:abstractNum>
-  <w:abstractNum w:abstractNumId="24" w15:restartNumberingAfterBreak="0">
+  <w:abstractNum w:abstractNumId="26" w15:restartNumberingAfterBreak="0">
     <w:nsid w:val="4BCE5D2D"/>
     <w:multiLevelType w:val="multilevel"/>
     <w:tmpl w:val="8D5204CC"/>
@@ -13438,7 +16550,7 @@
       </w:pPr>
     </w:lvl>
   </w:abstractNum>
-  <w:abstractNum w:abstractNumId="25" w15:restartNumberingAfterBreak="0">
+  <w:abstractNum w:abstractNumId="27" w15:restartNumberingAfterBreak="0">
     <w:nsid w:val="60902D7A"/>
     <w:multiLevelType w:val="multilevel"/>
     <w:tmpl w:val="C85027E0"/>
@@ -13542,7 +16654,7 @@
       </w:rPr>
     </w:lvl>
   </w:abstractNum>
-  <w:abstractNum w:abstractNumId="26" w15:restartNumberingAfterBreak="0">
+  <w:abstractNum w:abstractNumId="28" w15:restartNumberingAfterBreak="0">
     <w:nsid w:val="64820F2C"/>
     <w:multiLevelType w:val="hybridMultilevel"/>
     <w:tmpl w:val="7ECE06BA"/>
@@ -13655,7 +16767,7 @@
       </w:rPr>
     </w:lvl>
   </w:abstractNum>
-  <w:abstractNum w:abstractNumId="27" w15:restartNumberingAfterBreak="0">
+  <w:abstractNum w:abstractNumId="29" w15:restartNumberingAfterBreak="0">
     <w:nsid w:val="66081D96"/>
     <w:multiLevelType w:val="multilevel"/>
     <w:tmpl w:val="73FE4B28"/>
@@ -13759,7 +16871,7 @@
       </w:rPr>
     </w:lvl>
   </w:abstractNum>
-  <w:abstractNum w:abstractNumId="28" w15:restartNumberingAfterBreak="0">
+  <w:abstractNum w:abstractNumId="30" w15:restartNumberingAfterBreak="0">
     <w:nsid w:val="69A52ECB"/>
     <w:multiLevelType w:val="multilevel"/>
     <w:tmpl w:val="D4C088AC"/>
@@ -13872,7 +16984,7 @@
       </w:pPr>
     </w:lvl>
   </w:abstractNum>
-  <w:abstractNum w:abstractNumId="29" w15:restartNumberingAfterBreak="0">
+  <w:abstractNum w:abstractNumId="31" w15:restartNumberingAfterBreak="0">
     <w:nsid w:val="6B631243"/>
     <w:multiLevelType w:val="multilevel"/>
     <w:tmpl w:val="9B209204"/>
@@ -13985,7 +17097,7 @@
       </w:pPr>
     </w:lvl>
   </w:abstractNum>
-  <w:abstractNum w:abstractNumId="30" w15:restartNumberingAfterBreak="0">
+  <w:abstractNum w:abstractNumId="32" w15:restartNumberingAfterBreak="0">
     <w:nsid w:val="6B7818C5"/>
     <w:multiLevelType w:val="multilevel"/>
     <w:tmpl w:val="C02AB496"/>
@@ -14071,7 +17183,7 @@
       </w:pPr>
     </w:lvl>
   </w:abstractNum>
-  <w:abstractNum w:abstractNumId="31" w15:restartNumberingAfterBreak="0">
+  <w:abstractNum w:abstractNumId="33" w15:restartNumberingAfterBreak="0">
     <w:nsid w:val="6D19141F"/>
     <w:multiLevelType w:val="multilevel"/>
     <w:tmpl w:val="2AE28AE2"/>
@@ -14175,7 +17287,7 @@
       </w:rPr>
     </w:lvl>
   </w:abstractNum>
-  <w:abstractNum w:abstractNumId="32" w15:restartNumberingAfterBreak="0">
+  <w:abstractNum w:abstractNumId="34" w15:restartNumberingAfterBreak="0">
     <w:nsid w:val="6DB6373A"/>
     <w:multiLevelType w:val="multilevel"/>
     <w:tmpl w:val="E116CC66"/>
@@ -14288,7 +17400,7 @@
       </w:pPr>
     </w:lvl>
   </w:abstractNum>
-  <w:abstractNum w:abstractNumId="33" w15:restartNumberingAfterBreak="0">
+  <w:abstractNum w:abstractNumId="35" w15:restartNumberingAfterBreak="0">
     <w:nsid w:val="72BE4606"/>
     <w:multiLevelType w:val="multilevel"/>
     <w:tmpl w:val="5420D130"/>
@@ -14392,7 +17504,7 @@
       </w:rPr>
     </w:lvl>
   </w:abstractNum>
-  <w:abstractNum w:abstractNumId="34" w15:restartNumberingAfterBreak="0">
+  <w:abstractNum w:abstractNumId="36" w15:restartNumberingAfterBreak="0">
     <w:nsid w:val="73B6666F"/>
     <w:multiLevelType w:val="multilevel"/>
     <w:tmpl w:val="056450D2"/>
@@ -14496,7 +17608,7 @@
       </w:rPr>
     </w:lvl>
   </w:abstractNum>
-  <w:abstractNum w:abstractNumId="35" w15:restartNumberingAfterBreak="0">
+  <w:abstractNum w:abstractNumId="37" w15:restartNumberingAfterBreak="0">
     <w:nsid w:val="768C35BF"/>
     <w:multiLevelType w:val="hybridMultilevel"/>
     <w:tmpl w:val="53C8A062"/>
@@ -14582,7 +17694,7 @@
       </w:pPr>
     </w:lvl>
   </w:abstractNum>
-  <w:abstractNum w:abstractNumId="36" w15:restartNumberingAfterBreak="0">
+  <w:abstractNum w:abstractNumId="38" w15:restartNumberingAfterBreak="0">
     <w:nsid w:val="76D2273B"/>
     <w:multiLevelType w:val="multilevel"/>
     <w:tmpl w:val="9162D2F8"/>
@@ -14731,7 +17843,120 @@
       </w:rPr>
     </w:lvl>
   </w:abstractNum>
-  <w:abstractNum w:abstractNumId="37" w15:restartNumberingAfterBreak="0">
+  <w:abstractNum w:abstractNumId="39" w15:restartNumberingAfterBreak="0">
+    <w:nsid w:val="778C7DA5"/>
+    <w:multiLevelType w:val="hybridMultilevel"/>
+    <w:tmpl w:val="C9D8FA7A"/>
+    <w:lvl w:ilvl="0" w:tplc="0C0A0001">
+      <w:start w:val="1"/>
+      <w:numFmt w:val="bullet"/>
+      <w:lvlText w:val=""/>
+      <w:lvlJc w:val="left"/>
+      <w:pPr>
+        <w:ind w:left="720" w:hanging="360"/>
+      </w:pPr>
+      <w:rPr>
+        <w:rFonts w:ascii="Symbol" w:hAnsi="Symbol" w:hint="default"/>
+      </w:rPr>
+    </w:lvl>
+    <w:lvl w:ilvl="1" w:tplc="0C0A0003" w:tentative="1">
+      <w:start w:val="1"/>
+      <w:numFmt w:val="bullet"/>
+      <w:lvlText w:val="o"/>
+      <w:lvlJc w:val="left"/>
+      <w:pPr>
+        <w:ind w:left="1440" w:hanging="360"/>
+      </w:pPr>
+      <w:rPr>
+        <w:rFonts w:ascii="Courier New" w:hAnsi="Courier New" w:cs="Courier New" w:hint="default"/>
+      </w:rPr>
+    </w:lvl>
+    <w:lvl w:ilvl="2" w:tplc="0C0A0005" w:tentative="1">
+      <w:start w:val="1"/>
+      <w:numFmt w:val="bullet"/>
+      <w:lvlText w:val=""/>
+      <w:lvlJc w:val="left"/>
+      <w:pPr>
+        <w:ind w:left="2160" w:hanging="360"/>
+      </w:pPr>
+      <w:rPr>
+        <w:rFonts w:ascii="Wingdings" w:hAnsi="Wingdings" w:hint="default"/>
+      </w:rPr>
+    </w:lvl>
+    <w:lvl w:ilvl="3" w:tplc="0C0A0001" w:tentative="1">
+      <w:start w:val="1"/>
+      <w:numFmt w:val="bullet"/>
+      <w:lvlText w:val=""/>
+      <w:lvlJc w:val="left"/>
+      <w:pPr>
+        <w:ind w:left="2880" w:hanging="360"/>
+      </w:pPr>
+      <w:rPr>
+        <w:rFonts w:ascii="Symbol" w:hAnsi="Symbol" w:hint="default"/>
+      </w:rPr>
+    </w:lvl>
+    <w:lvl w:ilvl="4" w:tplc="0C0A0003" w:tentative="1">
+      <w:start w:val="1"/>
+      <w:numFmt w:val="bullet"/>
+      <w:lvlText w:val="o"/>
+      <w:lvlJc w:val="left"/>
+      <w:pPr>
+        <w:ind w:left="3600" w:hanging="360"/>
+      </w:pPr>
+      <w:rPr>
+        <w:rFonts w:ascii="Courier New" w:hAnsi="Courier New" w:cs="Courier New" w:hint="default"/>
+      </w:rPr>
+    </w:lvl>
+    <w:lvl w:ilvl="5" w:tplc="0C0A0005" w:tentative="1">
+      <w:start w:val="1"/>
+      <w:numFmt w:val="bullet"/>
+      <w:lvlText w:val=""/>
+      <w:lvlJc w:val="left"/>
+      <w:pPr>
+        <w:ind w:left="4320" w:hanging="360"/>
+      </w:pPr>
+      <w:rPr>
+        <w:rFonts w:ascii="Wingdings" w:hAnsi="Wingdings" w:hint="default"/>
+      </w:rPr>
+    </w:lvl>
+    <w:lvl w:ilvl="6" w:tplc="0C0A0001" w:tentative="1">
+      <w:start w:val="1"/>
+      <w:numFmt w:val="bullet"/>
+      <w:lvlText w:val=""/>
+      <w:lvlJc w:val="left"/>
+      <w:pPr>
+        <w:ind w:left="5040" w:hanging="360"/>
+      </w:pPr>
+      <w:rPr>
+        <w:rFonts w:ascii="Symbol" w:hAnsi="Symbol" w:hint="default"/>
+      </w:rPr>
+    </w:lvl>
+    <w:lvl w:ilvl="7" w:tplc="0C0A0003" w:tentative="1">
+      <w:start w:val="1"/>
+      <w:numFmt w:val="bullet"/>
+      <w:lvlText w:val="o"/>
+      <w:lvlJc w:val="left"/>
+      <w:pPr>
+        <w:ind w:left="5760" w:hanging="360"/>
+      </w:pPr>
+      <w:rPr>
+        <w:rFonts w:ascii="Courier New" w:hAnsi="Courier New" w:cs="Courier New" w:hint="default"/>
+      </w:rPr>
+    </w:lvl>
+    <w:lvl w:ilvl="8" w:tplc="0C0A0005" w:tentative="1">
+      <w:start w:val="1"/>
+      <w:numFmt w:val="bullet"/>
+      <w:lvlText w:val=""/>
+      <w:lvlJc w:val="left"/>
+      <w:pPr>
+        <w:ind w:left="6480" w:hanging="360"/>
+      </w:pPr>
+      <w:rPr>
+        <w:rFonts w:ascii="Wingdings" w:hAnsi="Wingdings" w:hint="default"/>
+      </w:rPr>
+    </w:lvl>
+  </w:abstractNum>
+  <w:abstractNum w:abstractNumId="40" w15:restartNumberingAfterBreak="0">
     <w:nsid w:val="7D630498"/>
     <w:multiLevelType w:val="hybridMultilevel"/>
     <w:tmpl w:val="B35072B4"/>
@@ -14844,7 +18069,7 @@
       </w:rPr>
     </w:lvl>
   </w:abstractNum>
-  <w:abstractNum w:abstractNumId="38" w15:restartNumberingAfterBreak="0">
+  <w:abstractNum w:abstractNumId="41" w15:restartNumberingAfterBreak="0">
     <w:nsid w:val="7F1815F9"/>
     <w:multiLevelType w:val="multilevel"/>
     <w:tmpl w:val="3C561C26"/>
@@ -14957,7 +18182,7 @@
       </w:pPr>
     </w:lvl>
   </w:abstractNum>
-  <w:abstractNum w:abstractNumId="39" w15:restartNumberingAfterBreak="0">
+  <w:abstractNum w:abstractNumId="42" w15:restartNumberingAfterBreak="0">
     <w:nsid w:val="7F813A92"/>
     <w:multiLevelType w:val="hybridMultilevel"/>
     <w:tmpl w:val="8966ABDA"/>
@@ -15071,13 +18296,13 @@
     </w:lvl>
   </w:abstractNum>
   <w:num w:numId="1">
-    <w:abstractNumId w:val="33"/>
+    <w:abstractNumId w:val="35"/>
   </w:num>
   <w:num w:numId="2">
-    <w:abstractNumId w:val="30"/>
+    <w:abstractNumId w:val="32"/>
   </w:num>
   <w:num w:numId="3">
-    <w:abstractNumId w:val="16"/>
+    <w:abstractNumId w:val="17"/>
   </w:num>
   <w:num w:numId="4">
     <w:abstractNumId w:val="8"/>
@@ -15086,7 +18311,7 @@
     <w:abstractNumId w:val="5"/>
   </w:num>
   <w:num w:numId="6">
-    <w:abstractNumId w:val="22"/>
+    <w:abstractNumId w:val="24"/>
   </w:num>
   <w:num w:numId="7">
     <w:abstractNumId w:val="1"/>
@@ -15095,49 +18320,49 @@
     <w:abstractNumId w:val="11"/>
   </w:num>
   <w:num w:numId="9">
-    <w:abstractNumId w:val="31"/>
+    <w:abstractNumId w:val="33"/>
   </w:num>
   <w:num w:numId="10">
-    <w:abstractNumId w:val="19"/>
+    <w:abstractNumId w:val="21"/>
   </w:num>
   <w:num w:numId="11">
     <w:abstractNumId w:val="12"/>
   </w:num>
   <w:num w:numId="12">
-    <w:abstractNumId w:val="34"/>
+    <w:abstractNumId w:val="36"/>
   </w:num>
   <w:num w:numId="13">
     <w:abstractNumId w:val="2"/>
   </w:num>
   <w:num w:numId="14">
-    <w:abstractNumId w:val="18"/>
+    <w:abstractNumId w:val="20"/>
   </w:num>
   <w:num w:numId="15">
-    <w:abstractNumId w:val="25"/>
+    <w:abstractNumId w:val="27"/>
   </w:num>
   <w:num w:numId="16">
     <w:abstractNumId w:val="7"/>
   </w:num>
   <w:num w:numId="17">
-    <w:abstractNumId w:val="27"/>
+    <w:abstractNumId w:val="29"/>
   </w:num>
   <w:num w:numId="18">
-    <w:abstractNumId w:val="21"/>
+    <w:abstractNumId w:val="23"/>
   </w:num>
   <w:num w:numId="19">
-    <w:abstractNumId w:val="28"/>
+    <w:abstractNumId w:val="30"/>
   </w:num>
   <w:num w:numId="20">
-    <w:abstractNumId w:val="29"/>
+    <w:abstractNumId w:val="31"/>
   </w:num>
   <w:num w:numId="21">
-    <w:abstractNumId w:val="14"/>
+    <w:abstractNumId w:val="15"/>
   </w:num>
   <w:num w:numId="22">
     <w:abstractNumId w:val="4"/>
   </w:num>
   <w:num w:numId="23">
-    <w:abstractNumId w:val="38"/>
+    <w:abstractNumId w:val="41"/>
   </w:num>
   <w:num w:numId="24">
     <w:abstractNumId w:val="6"/>
@@ -15146,49 +18371,58 @@
     <w:abstractNumId w:val="3"/>
   </w:num>
   <w:num w:numId="26">
-    <w:abstractNumId w:val="32"/>
+    <w:abstractNumId w:val="34"/>
   </w:num>
   <w:num w:numId="27">
     <w:abstractNumId w:val="10"/>
   </w:num>
   <w:num w:numId="28">
-    <w:abstractNumId w:val="24"/>
+    <w:abstractNumId w:val="26"/>
   </w:num>
   <w:num w:numId="29">
-    <w:abstractNumId w:val="36"/>
+    <w:abstractNumId w:val="38"/>
   </w:num>
   <w:num w:numId="30">
-    <w:abstractNumId w:val="15"/>
+    <w:abstractNumId w:val="16"/>
   </w:num>
   <w:num w:numId="31">
     <w:abstractNumId w:val="9"/>
   </w:num>
   <w:num w:numId="32">
-    <w:abstractNumId w:val="23"/>
+    <w:abstractNumId w:val="25"/>
   </w:num>
   <w:num w:numId="33">
-    <w:abstractNumId w:val="35"/>
+    <w:abstractNumId w:val="37"/>
   </w:num>
   <w:num w:numId="34">
-    <w:abstractNumId w:val="17"/>
+    <w:abstractNumId w:val="18"/>
   </w:num>
   <w:num w:numId="35">
     <w:abstractNumId w:val="0"/>
   </w:num>
   <w:num w:numId="36">
-    <w:abstractNumId w:val="37"/>
+    <w:abstractNumId w:val="40"/>
   </w:num>
   <w:num w:numId="37">
-    <w:abstractNumId w:val="26"/>
+    <w:abstractNumId w:val="28"/>
   </w:num>
   <w:num w:numId="38">
-    <w:abstractNumId w:val="39"/>
+    <w:abstractNumId w:val="42"/>
   </w:num>
   <w:num w:numId="39">
     <w:abstractNumId w:val="13"/>
   </w:num>
   <w:num w:numId="40">
-    <w:abstractNumId w:val="20"/>
+    <w:abstractNumId w:val="22"/>
+  </w:num>
+  <w:num w:numId="41">
+    <w:abstractNumId w:val="19"/>
+  </w:num>
+  <w:num w:numId="42">
+    <w:abstractNumId w:val="14"/>
+  </w:num>
+  <w:num w:numId="43">
+    <w:abstractNumId w:val="39"/>
   </w:num>
 </w:numbering>
 </file>
@@ -15642,12 +18876,13 @@
     <w:uiPriority w:val="9"/>
     <w:unhideWhenUsed/>
     <w:qFormat/>
+    <w:rsid w:val="0054364F"/>
     <w:pPr>
       <w:spacing w:before="200"/>
       <w:outlineLvl w:val="1"/>
     </w:pPr>
     <w:rPr>
-      <w:rFonts w:ascii="Times New Roman" w:eastAsia="Times New Roman" w:hAnsi="Times New Roman" w:cs="Times New Roman"/>
+      <w:rFonts w:ascii="Aptos" w:eastAsia="Times New Roman" w:hAnsi="Aptos" w:cs="Times New Roman"/>
       <w:b/>
       <w:bCs/>
       <w:sz w:val="32"/>
@@ -15680,7 +18915,6 @@
     <w:basedOn w:val="Normal"/>
     <w:next w:val="Normal"/>
     <w:uiPriority w:val="9"/>
-    <w:semiHidden/>
     <w:unhideWhenUsed/>
     <w:qFormat/>
     <w:pPr>
@@ -16191,6 +19425,18 @@
       <w:szCs w:val="18"/>
     </w:rPr>
   </w:style>
+  <w:style w:type="character" w:styleId="Mencinsinresolver">
+    <w:name w:val="Unresolved Mention"/>
+    <w:basedOn w:val="Fuentedeprrafopredeter"/>
+    <w:uiPriority w:val="99"/>
+    <w:semiHidden/>
+    <w:unhideWhenUsed/>
+    <w:rsid w:val="00FA13D4"/>
+    <w:rPr>
+      <w:color w:val="605E5C"/>
+      <w:shd w:val="clear" w:color="auto" w:fill="E1DFDD"/>
+    </w:rPr>
+  </w:style>
 </w:styles>
 </file>
 
@@ -16487,4 +19733,16 @@
     </a:ext>
   </a:extLst>
 </a:theme>
+</file>
+
+<file path=customXml/item1.xml><?xml version="1.0" encoding="utf-8"?>
+<b:Sources xmlns:b="http://schemas.openxmlformats.org/officeDocument/2006/bibliography" xmlns="http://schemas.openxmlformats.org/officeDocument/2006/bibliography" SelectedStyle="\APASixthEditionOfficeOnline.xsl" StyleName="APA" Version="6"/>
+</file>
+
+<file path=customXml/itemProps1.xml><?xml version="1.0" encoding="utf-8"?>
+<ds:datastoreItem xmlns:ds="http://schemas.openxmlformats.org/officeDocument/2006/customXml" ds:itemID="{8D1743C8-DCB5-42CB-935C-0AA29D047162}">
+  <ds:schemaRefs>
+    <ds:schemaRef ds:uri="http://schemas.openxmlformats.org/officeDocument/2006/bibliography"/>
+  </ds:schemaRefs>
+</ds:datastoreItem>
 </file>